--- a/shubham_manuscript/draft_manuscript_V4_for_critique.docx
+++ b/shubham_manuscript/draft_manuscript_V4_for_critique.docx
@@ -1424,7 +1424,7 @@
           <w:szCs w:val="24"/>
           <w:lang w:val="en-US"/>
         </w:rPr>
-        <w:t xml:space="preserve"> led us to hypothesize that TCR metaclones form functionally specialized repertoires during T cell-mediated immune responses. To test this hypothesis, we utilized the rich resources of paired TCR sequences and gene expression profiles in individual cells enabled by recent advances in single cell RNA and TCR sequencing (</w:t>
+        <w:t xml:space="preserve"> led us to hypothesize that TCR metaclones form functionally specialized repertoires during T cell-mediated immune responses. To test this hypothesis, we utilized the rich resources of paired TCR sequences and gene expression profiles in individual cells enabled by recent advances in single cell RNA and TCR sequencing (scRNAseq and </w:t>
       </w:r>
       <w:proofErr w:type="spellStart"/>
       <w:r>
@@ -1433,7 +1433,7 @@
           <w:szCs w:val="24"/>
           <w:lang w:val="en-US"/>
         </w:rPr>
-        <w:t>scRNAseq</w:t>
+        <w:t>TCRseq</w:t>
       </w:r>
       <w:proofErr w:type="spellEnd"/>
       <w:r>
@@ -1442,24 +1442,6 @@
           <w:szCs w:val="24"/>
           <w:lang w:val="en-US"/>
         </w:rPr>
-        <w:t xml:space="preserve"> and </w:t>
-      </w:r>
-      <w:proofErr w:type="spellStart"/>
-      <w:r>
-        <w:rPr>
-          <w:sz w:val="24"/>
-          <w:szCs w:val="24"/>
-          <w:lang w:val="en-US"/>
-        </w:rPr>
-        <w:t>TCRseq</w:t>
-      </w:r>
-      <w:proofErr w:type="spellEnd"/>
-      <w:r>
-        <w:rPr>
-          <w:sz w:val="24"/>
-          <w:szCs w:val="24"/>
-          <w:lang w:val="en-US"/>
-        </w:rPr>
         <w:t xml:space="preserve">) </w:t>
       </w:r>
       <w:r>
@@ -1580,25 +1562,7 @@
           <w:szCs w:val="24"/>
           <w:lang w:val="en-US"/>
         </w:rPr>
-        <w:t xml:space="preserve"> database (Set 1) and other previously described </w:t>
-      </w:r>
-      <w:proofErr w:type="spellStart"/>
-      <w:r>
-        <w:rPr>
-          <w:sz w:val="24"/>
-          <w:szCs w:val="24"/>
-          <w:lang w:val="en-US"/>
-        </w:rPr>
-        <w:t>scRNAseq</w:t>
-      </w:r>
-      <w:proofErr w:type="spellEnd"/>
-      <w:r>
-        <w:rPr>
-          <w:sz w:val="24"/>
-          <w:szCs w:val="24"/>
-          <w:lang w:val="en-US"/>
-        </w:rPr>
-        <w:t>/</w:t>
+        <w:t xml:space="preserve"> database (Set 1) and other previously described scRNAseq/</w:t>
       </w:r>
       <w:proofErr w:type="spellStart"/>
       <w:r>
@@ -1976,146 +1940,267 @@
           <w:szCs w:val="24"/>
           <w:lang w:val="en-US"/>
         </w:rPr>
+        <w:t xml:space="preserve"> Severe acute respiratory syndrome coronavirus 2</w:t>
+      </w:r>
+      <w:r>
+        <w:rPr>
+          <w:sz w:val="24"/>
+          <w:szCs w:val="24"/>
+          <w:lang w:val="en-US"/>
+        </w:rPr>
+        <w:t>,</w:t>
+      </w:r>
+      <w:r>
+        <w:rPr>
+          <w:i/>
+          <w:iCs/>
+          <w:sz w:val="24"/>
+          <w:szCs w:val="24"/>
+          <w:lang w:val="en-US"/>
+        </w:rPr>
+        <w:t xml:space="preserve"> (</w:t>
+      </w:r>
+      <w:r>
+        <w:rPr>
+          <w:sz w:val="24"/>
+          <w:szCs w:val="24"/>
+          <w:lang w:val="en-US"/>
+        </w:rPr>
+        <w:t xml:space="preserve">SARS-CoV-2), </w:t>
+      </w:r>
+      <w:r>
+        <w:rPr>
+          <w:i/>
+          <w:iCs/>
+          <w:sz w:val="24"/>
+          <w:szCs w:val="24"/>
+          <w:lang w:val="en-US"/>
+        </w:rPr>
+        <w:t>Cytomegalovirus (</w:t>
+      </w:r>
+      <w:r>
+        <w:rPr>
+          <w:sz w:val="24"/>
+          <w:szCs w:val="24"/>
+          <w:lang w:val="en-US"/>
+        </w:rPr>
+        <w:t>CMV</w:t>
+      </w:r>
+      <w:r>
+        <w:rPr>
+          <w:i/>
+          <w:iCs/>
+          <w:sz w:val="24"/>
+          <w:szCs w:val="24"/>
+          <w:lang w:val="en-US"/>
+        </w:rPr>
+        <w:t>), Epstein-Barr Virus (</w:t>
+      </w:r>
+      <w:r>
+        <w:rPr>
+          <w:sz w:val="24"/>
+          <w:szCs w:val="24"/>
+          <w:lang w:val="en-US"/>
+        </w:rPr>
+        <w:t>EBV</w:t>
+      </w:r>
+      <w:r>
+        <w:rPr>
+          <w:i/>
+          <w:iCs/>
+          <w:sz w:val="24"/>
+          <w:szCs w:val="24"/>
+          <w:lang w:val="en-US"/>
+        </w:rPr>
+        <w:t>), Hepatitis C Virus (</w:t>
+      </w:r>
+      <w:r>
+        <w:rPr>
+          <w:sz w:val="24"/>
+          <w:szCs w:val="24"/>
+          <w:lang w:val="en-US"/>
+        </w:rPr>
+        <w:t>HCV</w:t>
+      </w:r>
+      <w:r>
+        <w:rPr>
+          <w:i/>
+          <w:iCs/>
+          <w:sz w:val="24"/>
+          <w:szCs w:val="24"/>
+          <w:lang w:val="en-US"/>
+        </w:rPr>
+        <w:t>),</w:t>
+      </w:r>
+      <w:r>
+        <w:rPr>
+          <w:sz w:val="24"/>
+          <w:szCs w:val="24"/>
+          <w:lang w:val="en-US"/>
+        </w:rPr>
+        <w:t xml:space="preserve"> and self-antigens from </w:t>
+      </w:r>
+      <w:r>
+        <w:rPr>
+          <w:i/>
+          <w:iCs/>
+          <w:sz w:val="24"/>
+          <w:szCs w:val="24"/>
+          <w:lang w:val="en-US"/>
+        </w:rPr>
+        <w:t>Homo sapiens</w:t>
+      </w:r>
+      <w:r>
+        <w:rPr>
+          <w:sz w:val="24"/>
+          <w:szCs w:val="24"/>
+          <w:lang w:val="en-US"/>
+        </w:rPr>
+        <w:t xml:space="preserve"> (</w:t>
+      </w:r>
+      <w:proofErr w:type="spellStart"/>
+      <w:r>
+        <w:rPr>
+          <w:sz w:val="24"/>
+          <w:szCs w:val="24"/>
+          <w:lang w:val="en-US"/>
+        </w:rPr>
+        <w:t>HomoSapiens</w:t>
+      </w:r>
+      <w:proofErr w:type="spellEnd"/>
+      <w:r>
+        <w:rPr>
+          <w:sz w:val="24"/>
+          <w:szCs w:val="24"/>
+          <w:lang w:val="en-US"/>
+        </w:rPr>
+        <w:t xml:space="preserve">). At one extreme were TCRs sharing perfectly matched </w:t>
+      </w:r>
+      <w:r>
+        <w:rPr>
+          <w:rStyle w:val="Strong"/>
+          <w:sz w:val="24"/>
+          <w:szCs w:val="24"/>
+          <w:lang w:val="en-US"/>
+        </w:rPr>
+        <w:t>α chain</w:t>
+      </w:r>
+      <w:r>
+        <w:rPr>
+          <w:sz w:val="24"/>
+          <w:szCs w:val="24"/>
+          <w:lang w:val="en-US"/>
+        </w:rPr>
+        <w:t xml:space="preserve"> (</w:t>
+      </w:r>
+      <w:r>
+        <w:rPr>
+          <w:i/>
+          <w:iCs/>
+          <w:sz w:val="24"/>
+          <w:szCs w:val="24"/>
+          <w:lang w:val="en-US"/>
+        </w:rPr>
+        <w:t>TRA</w:t>
+      </w:r>
+      <w:r>
+        <w:rPr>
+          <w:sz w:val="24"/>
+          <w:szCs w:val="24"/>
+          <w:lang w:val="en-US"/>
+        </w:rPr>
+        <w:t xml:space="preserve">) junctions between different individuals (alphaCentric TCRs); at the other, were TCRs sharing perfectly matched </w:t>
+      </w:r>
+      <w:r>
+        <w:rPr>
+          <w:i/>
+          <w:iCs/>
+          <w:sz w:val="24"/>
+          <w:szCs w:val="24"/>
+          <w:lang w:val="en-US"/>
+        </w:rPr>
+        <w:t>TRB</w:t>
+      </w:r>
+      <w:r>
+        <w:rPr>
+          <w:sz w:val="24"/>
+          <w:szCs w:val="24"/>
+          <w:lang w:val="en-US"/>
+        </w:rPr>
+        <w:t xml:space="preserve"> junctions between different individuals (betaCentric TCRs). We observed these chain specific patterns across several diseases, supporting widespread chain-centricity across different antigen specificities. We next quantified and compared the frequencies of metaclones defined by shared </w:t>
+      </w:r>
+      <w:r>
+        <w:rPr>
+          <w:i/>
+          <w:iCs/>
+          <w:sz w:val="24"/>
+          <w:szCs w:val="24"/>
+          <w:lang w:val="en-US"/>
+        </w:rPr>
+        <w:t>TRA</w:t>
+      </w:r>
+      <w:r>
+        <w:rPr>
+          <w:sz w:val="24"/>
+          <w:szCs w:val="24"/>
+          <w:lang w:val="en-US"/>
+        </w:rPr>
+        <w:t xml:space="preserve"> or </w:t>
+      </w:r>
+      <w:r>
+        <w:rPr>
+          <w:i/>
+          <w:iCs/>
+          <w:sz w:val="24"/>
+          <w:szCs w:val="24"/>
+          <w:lang w:val="en-US"/>
+        </w:rPr>
+        <w:t>TRB</w:t>
+      </w:r>
+      <w:r>
+        <w:rPr>
+          <w:sz w:val="24"/>
+          <w:szCs w:val="24"/>
+          <w:lang w:val="en-US"/>
+        </w:rPr>
+        <w:t xml:space="preserve"> chains (</w:t>
+      </w:r>
+      <w:r>
+        <w:rPr>
+          <w:b/>
+          <w:bCs/>
+          <w:sz w:val="24"/>
+          <w:szCs w:val="24"/>
+          <w:lang w:val="en-US"/>
+        </w:rPr>
+        <w:t>Fig. 1C</w:t>
+      </w:r>
+      <w:r>
+        <w:rPr>
+          <w:sz w:val="24"/>
+          <w:szCs w:val="24"/>
+          <w:lang w:val="en-US"/>
+        </w:rPr>
+        <w:t xml:space="preserve">). Certain human TCRs were dominated by </w:t>
+      </w:r>
+      <w:proofErr w:type="spellStart"/>
+      <w:r>
+        <w:rPr>
+          <w:sz w:val="24"/>
+          <w:szCs w:val="24"/>
+          <w:lang w:val="en-US"/>
+        </w:rPr>
+        <w:t>alphaCentric</w:t>
+      </w:r>
+      <w:proofErr w:type="spellEnd"/>
+      <w:r>
+        <w:rPr>
+          <w:sz w:val="24"/>
+          <w:szCs w:val="24"/>
+          <w:lang w:val="en-US"/>
+        </w:rPr>
         <w:t xml:space="preserve"> </w:t>
       </w:r>
-      <w:proofErr w:type="gramStart"/>
-      <w:r>
-        <w:rPr>
-          <w:i/>
-          <w:iCs/>
-          <w:sz w:val="24"/>
-          <w:szCs w:val="24"/>
-          <w:lang w:val="en-US"/>
-        </w:rPr>
-        <w:t>Severe acute respiratory syndrome</w:t>
-      </w:r>
-      <w:proofErr w:type="gramEnd"/>
-      <w:r>
-        <w:rPr>
-          <w:i/>
-          <w:iCs/>
-          <w:sz w:val="24"/>
-          <w:szCs w:val="24"/>
-          <w:lang w:val="en-US"/>
-        </w:rPr>
-        <w:t xml:space="preserve"> coronavirus 2</w:t>
-      </w:r>
-      <w:r>
-        <w:rPr>
-          <w:sz w:val="24"/>
-          <w:szCs w:val="24"/>
-          <w:lang w:val="en-US"/>
-        </w:rPr>
-        <w:t>,</w:t>
-      </w:r>
-      <w:r>
-        <w:rPr>
-          <w:i/>
-          <w:iCs/>
-          <w:sz w:val="24"/>
-          <w:szCs w:val="24"/>
-          <w:lang w:val="en-US"/>
-        </w:rPr>
-        <w:t xml:space="preserve"> (</w:t>
-      </w:r>
-      <w:r>
-        <w:rPr>
-          <w:sz w:val="24"/>
-          <w:szCs w:val="24"/>
-          <w:lang w:val="en-US"/>
-        </w:rPr>
-        <w:t xml:space="preserve">SARS-CoV-2), </w:t>
-      </w:r>
-      <w:r>
-        <w:rPr>
-          <w:i/>
-          <w:iCs/>
-          <w:sz w:val="24"/>
-          <w:szCs w:val="24"/>
-          <w:lang w:val="en-US"/>
-        </w:rPr>
-        <w:t>Cytomegalovirus (</w:t>
-      </w:r>
-      <w:r>
-        <w:rPr>
-          <w:sz w:val="24"/>
-          <w:szCs w:val="24"/>
-          <w:lang w:val="en-US"/>
-        </w:rPr>
-        <w:t>CMV</w:t>
-      </w:r>
-      <w:r>
-        <w:rPr>
-          <w:i/>
-          <w:iCs/>
-          <w:sz w:val="24"/>
-          <w:szCs w:val="24"/>
-          <w:lang w:val="en-US"/>
-        </w:rPr>
-        <w:t>), Epstein-Barr Virus (</w:t>
-      </w:r>
-      <w:r>
-        <w:rPr>
-          <w:sz w:val="24"/>
-          <w:szCs w:val="24"/>
-          <w:lang w:val="en-US"/>
-        </w:rPr>
-        <w:t>EBV</w:t>
-      </w:r>
-      <w:r>
-        <w:rPr>
-          <w:i/>
-          <w:iCs/>
-          <w:sz w:val="24"/>
-          <w:szCs w:val="24"/>
-          <w:lang w:val="en-US"/>
-        </w:rPr>
-        <w:t>), Hepatitis C Virus (</w:t>
-      </w:r>
-      <w:r>
-        <w:rPr>
-          <w:sz w:val="24"/>
-          <w:szCs w:val="24"/>
-          <w:lang w:val="en-US"/>
-        </w:rPr>
-        <w:t>HCV</w:t>
-      </w:r>
-      <w:r>
-        <w:rPr>
-          <w:i/>
-          <w:iCs/>
-          <w:sz w:val="24"/>
-          <w:szCs w:val="24"/>
-          <w:lang w:val="en-US"/>
-        </w:rPr>
-        <w:t>),</w:t>
-      </w:r>
-      <w:r>
-        <w:rPr>
-          <w:sz w:val="24"/>
-          <w:szCs w:val="24"/>
-          <w:lang w:val="en-US"/>
-        </w:rPr>
-        <w:t xml:space="preserve"> and self-antigens from </w:t>
-      </w:r>
-      <w:r>
-        <w:rPr>
-          <w:i/>
-          <w:iCs/>
-          <w:sz w:val="24"/>
-          <w:szCs w:val="24"/>
-          <w:lang w:val="en-US"/>
-        </w:rPr>
-        <w:t>Homo sapiens</w:t>
-      </w:r>
-      <w:r>
-        <w:rPr>
-          <w:sz w:val="24"/>
-          <w:szCs w:val="24"/>
-          <w:lang w:val="en-US"/>
-        </w:rPr>
-        <w:t xml:space="preserve"> (</w:t>
-      </w:r>
       <w:proofErr w:type="spellStart"/>
       <w:r>
         <w:rPr>
@@ -2123,7 +2208,7 @@
           <w:szCs w:val="24"/>
           <w:lang w:val="en-US"/>
         </w:rPr>
-        <w:t>HomoSapiens</w:t>
+        <w:t>metaclones</w:t>
       </w:r>
       <w:proofErr w:type="spellEnd"/>
       <w:r>
@@ -2132,114 +2217,7 @@
           <w:szCs w:val="24"/>
           <w:lang w:val="en-US"/>
         </w:rPr>
-        <w:t xml:space="preserve">). At one extreme were TCRs sharing perfectly matched </w:t>
-      </w:r>
-      <w:r>
-        <w:rPr>
-          <w:rStyle w:val="Strong"/>
-          <w:sz w:val="24"/>
-          <w:szCs w:val="24"/>
-          <w:lang w:val="en-US"/>
-        </w:rPr>
-        <w:t>α chain</w:t>
-      </w:r>
-      <w:r>
-        <w:rPr>
-          <w:sz w:val="24"/>
-          <w:szCs w:val="24"/>
-          <w:lang w:val="en-US"/>
-        </w:rPr>
-        <w:t xml:space="preserve"> (</w:t>
-      </w:r>
-      <w:r>
-        <w:rPr>
-          <w:i/>
-          <w:iCs/>
-          <w:sz w:val="24"/>
-          <w:szCs w:val="24"/>
-          <w:lang w:val="en-US"/>
-        </w:rPr>
-        <w:t>TRA</w:t>
-      </w:r>
-      <w:r>
-        <w:rPr>
-          <w:sz w:val="24"/>
-          <w:szCs w:val="24"/>
-          <w:lang w:val="en-US"/>
-        </w:rPr>
-        <w:t xml:space="preserve">) junctions between different individuals (alphaCentric TCRs); at the other, were TCRs sharing perfectly matched </w:t>
-      </w:r>
-      <w:r>
-        <w:rPr>
-          <w:i/>
-          <w:iCs/>
-          <w:sz w:val="24"/>
-          <w:szCs w:val="24"/>
-          <w:lang w:val="en-US"/>
-        </w:rPr>
-        <w:t>TRB</w:t>
-      </w:r>
-      <w:r>
-        <w:rPr>
-          <w:sz w:val="24"/>
-          <w:szCs w:val="24"/>
-          <w:lang w:val="en-US"/>
-        </w:rPr>
-        <w:t xml:space="preserve"> junctions between different individuals (betaCentric TCRs). We observed these chain specific patterns across several diseases, supporting widespread chain-centricity across different antigen specificities. We next quantified and compared the frequencies of metaclones defined by shared </w:t>
-      </w:r>
-      <w:r>
-        <w:rPr>
-          <w:i/>
-          <w:iCs/>
-          <w:sz w:val="24"/>
-          <w:szCs w:val="24"/>
-          <w:lang w:val="en-US"/>
-        </w:rPr>
-        <w:t>TRA</w:t>
-      </w:r>
-      <w:r>
-        <w:rPr>
-          <w:sz w:val="24"/>
-          <w:szCs w:val="24"/>
-          <w:lang w:val="en-US"/>
-        </w:rPr>
-        <w:t xml:space="preserve"> or </w:t>
-      </w:r>
-      <w:r>
-        <w:rPr>
-          <w:i/>
-          <w:iCs/>
-          <w:sz w:val="24"/>
-          <w:szCs w:val="24"/>
-          <w:lang w:val="en-US"/>
-        </w:rPr>
-        <w:t>TRB</w:t>
-      </w:r>
-      <w:r>
-        <w:rPr>
-          <w:sz w:val="24"/>
-          <w:szCs w:val="24"/>
-          <w:lang w:val="en-US"/>
-        </w:rPr>
-        <w:t xml:space="preserve"> chains (</w:t>
-      </w:r>
-      <w:r>
-        <w:rPr>
-          <w:b/>
-          <w:bCs/>
-          <w:sz w:val="24"/>
-          <w:szCs w:val="24"/>
-          <w:lang w:val="en-US"/>
-        </w:rPr>
-        <w:t>Fig. 1C</w:t>
-      </w:r>
-      <w:r>
-        <w:rPr>
-          <w:sz w:val="24"/>
-          <w:szCs w:val="24"/>
-          <w:lang w:val="en-US"/>
-        </w:rPr>
-        <w:t xml:space="preserve">). Certain human TCRs were dominated by alphaCentric metaclones (shared </w:t>
+        <w:t xml:space="preserve"> (shared </w:t>
       </w:r>
       <w:r>
         <w:rPr>
@@ -2358,7 +2336,43 @@
           <w:szCs w:val="24"/>
           <w:lang w:val="en-US"/>
         </w:rPr>
-        <w:t xml:space="preserve">In contrast, TCRs specific for other targets (EBV, HCV, Influenza A) showed betaCentric metaclones (shared </w:t>
+        <w:t xml:space="preserve">In contrast, TCRs specific for other targets (EBV, HCV, Influenza A) showed </w:t>
+      </w:r>
+      <w:proofErr w:type="spellStart"/>
+      <w:r>
+        <w:rPr>
+          <w:sz w:val="24"/>
+          <w:szCs w:val="24"/>
+          <w:lang w:val="en-US"/>
+        </w:rPr>
+        <w:t>betaCentric</w:t>
+      </w:r>
+      <w:proofErr w:type="spellEnd"/>
+      <w:r>
+        <w:rPr>
+          <w:sz w:val="24"/>
+          <w:szCs w:val="24"/>
+          <w:lang w:val="en-US"/>
+        </w:rPr>
+        <w:t xml:space="preserve"> </w:t>
+      </w:r>
+      <w:proofErr w:type="spellStart"/>
+      <w:r>
+        <w:rPr>
+          <w:sz w:val="24"/>
+          <w:szCs w:val="24"/>
+          <w:lang w:val="en-US"/>
+        </w:rPr>
+        <w:t>metaclones</w:t>
+      </w:r>
+      <w:proofErr w:type="spellEnd"/>
+      <w:r>
+        <w:rPr>
+          <w:sz w:val="24"/>
+          <w:szCs w:val="24"/>
+          <w:lang w:val="en-US"/>
+        </w:rPr>
+        <w:t xml:space="preserve"> (shared </w:t>
       </w:r>
       <w:r>
         <w:rPr>
@@ -2422,43 +2436,7 @@
           <w:szCs w:val="24"/>
           <w:lang w:val="en-US"/>
         </w:rPr>
-        <w:t xml:space="preserve">The log2 odds ratios in Fig. 1C were not symmetrically arranged on either side of zero, indicating a bias towards more alphaCentric metacones </w:t>
-      </w:r>
-      <w:proofErr w:type="gramStart"/>
-      <w:r>
-        <w:rPr>
-          <w:sz w:val="24"/>
-          <w:szCs w:val="24"/>
-          <w:lang w:val="en-US"/>
-        </w:rPr>
-        <w:t>in .</w:t>
-      </w:r>
-      <w:proofErr w:type="gramEnd"/>
-      <w:r>
-        <w:rPr>
-          <w:sz w:val="24"/>
-          <w:szCs w:val="24"/>
-          <w:lang w:val="en-US"/>
-        </w:rPr>
-        <w:t xml:space="preserve"> While this suggested that alphaCentric metaclones were more frequent overall, it was also possible that it reflected a sampling bias </w:t>
-      </w:r>
-      <w:proofErr w:type="gramStart"/>
-      <w:r>
-        <w:rPr>
-          <w:sz w:val="24"/>
-          <w:szCs w:val="24"/>
-          <w:lang w:val="en-US"/>
-        </w:rPr>
-        <w:t>in .</w:t>
-      </w:r>
-      <w:proofErr w:type="gramEnd"/>
-      <w:r>
-        <w:rPr>
-          <w:sz w:val="24"/>
-          <w:szCs w:val="24"/>
-          <w:lang w:val="en-US"/>
-        </w:rPr>
-        <w:t xml:space="preserve"> To distinguish between these possibilities, we compared frequencies of alphaCentric and betaCentric junctions in repertoires from sixteen HC individuals (Set 3) </w:t>
+        <w:t xml:space="preserve">The log2 odds ratios in Fig. 1C were not symmetrically arranged on either side of zero, indicating a bias towards more alphaCentric metacones in . While this suggested that alphaCentric metaclones were more frequent overall, it was also possible that it reflected a sampling bias in . To distinguish between these possibilities, we compared frequencies of alphaCentric and betaCentric junctions in repertoires from sixteen HC individuals (Set 3) </w:t>
       </w:r>
       <w:r>
         <w:rPr>
@@ -3855,6 +3833,7 @@
         </w:rPr>
         <w:t xml:space="preserve">. To address this issue more broadly, we took a global approach to examining shared epitopes for the six most abundant human TCR specificities in </w:t>
       </w:r>
+      <w:proofErr w:type="spellStart"/>
       <w:r>
         <w:rPr>
           <w:rFonts w:eastAsia="Times New Roman" w:cs="Arial"/>
@@ -3865,6 +3844,7 @@
         </w:rPr>
         <w:t>VDJdb</w:t>
       </w:r>
+      <w:proofErr w:type="spellEnd"/>
       <w:r>
         <w:rPr>
           <w:rFonts w:eastAsia="Times New Roman" w:cs="Arial"/>
@@ -4090,7 +4070,33 @@
           <w:szCs w:val="24"/>
           <w:lang w:val="en-US"/>
         </w:rPr>
-        <w:t xml:space="preserve"> specificities for alphaCentric </w:t>
+        <w:t xml:space="preserve"> specificities for </w:t>
+      </w:r>
+      <w:proofErr w:type="spellStart"/>
+      <w:r>
+        <w:rPr>
+          <w:rFonts w:eastAsia="Times New Roman" w:cs="Arial"/>
+          <w:i w:val="0"/>
+          <w:iCs w:val="0"/>
+          <w:color w:val="000000" w:themeColor="text1"/>
+          <w:sz w:val="24"/>
+          <w:szCs w:val="24"/>
+          <w:lang w:val="en-US"/>
+        </w:rPr>
+        <w:t>alphaCentric</w:t>
+      </w:r>
+      <w:proofErr w:type="spellEnd"/>
+      <w:r>
+        <w:rPr>
+          <w:rFonts w:eastAsia="Times New Roman" w:cs="Arial"/>
+          <w:i w:val="0"/>
+          <w:iCs w:val="0"/>
+          <w:color w:val="000000" w:themeColor="text1"/>
+          <w:sz w:val="24"/>
+          <w:szCs w:val="24"/>
+          <w:lang w:val="en-US"/>
+        </w:rPr>
+        <w:t xml:space="preserve"> </w:t>
       </w:r>
       <w:r>
         <w:rPr>
@@ -8729,7 +8735,25 @@
           <w:sz w:val="24"/>
           <w:szCs w:val="24"/>
         </w:rPr>
-        <w:t xml:space="preserve"> VDJdb </w:t>
+        <w:t xml:space="preserve"> </w:t>
+      </w:r>
+      <w:proofErr w:type="spellStart"/>
+      <w:r>
+        <w:rPr>
+          <w:i/>
+          <w:sz w:val="24"/>
+          <w:szCs w:val="24"/>
+        </w:rPr>
+        <w:t>VDJdb</w:t>
+      </w:r>
+      <w:proofErr w:type="spellEnd"/>
+      <w:r>
+        <w:rPr>
+          <w:i/>
+          <w:sz w:val="24"/>
+          <w:szCs w:val="24"/>
+        </w:rPr>
+        <w:t xml:space="preserve"> </w:t>
       </w:r>
       <w:r>
         <w:rPr>
@@ -11547,21 +11571,7 @@
           <w:lang w:val="en-US"/>
         </w:rPr>
         <w:tab/>
-        <w:t xml:space="preserve">Janeway CA Jr, Travers P, Walpert M, </w:t>
-      </w:r>
-      <w:proofErr w:type="spellStart"/>
-      <w:r>
-        <w:rPr>
-          <w:lang w:val="en-US"/>
-        </w:rPr>
-        <w:t>Shlomchik</w:t>
-      </w:r>
-      <w:proofErr w:type="spellEnd"/>
-      <w:r>
-        <w:rPr>
-          <w:lang w:val="en-US"/>
-        </w:rPr>
-        <w:t xml:space="preserve"> MJ. </w:t>
+        <w:t xml:space="preserve">Janeway CA Jr, Travers P, Walpert M, Shlomchik MJ. </w:t>
       </w:r>
       <w:r>
         <w:rPr>
@@ -11638,20 +11648,7 @@
           <w:lang w:val="en-US"/>
         </w:rPr>
         <w:tab/>
-      </w:r>
-      <w:proofErr w:type="spellStart"/>
-      <w:r>
-        <w:rPr>
-          <w:lang w:val="en-US"/>
-        </w:rPr>
-        <w:t>Garboczi</w:t>
-      </w:r>
-      <w:proofErr w:type="spellEnd"/>
-      <w:r>
-        <w:rPr>
-          <w:lang w:val="en-US"/>
-        </w:rPr>
-        <w:t xml:space="preserve">, D. N. </w:t>
+        <w:t xml:space="preserve">Garboczi, D. N. </w:t>
       </w:r>
       <w:r>
         <w:rPr>
@@ -11728,21 +11725,7 @@
         <w:rPr>
           <w:lang w:val="en-US"/>
         </w:rPr>
-        <w:t xml:space="preserve"> An </w:t>
-      </w:r>
-      <w:proofErr w:type="spellStart"/>
-      <w:r>
-        <w:rPr>
-          <w:lang w:val="en-US"/>
-        </w:rPr>
-        <w:t>alphabeta</w:t>
-      </w:r>
-      <w:proofErr w:type="spellEnd"/>
-      <w:r>
-        <w:rPr>
-          <w:lang w:val="en-US"/>
-        </w:rPr>
-        <w:t xml:space="preserve"> T cell receptor structure at 2.5 A and its orientation in the TCR-MHC complex. </w:t>
+        <w:t xml:space="preserve"> An alphabeta T cell receptor structure at 2.5 A and its orientation in the TCR-MHC complex. </w:t>
       </w:r>
       <w:r>
         <w:rPr>
@@ -11791,35 +11774,7 @@
           <w:lang w:val="en-US"/>
         </w:rPr>
         <w:tab/>
-        <w:t xml:space="preserve">Kalinina, A. A., </w:t>
-      </w:r>
-      <w:proofErr w:type="spellStart"/>
-      <w:r>
-        <w:rPr>
-          <w:lang w:val="en-US"/>
-        </w:rPr>
-        <w:t>Khromykh</w:t>
-      </w:r>
-      <w:proofErr w:type="spellEnd"/>
-      <w:r>
-        <w:rPr>
-          <w:lang w:val="en-US"/>
-        </w:rPr>
-        <w:t xml:space="preserve">, L. M. &amp; </w:t>
-      </w:r>
-      <w:proofErr w:type="spellStart"/>
-      <w:r>
-        <w:rPr>
-          <w:lang w:val="en-US"/>
-        </w:rPr>
-        <w:t>Kazansky</w:t>
-      </w:r>
-      <w:proofErr w:type="spellEnd"/>
-      <w:r>
-        <w:rPr>
-          <w:lang w:val="en-US"/>
-        </w:rPr>
-        <w:t xml:space="preserve">, D. B. T Cell Receptor Chain Centricity: The Phenomenon and Potential Applications in Cancer Immunotherapy. </w:t>
+        <w:t xml:space="preserve">Kalinina, A. A., Khromykh, L. M. &amp; Kazansky, D. B. T Cell Receptor Chain Centricity: The Phenomenon and Potential Applications in Cancer Immunotherapy. </w:t>
       </w:r>
       <w:r>
         <w:rPr>
@@ -11995,20 +11950,7 @@
           <w:lang w:val="en-US"/>
         </w:rPr>
         <w:tab/>
-      </w:r>
-      <w:proofErr w:type="spellStart"/>
-      <w:r>
-        <w:rPr>
-          <w:lang w:val="en-US"/>
-        </w:rPr>
-        <w:t>Nakatsugawa</w:t>
-      </w:r>
-      <w:proofErr w:type="spellEnd"/>
-      <w:r>
-        <w:rPr>
-          <w:lang w:val="en-US"/>
-        </w:rPr>
-        <w:t xml:space="preserve">, M. </w:t>
+        <w:t xml:space="preserve">Nakatsugawa, M. </w:t>
       </w:r>
       <w:r>
         <w:rPr>
@@ -12022,47 +11964,15 @@
         <w:rPr>
           <w:lang w:val="en-US"/>
         </w:rPr>
-        <w:t xml:space="preserve"> Specific roles of each TCR </w:t>
-      </w:r>
-      <w:proofErr w:type="spellStart"/>
-      <w:r>
-        <w:rPr>
-          <w:lang w:val="en-US"/>
-        </w:rPr>
-        <w:t>hemichain</w:t>
-      </w:r>
-      <w:proofErr w:type="spellEnd"/>
-      <w:r>
-        <w:rPr>
-          <w:lang w:val="en-US"/>
-        </w:rPr>
-        <w:t xml:space="preserve"> in generating functional chain-centric TCR. </w:t>
-      </w:r>
-      <w:r>
-        <w:rPr>
-          <w:i/>
-          <w:iCs/>
-          <w:lang w:val="en-US"/>
-        </w:rPr>
-        <w:t xml:space="preserve">J. Immunol. </w:t>
-      </w:r>
-      <w:proofErr w:type="spellStart"/>
-      <w:r>
-        <w:rPr>
-          <w:i/>
-          <w:iCs/>
-          <w:lang w:val="en-US"/>
-        </w:rPr>
-        <w:t>Baltim</w:t>
-      </w:r>
-      <w:proofErr w:type="spellEnd"/>
-      <w:r>
-        <w:rPr>
-          <w:i/>
-          <w:iCs/>
-          <w:lang w:val="en-US"/>
-        </w:rPr>
-        <w:t>. Md 1950</w:t>
+        <w:t xml:space="preserve"> Specific roles of each TCR hemichain in generating functional chain-centric TCR. </w:t>
+      </w:r>
+      <w:r>
+        <w:rPr>
+          <w:i/>
+          <w:iCs/>
+          <w:lang w:val="en-US"/>
+        </w:rPr>
+        <w:t>J. Immunol. Baltim. Md 1950</w:t>
       </w:r>
       <w:r>
         <w:rPr>
@@ -12180,21 +12090,7 @@
         <w:rPr>
           <w:lang w:val="en-US"/>
         </w:rPr>
-        <w:t xml:space="preserve"> Molecular Basis of a Dominant SARS-CoV-2 Spike-Derived Epitope Presented by HLA-A*02:01 </w:t>
-      </w:r>
-      <w:proofErr w:type="spellStart"/>
-      <w:r>
-        <w:rPr>
-          <w:lang w:val="en-US"/>
-        </w:rPr>
-        <w:t>Recognised</w:t>
-      </w:r>
-      <w:proofErr w:type="spellEnd"/>
-      <w:r>
-        <w:rPr>
-          <w:lang w:val="en-US"/>
-        </w:rPr>
-        <w:t xml:space="preserve"> by a Public TCR. </w:t>
+        <w:t xml:space="preserve"> Molecular Basis of a Dominant SARS-CoV-2 Spike-Derived Epitope Presented by HLA-A*02:01 Recognised by a Public TCR. </w:t>
       </w:r>
       <w:r>
         <w:rPr>
@@ -12320,21 +12216,7 @@
         <w:rPr>
           <w:lang w:val="en-US"/>
         </w:rPr>
-        <w:t xml:space="preserve"> T cell receptor alpha variable 12-2 bias in the immunodominant response to </w:t>
-      </w:r>
-      <w:proofErr w:type="gramStart"/>
-      <w:r>
-        <w:rPr>
-          <w:lang w:val="en-US"/>
-        </w:rPr>
-        <w:t>Yellow</w:t>
-      </w:r>
-      <w:proofErr w:type="gramEnd"/>
-      <w:r>
-        <w:rPr>
-          <w:lang w:val="en-US"/>
-        </w:rPr>
-        <w:t xml:space="preserve"> fever virus. </w:t>
+        <w:t xml:space="preserve"> T cell receptor alpha variable 12-2 bias in the immunodominant response to Yellow fever virus. </w:t>
       </w:r>
       <w:r>
         <w:rPr>
@@ -12397,63 +12279,7 @@
         <w:rPr>
           <w:lang w:val="en-US"/>
         </w:rPr>
-        <w:t xml:space="preserve"> Broad TCR Repertoire </w:t>
-      </w:r>
-      <w:proofErr w:type="gramStart"/>
-      <w:r>
-        <w:rPr>
-          <w:lang w:val="en-US"/>
-        </w:rPr>
-        <w:t>And</w:t>
-      </w:r>
-      <w:proofErr w:type="gramEnd"/>
-      <w:r>
-        <w:rPr>
-          <w:lang w:val="en-US"/>
-        </w:rPr>
-        <w:t xml:space="preserve"> Diverse Structural Solutions </w:t>
-      </w:r>
-      <w:proofErr w:type="gramStart"/>
-      <w:r>
-        <w:rPr>
-          <w:lang w:val="en-US"/>
-        </w:rPr>
-        <w:t>To</w:t>
-      </w:r>
-      <w:proofErr w:type="gramEnd"/>
-      <w:r>
-        <w:rPr>
-          <w:lang w:val="en-US"/>
-        </w:rPr>
-        <w:t xml:space="preserve"> Recognition </w:t>
-      </w:r>
-      <w:proofErr w:type="gramStart"/>
-      <w:r>
-        <w:rPr>
-          <w:lang w:val="en-US"/>
-        </w:rPr>
-        <w:t>Of</w:t>
-      </w:r>
-      <w:proofErr w:type="gramEnd"/>
-      <w:r>
-        <w:rPr>
-          <w:lang w:val="en-US"/>
-        </w:rPr>
-        <w:t xml:space="preserve"> </w:t>
-      </w:r>
-      <w:proofErr w:type="gramStart"/>
-      <w:r>
-        <w:rPr>
-          <w:lang w:val="en-US"/>
-        </w:rPr>
-        <w:t>An</w:t>
-      </w:r>
-      <w:proofErr w:type="gramEnd"/>
-      <w:r>
-        <w:rPr>
-          <w:lang w:val="en-US"/>
-        </w:rPr>
-        <w:t xml:space="preserve"> Immunodominant CD8 T Cell Epitope. </w:t>
+        <w:t xml:space="preserve"> Broad TCR Repertoire And Diverse Structural Solutions To Recognition Of An Immunodominant CD8 T Cell Epitope. </w:t>
       </w:r>
       <w:r>
         <w:rPr>
@@ -12516,35 +12342,7 @@
         <w:rPr>
           <w:lang w:val="en-US"/>
         </w:rPr>
-        <w:t xml:space="preserve"> Evolution of T cell responses in the tuberculin skin test reveals </w:t>
-      </w:r>
-      <w:proofErr w:type="spellStart"/>
-      <w:r>
-        <w:rPr>
-          <w:lang w:val="en-US"/>
-        </w:rPr>
-        <w:t>generalisable</w:t>
-      </w:r>
-      <w:proofErr w:type="spellEnd"/>
-      <w:r>
-        <w:rPr>
-          <w:lang w:val="en-US"/>
-        </w:rPr>
-        <w:t xml:space="preserve"> </w:t>
-      </w:r>
-      <w:proofErr w:type="spellStart"/>
-      <w:r>
-        <w:rPr>
-          <w:lang w:val="en-US"/>
-        </w:rPr>
-        <w:t>Mtb</w:t>
-      </w:r>
-      <w:proofErr w:type="spellEnd"/>
-      <w:r>
-        <w:rPr>
-          <w:lang w:val="en-US"/>
-        </w:rPr>
-        <w:t>-reactive T cell metaclones. 2025.04.12.648537 Preprint at https://doi.org/10.1101/2025.04.12.648537 (2025).</w:t>
+        <w:t xml:space="preserve"> Evolution of T cell responses in the tuberculin skin test reveals generalisable Mtb-reactive T cell metaclones. 2025.04.12.648537 Preprint at https://doi.org/10.1101/2025.04.12.648537 (2025).</w:t>
       </w:r>
     </w:p>
     <w:p>
@@ -12706,21 +12504,7 @@
         <w:rPr>
           <w:lang w:val="en-US"/>
         </w:rPr>
-        <w:t xml:space="preserve"> Analytical evaluation of the </w:t>
-      </w:r>
-      <w:proofErr w:type="spellStart"/>
-      <w:r>
-        <w:rPr>
-          <w:lang w:val="en-US"/>
-        </w:rPr>
-        <w:t>clonoSEQ</w:t>
-      </w:r>
-      <w:proofErr w:type="spellEnd"/>
-      <w:r>
-        <w:rPr>
-          <w:lang w:val="en-US"/>
-        </w:rPr>
-        <w:t xml:space="preserve"> Assay for establishing measurable (minimal) residual disease in acute lymphoblastic leukemia, chronic lymphocytic leukemia, and multiple myeloma. </w:t>
+        <w:t xml:space="preserve"> Analytical evaluation of the clonoSEQ Assay for establishing measurable (minimal) residual disease in acute lymphoblastic leukemia, chronic lymphocytic leukemia, and multiple myeloma. </w:t>
       </w:r>
       <w:r>
         <w:rPr>
@@ -12818,48 +12602,7 @@
           <w:lang w:val="en-US"/>
         </w:rPr>
         <w:tab/>
-      </w:r>
-      <w:proofErr w:type="spellStart"/>
-      <w:r>
-        <w:rPr>
-          <w:lang w:val="en-US"/>
-        </w:rPr>
-        <w:t>Baulu</w:t>
-      </w:r>
-      <w:proofErr w:type="spellEnd"/>
-      <w:r>
-        <w:rPr>
-          <w:lang w:val="en-US"/>
-        </w:rPr>
-        <w:t xml:space="preserve">, E., Gardet, C., </w:t>
-      </w:r>
-      <w:proofErr w:type="spellStart"/>
-      <w:r>
-        <w:rPr>
-          <w:lang w:val="en-US"/>
-        </w:rPr>
-        <w:t>Chuvin</w:t>
-      </w:r>
-      <w:proofErr w:type="spellEnd"/>
-      <w:r>
-        <w:rPr>
-          <w:lang w:val="en-US"/>
-        </w:rPr>
-        <w:t xml:space="preserve">, N. &amp; </w:t>
-      </w:r>
-      <w:proofErr w:type="spellStart"/>
-      <w:r>
-        <w:rPr>
-          <w:lang w:val="en-US"/>
-        </w:rPr>
-        <w:t>Depil</w:t>
-      </w:r>
-      <w:proofErr w:type="spellEnd"/>
-      <w:r>
-        <w:rPr>
-          <w:lang w:val="en-US"/>
-        </w:rPr>
-        <w:t xml:space="preserve">, S. TCR-engineered T cell therapy in solid tumors: State of the art and perspectives. </w:t>
+        <w:t xml:space="preserve">Baulu, E., Gardet, C., Chuvin, N. &amp; Depil, S. TCR-engineered T cell therapy in solid tumors: State of the art and perspectives. </w:t>
       </w:r>
       <w:r>
         <w:rPr>
@@ -12924,7 +12667,6 @@
         </w:rPr>
         <w:t xml:space="preserve"> Adoptive Immunotherapy Based on Chain-Centric TCRs in Treatment of Infectious Diseases. </w:t>
       </w:r>
-      <w:proofErr w:type="spellStart"/>
       <w:r>
         <w:rPr>
           <w:i/>
@@ -12933,7 +12675,6 @@
         </w:rPr>
         <w:t>iScience</w:t>
       </w:r>
-      <w:proofErr w:type="spellEnd"/>
       <w:r>
         <w:rPr>
           <w:lang w:val="en-US"/>
@@ -12995,61 +12736,7 @@
           <w:iCs/>
           <w:lang w:val="en-US"/>
         </w:rPr>
-        <w:t xml:space="preserve">Biomed. </w:t>
-      </w:r>
-      <w:proofErr w:type="spellStart"/>
-      <w:r>
-        <w:rPr>
-          <w:i/>
-          <w:iCs/>
-          <w:lang w:val="en-US"/>
-        </w:rPr>
-        <w:t>Pharmacother</w:t>
-      </w:r>
-      <w:proofErr w:type="spellEnd"/>
-      <w:r>
-        <w:rPr>
-          <w:i/>
-          <w:iCs/>
-          <w:lang w:val="en-US"/>
-        </w:rPr>
-        <w:t xml:space="preserve">. </w:t>
-      </w:r>
-      <w:proofErr w:type="spellStart"/>
-      <w:r>
-        <w:rPr>
-          <w:i/>
-          <w:iCs/>
-          <w:lang w:val="en-US"/>
-        </w:rPr>
-        <w:t>Biomedecine</w:t>
-      </w:r>
-      <w:proofErr w:type="spellEnd"/>
-      <w:r>
-        <w:rPr>
-          <w:i/>
-          <w:iCs/>
-          <w:lang w:val="en-US"/>
-        </w:rPr>
-        <w:t xml:space="preserve"> </w:t>
-      </w:r>
-      <w:proofErr w:type="spellStart"/>
-      <w:r>
-        <w:rPr>
-          <w:i/>
-          <w:iCs/>
-          <w:lang w:val="en-US"/>
-        </w:rPr>
-        <w:t>Pharmacother</w:t>
-      </w:r>
-      <w:proofErr w:type="spellEnd"/>
-      <w:r>
-        <w:rPr>
-          <w:i/>
-          <w:iCs/>
-          <w:lang w:val="en-US"/>
-        </w:rPr>
-        <w:t>.</w:t>
+        <w:t>Biomed. Pharmacother. Biomedecine Pharmacother.</w:t>
       </w:r>
       <w:r>
         <w:rPr>
@@ -13216,20 +12903,7 @@
           <w:lang w:val="en-US"/>
         </w:rPr>
         <w:tab/>
-      </w:r>
-      <w:proofErr w:type="spellStart"/>
-      <w:r>
-        <w:rPr>
-          <w:lang w:val="en-US"/>
-        </w:rPr>
-        <w:t>Grifoni</w:t>
-      </w:r>
-      <w:proofErr w:type="spellEnd"/>
-      <w:r>
-        <w:rPr>
-          <w:lang w:val="en-US"/>
-        </w:rPr>
-        <w:t xml:space="preserve">, A. </w:t>
+        <w:t xml:space="preserve">Grifoni, A. </w:t>
       </w:r>
       <w:r>
         <w:rPr>
@@ -13257,21 +12931,7 @@
         <w:rPr>
           <w:lang w:val="en-US"/>
         </w:rPr>
-        <w:t xml:space="preserve"> https://doi.org/10.1016/j.cell.2020.05.015 (2020) </w:t>
-      </w:r>
-      <w:proofErr w:type="gramStart"/>
-      <w:r>
-        <w:rPr>
-          <w:lang w:val="en-US"/>
-        </w:rPr>
-        <w:t>doi:10.1016/j.cell</w:t>
-      </w:r>
-      <w:proofErr w:type="gramEnd"/>
-      <w:r>
-        <w:rPr>
-          <w:lang w:val="en-US"/>
-        </w:rPr>
-        <w:t>.2020.05.015.</w:t>
+        <w:t xml:space="preserve"> https://doi.org/10.1016/j.cell.2020.05.015 (2020) doi:10.1016/j.cell.2020.05.015.</w:t>
       </w:r>
     </w:p>
     <w:p>
@@ -13608,21 +13268,7 @@
           <w:lang w:val="en-US"/>
         </w:rPr>
         <w:tab/>
-        <w:t xml:space="preserve">Pai, J. A. &amp; </w:t>
-      </w:r>
-      <w:proofErr w:type="spellStart"/>
-      <w:r>
-        <w:rPr>
-          <w:lang w:val="en-US"/>
-        </w:rPr>
-        <w:t>Satpathy</w:t>
-      </w:r>
-      <w:proofErr w:type="spellEnd"/>
-      <w:r>
-        <w:rPr>
-          <w:lang w:val="en-US"/>
-        </w:rPr>
-        <w:t xml:space="preserve">, A. T. High-throughput and single-cell T cell receptor sequencing technologies. </w:t>
+        <w:t xml:space="preserve">Pai, J. A. &amp; Satpathy, A. T. High-throughput and single-cell T cell receptor sequencing technologies. </w:t>
       </w:r>
       <w:r>
         <w:rPr>
@@ -13671,20 +13317,7 @@
           <w:lang w:val="en-US"/>
         </w:rPr>
         <w:tab/>
-      </w:r>
-      <w:proofErr w:type="spellStart"/>
-      <w:r>
-        <w:rPr>
-          <w:lang w:val="en-US"/>
-        </w:rPr>
-        <w:t>Bagaev</w:t>
-      </w:r>
-      <w:proofErr w:type="spellEnd"/>
-      <w:r>
-        <w:rPr>
-          <w:lang w:val="en-US"/>
-        </w:rPr>
-        <w:t xml:space="preserve">, D. V. </w:t>
+        <w:t xml:space="preserve">Bagaev, D. V. </w:t>
       </w:r>
       <w:r>
         <w:rPr>
@@ -13747,20 +13380,7 @@
           <w:lang w:val="en-US"/>
         </w:rPr>
         <w:tab/>
-      </w:r>
-      <w:proofErr w:type="spellStart"/>
-      <w:r>
-        <w:rPr>
-          <w:lang w:val="en-US"/>
-        </w:rPr>
-        <w:t>Elhanati</w:t>
-      </w:r>
-      <w:proofErr w:type="spellEnd"/>
-      <w:r>
-        <w:rPr>
-          <w:lang w:val="en-US"/>
-        </w:rPr>
-        <w:t>, Y., Sethna, Z., Callan, C. G., Mora, T. &amp; Walczak, A. M. Predicting the spectrum of TCR repertoire sharing with a data</w:t>
+        <w:t>Elhanati, Y., Sethna, Z., Callan, C. G., Mora, T. &amp; Walczak, A. M. Predicting the spectrum of TCR repertoire sharing with a data</w:t>
       </w:r>
       <w:r>
         <w:rPr>
@@ -13822,57 +13442,15 @@
           <w:lang w:val="en-US"/>
         </w:rPr>
         <w:tab/>
-        <w:t xml:space="preserve">Sethna, Z., </w:t>
-      </w:r>
-      <w:proofErr w:type="spellStart"/>
-      <w:r>
-        <w:rPr>
-          <w:lang w:val="en-US"/>
-        </w:rPr>
-        <w:t>Elhanati</w:t>
-      </w:r>
-      <w:proofErr w:type="spellEnd"/>
-      <w:r>
-        <w:rPr>
-          <w:lang w:val="en-US"/>
-        </w:rPr>
-        <w:t xml:space="preserve">, Y., Callan, C. G., Walczak, A. M. &amp; Mora, T. OLGA: fast computation of generation probabilities of B- and T-cell receptor amino acid sequences and motifs. </w:t>
-      </w:r>
-      <w:proofErr w:type="spellStart"/>
-      <w:r>
-        <w:rPr>
-          <w:i/>
-          <w:iCs/>
-          <w:lang w:val="en-US"/>
-        </w:rPr>
-        <w:t>Bioinforma</w:t>
-      </w:r>
-      <w:proofErr w:type="spellEnd"/>
-      <w:r>
-        <w:rPr>
-          <w:i/>
-          <w:iCs/>
-          <w:lang w:val="en-US"/>
-        </w:rPr>
-        <w:t xml:space="preserve">. </w:t>
-      </w:r>
-      <w:proofErr w:type="spellStart"/>
-      <w:r>
-        <w:rPr>
-          <w:i/>
-          <w:iCs/>
-          <w:lang w:val="en-US"/>
-        </w:rPr>
-        <w:t>Oxf</w:t>
-      </w:r>
-      <w:proofErr w:type="spellEnd"/>
-      <w:r>
-        <w:rPr>
-          <w:i/>
-          <w:iCs/>
-          <w:lang w:val="en-US"/>
-        </w:rPr>
-        <w:t>. Engl.</w:t>
+        <w:t xml:space="preserve">Sethna, Z., Elhanati, Y., Callan, C. G., Walczak, A. M. &amp; Mora, T. OLGA: fast computation of generation probabilities of B- and T-cell receptor amino acid sequences and motifs. </w:t>
+      </w:r>
+      <w:r>
+        <w:rPr>
+          <w:i/>
+          <w:iCs/>
+          <w:lang w:val="en-US"/>
+        </w:rPr>
+        <w:t>Bioinforma. Oxf. Engl.</w:t>
       </w:r>
       <w:r>
         <w:rPr>
@@ -14245,7 +13823,6 @@
         </w:rPr>
         <w:t xml:space="preserve"> Longitudinal high-throughput TCR repertoire profiling reveals the dynamics of T-cell memory formation after mild COVID-19 infection. </w:t>
       </w:r>
-      <w:proofErr w:type="spellStart"/>
       <w:r>
         <w:rPr>
           <w:i/>
@@ -14254,7 +13831,6 @@
         </w:rPr>
         <w:t>eLife</w:t>
       </w:r>
-      <w:proofErr w:type="spellEnd"/>
       <w:r>
         <w:rPr>
           <w:lang w:val="en-US"/>
@@ -14379,25 +13955,7 @@
           <w:iCs/>
           <w:lang w:val="en-US"/>
         </w:rPr>
-        <w:t xml:space="preserve">J. Immunol. </w:t>
-      </w:r>
-      <w:proofErr w:type="spellStart"/>
-      <w:r>
-        <w:rPr>
-          <w:i/>
-          <w:iCs/>
-          <w:lang w:val="en-US"/>
-        </w:rPr>
-        <w:t>Baltim</w:t>
-      </w:r>
-      <w:proofErr w:type="spellEnd"/>
-      <w:r>
-        <w:rPr>
-          <w:i/>
-          <w:iCs/>
-          <w:lang w:val="en-US"/>
-        </w:rPr>
-        <w:t>. Md 1950</w:t>
+        <w:t>J. Immunol. Baltim. Md 1950</w:t>
       </w:r>
       <w:r>
         <w:rPr>
@@ -14438,21 +13996,7 @@
           <w:lang w:val="en-US"/>
         </w:rPr>
         <w:tab/>
-        <w:t xml:space="preserve">Zinkernagel, R. M. &amp; Doherty, P. C. Pillars Article: Immunological Surveillance against Altered Self Components by </w:t>
-      </w:r>
-      <w:proofErr w:type="spellStart"/>
-      <w:r>
-        <w:rPr>
-          <w:lang w:val="en-US"/>
-        </w:rPr>
-        <w:t>Sensitised</w:t>
-      </w:r>
-      <w:proofErr w:type="spellEnd"/>
-      <w:r>
-        <w:rPr>
-          <w:lang w:val="en-US"/>
-        </w:rPr>
-        <w:t xml:space="preserve"> T Lymphocytes in Lymphocytic Choriomeningitis. Nature, 1974, 251: 547–548. </w:t>
+        <w:t xml:space="preserve">Zinkernagel, R. M. &amp; Doherty, P. C. Pillars Article: Immunological Surveillance against Altered Self Components by Sensitised T Lymphocytes in Lymphocytic Choriomeningitis. Nature, 1974, 251: 547–548. </w:t>
       </w:r>
       <w:r>
         <w:rPr>
@@ -14578,21 +14122,7 @@
         <w:rPr>
           <w:lang w:val="en-US"/>
         </w:rPr>
-        <w:t xml:space="preserve"> A single T cell receptor bound to major histocompatibility complex class I and class II glycoproteins </w:t>
-      </w:r>
-      <w:proofErr w:type="gramStart"/>
-      <w:r>
-        <w:rPr>
-          <w:lang w:val="en-US"/>
-        </w:rPr>
-        <w:t>reveals</w:t>
-      </w:r>
-      <w:proofErr w:type="gramEnd"/>
-      <w:r>
-        <w:rPr>
-          <w:lang w:val="en-US"/>
-        </w:rPr>
-        <w:t xml:space="preserve"> switchable TCR conformers. </w:t>
+        <w:t xml:space="preserve"> A single T cell receptor bound to major histocompatibility complex class I and class II glycoproteins reveals switchable TCR conformers. </w:t>
       </w:r>
       <w:r>
         <w:rPr>
@@ -14649,25 +14179,7 @@
           <w:iCs/>
           <w:lang w:val="en-US"/>
         </w:rPr>
-        <w:t xml:space="preserve">Nat. Rev. Drug </w:t>
-      </w:r>
-      <w:proofErr w:type="spellStart"/>
-      <w:r>
-        <w:rPr>
-          <w:i/>
-          <w:iCs/>
-          <w:lang w:val="en-US"/>
-        </w:rPr>
-        <w:t>Discov</w:t>
-      </w:r>
-      <w:proofErr w:type="spellEnd"/>
-      <w:r>
-        <w:rPr>
-          <w:i/>
-          <w:iCs/>
-          <w:lang w:val="en-US"/>
-        </w:rPr>
-        <w:t>.</w:t>
+        <w:t>Nat. Rev. Drug Discov.</w:t>
       </w:r>
       <w:r>
         <w:rPr>
@@ -14708,48 +14220,7 @@
           <w:lang w:val="en-US"/>
         </w:rPr>
         <w:tab/>
-      </w:r>
-      <w:proofErr w:type="spellStart"/>
-      <w:r>
-        <w:rPr>
-          <w:lang w:val="en-US"/>
-        </w:rPr>
-        <w:t>Anighoro</w:t>
-      </w:r>
-      <w:proofErr w:type="spellEnd"/>
-      <w:r>
-        <w:rPr>
-          <w:lang w:val="en-US"/>
-        </w:rPr>
-        <w:t xml:space="preserve">, A., </w:t>
-      </w:r>
-      <w:proofErr w:type="spellStart"/>
-      <w:r>
-        <w:rPr>
-          <w:lang w:val="en-US"/>
-        </w:rPr>
-        <w:t>Bajorath</w:t>
-      </w:r>
-      <w:proofErr w:type="spellEnd"/>
-      <w:r>
-        <w:rPr>
-          <w:lang w:val="en-US"/>
-        </w:rPr>
-        <w:t xml:space="preserve">, J. &amp; Rastelli, G. </w:t>
-      </w:r>
-      <w:proofErr w:type="spellStart"/>
-      <w:r>
-        <w:rPr>
-          <w:lang w:val="en-US"/>
-        </w:rPr>
-        <w:t>Polypharmacology</w:t>
-      </w:r>
-      <w:proofErr w:type="spellEnd"/>
-      <w:r>
-        <w:rPr>
-          <w:lang w:val="en-US"/>
-        </w:rPr>
-        <w:t xml:space="preserve">: challenges and opportunities in drug discovery. </w:t>
+        <w:t xml:space="preserve">Anighoro, A., Bajorath, J. &amp; Rastelli, G. Polypharmacology: challenges and opportunities in drug discovery. </w:t>
       </w:r>
       <w:r>
         <w:rPr>
@@ -14812,21 +14283,7 @@
         <w:rPr>
           <w:lang w:val="en-US"/>
         </w:rPr>
-        <w:t xml:space="preserve"> Automated design of ligands to </w:t>
-      </w:r>
-      <w:proofErr w:type="spellStart"/>
-      <w:r>
-        <w:rPr>
-          <w:lang w:val="en-US"/>
-        </w:rPr>
-        <w:t>polypharmacological</w:t>
-      </w:r>
-      <w:proofErr w:type="spellEnd"/>
-      <w:r>
-        <w:rPr>
-          <w:lang w:val="en-US"/>
-        </w:rPr>
-        <w:t xml:space="preserve"> profiles. </w:t>
+        <w:t xml:space="preserve"> Automated design of ligands to polypharmacological profiles. </w:t>
       </w:r>
       <w:r>
         <w:rPr>
@@ -14925,20 +14382,7 @@
           <w:lang w:val="en-US"/>
         </w:rPr>
         <w:tab/>
-      </w:r>
-      <w:proofErr w:type="spellStart"/>
-      <w:r>
-        <w:rPr>
-          <w:lang w:val="en-US"/>
-        </w:rPr>
-        <w:t>Shugay</w:t>
-      </w:r>
-      <w:proofErr w:type="spellEnd"/>
-      <w:r>
-        <w:rPr>
-          <w:lang w:val="en-US"/>
-        </w:rPr>
-        <w:t xml:space="preserve">, M. </w:t>
+        <w:t xml:space="preserve">Shugay, M. </w:t>
       </w:r>
       <w:r>
         <w:rPr>
@@ -15015,21 +14459,7 @@
         <w:rPr>
           <w:lang w:val="en-US"/>
         </w:rPr>
-        <w:t xml:space="preserve"> </w:t>
-      </w:r>
-      <w:proofErr w:type="spellStart"/>
-      <w:r>
-        <w:rPr>
-          <w:lang w:val="en-US"/>
-        </w:rPr>
-        <w:t>Stitchr</w:t>
-      </w:r>
-      <w:proofErr w:type="spellEnd"/>
-      <w:r>
-        <w:rPr>
-          <w:lang w:val="en-US"/>
-        </w:rPr>
-        <w:t xml:space="preserve">: stitching coding TCR nucleotide sequences from V/J/CDR3 information. </w:t>
+        <w:t xml:space="preserve"> Stitchr: stitching coding TCR nucleotide sequences from V/J/CDR3 information. </w:t>
       </w:r>
       <w:r>
         <w:rPr>
@@ -15078,90 +14508,7 @@
           <w:lang w:val="en-US"/>
         </w:rPr>
         <w:tab/>
-      </w:r>
-      <w:proofErr w:type="spellStart"/>
-      <w:r>
-        <w:rPr>
-          <w:lang w:val="en-US"/>
-        </w:rPr>
-        <w:t>Alamyar</w:t>
-      </w:r>
-      <w:proofErr w:type="spellEnd"/>
-      <w:r>
-        <w:rPr>
-          <w:lang w:val="en-US"/>
-        </w:rPr>
-        <w:t xml:space="preserve">, E., </w:t>
-      </w:r>
-      <w:proofErr w:type="spellStart"/>
-      <w:r>
-        <w:rPr>
-          <w:lang w:val="en-US"/>
-        </w:rPr>
-        <w:t>Duroux</w:t>
-      </w:r>
-      <w:proofErr w:type="spellEnd"/>
-      <w:r>
-        <w:rPr>
-          <w:lang w:val="en-US"/>
-        </w:rPr>
-        <w:t xml:space="preserve">, P., </w:t>
-      </w:r>
-      <w:proofErr w:type="spellStart"/>
-      <w:r>
-        <w:rPr>
-          <w:lang w:val="en-US"/>
-        </w:rPr>
-        <w:t>Lefranc</w:t>
-      </w:r>
-      <w:proofErr w:type="spellEnd"/>
-      <w:r>
-        <w:rPr>
-          <w:lang w:val="en-US"/>
-        </w:rPr>
-        <w:t xml:space="preserve">, M.-P. &amp; </w:t>
-      </w:r>
-      <w:proofErr w:type="spellStart"/>
-      <w:r>
-        <w:rPr>
-          <w:lang w:val="en-US"/>
-        </w:rPr>
-        <w:t>Giudicelli</w:t>
-      </w:r>
-      <w:proofErr w:type="spellEnd"/>
-      <w:r>
-        <w:rPr>
-          <w:lang w:val="en-US"/>
-        </w:rPr>
-        <w:t xml:space="preserve">, V. </w:t>
-      </w:r>
-      <w:proofErr w:type="gramStart"/>
-      <w:r>
-        <w:rPr>
-          <w:lang w:val="en-US"/>
-        </w:rPr>
-        <w:t>IMGT(</w:t>
-      </w:r>
-      <w:proofErr w:type="gramEnd"/>
-      <w:r>
-        <w:rPr>
-          <w:lang w:val="en-US"/>
-        </w:rPr>
-        <w:t>®) tools for the nucleotide analysis of immunoglobulin (IG) and T cell receptor (TR) V-(D)-J repertoires, polymorphisms, and IG mutations: IMGT/V-QUEST and IMGT/</w:t>
-      </w:r>
-      <w:proofErr w:type="spellStart"/>
-      <w:r>
-        <w:rPr>
-          <w:lang w:val="en-US"/>
-        </w:rPr>
-        <w:t>HighV</w:t>
-      </w:r>
-      <w:proofErr w:type="spellEnd"/>
-      <w:r>
-        <w:rPr>
-          <w:lang w:val="en-US"/>
-        </w:rPr>
-        <w:t xml:space="preserve">-QUEST for NGS. </w:t>
+        <w:t xml:space="preserve">Alamyar, E., Duroux, P., Lefranc, M.-P. &amp; Giudicelli, V. IMGT(®) tools for the nucleotide analysis of immunoglobulin (IG) and T cell receptor (TR) V-(D)-J repertoires, polymorphisms, and IG mutations: IMGT/V-QUEST and IMGT/HighV-QUEST for NGS. </w:t>
       </w:r>
       <w:r>
         <w:rPr>
@@ -15267,25 +14614,7 @@
           <w:iCs/>
           <w:lang w:val="en-US"/>
         </w:rPr>
-        <w:t xml:space="preserve">Annu. Rev. </w:t>
-      </w:r>
-      <w:proofErr w:type="spellStart"/>
-      <w:r>
-        <w:rPr>
-          <w:i/>
-          <w:iCs/>
-          <w:lang w:val="en-US"/>
-        </w:rPr>
-        <w:t>Biochem</w:t>
-      </w:r>
-      <w:proofErr w:type="spellEnd"/>
-      <w:r>
-        <w:rPr>
-          <w:i/>
-          <w:iCs/>
-          <w:lang w:val="en-US"/>
-        </w:rPr>
-        <w:t>.</w:t>
+        <w:t>Annu. Rev. Biochem.</w:t>
       </w:r>
       <w:r>
         <w:rPr>
@@ -15326,34 +14655,7 @@
           <w:lang w:val="en-US"/>
         </w:rPr>
         <w:tab/>
-      </w:r>
-      <w:proofErr w:type="spellStart"/>
-      <w:r>
-        <w:rPr>
-          <w:lang w:val="en-US"/>
-        </w:rPr>
-        <w:t>Vihinen</w:t>
-      </w:r>
-      <w:proofErr w:type="spellEnd"/>
-      <w:r>
-        <w:rPr>
-          <w:lang w:val="en-US"/>
-        </w:rPr>
-        <w:t xml:space="preserve">, M., </w:t>
-      </w:r>
-      <w:proofErr w:type="spellStart"/>
-      <w:r>
-        <w:rPr>
-          <w:lang w:val="en-US"/>
-        </w:rPr>
-        <w:t>Torkkila</w:t>
-      </w:r>
-      <w:proofErr w:type="spellEnd"/>
-      <w:r>
-        <w:rPr>
-          <w:lang w:val="en-US"/>
-        </w:rPr>
-        <w:t xml:space="preserve">, E. &amp; Riikonen, P. Accuracy of protein flexibility predictions. </w:t>
+        <w:t xml:space="preserve">Vihinen, M., Torkkila, E. &amp; Riikonen, P. Accuracy of protein flexibility predictions. </w:t>
       </w:r>
       <w:r>
         <w:rPr>
@@ -15473,25 +14775,7 @@
           <w:iCs/>
           <w:lang w:val="en-US"/>
         </w:rPr>
-        <w:t xml:space="preserve">Nat. </w:t>
-      </w:r>
-      <w:proofErr w:type="spellStart"/>
-      <w:r>
-        <w:rPr>
-          <w:i/>
-          <w:iCs/>
-          <w:lang w:val="en-US"/>
-        </w:rPr>
-        <w:t>Biotechnol</w:t>
-      </w:r>
-      <w:proofErr w:type="spellEnd"/>
-      <w:r>
-        <w:rPr>
-          <w:i/>
-          <w:iCs/>
-          <w:lang w:val="en-US"/>
-        </w:rPr>
-        <w:t>.</w:t>
+        <w:t>Nat. Biotechnol.</w:t>
       </w:r>
       <w:r>
         <w:rPr>
@@ -15616,56 +14900,15 @@
           <w:lang w:val="en-US"/>
         </w:rPr>
         <w:tab/>
-      </w:r>
-      <w:proofErr w:type="spellStart"/>
-      <w:r>
-        <w:rPr>
-          <w:lang w:val="en-US"/>
-        </w:rPr>
-        <w:t>Fruchterman</w:t>
-      </w:r>
-      <w:proofErr w:type="spellEnd"/>
-      <w:r>
-        <w:rPr>
-          <w:lang w:val="en-US"/>
-        </w:rPr>
-        <w:t xml:space="preserve">, T. M. J. &amp; Reingold, E. M. Graph drawing by force-directed placement. </w:t>
-      </w:r>
-      <w:proofErr w:type="spellStart"/>
-      <w:r>
-        <w:rPr>
-          <w:i/>
-          <w:iCs/>
-          <w:lang w:val="en-US"/>
-        </w:rPr>
-        <w:t>Softw</w:t>
-      </w:r>
-      <w:proofErr w:type="spellEnd"/>
-      <w:r>
-        <w:rPr>
-          <w:i/>
-          <w:iCs/>
-          <w:lang w:val="en-US"/>
-        </w:rPr>
-        <w:t xml:space="preserve">. </w:t>
-      </w:r>
-      <w:proofErr w:type="spellStart"/>
-      <w:r>
-        <w:rPr>
-          <w:i/>
-          <w:iCs/>
-          <w:lang w:val="en-US"/>
-        </w:rPr>
-        <w:t>Pract</w:t>
-      </w:r>
-      <w:proofErr w:type="spellEnd"/>
-      <w:r>
-        <w:rPr>
-          <w:i/>
-          <w:iCs/>
-          <w:lang w:val="en-US"/>
-        </w:rPr>
-        <w:t>. Exp.</w:t>
+        <w:t xml:space="preserve">Fruchterman, T. M. J. &amp; Reingold, E. M. Graph drawing by force-directed placement. </w:t>
+      </w:r>
+      <w:r>
+        <w:rPr>
+          <w:i/>
+          <w:iCs/>
+          <w:lang w:val="en-US"/>
+        </w:rPr>
+        <w:t>Softw. Pract. Exp.</w:t>
       </w:r>
       <w:r>
         <w:rPr>
@@ -17323,21 +16566,37 @@
         </w:rPr>
         <w:t xml:space="preserve">TCRs (Set 1) with indicated specificities. Node size is proportional to cell number, and color to chain type. Arrows highlight a betaCentric metaclone of Influenza A targeting TCRs (solid arrow) and </w:t>
       </w:r>
-      <w:proofErr w:type="gramStart"/>
-      <w:r>
-        <w:rPr>
-          <w:sz w:val="24"/>
-          <w:szCs w:val="24"/>
-        </w:rPr>
-        <w:t>a</w:t>
-      </w:r>
-      <w:proofErr w:type="gramEnd"/>
-      <w:r>
-        <w:rPr>
-          <w:sz w:val="24"/>
-          <w:szCs w:val="24"/>
-        </w:rPr>
-        <w:t xml:space="preserve"> alphaCentric metaclones of SARS-CoV-2 TCRs (dashed arrows). The indicated metaclones share the </w:t>
+      <w:proofErr w:type="spellStart"/>
+      <w:r>
+        <w:rPr>
+          <w:sz w:val="24"/>
+          <w:szCs w:val="24"/>
+        </w:rPr>
+        <w:t>alphaCentric</w:t>
+      </w:r>
+      <w:proofErr w:type="spellEnd"/>
+      <w:r>
+        <w:rPr>
+          <w:sz w:val="24"/>
+          <w:szCs w:val="24"/>
+        </w:rPr>
+        <w:t xml:space="preserve"> </w:t>
+      </w:r>
+      <w:proofErr w:type="spellStart"/>
+      <w:r>
+        <w:rPr>
+          <w:sz w:val="24"/>
+          <w:szCs w:val="24"/>
+        </w:rPr>
+        <w:t>metaclones</w:t>
+      </w:r>
+      <w:proofErr w:type="spellEnd"/>
+      <w:r>
+        <w:rPr>
+          <w:sz w:val="24"/>
+          <w:szCs w:val="24"/>
+        </w:rPr>
+        <w:t xml:space="preserve"> of SARS-CoV-2 TCRs (dashed arrows). The indicated metaclones share the </w:t>
       </w:r>
       <w:r>
         <w:rPr>
@@ -17353,23 +16612,7 @@
           <w:sz w:val="24"/>
           <w:szCs w:val="24"/>
         </w:rPr>
-        <w:t xml:space="preserve"> junction motif, CAG-X-NYGGSQGNLIF (X is variable, usually </w:t>
-      </w:r>
-      <w:proofErr w:type="gramStart"/>
-      <w:r>
-        <w:rPr>
-          <w:sz w:val="24"/>
-          <w:szCs w:val="24"/>
-        </w:rPr>
-        <w:t>Q,L</w:t>
-      </w:r>
-      <w:proofErr w:type="gramEnd"/>
-      <w:r>
-        <w:rPr>
-          <w:sz w:val="24"/>
-          <w:szCs w:val="24"/>
-        </w:rPr>
-        <w:t>, or M). Log</w:t>
+        <w:t xml:space="preserve"> junction motif, CAG-X-NYGGSQGNLIF (X is variable, usually Q,L, or M). Log</w:t>
       </w:r>
       <w:r>
         <w:rPr>
@@ -17384,23 +16627,23 @@
           <w:sz w:val="24"/>
           <w:szCs w:val="24"/>
         </w:rPr>
-        <w:t xml:space="preserve">(odds) ratios of alphaCentric and betaCentric metaclones for selected antigen species </w:t>
-      </w:r>
-      <w:proofErr w:type="gramStart"/>
-      <w:r>
-        <w:rPr>
-          <w:sz w:val="24"/>
-          <w:szCs w:val="24"/>
-        </w:rPr>
-        <w:t>in .</w:t>
-      </w:r>
-      <w:proofErr w:type="gramEnd"/>
-      <w:r>
-        <w:rPr>
-          <w:sz w:val="24"/>
-          <w:szCs w:val="24"/>
-        </w:rPr>
-        <w:t xml:space="preserve"> Positive values indicate shared </w:t>
+        <w:t xml:space="preserve">(odds) ratios of </w:t>
+      </w:r>
+      <w:proofErr w:type="spellStart"/>
+      <w:r>
+        <w:rPr>
+          <w:sz w:val="24"/>
+          <w:szCs w:val="24"/>
+        </w:rPr>
+        <w:t>alphaCentric</w:t>
+      </w:r>
+      <w:proofErr w:type="spellEnd"/>
+      <w:r>
+        <w:rPr>
+          <w:sz w:val="24"/>
+          <w:szCs w:val="24"/>
+        </w:rPr>
+        <w:t xml:space="preserve"> and betaCentric metaclones for selected antigen species in . Positive values indicate shared </w:t>
       </w:r>
       <w:r>
         <w:rPr>
@@ -17448,7 +16691,23 @@
           <w:sz w:val="24"/>
           <w:szCs w:val="24"/>
         </w:rPr>
-        <w:t xml:space="preserve">) Fraction of alphaCentric and betaCentric metaclones in TCRs from different HC individuals (Set 3). Samples are ordered by alphaCentric frequency. </w:t>
+        <w:t xml:space="preserve">) Fraction of </w:t>
+      </w:r>
+      <w:proofErr w:type="spellStart"/>
+      <w:r>
+        <w:rPr>
+          <w:sz w:val="24"/>
+          <w:szCs w:val="24"/>
+        </w:rPr>
+        <w:t>alphaCentric</w:t>
+      </w:r>
+      <w:proofErr w:type="spellEnd"/>
+      <w:r>
+        <w:rPr>
+          <w:sz w:val="24"/>
+          <w:szCs w:val="24"/>
+        </w:rPr>
+        <w:t xml:space="preserve"> and betaCentric metaclones in TCRs from different HC individuals (Set 3). Samples are ordered by alphaCentric frequency. </w:t>
       </w:r>
       <w:r>
         <w:rPr>
@@ -17498,23 +16757,7 @@
           <w:sz w:val="24"/>
           <w:szCs w:val="24"/>
         </w:rPr>
-        <w:t xml:space="preserve"> </w:t>
-      </w:r>
-      <w:proofErr w:type="gramStart"/>
-      <w:r>
-        <w:rPr>
-          <w:sz w:val="24"/>
-          <w:szCs w:val="24"/>
-        </w:rPr>
-        <w:t>from .</w:t>
-      </w:r>
-      <w:proofErr w:type="gramEnd"/>
-      <w:r>
-        <w:rPr>
-          <w:sz w:val="24"/>
-          <w:szCs w:val="24"/>
-        </w:rPr>
-        <w:t xml:space="preserve"> Asterisks, pAdj (KS test): ****&lt; 1×10</w:t>
+        <w:t xml:space="preserve"> from . Asterisks, pAdj (KS test): ****&lt; 1×10</w:t>
       </w:r>
       <w:r>
         <w:rPr>
@@ -17776,23 +17019,7 @@
           <w:sz w:val="24"/>
           <w:szCs w:val="24"/>
         </w:rPr>
-        <w:t xml:space="preserve"> chains linked to single vs. multiple specificities </w:t>
-      </w:r>
-      <w:proofErr w:type="gramStart"/>
-      <w:r>
-        <w:rPr>
-          <w:sz w:val="24"/>
-          <w:szCs w:val="24"/>
-        </w:rPr>
-        <w:t>in ,</w:t>
-      </w:r>
-      <w:proofErr w:type="gramEnd"/>
-      <w:r>
-        <w:rPr>
-          <w:sz w:val="24"/>
-          <w:szCs w:val="24"/>
-        </w:rPr>
-        <w:t xml:space="preserve"> by metaclone (</w:t>
+        <w:t xml:space="preserve"> chains linked to single vs. multiple specificities in , by </w:t>
       </w:r>
       <w:proofErr w:type="spellStart"/>
       <w:r>
@@ -17800,6 +17027,22 @@
           <w:sz w:val="24"/>
           <w:szCs w:val="24"/>
         </w:rPr>
+        <w:t>metaclone</w:t>
+      </w:r>
+      <w:proofErr w:type="spellEnd"/>
+      <w:r>
+        <w:rPr>
+          <w:sz w:val="24"/>
+          <w:szCs w:val="24"/>
+        </w:rPr>
+        <w:t xml:space="preserve"> (</w:t>
+      </w:r>
+      <w:proofErr w:type="spellStart"/>
+      <w:r>
+        <w:rPr>
+          <w:sz w:val="24"/>
+          <w:szCs w:val="24"/>
+        </w:rPr>
         <w:t>downsampled</w:t>
       </w:r>
       <w:proofErr w:type="spellEnd"/>
@@ -17848,7 +17091,25 @@
           <w:sz w:val="24"/>
           <w:szCs w:val="24"/>
         </w:rPr>
-        <w:t xml:space="preserve"> VDJdb </w:t>
+        <w:t xml:space="preserve"> </w:t>
+      </w:r>
+      <w:proofErr w:type="spellStart"/>
+      <w:r>
+        <w:rPr>
+          <w:i/>
+          <w:sz w:val="24"/>
+          <w:szCs w:val="24"/>
+        </w:rPr>
+        <w:t>VDJdb</w:t>
+      </w:r>
+      <w:proofErr w:type="spellEnd"/>
+      <w:r>
+        <w:rPr>
+          <w:i/>
+          <w:sz w:val="24"/>
+          <w:szCs w:val="24"/>
+        </w:rPr>
+        <w:t xml:space="preserve"> </w:t>
       </w:r>
       <w:r>
         <w:rPr>
@@ -18648,7 +17909,25 @@
           <w:sz w:val="24"/>
           <w:szCs w:val="24"/>
         </w:rPr>
-        <w:t xml:space="preserve"> VDJdb </w:t>
+        <w:t xml:space="preserve"> </w:t>
+      </w:r>
+      <w:proofErr w:type="spellStart"/>
+      <w:r>
+        <w:rPr>
+          <w:i/>
+          <w:sz w:val="24"/>
+          <w:szCs w:val="24"/>
+        </w:rPr>
+        <w:t>VDJdb</w:t>
+      </w:r>
+      <w:proofErr w:type="spellEnd"/>
+      <w:r>
+        <w:rPr>
+          <w:i/>
+          <w:sz w:val="24"/>
+          <w:szCs w:val="24"/>
+        </w:rPr>
+        <w:t xml:space="preserve"> </w:t>
       </w:r>
       <w:r>
         <w:rPr>
@@ -18687,7 +17966,23 @@
           <w:sz w:val="24"/>
           <w:szCs w:val="24"/>
         </w:rPr>
-        <w:t xml:space="preserve">, there were 6,325 alphaCentric, 3,235 betaCentric, 6,266 </w:t>
+        <w:t xml:space="preserve">, there were 6,325 alphaCentric, 3,235 </w:t>
+      </w:r>
+      <w:proofErr w:type="spellStart"/>
+      <w:r>
+        <w:rPr>
+          <w:sz w:val="24"/>
+          <w:szCs w:val="24"/>
+        </w:rPr>
+        <w:t>betaCentric</w:t>
+      </w:r>
+      <w:proofErr w:type="spellEnd"/>
+      <w:r>
+        <w:rPr>
+          <w:sz w:val="24"/>
+          <w:szCs w:val="24"/>
+        </w:rPr>
+        <w:t xml:space="preserve">, 6,266 </w:t>
       </w:r>
       <w:proofErr w:type="spellStart"/>
       <w:r>
@@ -19134,48 +18429,14 @@
           <w:sz w:val="24"/>
           <w:szCs w:val="24"/>
         </w:rPr>
-        <w:t xml:space="preserve"> </w:t>
-      </w:r>
-      <w:proofErr w:type="gramStart"/>
-      <w:r>
-        <w:rPr>
-          <w:b/>
-          <w:bCs/>
-          <w:sz w:val="24"/>
-          <w:szCs w:val="24"/>
-        </w:rPr>
-        <w:t xml:space="preserve">in </w:t>
-      </w:r>
-      <w:r>
-        <w:rPr>
-          <w:sz w:val="24"/>
-          <w:szCs w:val="24"/>
-        </w:rPr>
-        <w:t>.</w:t>
-      </w:r>
-      <w:proofErr w:type="gramEnd"/>
-      <w:r>
-        <w:rPr>
-          <w:sz w:val="24"/>
-          <w:szCs w:val="24"/>
-        </w:rPr>
-        <w:t xml:space="preserve"> TCR chain overlaps between SARS-Co-V2 and selected species that frequently shared junctions with SARS-CoV-2 </w:t>
-      </w:r>
-      <w:proofErr w:type="gramStart"/>
-      <w:r>
-        <w:rPr>
-          <w:sz w:val="24"/>
-          <w:szCs w:val="24"/>
-        </w:rPr>
-        <w:t>in ,</w:t>
-      </w:r>
-      <w:proofErr w:type="gramEnd"/>
-      <w:r>
-        <w:rPr>
-          <w:sz w:val="24"/>
-          <w:szCs w:val="24"/>
-        </w:rPr>
-        <w:t xml:space="preserve"> including EBV, CMV, </w:t>
+        <w:t xml:space="preserve"> in </w:t>
+      </w:r>
+      <w:r>
+        <w:rPr>
+          <w:sz w:val="24"/>
+          <w:szCs w:val="24"/>
+        </w:rPr>
+        <w:t xml:space="preserve">. TCR chain overlaps between SARS-Co-V2 and selected species that frequently shared junctions with SARS-CoV-2 in , including EBV, CMV, </w:t>
       </w:r>
       <w:proofErr w:type="spellStart"/>
       <w:r>
@@ -19362,34 +18623,16 @@
           <w:sz w:val="24"/>
           <w:szCs w:val="24"/>
         </w:rPr>
-        <w:t xml:space="preserve"> junctions from selected species and SARS-CoV-2 </w:t>
-      </w:r>
-      <w:proofErr w:type="gramStart"/>
-      <w:r>
-        <w:rPr>
-          <w:sz w:val="24"/>
-          <w:szCs w:val="24"/>
-        </w:rPr>
-        <w:t xml:space="preserve">in </w:t>
-      </w:r>
-      <w:r>
-        <w:rPr>
-          <w:i/>
-          <w:iCs/>
-          <w:sz w:val="24"/>
-          <w:szCs w:val="24"/>
-        </w:rPr>
-        <w:t>,</w:t>
-      </w:r>
-      <w:proofErr w:type="gramEnd"/>
-      <w:r>
-        <w:rPr>
-          <w:i/>
-          <w:iCs/>
-          <w:sz w:val="24"/>
-          <w:szCs w:val="24"/>
-        </w:rPr>
-        <w:t xml:space="preserve"> </w:t>
+        <w:t xml:space="preserve"> junctions from selected species and SARS-CoV-2 in </w:t>
+      </w:r>
+      <w:r>
+        <w:rPr>
+          <w:i/>
+          <w:iCs/>
+          <w:sz w:val="24"/>
+          <w:szCs w:val="24"/>
+        </w:rPr>
+        <w:t xml:space="preserve">, </w:t>
       </w:r>
       <w:r>
         <w:rPr>
@@ -19444,23 +18687,7 @@
           <w:sz w:val="24"/>
           <w:szCs w:val="24"/>
         </w:rPr>
-        <w:t xml:space="preserve">Shown are selected species that frequently shared junctions with SARS-CoV-2 </w:t>
-      </w:r>
-      <w:proofErr w:type="gramStart"/>
-      <w:r>
-        <w:rPr>
-          <w:sz w:val="24"/>
-          <w:szCs w:val="24"/>
-        </w:rPr>
-        <w:t>in :</w:t>
-      </w:r>
-      <w:proofErr w:type="gramEnd"/>
-      <w:r>
-        <w:rPr>
-          <w:sz w:val="24"/>
-          <w:szCs w:val="24"/>
-        </w:rPr>
-        <w:t xml:space="preserve"> Influenza, CMV, EBV, Homo sapiens (n = 194,196, 31 and 18, respectively). </w:t>
+        <w:t xml:space="preserve">Shown are selected species that frequently shared junctions with SARS-CoV-2 in : Influenza, CMV, EBV, Homo sapiens (n = 194,196, 31 and 18, respectively). </w:t>
       </w:r>
     </w:p>
     <w:p>
@@ -19542,23 +18769,7 @@
           <w:sz w:val="24"/>
           <w:szCs w:val="24"/>
         </w:rPr>
-        <w:t xml:space="preserve">. Shown are selected species that frequently shared junctions with SARS-CoV-2 </w:t>
-      </w:r>
-      <w:proofErr w:type="gramStart"/>
-      <w:r>
-        <w:rPr>
-          <w:sz w:val="24"/>
-          <w:szCs w:val="24"/>
-        </w:rPr>
-        <w:t>in :</w:t>
-      </w:r>
-      <w:proofErr w:type="gramEnd"/>
-      <w:r>
-        <w:rPr>
-          <w:sz w:val="24"/>
-          <w:szCs w:val="24"/>
-        </w:rPr>
-        <w:t xml:space="preserve"> EBV, CMV, </w:t>
+        <w:t xml:space="preserve">. Shown are selected species that frequently shared junctions with SARS-CoV-2 in : EBV, CMV, </w:t>
       </w:r>
       <w:proofErr w:type="spellStart"/>
       <w:r>
@@ -19740,23 +18951,7 @@
           <w:sz w:val="24"/>
           <w:szCs w:val="24"/>
         </w:rPr>
-        <w:t xml:space="preserve"> chains in Spike-specific T cells </w:t>
-      </w:r>
-      <w:proofErr w:type="gramStart"/>
-      <w:r>
-        <w:rPr>
-          <w:sz w:val="24"/>
-          <w:szCs w:val="24"/>
-        </w:rPr>
-        <w:t>in  (</w:t>
-      </w:r>
-      <w:proofErr w:type="gramEnd"/>
-      <w:r>
-        <w:rPr>
-          <w:sz w:val="24"/>
-          <w:szCs w:val="24"/>
-        </w:rPr>
-        <w:t xml:space="preserve">Set 1). To avoid alignments with amino acid deletions and insertions, we calculated each motif with junctions of the same length. Only the top three </w:t>
+        <w:t xml:space="preserve"> chains in Spike-specific T cells in  (Set 1). To avoid alignments with amino acid deletions and insertions, we calculated each motif with junctions of the same length. Only the top three </w:t>
       </w:r>
       <w:r>
         <w:rPr>

--- a/shubham_manuscript/draft_manuscript_V4_for_critique.docx
+++ b/shubham_manuscript/draft_manuscript_V4_for_critique.docx
@@ -192,7 +192,23 @@
           <w:szCs w:val="24"/>
           <w:lang w:val="en-US"/>
         </w:rPr>
-        <w:t>Chain-centric TCRs, in which a shared chain paired with diverse partners drives antigen recognition, are well documented, but their broader significance remains unclear. Here we characterize expression and specificity of chain-centric metaclones across large datasets of paired human αβ (alpha/beta) TCRs. Chain-centricity is universal in repertoires from dozens of healthy and diseased individuals. Chain-centric TCRs with shared germline-like alpha chains are significantly more common than beta chain-centric TCRs in healthy individuals (~14% of total versus ~ 3%, respectively). Chain-centric TCRs are often multi-specific, with ~57% of human alpha chain-centric TCRs in</w:t>
+        <w:t>Chain-centric TCRs, in which a shared chain paired with diverse partners drives antigen recognition, are well documented, but their broader significance remains unclear. Here</w:t>
+      </w:r>
+      <w:r>
+        <w:rPr>
+          <w:sz w:val="24"/>
+          <w:szCs w:val="24"/>
+          <w:lang w:val="en-US"/>
+        </w:rPr>
+        <w:t>,</w:t>
+      </w:r>
+      <w:r>
+        <w:rPr>
+          <w:sz w:val="24"/>
+          <w:szCs w:val="24"/>
+          <w:lang w:val="en-US"/>
+        </w:rPr>
+        <w:t xml:space="preserve"> we characterize expression and specificity of chain-centric metaclones across large datasets of paired human αβ (alpha/beta) TCRs. Chain-centricity is universal in repertoires from dozens of healthy and diseased individuals. Chain-centric TCRs with shared germline-like alpha chains are significantly more common than beta chain-centric TCRs in healthy individuals (~14% of total versus ~ 3%, respectively). Chain-centric TCRs are often multi-specific, with ~57% of human alpha chain-centric TCRs in</w:t>
       </w:r>
       <w:r>
         <w:rPr>
@@ -294,23 +310,7 @@
           <w:sz w:val="24"/>
           <w:szCs w:val="24"/>
         </w:rPr>
-        <w:t>A defining feature of T cells is cell surface expression of the T-cell receptor (TCR). Recognition of peptide–MHC (</w:t>
-      </w:r>
-      <w:proofErr w:type="spellStart"/>
-      <w:r>
-        <w:rPr>
-          <w:sz w:val="24"/>
-          <w:szCs w:val="24"/>
-        </w:rPr>
-        <w:t>pMHC</w:t>
-      </w:r>
-      <w:proofErr w:type="spellEnd"/>
-      <w:r>
-        <w:rPr>
-          <w:sz w:val="24"/>
-          <w:szCs w:val="24"/>
-        </w:rPr>
-        <w:t xml:space="preserve">) complexes by the TCR triggers clonal expansion, producing progeny with identical TCR sequences and shared antigen specificity </w:t>
+        <w:t xml:space="preserve">A defining feature of T cells is cell surface expression of the T-cell receptor (TCR). Recognition of peptide–MHC (pMHC) complexes by the TCR triggers clonal expansion, producing progeny with identical TCR sequences and shared antigen specificity </w:t>
       </w:r>
       <w:r>
         <w:rPr>
@@ -355,6 +355,15 @@
         </w:rPr>
         <w:t>. Most TCRs are αβ (</w:t>
       </w:r>
+      <w:ins w:id="1" w:author="Ty Bottorff" w:date="2025-12-11T13:59:00Z" w16du:dateUtc="2025-12-11T21:59:00Z">
+        <w:r>
+          <w:rPr>
+            <w:sz w:val="24"/>
+            <w:szCs w:val="24"/>
+          </w:rPr>
+          <w:t xml:space="preserve">encoded by </w:t>
+        </w:r>
+      </w:ins>
       <w:r>
         <w:rPr>
           <w:i/>
@@ -546,7 +555,39 @@
           <w:sz w:val="24"/>
           <w:szCs w:val="24"/>
         </w:rPr>
-        <w:t xml:space="preserve">, with either chain </w:t>
+        <w:t xml:space="preserve">, with </w:t>
+      </w:r>
+      <w:del w:id="2" w:author="Ty Bottorff" w:date="2025-12-11T14:01:00Z" w16du:dateUtc="2025-12-11T22:01:00Z">
+        <w:r>
+          <w:rPr>
+            <w:sz w:val="24"/>
+            <w:szCs w:val="24"/>
+          </w:rPr>
+          <w:delText xml:space="preserve">either </w:delText>
+        </w:r>
+      </w:del>
+      <w:ins w:id="3" w:author="Ty Bottorff" w:date="2025-12-11T14:01:00Z" w16du:dateUtc="2025-12-11T22:01:00Z">
+        <w:r>
+          <w:rPr>
+            <w:sz w:val="24"/>
+            <w:szCs w:val="24"/>
+          </w:rPr>
+          <w:t>one</w:t>
+        </w:r>
+        <w:r>
+          <w:rPr>
+            <w:sz w:val="24"/>
+            <w:szCs w:val="24"/>
+          </w:rPr>
+          <w:t xml:space="preserve"> </w:t>
+        </w:r>
+      </w:ins>
+      <w:r>
+        <w:rPr>
+          <w:sz w:val="24"/>
+          <w:szCs w:val="24"/>
+        </w:rPr>
+        <w:t xml:space="preserve">chain </w:t>
       </w:r>
       <w:r>
         <w:rPr>
@@ -632,7 +673,29 @@
           <w:sz w:val="24"/>
           <w:szCs w:val="24"/>
         </w:rPr>
-        <w:t xml:space="preserve">. Sequence level patterns can mirror structural chain-centricity, where the dominant chain shows greater conservation or recurrent motifs across individuals </w:t>
+        <w:t xml:space="preserve">. Sequence level patterns can mirror structural chain-centricity, where the dominant chain shows </w:t>
+      </w:r>
+      <w:commentRangeStart w:id="4"/>
+      <w:r>
+        <w:rPr>
+          <w:sz w:val="24"/>
+          <w:szCs w:val="24"/>
+        </w:rPr>
+        <w:t>greater conservation or recurrent motifs</w:t>
+      </w:r>
+      <w:commentRangeEnd w:id="4"/>
+      <w:r>
+        <w:rPr>
+          <w:rStyle w:val="CommentReference"/>
+        </w:rPr>
+        <w:commentReference w:id="4"/>
+      </w:r>
+      <w:r>
+        <w:rPr>
+          <w:sz w:val="24"/>
+          <w:szCs w:val="24"/>
+        </w:rPr>
+        <w:t xml:space="preserve"> across individuals </w:t>
       </w:r>
       <w:r>
         <w:rPr>
@@ -755,7 +818,29 @@
           <w:sz w:val="24"/>
           <w:szCs w:val="24"/>
         </w:rPr>
-        <w:t xml:space="preserve"> for TCRs that share one identical chain paired with multiple counter chains across individuals. TCRs are widely used in diagnostic </w:t>
+        <w:t xml:space="preserve"> for TCRs that share one identical chain paired with multiple </w:t>
+      </w:r>
+      <w:commentRangeStart w:id="5"/>
+      <w:r>
+        <w:rPr>
+          <w:sz w:val="24"/>
+          <w:szCs w:val="24"/>
+        </w:rPr>
+        <w:t xml:space="preserve">counter </w:t>
+      </w:r>
+      <w:commentRangeEnd w:id="5"/>
+      <w:r>
+        <w:rPr>
+          <w:rStyle w:val="CommentReference"/>
+        </w:rPr>
+        <w:commentReference w:id="5"/>
+      </w:r>
+      <w:r>
+        <w:rPr>
+          <w:sz w:val="24"/>
+          <w:szCs w:val="24"/>
+        </w:rPr>
+        <w:t xml:space="preserve">chains across individuals. TCRs are widely used in diagnostic </w:t>
       </w:r>
       <w:r>
         <w:rPr>
@@ -916,7 +1001,16 @@
           <w:szCs w:val="24"/>
           <w:lang w:val="en-US"/>
         </w:rPr>
-        <w:t xml:space="preserve">We previously showed that islet antigen autoreactive (IAR) CD4+ T cells in type 1 diabetes (T1D) patients frequently share public TCRs with identical </w:t>
+        <w:t>We previously showed that islet antigen autoreactive (IAR) CD4+ T cells in type 1 diabetes (T1D) patients frequently share public TCRs with</w:t>
+      </w:r>
+      <w:commentRangeStart w:id="6"/>
+      <w:r>
+        <w:rPr>
+          <w:sz w:val="24"/>
+          <w:szCs w:val="24"/>
+          <w:lang w:val="en-US"/>
+        </w:rPr>
+        <w:t xml:space="preserve"> identical </w:t>
       </w:r>
       <w:r>
         <w:rPr>
@@ -934,7 +1028,25 @@
           <w:szCs w:val="24"/>
           <w:lang w:val="en-US"/>
         </w:rPr>
-        <w:t xml:space="preserve"> CDR3 regions (or junctions) paired with heterogeneous </w:t>
+        <w:t xml:space="preserve"> CDR3 regions (</w:t>
+      </w:r>
+      <w:del w:id="7" w:author="Ty Bottorff" w:date="2025-12-11T14:12:00Z" w16du:dateUtc="2025-12-11T22:12:00Z">
+        <w:r>
+          <w:rPr>
+            <w:sz w:val="24"/>
+            <w:szCs w:val="24"/>
+            <w:lang w:val="en-US"/>
+          </w:rPr>
+          <w:delText xml:space="preserve">or </w:delText>
+        </w:r>
+      </w:del>
+      <w:r>
+        <w:rPr>
+          <w:sz w:val="24"/>
+          <w:szCs w:val="24"/>
+          <w:lang w:val="en-US"/>
+        </w:rPr>
+        <w:t xml:space="preserve">junctions) paired with heterogeneous </w:t>
       </w:r>
       <w:r>
         <w:rPr>
@@ -953,6 +1065,13 @@
           <w:lang w:val="en-US"/>
         </w:rPr>
         <w:t xml:space="preserve"> chains </w:t>
+      </w:r>
+      <w:commentRangeEnd w:id="6"/>
+      <w:r>
+        <w:rPr>
+          <w:rStyle w:val="CommentReference"/>
+        </w:rPr>
+        <w:commentReference w:id="6"/>
       </w:r>
       <w:r>
         <w:rPr>
@@ -1254,6 +1373,7 @@
         </w:rPr>
         <w:t>. We demonstrate a broad, convergent and cross-reactive alphaCentric CD4+ T-cell response to SARS-CoV-2 Spike in previously unexposed individuals</w:t>
       </w:r>
+      <w:commentRangeStart w:id="8"/>
       <w:r>
         <w:rPr>
           <w:sz w:val="24"/>
@@ -1301,13 +1421,29 @@
         </w:rPr>
         <w:fldChar w:fldCharType="end"/>
       </w:r>
-      <w:r>
-        <w:rPr>
-          <w:sz w:val="24"/>
-          <w:szCs w:val="24"/>
-          <w:lang w:val="en-US"/>
-        </w:rPr>
-        <w:t xml:space="preserve">. Finally, we examine at single-cell resolution the tolerance of CD4+ T cell activation in COVID-19 patients to mismatches in the shared </w:t>
+      <w:commentRangeEnd w:id="8"/>
+      <w:r>
+        <w:rPr>
+          <w:rStyle w:val="CommentReference"/>
+        </w:rPr>
+        <w:commentReference w:id="8"/>
+      </w:r>
+      <w:r>
+        <w:rPr>
+          <w:sz w:val="24"/>
+          <w:szCs w:val="24"/>
+          <w:lang w:val="en-US"/>
+        </w:rPr>
+        <w:t xml:space="preserve">. </w:t>
+      </w:r>
+      <w:commentRangeStart w:id="9"/>
+      <w:r>
+        <w:rPr>
+          <w:sz w:val="24"/>
+          <w:szCs w:val="24"/>
+          <w:lang w:val="en-US"/>
+        </w:rPr>
+        <w:t xml:space="preserve">Finally, we examine at single-cell resolution the tolerance of CD4+ T cell activation in COVID-19 patients to mismatches in the shared </w:t>
       </w:r>
       <w:r>
         <w:rPr>
@@ -1326,6 +1462,13 @@
           <w:lang w:val="en-US"/>
         </w:rPr>
         <w:t xml:space="preserve"> chain of alphaCentric TCRs. </w:t>
+      </w:r>
+      <w:commentRangeEnd w:id="9"/>
+      <w:r>
+        <w:rPr>
+          <w:rStyle w:val="CommentReference"/>
+        </w:rPr>
+        <w:commentReference w:id="9"/>
       </w:r>
     </w:p>
     <w:p>
@@ -1352,8 +1495,8 @@
         </w:rPr>
         <w:t>Results</w:t>
       </w:r>
-      <w:bookmarkStart w:id="1" w:name="_cmts8tsucn1t" w:colFirst="0" w:colLast="0"/>
-      <w:bookmarkEnd w:id="1"/>
+      <w:bookmarkStart w:id="10" w:name="_cmts8tsucn1t" w:colFirst="0" w:colLast="0"/>
+      <w:bookmarkEnd w:id="10"/>
     </w:p>
     <w:p>
       <w:pPr>
@@ -1424,25 +1567,31 @@
           <w:szCs w:val="24"/>
           <w:lang w:val="en-US"/>
         </w:rPr>
-        <w:t xml:space="preserve"> led us to hypothesize that TCR metaclones form functionally specialized repertoires during T cell-mediated immune responses. To test this hypothesis, we utilized the rich resources of paired TCR sequences and gene expression profiles in individual cells enabled by recent advances in single cell RNA and TCR sequencing (scRNAseq and </w:t>
-      </w:r>
-      <w:proofErr w:type="spellStart"/>
-      <w:r>
-        <w:rPr>
-          <w:sz w:val="24"/>
-          <w:szCs w:val="24"/>
-          <w:lang w:val="en-US"/>
-        </w:rPr>
-        <w:t>TCRseq</w:t>
-      </w:r>
-      <w:proofErr w:type="spellEnd"/>
-      <w:r>
-        <w:rPr>
-          <w:sz w:val="24"/>
-          <w:szCs w:val="24"/>
-          <w:lang w:val="en-US"/>
-        </w:rPr>
-        <w:t xml:space="preserve">) </w:t>
+        <w:t xml:space="preserve"> led us to hypothesize that </w:t>
+      </w:r>
+      <w:commentRangeStart w:id="11"/>
+      <w:r>
+        <w:rPr>
+          <w:sz w:val="24"/>
+          <w:szCs w:val="24"/>
+          <w:lang w:val="en-US"/>
+        </w:rPr>
+        <w:t>TCR metaclones form functionally specialized repertoires during T cell-mediated immune responses</w:t>
+      </w:r>
+      <w:commentRangeEnd w:id="11"/>
+      <w:r>
+        <w:rPr>
+          <w:rStyle w:val="CommentReference"/>
+        </w:rPr>
+        <w:commentReference w:id="11"/>
+      </w:r>
+      <w:r>
+        <w:rPr>
+          <w:sz w:val="24"/>
+          <w:szCs w:val="24"/>
+          <w:lang w:val="en-US"/>
+        </w:rPr>
+        <w:t xml:space="preserve">. To test this hypothesis, we utilized the rich resources of paired TCR sequences and gene expression profiles in individual cells enabled by recent advances in single cell RNA and TCR sequencing (scRNAseq and TCRseq) </w:t>
       </w:r>
       <w:r>
         <w:rPr>
@@ -1562,25 +1711,7 @@
           <w:szCs w:val="24"/>
           <w:lang w:val="en-US"/>
         </w:rPr>
-        <w:t xml:space="preserve"> database (Set 1) and other previously described scRNAseq/</w:t>
-      </w:r>
-      <w:proofErr w:type="spellStart"/>
-      <w:r>
-        <w:rPr>
-          <w:sz w:val="24"/>
-          <w:szCs w:val="24"/>
-          <w:lang w:val="en-US"/>
-        </w:rPr>
-        <w:t>TCRseq</w:t>
-      </w:r>
-      <w:proofErr w:type="spellEnd"/>
-      <w:r>
-        <w:rPr>
-          <w:sz w:val="24"/>
-          <w:szCs w:val="24"/>
-          <w:lang w:val="en-US"/>
-        </w:rPr>
-        <w:t xml:space="preserve"> datasets </w:t>
+        <w:t xml:space="preserve"> database (Set 1) and other previously described scRNAseq/TCRseq datasets </w:t>
       </w:r>
       <w:r>
         <w:rPr>
@@ -1803,7 +1934,25 @@
           <w:szCs w:val="24"/>
           <w:lang w:val="en-US"/>
         </w:rPr>
-        <w:t xml:space="preserve"> database (Set 1), using the </w:t>
+        <w:t xml:space="preserve"> database (Set 1)</w:t>
+      </w:r>
+      <w:del w:id="12" w:author="Ty Bottorff" w:date="2025-12-11T20:12:00Z" w16du:dateUtc="2025-12-12T04:12:00Z">
+        <w:r>
+          <w:rPr>
+            <w:sz w:val="24"/>
+            <w:szCs w:val="24"/>
+            <w:lang w:val="en-US"/>
+          </w:rPr>
+          <w:delText>,</w:delText>
+        </w:r>
+      </w:del>
+      <w:r>
+        <w:rPr>
+          <w:sz w:val="24"/>
+          <w:szCs w:val="24"/>
+          <w:lang w:val="en-US"/>
+        </w:rPr>
+        <w:t xml:space="preserve"> using the </w:t>
       </w:r>
       <w:r>
         <w:rPr>
@@ -1912,20 +2061,102 @@
           <w:szCs w:val="24"/>
           <w:lang w:val="en-US"/>
         </w:rPr>
-        <w:t>(</w:t>
-      </w:r>
-      <w:proofErr w:type="spellStart"/>
-      <w:r>
-        <w:rPr>
-          <w:sz w:val="24"/>
-          <w:szCs w:val="24"/>
-          <w:lang w:val="en-US"/>
-        </w:rPr>
-        <w:t>InfluenzaA</w:t>
-      </w:r>
-      <w:proofErr w:type="spellEnd"/>
-      <w:r>
-        <w:rPr>
+        <w:t>(InfluenzaA),</w:t>
+      </w:r>
+      <w:r>
+        <w:rPr>
+          <w:i/>
+          <w:iCs/>
+          <w:sz w:val="24"/>
+          <w:szCs w:val="24"/>
+          <w:lang w:val="en-US"/>
+        </w:rPr>
+        <w:t xml:space="preserve"> Severe acute respiratory syndrome coronavirus 2</w:t>
+      </w:r>
+      <w:r>
+        <w:rPr>
+          <w:sz w:val="24"/>
+          <w:szCs w:val="24"/>
+          <w:lang w:val="en-US"/>
+        </w:rPr>
+        <w:t>,</w:t>
+      </w:r>
+      <w:r>
+        <w:rPr>
+          <w:i/>
+          <w:iCs/>
+          <w:sz w:val="24"/>
+          <w:szCs w:val="24"/>
+          <w:lang w:val="en-US"/>
+        </w:rPr>
+        <w:t xml:space="preserve"> (</w:t>
+      </w:r>
+      <w:r>
+        <w:rPr>
+          <w:sz w:val="24"/>
+          <w:szCs w:val="24"/>
+          <w:lang w:val="en-US"/>
+        </w:rPr>
+        <w:t xml:space="preserve">SARS-CoV-2), </w:t>
+      </w:r>
+      <w:r>
+        <w:rPr>
+          <w:i/>
+          <w:iCs/>
+          <w:sz w:val="24"/>
+          <w:szCs w:val="24"/>
+          <w:lang w:val="en-US"/>
+        </w:rPr>
+        <w:t>Cytomegalovirus (</w:t>
+      </w:r>
+      <w:r>
+        <w:rPr>
+          <w:sz w:val="24"/>
+          <w:szCs w:val="24"/>
+          <w:lang w:val="en-US"/>
+        </w:rPr>
+        <w:t>CMV</w:t>
+      </w:r>
+      <w:r>
+        <w:rPr>
+          <w:i/>
+          <w:iCs/>
+          <w:sz w:val="24"/>
+          <w:szCs w:val="24"/>
+          <w:lang w:val="en-US"/>
+        </w:rPr>
+        <w:t>), Epstein-Barr Virus (</w:t>
+      </w:r>
+      <w:r>
+        <w:rPr>
+          <w:sz w:val="24"/>
+          <w:szCs w:val="24"/>
+          <w:lang w:val="en-US"/>
+        </w:rPr>
+        <w:t>EBV</w:t>
+      </w:r>
+      <w:r>
+        <w:rPr>
+          <w:i/>
+          <w:iCs/>
+          <w:sz w:val="24"/>
+          <w:szCs w:val="24"/>
+          <w:lang w:val="en-US"/>
+        </w:rPr>
+        <w:t>), Hepatitis C Virus (</w:t>
+      </w:r>
+      <w:r>
+        <w:rPr>
+          <w:sz w:val="24"/>
+          <w:szCs w:val="24"/>
+          <w:lang w:val="en-US"/>
+        </w:rPr>
+        <w:t>HCV</w:t>
+      </w:r>
+      <w:r>
+        <w:rPr>
+          <w:i/>
+          <w:iCs/>
           <w:sz w:val="24"/>
           <w:szCs w:val="24"/>
           <w:lang w:val="en-US"/>
@@ -1934,26 +2165,41 @@
       </w:r>
       <w:r>
         <w:rPr>
-          <w:i/>
-          <w:iCs/>
-          <w:sz w:val="24"/>
-          <w:szCs w:val="24"/>
-          <w:lang w:val="en-US"/>
-        </w:rPr>
-        <w:t xml:space="preserve"> Severe acute respiratory syndrome coronavirus 2</w:t>
-      </w:r>
-      <w:r>
-        <w:rPr>
-          <w:sz w:val="24"/>
-          <w:szCs w:val="24"/>
-          <w:lang w:val="en-US"/>
-        </w:rPr>
-        <w:t>,</w:t>
-      </w:r>
-      <w:r>
-        <w:rPr>
-          <w:i/>
-          <w:iCs/>
+          <w:sz w:val="24"/>
+          <w:szCs w:val="24"/>
+          <w:lang w:val="en-US"/>
+        </w:rPr>
+        <w:t xml:space="preserve"> and self-antigens from </w:t>
+      </w:r>
+      <w:r>
+        <w:rPr>
+          <w:i/>
+          <w:iCs/>
+          <w:sz w:val="24"/>
+          <w:szCs w:val="24"/>
+          <w:lang w:val="en-US"/>
+        </w:rPr>
+        <w:t>Homo sapiens</w:t>
+      </w:r>
+      <w:r>
+        <w:rPr>
+          <w:sz w:val="24"/>
+          <w:szCs w:val="24"/>
+          <w:lang w:val="en-US"/>
+        </w:rPr>
+        <w:t xml:space="preserve"> (HomoSapiens). At one extreme were TCRs sharing perfectly matched </w:t>
+      </w:r>
+      <w:r>
+        <w:rPr>
+          <w:rStyle w:val="Strong"/>
+          <w:sz w:val="24"/>
+          <w:szCs w:val="24"/>
+          <w:lang w:val="en-US"/>
+        </w:rPr>
+        <w:t>α chain</w:t>
+      </w:r>
+      <w:r>
+        <w:rPr>
           <w:sz w:val="24"/>
           <w:szCs w:val="24"/>
           <w:lang w:val="en-US"/>
@@ -1962,139 +2208,6 @@
       </w:r>
       <w:r>
         <w:rPr>
-          <w:sz w:val="24"/>
-          <w:szCs w:val="24"/>
-          <w:lang w:val="en-US"/>
-        </w:rPr>
-        <w:t xml:space="preserve">SARS-CoV-2), </w:t>
-      </w:r>
-      <w:r>
-        <w:rPr>
-          <w:i/>
-          <w:iCs/>
-          <w:sz w:val="24"/>
-          <w:szCs w:val="24"/>
-          <w:lang w:val="en-US"/>
-        </w:rPr>
-        <w:t>Cytomegalovirus (</w:t>
-      </w:r>
-      <w:r>
-        <w:rPr>
-          <w:sz w:val="24"/>
-          <w:szCs w:val="24"/>
-          <w:lang w:val="en-US"/>
-        </w:rPr>
-        <w:t>CMV</w:t>
-      </w:r>
-      <w:r>
-        <w:rPr>
-          <w:i/>
-          <w:iCs/>
-          <w:sz w:val="24"/>
-          <w:szCs w:val="24"/>
-          <w:lang w:val="en-US"/>
-        </w:rPr>
-        <w:t>), Epstein-Barr Virus (</w:t>
-      </w:r>
-      <w:r>
-        <w:rPr>
-          <w:sz w:val="24"/>
-          <w:szCs w:val="24"/>
-          <w:lang w:val="en-US"/>
-        </w:rPr>
-        <w:t>EBV</w:t>
-      </w:r>
-      <w:r>
-        <w:rPr>
-          <w:i/>
-          <w:iCs/>
-          <w:sz w:val="24"/>
-          <w:szCs w:val="24"/>
-          <w:lang w:val="en-US"/>
-        </w:rPr>
-        <w:t>), Hepatitis C Virus (</w:t>
-      </w:r>
-      <w:r>
-        <w:rPr>
-          <w:sz w:val="24"/>
-          <w:szCs w:val="24"/>
-          <w:lang w:val="en-US"/>
-        </w:rPr>
-        <w:t>HCV</w:t>
-      </w:r>
-      <w:r>
-        <w:rPr>
-          <w:i/>
-          <w:iCs/>
-          <w:sz w:val="24"/>
-          <w:szCs w:val="24"/>
-          <w:lang w:val="en-US"/>
-        </w:rPr>
-        <w:t>),</w:t>
-      </w:r>
-      <w:r>
-        <w:rPr>
-          <w:sz w:val="24"/>
-          <w:szCs w:val="24"/>
-          <w:lang w:val="en-US"/>
-        </w:rPr>
-        <w:t xml:space="preserve"> and self-antigens from </w:t>
-      </w:r>
-      <w:r>
-        <w:rPr>
-          <w:i/>
-          <w:iCs/>
-          <w:sz w:val="24"/>
-          <w:szCs w:val="24"/>
-          <w:lang w:val="en-US"/>
-        </w:rPr>
-        <w:t>Homo sapiens</w:t>
-      </w:r>
-      <w:r>
-        <w:rPr>
-          <w:sz w:val="24"/>
-          <w:szCs w:val="24"/>
-          <w:lang w:val="en-US"/>
-        </w:rPr>
-        <w:t xml:space="preserve"> (</w:t>
-      </w:r>
-      <w:proofErr w:type="spellStart"/>
-      <w:r>
-        <w:rPr>
-          <w:sz w:val="24"/>
-          <w:szCs w:val="24"/>
-          <w:lang w:val="en-US"/>
-        </w:rPr>
-        <w:t>HomoSapiens</w:t>
-      </w:r>
-      <w:proofErr w:type="spellEnd"/>
-      <w:r>
-        <w:rPr>
-          <w:sz w:val="24"/>
-          <w:szCs w:val="24"/>
-          <w:lang w:val="en-US"/>
-        </w:rPr>
-        <w:t xml:space="preserve">). At one extreme were TCRs sharing perfectly matched </w:t>
-      </w:r>
-      <w:r>
-        <w:rPr>
-          <w:rStyle w:val="Strong"/>
-          <w:sz w:val="24"/>
-          <w:szCs w:val="24"/>
-          <w:lang w:val="en-US"/>
-        </w:rPr>
-        <w:t>α chain</w:t>
-      </w:r>
-      <w:r>
-        <w:rPr>
-          <w:sz w:val="24"/>
-          <w:szCs w:val="24"/>
-          <w:lang w:val="en-US"/>
-        </w:rPr>
-        <w:t xml:space="preserve"> (</w:t>
-      </w:r>
-      <w:r>
-        <w:rPr>
           <w:i/>
           <w:iCs/>
           <w:sz w:val="24"/>
@@ -2109,7 +2222,25 @@
           <w:szCs w:val="24"/>
           <w:lang w:val="en-US"/>
         </w:rPr>
-        <w:t xml:space="preserve">) junctions between different individuals (alphaCentric TCRs); at the other, were TCRs sharing perfectly matched </w:t>
+        <w:t>) junctions between different individuals (alphaCentric TCRs); at the other</w:t>
+      </w:r>
+      <w:del w:id="13" w:author="Ty Bottorff" w:date="2025-12-11T20:15:00Z" w16du:dateUtc="2025-12-12T04:15:00Z">
+        <w:r>
+          <w:rPr>
+            <w:sz w:val="24"/>
+            <w:szCs w:val="24"/>
+            <w:lang w:val="en-US"/>
+          </w:rPr>
+          <w:delText>,</w:delText>
+        </w:r>
+      </w:del>
+      <w:r>
+        <w:rPr>
+          <w:sz w:val="24"/>
+          <w:szCs w:val="24"/>
+          <w:lang w:val="en-US"/>
+        </w:rPr>
+        <w:t xml:space="preserve"> were TCRs sharing perfectly matched </w:t>
       </w:r>
       <w:r>
         <w:rPr>
@@ -2181,43 +2312,7 @@
           <w:szCs w:val="24"/>
           <w:lang w:val="en-US"/>
         </w:rPr>
-        <w:t xml:space="preserve">). Certain human TCRs were dominated by </w:t>
-      </w:r>
-      <w:proofErr w:type="spellStart"/>
-      <w:r>
-        <w:rPr>
-          <w:sz w:val="24"/>
-          <w:szCs w:val="24"/>
-          <w:lang w:val="en-US"/>
-        </w:rPr>
-        <w:t>alphaCentric</w:t>
-      </w:r>
-      <w:proofErr w:type="spellEnd"/>
-      <w:r>
-        <w:rPr>
-          <w:sz w:val="24"/>
-          <w:szCs w:val="24"/>
-          <w:lang w:val="en-US"/>
-        </w:rPr>
-        <w:t xml:space="preserve"> </w:t>
-      </w:r>
-      <w:proofErr w:type="spellStart"/>
-      <w:r>
-        <w:rPr>
-          <w:sz w:val="24"/>
-          <w:szCs w:val="24"/>
-          <w:lang w:val="en-US"/>
-        </w:rPr>
-        <w:t>metaclones</w:t>
-      </w:r>
-      <w:proofErr w:type="spellEnd"/>
-      <w:r>
-        <w:rPr>
-          <w:sz w:val="24"/>
-          <w:szCs w:val="24"/>
-          <w:lang w:val="en-US"/>
-        </w:rPr>
-        <w:t xml:space="preserve"> (shared </w:t>
+        <w:t xml:space="preserve">). Certain human TCRs were dominated by alphaCentric metaclones (shared </w:t>
       </w:r>
       <w:r>
         <w:rPr>
@@ -2237,7 +2332,6 @@
         </w:rPr>
         <w:t>-</w:t>
       </w:r>
-      <w:proofErr w:type="spellStart"/>
       <w:r>
         <w:rPr>
           <w:sz w:val="24"/>
@@ -2257,32 +2351,37 @@
         </w:rPr>
         <w:t>TRB</w:t>
       </w:r>
-      <w:proofErr w:type="spellEnd"/>
-      <w:r>
-        <w:rPr>
-          <w:sz w:val="24"/>
-          <w:szCs w:val="24"/>
-          <w:lang w:val="en-US"/>
-        </w:rPr>
-        <w:t xml:space="preserve">), such as TCRs specific for CMV, </w:t>
-      </w:r>
-      <w:proofErr w:type="spellStart"/>
-      <w:r>
-        <w:rPr>
-          <w:sz w:val="24"/>
-          <w:szCs w:val="24"/>
-          <w:lang w:val="en-US"/>
-        </w:rPr>
-        <w:t>HomoSapiens</w:t>
-      </w:r>
-      <w:proofErr w:type="spellEnd"/>
-      <w:r>
-        <w:rPr>
-          <w:sz w:val="24"/>
-          <w:szCs w:val="24"/>
-          <w:lang w:val="en-US"/>
-        </w:rPr>
-        <w:t xml:space="preserve">, SARS-CoV-2 and combined “other” TCRs. In SARS-CoV-2 TCRs, there were several alphaCentric metaclones that differed in </w:t>
+      <w:r>
+        <w:rPr>
+          <w:sz w:val="24"/>
+          <w:szCs w:val="24"/>
+          <w:lang w:val="en-US"/>
+        </w:rPr>
+        <w:t xml:space="preserve">), such as TCRs specific for CMV, HomoSapiens, SARS-CoV-2 and combined </w:t>
+      </w:r>
+      <w:commentRangeStart w:id="14"/>
+      <w:r>
+        <w:rPr>
+          <w:sz w:val="24"/>
+          <w:szCs w:val="24"/>
+          <w:lang w:val="en-US"/>
+        </w:rPr>
+        <w:t>“other” TCRs</w:t>
+      </w:r>
+      <w:commentRangeEnd w:id="14"/>
+      <w:r>
+        <w:rPr>
+          <w:rStyle w:val="CommentReference"/>
+        </w:rPr>
+        <w:commentReference w:id="14"/>
+      </w:r>
+      <w:r>
+        <w:rPr>
+          <w:sz w:val="24"/>
+          <w:szCs w:val="24"/>
+          <w:lang w:val="en-US"/>
+        </w:rPr>
+        <w:t xml:space="preserve">. In SARS-CoV-2 TCRs, there were several alphaCentric metaclones that differed in </w:t>
       </w:r>
       <w:r>
         <w:rPr>
@@ -2300,7 +2399,43 @@
           <w:szCs w:val="24"/>
           <w:lang w:val="en-US"/>
         </w:rPr>
-        <w:t xml:space="preserve"> junction sequence at only a single residue (consensus: CAG-X-NYGGSQGNLIF, where X was variable, but usually Q, L, or M). Thus, alphaCentric metaclones can sometimes share mismatched, but highly related </w:t>
+        <w:t xml:space="preserve"> junction sequence at only a single residue (consensus: CAG-X-NYGGSQGNLIF, where X was variable</w:t>
+      </w:r>
+      <w:del w:id="15" w:author="Ty Bottorff" w:date="2025-12-11T20:19:00Z" w16du:dateUtc="2025-12-12T04:19:00Z">
+        <w:r>
+          <w:rPr>
+            <w:sz w:val="24"/>
+            <w:szCs w:val="24"/>
+            <w:lang w:val="en-US"/>
+          </w:rPr>
+          <w:delText>,</w:delText>
+        </w:r>
+      </w:del>
+      <w:r>
+        <w:rPr>
+          <w:sz w:val="24"/>
+          <w:szCs w:val="24"/>
+          <w:lang w:val="en-US"/>
+        </w:rPr>
+        <w:t xml:space="preserve"> but usually Q, L, or M). Thus, alphaCentric metaclones can sometimes share mismatched</w:t>
+      </w:r>
+      <w:del w:id="16" w:author="Ty Bottorff" w:date="2025-12-11T20:19:00Z" w16du:dateUtc="2025-12-12T04:19:00Z">
+        <w:r>
+          <w:rPr>
+            <w:sz w:val="24"/>
+            <w:szCs w:val="24"/>
+            <w:lang w:val="en-US"/>
+          </w:rPr>
+          <w:delText>,</w:delText>
+        </w:r>
+      </w:del>
+      <w:r>
+        <w:rPr>
+          <w:sz w:val="24"/>
+          <w:szCs w:val="24"/>
+          <w:lang w:val="en-US"/>
+        </w:rPr>
+        <w:t xml:space="preserve"> but highly related </w:t>
       </w:r>
       <w:r>
         <w:rPr>
@@ -2336,43 +2471,45 @@
           <w:szCs w:val="24"/>
           <w:lang w:val="en-US"/>
         </w:rPr>
-        <w:t xml:space="preserve">In contrast, TCRs specific for other targets (EBV, HCV, Influenza A) showed </w:t>
-      </w:r>
-      <w:proofErr w:type="spellStart"/>
-      <w:r>
-        <w:rPr>
-          <w:sz w:val="24"/>
-          <w:szCs w:val="24"/>
-          <w:lang w:val="en-US"/>
-        </w:rPr>
-        <w:t>betaCentric</w:t>
-      </w:r>
-      <w:proofErr w:type="spellEnd"/>
-      <w:r>
-        <w:rPr>
-          <w:sz w:val="24"/>
-          <w:szCs w:val="24"/>
-          <w:lang w:val="en-US"/>
-        </w:rPr>
-        <w:t xml:space="preserve"> </w:t>
-      </w:r>
-      <w:proofErr w:type="spellStart"/>
-      <w:r>
-        <w:rPr>
-          <w:sz w:val="24"/>
-          <w:szCs w:val="24"/>
-          <w:lang w:val="en-US"/>
-        </w:rPr>
-        <w:t>metaclones</w:t>
-      </w:r>
-      <w:proofErr w:type="spellEnd"/>
-      <w:r>
-        <w:rPr>
-          <w:sz w:val="24"/>
-          <w:szCs w:val="24"/>
-          <w:lang w:val="en-US"/>
-        </w:rPr>
-        <w:t xml:space="preserve"> (shared </w:t>
+        <w:t>In contrast</w:t>
+      </w:r>
+      <w:ins w:id="17" w:author="Ty Bottorff" w:date="2025-12-11T20:24:00Z" w16du:dateUtc="2025-12-12T04:24:00Z">
+        <w:r>
+          <w:rPr>
+            <w:sz w:val="24"/>
+            <w:szCs w:val="24"/>
+            <w:lang w:val="en-US"/>
+          </w:rPr>
+          <w:t xml:space="preserve"> to TCRs spe</w:t>
+        </w:r>
+      </w:ins>
+      <w:ins w:id="18" w:author="Ty Bottorff" w:date="2025-12-11T20:25:00Z" w16du:dateUtc="2025-12-12T04:25:00Z">
+        <w:r>
+          <w:rPr>
+            <w:sz w:val="24"/>
+            <w:szCs w:val="24"/>
+            <w:lang w:val="en-US"/>
+          </w:rPr>
+          <w:t xml:space="preserve">cific for </w:t>
+        </w:r>
+      </w:ins>
+      <w:ins w:id="19" w:author="Ty Bottorff" w:date="2025-12-11T20:24:00Z" w16du:dateUtc="2025-12-12T04:24:00Z">
+        <w:r>
+          <w:rPr>
+            <w:sz w:val="24"/>
+            <w:szCs w:val="24"/>
+            <w:lang w:val="en-US"/>
+          </w:rPr>
+          <w:t>SARS/CMV/self</w:t>
+        </w:r>
+      </w:ins>
+      <w:r>
+        <w:rPr>
+          <w:sz w:val="24"/>
+          <w:szCs w:val="24"/>
+          <w:lang w:val="en-US"/>
+        </w:rPr>
+        <w:t xml:space="preserve">, TCRs specific for other targets (EBV, HCV, Influenza A) showed betaCentric metaclones (shared </w:t>
       </w:r>
       <w:r>
         <w:rPr>
@@ -2390,16 +2527,7 @@
           <w:szCs w:val="24"/>
           <w:lang w:val="en-US"/>
         </w:rPr>
-        <w:t>-</w:t>
-      </w:r>
-      <w:proofErr w:type="spellStart"/>
-      <w:r>
-        <w:rPr>
-          <w:sz w:val="24"/>
-          <w:szCs w:val="24"/>
-          <w:lang w:val="en-US"/>
-        </w:rPr>
-        <w:t>multi</w:t>
+        <w:t>-multi</w:t>
       </w:r>
       <w:r>
         <w:rPr>
@@ -2411,14 +2539,37 @@
         </w:rPr>
         <w:t>TRA</w:t>
       </w:r>
-      <w:proofErr w:type="spellEnd"/>
-      <w:r>
-        <w:rPr>
-          <w:sz w:val="24"/>
-          <w:szCs w:val="24"/>
-          <w:lang w:val="en-US"/>
-        </w:rPr>
-        <w:t>). In some cases (i.e., EBV), both chains were paired with multiple counter chains. Thus, the ratios of metaclone chain-centricity were pathogen-specific, suggesting differences in how the human adaptive immune system organizes its responses to different pathogens.</w:t>
+      <w:r>
+        <w:rPr>
+          <w:sz w:val="24"/>
+          <w:szCs w:val="24"/>
+          <w:lang w:val="en-US"/>
+        </w:rPr>
+        <w:t xml:space="preserve">). </w:t>
+      </w:r>
+      <w:commentRangeStart w:id="20"/>
+      <w:r>
+        <w:rPr>
+          <w:sz w:val="24"/>
+          <w:szCs w:val="24"/>
+          <w:lang w:val="en-US"/>
+        </w:rPr>
+        <w:t>In some cases (i.e., EBV), both chains were paired with multiple counter chains.</w:t>
+      </w:r>
+      <w:commentRangeEnd w:id="20"/>
+      <w:r>
+        <w:rPr>
+          <w:rStyle w:val="CommentReference"/>
+        </w:rPr>
+        <w:commentReference w:id="20"/>
+      </w:r>
+      <w:r>
+        <w:rPr>
+          <w:sz w:val="24"/>
+          <w:szCs w:val="24"/>
+          <w:lang w:val="en-US"/>
+        </w:rPr>
+        <w:t xml:space="preserve"> Thus, the ratios of metaclone chain-centricity were pathogen-specific, suggesting differences in how the human adaptive immune system organizes its responses to different pathogens.</w:t>
       </w:r>
     </w:p>
     <w:p>
@@ -2501,7 +2652,49 @@
           <w:szCs w:val="24"/>
           <w:lang w:val="en-US"/>
         </w:rPr>
-        <w:t xml:space="preserve">). This analysis showed that cells with alphaCentric TCRs comprised ~11-17% of total cells (mean = ~15%) and betaCentric TCRs comprised ~1~8% (mean ~3%). Thus, both alphaCentric and betaCentric TCRs were ubiquitous in healthy repertoires, and alphaCentric TCRs were ~5-fold more prevalent. </w:t>
+        <w:t xml:space="preserve">). This analysis showed that cells with alphaCentric TCRs comprised ~11-17% of total cells (mean = ~15%) and betaCentric TCRs comprised ~1~8% (mean ~3%). Thus, both alphaCentric and betaCentric TCRs were </w:t>
+      </w:r>
+      <w:commentRangeStart w:id="21"/>
+      <w:r>
+        <w:rPr>
+          <w:sz w:val="24"/>
+          <w:szCs w:val="24"/>
+          <w:lang w:val="en-US"/>
+        </w:rPr>
+        <w:t xml:space="preserve">ubiquitous </w:t>
+      </w:r>
+      <w:commentRangeEnd w:id="21"/>
+      <w:r>
+        <w:rPr>
+          <w:rStyle w:val="CommentReference"/>
+        </w:rPr>
+        <w:commentReference w:id="21"/>
+      </w:r>
+      <w:r>
+        <w:rPr>
+          <w:sz w:val="24"/>
+          <w:szCs w:val="24"/>
+          <w:lang w:val="en-US"/>
+        </w:rPr>
+        <w:t>in healthy repertoires, and alphaCentric TCRs were ~5-fold more prevalent</w:t>
+      </w:r>
+      <w:ins w:id="22" w:author="Ty Bottorff" w:date="2025-12-11T20:29:00Z" w16du:dateUtc="2025-12-12T04:29:00Z">
+        <w:r>
+          <w:rPr>
+            <w:sz w:val="24"/>
+            <w:szCs w:val="24"/>
+            <w:lang w:val="en-US"/>
+          </w:rPr>
+          <w:t>, supporting a bias towards more alphaCentric metaclones in…</w:t>
+        </w:r>
+      </w:ins>
+      <w:r>
+        <w:rPr>
+          <w:sz w:val="24"/>
+          <w:szCs w:val="24"/>
+          <w:lang w:val="en-US"/>
+        </w:rPr>
+        <w:t xml:space="preserve">. </w:t>
       </w:r>
     </w:p>
     <w:p>
@@ -2528,7 +2721,31 @@
           <w:szCs w:val="24"/>
           <w:lang w:val="en-US"/>
         </w:rPr>
-        <w:t xml:space="preserve"> To further clarify metaclone prevalence, we compared other properties of alphaCentric and betaCentric TCRs. We compared their levels in CD4+ and CD8+ T cells in HC individuals (Set 3) (</w:t>
+        <w:t xml:space="preserve"> To further clarify metaclone prevalence, </w:t>
+      </w:r>
+      <w:commentRangeStart w:id="23"/>
+      <w:r>
+        <w:rPr>
+          <w:sz w:val="24"/>
+          <w:szCs w:val="24"/>
+          <w:lang w:val="en-US"/>
+        </w:rPr>
+        <w:t>we compared other properties of alphaCentric and betaCentric TCRs. W</w:t>
+      </w:r>
+      <w:commentRangeEnd w:id="23"/>
+      <w:r>
+        <w:rPr>
+          <w:rStyle w:val="CommentReference"/>
+        </w:rPr>
+        <w:commentReference w:id="23"/>
+      </w:r>
+      <w:r>
+        <w:rPr>
+          <w:sz w:val="24"/>
+          <w:szCs w:val="24"/>
+          <w:lang w:val="en-US"/>
+        </w:rPr>
+        <w:t>e compared their levels in CD4+ and CD8+ T cells in HC individuals (Set 3) (</w:t>
       </w:r>
       <w:r>
         <w:rPr>
@@ -2558,13 +2775,29 @@
           <w:lang w:val="en-US"/>
         </w:rPr>
       </w:pPr>
-      <w:r>
-        <w:rPr>
-          <w:sz w:val="24"/>
-          <w:szCs w:val="24"/>
-          <w:lang w:val="en-US"/>
-        </w:rPr>
-        <w:t xml:space="preserve">We also examined MHC restriction for alphaCentric and betaCentric TCRs. For this purpose, we used the </w:t>
+      <w:commentRangeStart w:id="24"/>
+      <w:r>
+        <w:rPr>
+          <w:sz w:val="24"/>
+          <w:szCs w:val="24"/>
+          <w:lang w:val="en-US"/>
+        </w:rPr>
+        <w:t>We</w:t>
+      </w:r>
+      <w:commentRangeEnd w:id="24"/>
+      <w:r>
+        <w:rPr>
+          <w:rStyle w:val="CommentReference"/>
+        </w:rPr>
+        <w:commentReference w:id="24"/>
+      </w:r>
+      <w:r>
+        <w:rPr>
+          <w:sz w:val="24"/>
+          <w:szCs w:val="24"/>
+          <w:lang w:val="en-US"/>
+        </w:rPr>
+        <w:t xml:space="preserve"> also examined MHC restriction for alphaCentric and betaCentric TCRs. For this purpose, we used the </w:t>
       </w:r>
       <w:r>
         <w:rPr>
@@ -2598,7 +2831,16 @@
           <w:szCs w:val="24"/>
           <w:lang w:val="en-US"/>
         </w:rPr>
-        <w:t>which provides MHC restriction for many antigen-specific TCRs, primarily MHC class I (MHCI) restricted TCRs (34,031 MHCI restricted versus 1,086 MHCII restricted junctions). (</w:t>
+        <w:t xml:space="preserve">which provides MHC restriction for many antigen-specific TCRs, primarily MHC class I (MHCI) restricted TCRs (34,031 MHCI restricted versus 1,086 MHCII restricted junctions). </w:t>
+      </w:r>
+      <w:commentRangeStart w:id="25"/>
+      <w:r>
+        <w:rPr>
+          <w:sz w:val="24"/>
+          <w:szCs w:val="24"/>
+          <w:lang w:val="en-US"/>
+        </w:rPr>
+        <w:t>(</w:t>
       </w:r>
       <w:r>
         <w:rPr>
@@ -2616,7 +2858,31 @@
           <w:szCs w:val="24"/>
           <w:lang w:val="en-US"/>
         </w:rPr>
-        <w:t>). In agreement with this bias, both alphaCentric and betaCentric TCRs were primarily MHCI-restricted (</w:t>
+        <w:t xml:space="preserve">). </w:t>
+      </w:r>
+      <w:commentRangeEnd w:id="25"/>
+      <w:r>
+        <w:rPr>
+          <w:rStyle w:val="CommentReference"/>
+        </w:rPr>
+        <w:commentReference w:id="25"/>
+      </w:r>
+      <w:r>
+        <w:rPr>
+          <w:sz w:val="24"/>
+          <w:szCs w:val="24"/>
+          <w:lang w:val="en-US"/>
+        </w:rPr>
+        <w:t xml:space="preserve">In agreement with this </w:t>
+      </w:r>
+      <w:r>
+        <w:rPr>
+          <w:sz w:val="24"/>
+          <w:szCs w:val="24"/>
+          <w:lang w:val="en-US"/>
+        </w:rPr>
+        <w:lastRenderedPageBreak/>
+        <w:t>bias, both alphaCentric and betaCentric TCRs were primarily MHCI-restricted (</w:t>
       </w:r>
       <w:r>
         <w:rPr>
@@ -2626,7 +2892,15 @@
           <w:szCs w:val="24"/>
           <w:lang w:val="en-US"/>
         </w:rPr>
-        <w:t xml:space="preserve">Fig. </w:t>
+        <w:t>Fig. S3A</w:t>
+      </w:r>
+      <w:r>
+        <w:rPr>
+          <w:sz w:val="24"/>
+          <w:szCs w:val="24"/>
+          <w:lang w:val="en-US"/>
+        </w:rPr>
+        <w:t>). However, despite the bias, alphaCentric TCRs were &gt;4-fold enriched (7.5%/1.7%) for MHCII restriction versus betaCentric TCRs; ~2.8-fold enriched (7.5/2.7) in TCRs lacking chain-centricity; and &gt;12-fold enriched (7.5/0.6) in TCRs where both chains showed centricity. betaCentric TCRs were depleted to ~0.6x for MHCII restriction (1.7/2.7) in TCRs lacking chain-centricity; and &gt;2.8-fold enriched (1.7/0.6) in TCRs where both chains showed centricity. (</w:t>
       </w:r>
       <w:r>
         <w:rPr>
@@ -2636,16 +2910,15 @@
           <w:szCs w:val="24"/>
           <w:lang w:val="en-US"/>
         </w:rPr>
-        <w:lastRenderedPageBreak/>
-        <w:t>S3A</w:t>
-      </w:r>
-      <w:r>
-        <w:rPr>
-          <w:sz w:val="24"/>
-          <w:szCs w:val="24"/>
-          <w:lang w:val="en-US"/>
-        </w:rPr>
-        <w:t>). However, despite the bias, alphaCentric TCRs were &gt;4-fold enriched (7.5%/1.7%) for MHCII restriction versus betaCentric TCRs; ~2.8-fold enriched (7.5/2.7) in TCRs lacking chain-centricity; and &gt;12-fold enriched (7.5/0.6) in TCRs where both chains showed centricity. betaCentric TCRs were depleted to ~0.6x for MHCII restriction (1.7/2.7) in TCRs lacking chain-centricity; and &gt;2.8-fold enriched (1.7/0.6) in TCRs where both chains showed centricity. (</w:t>
+        <w:t>Fig. S3A</w:t>
+      </w:r>
+      <w:r>
+        <w:rPr>
+          <w:sz w:val="24"/>
+          <w:szCs w:val="24"/>
+          <w:lang w:val="en-US"/>
+        </w:rPr>
+        <w:t>). For individual MHCI alleles, betaCentric TCRs were most significantly enriched for HLA-B*57.01, HLA-B*08.01 and HLA-A*02.01, while alphaCentric TCRs were most enriched for HLA-B*07.02 (</w:t>
       </w:r>
       <w:r>
         <w:rPr>
@@ -2655,24 +2928,6 @@
           <w:szCs w:val="24"/>
           <w:lang w:val="en-US"/>
         </w:rPr>
-        <w:t>Fig. S3A</w:t>
-      </w:r>
-      <w:r>
-        <w:rPr>
-          <w:sz w:val="24"/>
-          <w:szCs w:val="24"/>
-          <w:lang w:val="en-US"/>
-        </w:rPr>
-        <w:t>). For individual MHCI alleles, betaCentric TCRs were most significantly enriched for HLA-B*57.01, HLA-B*08.01 and HLA-A*02.01, while alphaCentric TCRs were most enriched for HLA-B*07.02 (</w:t>
-      </w:r>
-      <w:r>
-        <w:rPr>
-          <w:b/>
-          <w:bCs/>
-          <w:sz w:val="24"/>
-          <w:szCs w:val="24"/>
-          <w:lang w:val="en-US"/>
-        </w:rPr>
         <w:t>Fig. S3B</w:t>
       </w:r>
       <w:r>
@@ -2681,7 +2936,25 @@
           <w:szCs w:val="24"/>
           <w:lang w:val="en-US"/>
         </w:rPr>
-        <w:t>). For MHCII alleles, alphaCentric TCRs were most enriched for HLA-DRA*01.01 and HLA-DRB1*04.05, while betaCentric TCRs were not enriched for any MHCII alleles (</w:t>
+        <w:t>). For MHCII alleles, alphaCentric TCRs were most enriched for HLA-DRA*01.01 and HLA-DRB1*04.05</w:t>
+      </w:r>
+      <w:del w:id="26" w:author="Ty Bottorff" w:date="2025-12-11T20:46:00Z" w16du:dateUtc="2025-12-12T04:46:00Z">
+        <w:r>
+          <w:rPr>
+            <w:sz w:val="24"/>
+            <w:szCs w:val="24"/>
+            <w:lang w:val="en-US"/>
+          </w:rPr>
+          <w:delText>,</w:delText>
+        </w:r>
+      </w:del>
+      <w:r>
+        <w:rPr>
+          <w:sz w:val="24"/>
+          <w:szCs w:val="24"/>
+          <w:lang w:val="en-US"/>
+        </w:rPr>
+        <w:t xml:space="preserve"> while betaCentric TCRs were not enriched for any MHCII alleles (</w:t>
       </w:r>
       <w:r>
         <w:rPr>
@@ -2843,7 +3116,16 @@
           <w:szCs w:val="24"/>
           <w:lang w:val="en-US"/>
         </w:rPr>
-        <w:t xml:space="preserve"> were enriched in betaCentric TCRs (</w:t>
+        <w:t xml:space="preserve"> were enriched in betaCentric TCRs </w:t>
+      </w:r>
+      <w:commentRangeStart w:id="27"/>
+      <w:r>
+        <w:rPr>
+          <w:sz w:val="24"/>
+          <w:szCs w:val="24"/>
+          <w:lang w:val="en-US"/>
+        </w:rPr>
+        <w:t>(</w:t>
       </w:r>
       <w:r>
         <w:rPr>
@@ -2861,7 +3143,22 @@
           <w:szCs w:val="24"/>
           <w:lang w:val="en-US"/>
         </w:rPr>
-        <w:t xml:space="preserve">). Likewise, </w:t>
+        <w:t xml:space="preserve">). </w:t>
+      </w:r>
+      <w:commentRangeEnd w:id="27"/>
+      <w:r>
+        <w:rPr>
+          <w:rStyle w:val="CommentReference"/>
+        </w:rPr>
+        <w:commentReference w:id="27"/>
+      </w:r>
+      <w:r>
+        <w:rPr>
+          <w:sz w:val="24"/>
+          <w:szCs w:val="24"/>
+          <w:lang w:val="en-US"/>
+        </w:rPr>
+        <w:t xml:space="preserve">Likewise, </w:t>
       </w:r>
       <w:r>
         <w:rPr>
@@ -2996,7 +3293,133 @@
           <w:szCs w:val="24"/>
           <w:lang w:val="en-US"/>
         </w:rPr>
-        <w:t xml:space="preserve">We sought mechanistic explanations for the ubiquity and differential prevalence of alphaCentric and betaCentric TCRs. The higher frequencies of alphaCentric versus betaCentric TCRs suggested an inherent bias in the formation of these metaclones. Before thymic or peripheral selection, a TCR sequence generated by the V-(D)-J recombination machinery captures intrinsic recombination biases (gene usage, trimming, N insertions) and “convergent recombination” (nucleotide paths yielding the same amino-acid sequence). The </w:t>
+        <w:t>We sought mechanistic explanations for the ubiquity</w:t>
+      </w:r>
+      <w:ins w:id="28" w:author="Ty Bottorff" w:date="2025-12-11T21:09:00Z" w16du:dateUtc="2025-12-12T05:09:00Z">
+        <w:r>
+          <w:rPr>
+            <w:sz w:val="24"/>
+            <w:szCs w:val="24"/>
+            <w:lang w:val="en-US"/>
+          </w:rPr>
+          <w:t xml:space="preserve">, </w:t>
+        </w:r>
+      </w:ins>
+      <w:del w:id="29" w:author="Ty Bottorff" w:date="2025-12-11T21:09:00Z" w16du:dateUtc="2025-12-12T05:09:00Z">
+        <w:r>
+          <w:rPr>
+            <w:sz w:val="24"/>
+            <w:szCs w:val="24"/>
+            <w:lang w:val="en-US"/>
+          </w:rPr>
+          <w:delText xml:space="preserve"> and </w:delText>
+        </w:r>
+      </w:del>
+      <w:r>
+        <w:rPr>
+          <w:sz w:val="24"/>
+          <w:szCs w:val="24"/>
+          <w:lang w:val="en-US"/>
+        </w:rPr>
+        <w:t>differential prevalence of alphaCentric and betaCentric TCRs</w:t>
+      </w:r>
+      <w:ins w:id="30" w:author="Ty Bottorff" w:date="2025-12-11T21:09:00Z" w16du:dateUtc="2025-12-12T05:09:00Z">
+        <w:r>
+          <w:rPr>
+            <w:sz w:val="24"/>
+            <w:szCs w:val="24"/>
+            <w:lang w:val="en-US"/>
+          </w:rPr>
+          <w:t xml:space="preserve">, and enrichment of alphaCentric TCRs </w:t>
+        </w:r>
+        <w:r>
+          <w:rPr>
+            <w:sz w:val="24"/>
+            <w:szCs w:val="24"/>
+            <w:lang w:val="en-US"/>
+          </w:rPr>
+          <w:t>specificall</w:t>
+        </w:r>
+        <w:r>
+          <w:rPr>
+            <w:sz w:val="24"/>
+            <w:szCs w:val="24"/>
+            <w:lang w:val="en-US"/>
+          </w:rPr>
+          <w:t xml:space="preserve">y </w:t>
+        </w:r>
+      </w:ins>
+      <w:ins w:id="31" w:author="Ty Bottorff" w:date="2025-12-11T21:08:00Z" w16du:dateUtc="2025-12-12T05:08:00Z">
+        <w:r>
+          <w:rPr>
+            <w:sz w:val="24"/>
+            <w:szCs w:val="24"/>
+            <w:lang w:val="en-US"/>
+          </w:rPr>
+          <w:t>in CD4s?</w:t>
+        </w:r>
+      </w:ins>
+      <w:r>
+        <w:rPr>
+          <w:sz w:val="24"/>
+          <w:szCs w:val="24"/>
+          <w:lang w:val="en-US"/>
+        </w:rPr>
+        <w:t xml:space="preserve">. The higher frequencies of alphaCentric versus betaCentric TCRs suggested an inherent bias in the formation of these metaclones. Before thymic or peripheral selection, a TCR sequence generated by the V-(D)-J recombination machinery captures intrinsic recombination biases (gene usage, trimming, N insertions) and </w:t>
+      </w:r>
+      <w:ins w:id="32" w:author="Ty Bottorff" w:date="2025-12-11T21:10:00Z" w16du:dateUtc="2025-12-12T05:10:00Z">
+        <w:r>
+          <w:rPr>
+            <w:sz w:val="24"/>
+            <w:szCs w:val="24"/>
+            <w:lang w:val="en-US"/>
+          </w:rPr>
+          <w:t xml:space="preserve">is subject to </w:t>
+        </w:r>
+      </w:ins>
+      <w:r>
+        <w:rPr>
+          <w:sz w:val="24"/>
+          <w:szCs w:val="24"/>
+          <w:lang w:val="en-US"/>
+        </w:rPr>
+        <w:t xml:space="preserve">“convergent recombination” (nucleotide </w:t>
+      </w:r>
+      <w:del w:id="33" w:author="Ty Bottorff" w:date="2025-12-11T21:10:00Z" w16du:dateUtc="2025-12-12T05:10:00Z">
+        <w:r>
+          <w:rPr>
+            <w:sz w:val="24"/>
+            <w:szCs w:val="24"/>
+            <w:lang w:val="en-US"/>
+          </w:rPr>
+          <w:delText xml:space="preserve">paths </w:delText>
+        </w:r>
+      </w:del>
+      <w:ins w:id="34" w:author="Ty Bottorff" w:date="2025-12-11T21:10:00Z" w16du:dateUtc="2025-12-12T05:10:00Z">
+        <w:r>
+          <w:rPr>
+            <w:sz w:val="24"/>
+            <w:szCs w:val="24"/>
+            <w:lang w:val="en-US"/>
+          </w:rPr>
+          <w:t>sequences</w:t>
+        </w:r>
+        <w:r>
+          <w:rPr>
+            <w:sz w:val="24"/>
+            <w:szCs w:val="24"/>
+            <w:lang w:val="en-US"/>
+          </w:rPr>
+          <w:t xml:space="preserve"> </w:t>
+        </w:r>
+      </w:ins>
+      <w:r>
+        <w:rPr>
+          <w:sz w:val="24"/>
+          <w:szCs w:val="24"/>
+          <w:lang w:val="en-US"/>
+        </w:rPr>
+        <w:t xml:space="preserve">yielding the same amino-acid sequence). The </w:t>
       </w:r>
       <w:r>
         <w:rPr>
@@ -3008,7 +3431,6 @@
         </w:rPr>
         <w:t>probability of generation of an individual sequence can be estimated by a generational probability score (</w:t>
       </w:r>
-      <w:proofErr w:type="spellStart"/>
       <w:r>
         <w:rPr>
           <w:rFonts w:eastAsia="Times New Roman"/>
@@ -3021,7 +3443,6 @@
         </w:rPr>
         <w:t>Pgen</w:t>
       </w:r>
-      <w:proofErr w:type="spellEnd"/>
       <w:r>
         <w:rPr>
           <w:rFonts w:eastAsia="Times New Roman"/>
@@ -3048,7 +3469,18 @@
           <w:szCs w:val="24"/>
           <w:lang w:val="en-US"/>
         </w:rPr>
-        <w:t xml:space="preserve">which quantifies how likely a given TCR junction is to arise from the randomized V(D)J recombination process </w:t>
+        <w:t xml:space="preserve">which quantifies how likely a given TCR junction is to arise </w:t>
+      </w:r>
+      <w:r>
+        <w:rPr>
+          <w:rFonts w:eastAsia="Times New Roman"/>
+          <w:color w:val="000000" w:themeColor="text1"/>
+          <w:sz w:val="24"/>
+          <w:szCs w:val="24"/>
+          <w:lang w:val="en-US"/>
+        </w:rPr>
+        <w:lastRenderedPageBreak/>
+        <w:t xml:space="preserve">from the randomized V(D)J recombination process </w:t>
       </w:r>
       <w:r>
         <w:rPr>
@@ -3180,7 +3612,6 @@
         </w:rPr>
         <w:t xml:space="preserve">. To test for inherent biases in alphaCentric versus betaCentric junctions in, we calculated their </w:t>
       </w:r>
-      <w:proofErr w:type="spellStart"/>
       <w:r>
         <w:rPr>
           <w:rFonts w:eastAsia="Times New Roman"/>
@@ -3193,7 +3624,6 @@
         </w:rPr>
         <w:t>Pgen</w:t>
       </w:r>
-      <w:proofErr w:type="spellEnd"/>
       <w:r>
         <w:rPr>
           <w:rFonts w:eastAsia="Times New Roman"/>
@@ -3224,61 +3654,184 @@
           <w:szCs w:val="24"/>
           <w:lang w:val="en-US"/>
         </w:rPr>
-        <w:t xml:space="preserve">). </w:t>
-      </w:r>
-      <w:r>
-        <w:rPr>
-          <w:rFonts w:eastAsia="Times New Roman"/>
-          <w:color w:val="000000" w:themeColor="text1"/>
-          <w:sz w:val="24"/>
-          <w:szCs w:val="24"/>
-          <w:lang w:val="en-US"/>
-        </w:rPr>
-        <w:lastRenderedPageBreak/>
-        <w:t>-log10(</w:t>
-      </w:r>
-      <w:proofErr w:type="spellStart"/>
-      <w:r>
-        <w:rPr>
-          <w:rFonts w:eastAsia="Times New Roman"/>
-          <w:i/>
-          <w:iCs/>
-          <w:color w:val="000000" w:themeColor="text1"/>
+        <w:t>). -log10(</w:t>
+      </w:r>
+      <w:r>
+        <w:rPr>
+          <w:rFonts w:eastAsia="Times New Roman"/>
+          <w:i/>
+          <w:iCs/>
+          <w:color w:val="000000" w:themeColor="text1"/>
+          <w:sz w:val="24"/>
+          <w:szCs w:val="24"/>
+          <w:lang w:val="en-US"/>
+        </w:rPr>
+        <w:t>Pgen)</w:t>
+      </w:r>
+      <w:r>
+        <w:rPr>
+          <w:rFonts w:eastAsia="Times New Roman"/>
+          <w:color w:val="000000" w:themeColor="text1"/>
+          <w:sz w:val="24"/>
+          <w:szCs w:val="24"/>
+          <w:lang w:val="en-US"/>
+        </w:rPr>
+        <w:t xml:space="preserve"> values were lower overall (i.e., a higher propensity for generation by chance) for </w:t>
+      </w:r>
+      <w:r>
+        <w:rPr>
+          <w:rFonts w:eastAsia="Times New Roman"/>
+          <w:i/>
+          <w:iCs/>
+          <w:color w:val="000000" w:themeColor="text1"/>
+          <w:sz w:val="24"/>
+          <w:szCs w:val="24"/>
+          <w:lang w:val="en-US"/>
+        </w:rPr>
+        <w:t>TRA</w:t>
+      </w:r>
+      <w:r>
+        <w:rPr>
+          <w:rFonts w:eastAsia="Times New Roman"/>
+          <w:color w:val="000000" w:themeColor="text1"/>
+          <w:sz w:val="24"/>
+          <w:szCs w:val="24"/>
+          <w:lang w:val="en-US"/>
+        </w:rPr>
+        <w:t xml:space="preserve"> than </w:t>
+      </w:r>
+      <w:r>
+        <w:rPr>
+          <w:rFonts w:eastAsia="Times New Roman"/>
+          <w:i/>
+          <w:iCs/>
+          <w:color w:val="000000" w:themeColor="text1"/>
+          <w:sz w:val="24"/>
+          <w:szCs w:val="24"/>
+          <w:lang w:val="en-US"/>
+        </w:rPr>
+        <w:t>TRB</w:t>
+      </w:r>
+      <w:r>
+        <w:rPr>
+          <w:rFonts w:eastAsia="Times New Roman"/>
+          <w:color w:val="000000" w:themeColor="text1"/>
+          <w:sz w:val="24"/>
+          <w:szCs w:val="24"/>
+          <w:lang w:val="en-US"/>
+        </w:rPr>
+        <w:t xml:space="preserve"> junctions. This was expected because of the greater numbers of random non-templated nucleotides in </w:t>
+      </w:r>
+      <w:r>
+        <w:rPr>
+          <w:rFonts w:eastAsia="Times New Roman"/>
+          <w:i/>
+          <w:iCs/>
+          <w:color w:val="000000" w:themeColor="text1"/>
+          <w:sz w:val="24"/>
+          <w:szCs w:val="24"/>
+          <w:lang w:val="en-US"/>
+        </w:rPr>
+        <w:t>TRB</w:t>
+      </w:r>
+      <w:r>
+        <w:rPr>
+          <w:rFonts w:eastAsia="Times New Roman"/>
+          <w:color w:val="000000" w:themeColor="text1"/>
+          <w:sz w:val="24"/>
+          <w:szCs w:val="24"/>
+          <w:lang w:val="en-US"/>
+        </w:rPr>
+        <w:t xml:space="preserve"> junctions </w:t>
+      </w:r>
+      <w:r>
+        <w:rPr>
+          <w:rFonts w:eastAsia="Times New Roman"/>
+          <w:color w:val="000000" w:themeColor="text1"/>
+          <w:sz w:val="24"/>
+          <w:szCs w:val="24"/>
+        </w:rPr>
+        <w:fldChar w:fldCharType="begin"/>
+      </w:r>
+      <w:r>
+        <w:rPr>
+          <w:rFonts w:eastAsia="Times New Roman"/>
+          <w:color w:val="000000" w:themeColor="text1"/>
+          <w:sz w:val="24"/>
+          <w:szCs w:val="24"/>
+        </w:rPr>
+        <w:instrText xml:space="preserve"> ADDIN ZOTERO_ITEM CSL_CITATION {"citationID":"a288iefv5j7","properties":{"formattedCitation":"\\super 34\\nosupersub{}","plainCitation":"34","noteIndex":0},"citationItems":[{"id":3506,"uris":["http://zotero.org/users/522661/items/ILM7TQT7"],"itemData":{"id":3506,"type":"article-journal","abstract":"MOTIVATION: High-throughput sequencing of large immune repertoires has enabled the development of methods to predict the probability of generation by V(D)J recombination of T- and B-cell receptors of any specific nucleotide sequence. These generation probabilities are very non-homogeneous, ranging over 20 orders of magnitude in real repertoires. Since the function of a receptor really depends on its protein sequence, it is important to be able to predict this probability of generation at the amino acid level. However, brute-force summation over all the nucleotide sequences with the correct amino acid translation is computationally intractable. The purpose of this paper is to present a solution to this problem.\nRESULTS: We use dynamic programming to construct an efficient and flexible algorithm, called OLGA (Optimized Likelihood estimate of immunoGlobulin Amino-acid sequences), for calculating the probability of generating a given CDR3 amino acid sequence or motif, with or without V/J restriction, as a result of V(D)J recombination in B or T cells. We apply it to databases of epitope-specific T-cell receptors to evaluate the probability that a typical human subject will possess T cells responsive to specific disease-associated epitopes. The model prediction shows an excellent agreement with published data. We suggest that OLGA may be a useful tool to guide vaccine design.\nAVAILABILITY AND IMPLEMENTATION: Source code is available at https://github.com/zsethna/OLGA.\nSUPPLEMENTARY INFORMATION: Supplementary data are available at Bioinformatics online.","container-title":"Bioinformatics (Oxford, England)","DOI":"10.1093/bioinformatics/btz035","ISSN":"1367-4811","issue":"17","journalAbbreviation":"Bioinformatics","language":"eng","note":"PMID: 30657870\nPMCID: PMC6735909","page":"2974-2981","source":"PubMed","title":"OLGA: fast computation of generation probabilities of B- and T-cell receptor amino acid sequences and motifs","title-short":"OLGA","volume":"35","author":[{"family":"Sethna","given":"Zachary"},{"family":"Elhanati","given":"Yuval"},{"family":"Callan","given":"Curtis G."},{"family":"Walczak","given":"Aleksandra M."},{"family":"Mora","given":"Thierry"}],"issued":{"date-parts":[["2019",9,1]]}}}],"schema":"https://github.com/citation-style-language/schema/raw/master/csl-citation.json"} </w:instrText>
+      </w:r>
+      <w:r>
+        <w:rPr>
+          <w:rFonts w:eastAsia="Times New Roman"/>
+          <w:color w:val="000000" w:themeColor="text1"/>
+          <w:sz w:val="24"/>
+          <w:szCs w:val="24"/>
+        </w:rPr>
+        <w:fldChar w:fldCharType="separate"/>
+      </w:r>
+      <w:r>
+        <w:rPr>
+          <w:rFonts w:eastAsiaTheme="minorHAnsi"/>
+          <w:color w:val="000000"/>
+          <w:sz w:val="24"/>
+          <w:szCs w:val="24"/>
+          <w:vertAlign w:val="superscript"/>
+          <w:lang w:val="en-US"/>
+          <w14:ligatures w14:val="standardContextual"/>
+        </w:rPr>
+        <w:t>34</w:t>
+      </w:r>
+      <w:r>
+        <w:rPr>
+          <w:rFonts w:eastAsia="Times New Roman"/>
+          <w:color w:val="000000" w:themeColor="text1"/>
+          <w:sz w:val="24"/>
+          <w:szCs w:val="24"/>
+        </w:rPr>
+        <w:fldChar w:fldCharType="end"/>
+      </w:r>
+      <w:r>
+        <w:rPr>
+          <w:rFonts w:eastAsia="Times New Roman"/>
+          <w:color w:val="000000" w:themeColor="text1"/>
+          <w:sz w:val="24"/>
+          <w:szCs w:val="24"/>
+          <w:lang w:val="en-US"/>
+        </w:rPr>
+        <w:t xml:space="preserve">. </w:t>
+      </w:r>
+      <w:r>
+        <w:rPr>
+          <w:sz w:val="24"/>
+          <w:szCs w:val="24"/>
+          <w:lang w:val="en-US"/>
+        </w:rPr>
+        <w:t xml:space="preserve">Chain-centric TCRs had lower −log10 </w:t>
+      </w:r>
+      <w:r>
+        <w:rPr>
+          <w:i/>
+          <w:iCs/>
           <w:sz w:val="24"/>
           <w:szCs w:val="24"/>
           <w:lang w:val="en-US"/>
         </w:rPr>
         <w:t>Pgen</w:t>
       </w:r>
-      <w:proofErr w:type="spellEnd"/>
-      <w:r>
-        <w:rPr>
-          <w:rFonts w:eastAsia="Times New Roman"/>
-          <w:i/>
-          <w:iCs/>
-          <w:color w:val="000000" w:themeColor="text1"/>
-          <w:sz w:val="24"/>
-          <w:szCs w:val="24"/>
-          <w:lang w:val="en-US"/>
-        </w:rPr>
-        <w:t>)</w:t>
-      </w:r>
-      <w:r>
-        <w:rPr>
-          <w:rFonts w:eastAsia="Times New Roman"/>
-          <w:color w:val="000000" w:themeColor="text1"/>
-          <w:sz w:val="24"/>
-          <w:szCs w:val="24"/>
-          <w:lang w:val="en-US"/>
-        </w:rPr>
-        <w:t xml:space="preserve"> values were lower overall (i.e., a higher propensity for generation by chance) for </w:t>
-      </w:r>
-      <w:r>
-        <w:rPr>
-          <w:rFonts w:eastAsia="Times New Roman"/>
-          <w:i/>
-          <w:iCs/>
-          <w:color w:val="000000" w:themeColor="text1"/>
+      <w:r>
+        <w:rPr>
+          <w:sz w:val="24"/>
+          <w:szCs w:val="24"/>
+          <w:lang w:val="en-US"/>
+        </w:rPr>
+        <w:t xml:space="preserve"> values than non-centric TCRs, with alphaCentric </w:t>
+      </w:r>
+      <w:r>
+        <w:rPr>
+          <w:i/>
+          <w:iCs/>
           <w:sz w:val="24"/>
           <w:szCs w:val="24"/>
           <w:lang w:val="en-US"/>
@@ -3287,156 +3840,6 @@
       </w:r>
       <w:r>
         <w:rPr>
-          <w:rFonts w:eastAsia="Times New Roman"/>
-          <w:color w:val="000000" w:themeColor="text1"/>
-          <w:sz w:val="24"/>
-          <w:szCs w:val="24"/>
-          <w:lang w:val="en-US"/>
-        </w:rPr>
-        <w:t xml:space="preserve"> than </w:t>
-      </w:r>
-      <w:r>
-        <w:rPr>
-          <w:rFonts w:eastAsia="Times New Roman"/>
-          <w:i/>
-          <w:iCs/>
-          <w:color w:val="000000" w:themeColor="text1"/>
-          <w:sz w:val="24"/>
-          <w:szCs w:val="24"/>
-          <w:lang w:val="en-US"/>
-        </w:rPr>
-        <w:t>TRB</w:t>
-      </w:r>
-      <w:r>
-        <w:rPr>
-          <w:rFonts w:eastAsia="Times New Roman"/>
-          <w:color w:val="000000" w:themeColor="text1"/>
-          <w:sz w:val="24"/>
-          <w:szCs w:val="24"/>
-          <w:lang w:val="en-US"/>
-        </w:rPr>
-        <w:t xml:space="preserve"> junctions. This was expected because of the greater numbers of random non-templated nucleotides in </w:t>
-      </w:r>
-      <w:r>
-        <w:rPr>
-          <w:rFonts w:eastAsia="Times New Roman"/>
-          <w:i/>
-          <w:iCs/>
-          <w:color w:val="000000" w:themeColor="text1"/>
-          <w:sz w:val="24"/>
-          <w:szCs w:val="24"/>
-          <w:lang w:val="en-US"/>
-        </w:rPr>
-        <w:t>TRB</w:t>
-      </w:r>
-      <w:r>
-        <w:rPr>
-          <w:rFonts w:eastAsia="Times New Roman"/>
-          <w:color w:val="000000" w:themeColor="text1"/>
-          <w:sz w:val="24"/>
-          <w:szCs w:val="24"/>
-          <w:lang w:val="en-US"/>
-        </w:rPr>
-        <w:t xml:space="preserve"> junctions </w:t>
-      </w:r>
-      <w:r>
-        <w:rPr>
-          <w:rFonts w:eastAsia="Times New Roman"/>
-          <w:color w:val="000000" w:themeColor="text1"/>
-          <w:sz w:val="24"/>
-          <w:szCs w:val="24"/>
-        </w:rPr>
-        <w:fldChar w:fldCharType="begin"/>
-      </w:r>
-      <w:r>
-        <w:rPr>
-          <w:rFonts w:eastAsia="Times New Roman"/>
-          <w:color w:val="000000" w:themeColor="text1"/>
-          <w:sz w:val="24"/>
-          <w:szCs w:val="24"/>
-        </w:rPr>
-        <w:instrText xml:space="preserve"> ADDIN ZOTERO_ITEM CSL_CITATION {"citationID":"a288iefv5j7","properties":{"formattedCitation":"\\super 34\\nosupersub{}","plainCitation":"34","noteIndex":0},"citationItems":[{"id":3506,"uris":["http://zotero.org/users/522661/items/ILM7TQT7"],"itemData":{"id":3506,"type":"article-journal","abstract":"MOTIVATION: High-throughput sequencing of large immune repertoires has enabled the development of methods to predict the probability of generation by V(D)J recombination of T- and B-cell receptors of any specific nucleotide sequence. These generation probabilities are very non-homogeneous, ranging over 20 orders of magnitude in real repertoires. Since the function of a receptor really depends on its protein sequence, it is important to be able to predict this probability of generation at the amino acid level. However, brute-force summation over all the nucleotide sequences with the correct amino acid translation is computationally intractable. The purpose of this paper is to present a solution to this problem.\nRESULTS: We use dynamic programming to construct an efficient and flexible algorithm, called OLGA (Optimized Likelihood estimate of immunoGlobulin Amino-acid sequences), for calculating the probability of generating a given CDR3 amino acid sequence or motif, with or without V/J restriction, as a result of V(D)J recombination in B or T cells. We apply it to databases of epitope-specific T-cell receptors to evaluate the probability that a typical human subject will possess T cells responsive to specific disease-associated epitopes. The model prediction shows an excellent agreement with published data. We suggest that OLGA may be a useful tool to guide vaccine design.\nAVAILABILITY AND IMPLEMENTATION: Source code is available at https://github.com/zsethna/OLGA.\nSUPPLEMENTARY INFORMATION: Supplementary data are available at Bioinformatics online.","container-title":"Bioinformatics (Oxford, England)","DOI":"10.1093/bioinformatics/btz035","ISSN":"1367-4811","issue":"17","journalAbbreviation":"Bioinformatics","language":"eng","note":"PMID: 30657870\nPMCID: PMC6735909","page":"2974-2981","source":"PubMed","title":"OLGA: fast computation of generation probabilities of B- and T-cell receptor amino acid sequences and motifs","title-short":"OLGA","volume":"35","author":[{"family":"Sethna","given":"Zachary"},{"family":"Elhanati","given":"Yuval"},{"family":"Callan","given":"Curtis G."},{"family":"Walczak","given":"Aleksandra M."},{"family":"Mora","given":"Thierry"}],"issued":{"date-parts":[["2019",9,1]]}}}],"schema":"https://github.com/citation-style-language/schema/raw/master/csl-citation.json"} </w:instrText>
-      </w:r>
-      <w:r>
-        <w:rPr>
-          <w:rFonts w:eastAsia="Times New Roman"/>
-          <w:color w:val="000000" w:themeColor="text1"/>
-          <w:sz w:val="24"/>
-          <w:szCs w:val="24"/>
-        </w:rPr>
-        <w:fldChar w:fldCharType="separate"/>
-      </w:r>
-      <w:r>
-        <w:rPr>
-          <w:rFonts w:eastAsiaTheme="minorHAnsi"/>
-          <w:color w:val="000000"/>
-          <w:sz w:val="24"/>
-          <w:szCs w:val="24"/>
-          <w:vertAlign w:val="superscript"/>
-          <w:lang w:val="en-US"/>
-          <w14:ligatures w14:val="standardContextual"/>
-        </w:rPr>
-        <w:t>34</w:t>
-      </w:r>
-      <w:r>
-        <w:rPr>
-          <w:rFonts w:eastAsia="Times New Roman"/>
-          <w:color w:val="000000" w:themeColor="text1"/>
-          <w:sz w:val="24"/>
-          <w:szCs w:val="24"/>
-        </w:rPr>
-        <w:fldChar w:fldCharType="end"/>
-      </w:r>
-      <w:r>
-        <w:rPr>
-          <w:rFonts w:eastAsia="Times New Roman"/>
-          <w:color w:val="000000" w:themeColor="text1"/>
-          <w:sz w:val="24"/>
-          <w:szCs w:val="24"/>
-          <w:lang w:val="en-US"/>
-        </w:rPr>
-        <w:t xml:space="preserve">. </w:t>
-      </w:r>
-      <w:r>
-        <w:rPr>
-          <w:sz w:val="24"/>
-          <w:szCs w:val="24"/>
-          <w:lang w:val="en-US"/>
-        </w:rPr>
-        <w:t xml:space="preserve">Chain-centric TCRs had lower −log10 </w:t>
-      </w:r>
-      <w:proofErr w:type="spellStart"/>
-      <w:r>
-        <w:rPr>
-          <w:i/>
-          <w:iCs/>
-          <w:sz w:val="24"/>
-          <w:szCs w:val="24"/>
-          <w:lang w:val="en-US"/>
-        </w:rPr>
-        <w:t>Pgen</w:t>
-      </w:r>
-      <w:proofErr w:type="spellEnd"/>
-      <w:r>
-        <w:rPr>
-          <w:sz w:val="24"/>
-          <w:szCs w:val="24"/>
-          <w:lang w:val="en-US"/>
-        </w:rPr>
-        <w:t xml:space="preserve"> values than non-centric TCRs, with alphaCentric </w:t>
-      </w:r>
-      <w:r>
-        <w:rPr>
-          <w:i/>
-          <w:iCs/>
-          <w:sz w:val="24"/>
-          <w:szCs w:val="24"/>
-          <w:lang w:val="en-US"/>
-        </w:rPr>
-        <w:t>TRA</w:t>
-      </w:r>
-      <w:r>
-        <w:rPr>
           <w:sz w:val="24"/>
           <w:szCs w:val="24"/>
           <w:lang w:val="en-US"/>
@@ -3451,7 +3854,35 @@
           <w:szCs w:val="24"/>
           <w:lang w:val="en-US"/>
         </w:rPr>
-        <w:t xml:space="preserve">These findings are consistent with both absolute and relative levels of alphaCentric and betaCentric TCRs being determined in part by </w:t>
+        <w:t xml:space="preserve">These findings are consistent with both </w:t>
+      </w:r>
+      <w:commentRangeStart w:id="35"/>
+      <w:r>
+        <w:rPr>
+          <w:rFonts w:eastAsia="Times New Roman"/>
+          <w:color w:val="000000" w:themeColor="text1"/>
+          <w:sz w:val="24"/>
+          <w:szCs w:val="24"/>
+          <w:lang w:val="en-US"/>
+        </w:rPr>
+        <w:t xml:space="preserve">absolute and relative levels </w:t>
+      </w:r>
+      <w:commentRangeEnd w:id="35"/>
+      <w:r>
+        <w:rPr>
+          <w:rStyle w:val="CommentReference"/>
+        </w:rPr>
+        <w:commentReference w:id="35"/>
+      </w:r>
+      <w:r>
+        <w:rPr>
+          <w:rFonts w:eastAsia="Times New Roman"/>
+          <w:color w:val="000000" w:themeColor="text1"/>
+          <w:sz w:val="24"/>
+          <w:szCs w:val="24"/>
+          <w:lang w:val="en-US"/>
+        </w:rPr>
+        <w:t xml:space="preserve">of alphaCentric and betaCentric TCRs being determined in part by </w:t>
       </w:r>
       <w:r>
         <w:rPr>
@@ -3477,7 +3908,72 @@
           <w:szCs w:val="24"/>
           <w:lang w:val="en-US"/>
         </w:rPr>
-        <w:t xml:space="preserve">We also conducted experiments to examine molecular, physical and sequence features of chain-centric TCR junctions. We compared property distributions for chain-centric and non-centric junctions using density plots and Kolmogorov–Smirnov (KS) tests </w:t>
+        <w:t xml:space="preserve">We </w:t>
+      </w:r>
+      <w:del w:id="36" w:author="Ty Bottorff" w:date="2025-12-11T21:27:00Z" w16du:dateUtc="2025-12-12T05:27:00Z">
+        <w:r>
+          <w:rPr>
+            <w:sz w:val="24"/>
+            <w:szCs w:val="24"/>
+            <w:lang w:val="en-US"/>
+          </w:rPr>
+          <w:delText xml:space="preserve">also </w:delText>
+        </w:r>
+      </w:del>
+      <w:ins w:id="37" w:author="Ty Bottorff" w:date="2025-12-11T21:27:00Z" w16du:dateUtc="2025-12-12T05:27:00Z">
+        <w:r>
+          <w:rPr>
+            <w:sz w:val="24"/>
+            <w:szCs w:val="24"/>
+            <w:lang w:val="en-US"/>
+          </w:rPr>
+          <w:t>next</w:t>
+        </w:r>
+        <w:r>
+          <w:rPr>
+            <w:sz w:val="24"/>
+            <w:szCs w:val="24"/>
+            <w:lang w:val="en-US"/>
+          </w:rPr>
+          <w:t xml:space="preserve"> </w:t>
+        </w:r>
+      </w:ins>
+      <w:del w:id="38" w:author="Ty Bottorff" w:date="2025-12-11T22:28:00Z" w16du:dateUtc="2025-12-12T06:28:00Z">
+        <w:r>
+          <w:rPr>
+            <w:sz w:val="24"/>
+            <w:szCs w:val="24"/>
+            <w:lang w:val="en-US"/>
+          </w:rPr>
+          <w:delText>conducted experiments to examine</w:delText>
+        </w:r>
+      </w:del>
+      <w:ins w:id="39" w:author="Ty Bottorff" w:date="2025-12-11T22:28:00Z" w16du:dateUtc="2025-12-12T06:28:00Z">
+        <w:r>
+          <w:rPr>
+            <w:sz w:val="24"/>
+            <w:szCs w:val="24"/>
+            <w:lang w:val="en-US"/>
+          </w:rPr>
+          <w:t>examined the</w:t>
+        </w:r>
+      </w:ins>
+      <w:r>
+        <w:rPr>
+          <w:sz w:val="24"/>
+          <w:szCs w:val="24"/>
+          <w:lang w:val="en-US"/>
+        </w:rPr>
+        <w:t xml:space="preserve"> molecular, physical and sequence features of chain-centric TCR junctions. We compared property distributions for chain-centric and non-centric junctions </w:t>
+      </w:r>
+      <w:commentRangeStart w:id="40"/>
+      <w:r>
+        <w:rPr>
+          <w:sz w:val="24"/>
+          <w:szCs w:val="24"/>
+          <w:lang w:val="en-US"/>
+        </w:rPr>
+        <w:t xml:space="preserve">using density plots and Kolmogorov–Smirnov (KS) tests </w:t>
       </w:r>
       <w:r>
         <w:rPr>
@@ -3525,7 +4021,22 @@
           <w:szCs w:val="24"/>
           <w:lang w:val="en-US"/>
         </w:rPr>
-        <w:t xml:space="preserve">. Notably, we found that </w:t>
+        <w:t xml:space="preserve">. </w:t>
+      </w:r>
+      <w:commentRangeEnd w:id="40"/>
+      <w:r>
+        <w:rPr>
+          <w:rStyle w:val="CommentReference"/>
+        </w:rPr>
+        <w:commentReference w:id="40"/>
+      </w:r>
+      <w:r>
+        <w:rPr>
+          <w:sz w:val="24"/>
+          <w:szCs w:val="24"/>
+          <w:lang w:val="en-US"/>
+        </w:rPr>
+        <w:t xml:space="preserve">Notably, we found that </w:t>
       </w:r>
       <w:r>
         <w:rPr>
@@ -3614,25 +4125,35 @@
           <w:szCs w:val="24"/>
           <w:lang w:val="en-US"/>
         </w:rPr>
-        <w:t xml:space="preserve"> CDR3 junctions from alphaCentric TCRs were ~3 </w:t>
-      </w:r>
-      <w:proofErr w:type="spellStart"/>
-      <w:r>
-        <w:rPr>
-          <w:sz w:val="24"/>
-          <w:szCs w:val="24"/>
-          <w:lang w:val="en-US"/>
-        </w:rPr>
-        <w:t>Nt</w:t>
-      </w:r>
-      <w:proofErr w:type="spellEnd"/>
-      <w:r>
-        <w:rPr>
-          <w:sz w:val="24"/>
-          <w:szCs w:val="24"/>
-          <w:lang w:val="en-US"/>
-        </w:rPr>
-        <w:t xml:space="preserve"> (1 AA) shorter the corresponding regions from non-centric </w:t>
+        <w:t xml:space="preserve"> CDR3 junctions from alphaCentric TCRs were ~3 Nt (1 AA) shorter </w:t>
+      </w:r>
+      <w:del w:id="41" w:author="Ty Bottorff" w:date="2025-12-11T21:40:00Z" w16du:dateUtc="2025-12-12T05:40:00Z">
+        <w:r>
+          <w:rPr>
+            <w:sz w:val="24"/>
+            <w:szCs w:val="24"/>
+            <w:lang w:val="en-US"/>
+          </w:rPr>
+          <w:delText>the corresponding regions from</w:delText>
+        </w:r>
+      </w:del>
+      <w:ins w:id="42" w:author="Ty Bottorff" w:date="2025-12-11T21:40:00Z" w16du:dateUtc="2025-12-12T05:40:00Z">
+        <w:r>
+          <w:rPr>
+            <w:sz w:val="24"/>
+            <w:szCs w:val="24"/>
+            <w:lang w:val="en-US"/>
+          </w:rPr>
+          <w:t>than</w:t>
+        </w:r>
+      </w:ins>
+      <w:r>
+        <w:rPr>
+          <w:sz w:val="24"/>
+          <w:szCs w:val="24"/>
+          <w:lang w:val="en-US"/>
+        </w:rPr>
+        <w:t xml:space="preserve"> non-centric </w:t>
       </w:r>
       <w:r>
         <w:rPr>
@@ -3650,43 +4171,71 @@
           <w:szCs w:val="24"/>
           <w:lang w:val="en-US"/>
         </w:rPr>
-        <w:t xml:space="preserve"> junctions. Much of this difference could be attributed to shorter 5’V and N regions (~1 </w:t>
-      </w:r>
-      <w:proofErr w:type="spellStart"/>
-      <w:r>
-        <w:rPr>
-          <w:sz w:val="24"/>
-          <w:szCs w:val="24"/>
-          <w:lang w:val="en-US"/>
-        </w:rPr>
-        <w:t>Nt</w:t>
-      </w:r>
-      <w:proofErr w:type="spellEnd"/>
-      <w:r>
-        <w:rPr>
-          <w:sz w:val="24"/>
-          <w:szCs w:val="24"/>
-          <w:lang w:val="en-US"/>
-        </w:rPr>
-        <w:t xml:space="preserve"> each, with the 3’J region being slightly (&lt;1 </w:t>
-      </w:r>
-      <w:proofErr w:type="spellStart"/>
-      <w:r>
-        <w:rPr>
-          <w:sz w:val="24"/>
-          <w:szCs w:val="24"/>
-          <w:lang w:val="en-US"/>
-        </w:rPr>
-        <w:t>Nt</w:t>
-      </w:r>
-      <w:proofErr w:type="spellEnd"/>
-      <w:r>
-        <w:rPr>
-          <w:sz w:val="24"/>
-          <w:szCs w:val="24"/>
-          <w:lang w:val="en-US"/>
-        </w:rPr>
-        <w:t xml:space="preserve">) but significantly longer). Collectively, these findings show that the shared </w:t>
+        <w:t xml:space="preserve"> junctions. Much of this difference could be attributed to shorter 5’V and N regions (~1 Nt each, with the 3’J region being slightly</w:t>
+      </w:r>
+      <w:ins w:id="43" w:author="Ty Bottorff" w:date="2025-12-11T22:25:00Z" w16du:dateUtc="2025-12-12T06:25:00Z">
+        <w:r>
+          <w:rPr>
+            <w:sz w:val="24"/>
+            <w:szCs w:val="24"/>
+            <w:lang w:val="en-US"/>
+          </w:rPr>
+          <w:t xml:space="preserve">, </w:t>
+        </w:r>
+      </w:ins>
+      <w:del w:id="44" w:author="Ty Bottorff" w:date="2025-12-11T22:25:00Z" w16du:dateUtc="2025-12-12T06:25:00Z">
+        <w:r>
+          <w:rPr>
+            <w:sz w:val="24"/>
+            <w:szCs w:val="24"/>
+            <w:lang w:val="en-US"/>
+          </w:rPr>
+          <w:delText xml:space="preserve"> (</w:delText>
+        </w:r>
+      </w:del>
+      <w:r>
+        <w:rPr>
+          <w:sz w:val="24"/>
+          <w:szCs w:val="24"/>
+          <w:lang w:val="en-US"/>
+        </w:rPr>
+        <w:t>&lt;1 Nt</w:t>
+      </w:r>
+      <w:del w:id="45" w:author="Ty Bottorff" w:date="2025-12-11T22:25:00Z" w16du:dateUtc="2025-12-12T06:25:00Z">
+        <w:r>
+          <w:rPr>
+            <w:sz w:val="24"/>
+            <w:szCs w:val="24"/>
+            <w:lang w:val="en-US"/>
+          </w:rPr>
+          <w:delText xml:space="preserve">) </w:delText>
+        </w:r>
+      </w:del>
+      <w:ins w:id="46" w:author="Ty Bottorff" w:date="2025-12-11T22:25:00Z" w16du:dateUtc="2025-12-12T06:25:00Z">
+        <w:r>
+          <w:rPr>
+            <w:sz w:val="24"/>
+            <w:szCs w:val="24"/>
+            <w:lang w:val="en-US"/>
+          </w:rPr>
+          <w:t>,</w:t>
+        </w:r>
+        <w:r>
+          <w:rPr>
+            <w:sz w:val="24"/>
+            <w:szCs w:val="24"/>
+            <w:lang w:val="en-US"/>
+          </w:rPr>
+          <w:t xml:space="preserve"> </w:t>
+        </w:r>
+      </w:ins>
+      <w:r>
+        <w:rPr>
+          <w:sz w:val="24"/>
+          <w:szCs w:val="24"/>
+          <w:lang w:val="en-US"/>
+        </w:rPr>
+        <w:t xml:space="preserve">but significantly longer). Collectively, these findings show that the shared </w:t>
       </w:r>
       <w:r>
         <w:rPr>
@@ -3740,8 +4289,8 @@
           <w:lang w:val="en-US"/>
         </w:rPr>
       </w:pPr>
-      <w:bookmarkStart w:id="2" w:name="_zfohbgocbncw"/>
-      <w:bookmarkEnd w:id="2"/>
+      <w:bookmarkStart w:id="47" w:name="_zfohbgocbncw"/>
+      <w:bookmarkEnd w:id="47"/>
       <w:r>
         <w:rPr>
           <w:rFonts w:eastAsia="Times New Roman" w:cs="Arial"/>
@@ -3831,20 +4380,100 @@
           <w:szCs w:val="24"/>
           <w:lang w:val="en-US"/>
         </w:rPr>
-        <w:t xml:space="preserve">. To address this issue more broadly, we took a global approach to examining shared epitopes for the six most abundant human TCR specificities in </w:t>
-      </w:r>
-      <w:proofErr w:type="spellStart"/>
-      <w:r>
-        <w:rPr>
-          <w:rFonts w:eastAsia="Times New Roman" w:cs="Arial"/>
-          <w:color w:val="000000" w:themeColor="text1"/>
-          <w:sz w:val="24"/>
-          <w:szCs w:val="24"/>
-          <w:lang w:val="en-US"/>
-        </w:rPr>
-        <w:t>VDJdb</w:t>
-      </w:r>
-      <w:proofErr w:type="spellEnd"/>
+        <w:t xml:space="preserve">. To </w:t>
+      </w:r>
+      <w:del w:id="48" w:author="Ty Bottorff" w:date="2025-12-11T22:31:00Z" w16du:dateUtc="2025-12-12T06:31:00Z">
+        <w:r>
+          <w:rPr>
+            <w:rFonts w:eastAsia="Times New Roman" w:cs="Arial"/>
+            <w:i w:val="0"/>
+            <w:iCs w:val="0"/>
+            <w:color w:val="000000" w:themeColor="text1"/>
+            <w:sz w:val="24"/>
+            <w:szCs w:val="24"/>
+            <w:lang w:val="en-US"/>
+          </w:rPr>
+          <w:delText>address this issue more broadly</w:delText>
+        </w:r>
+      </w:del>
+      <w:ins w:id="49" w:author="Ty Bottorff" w:date="2025-12-11T22:31:00Z" w16du:dateUtc="2025-12-12T06:31:00Z">
+        <w:r>
+          <w:rPr>
+            <w:rFonts w:eastAsia="Times New Roman" w:cs="Arial"/>
+            <w:i w:val="0"/>
+            <w:iCs w:val="0"/>
+            <w:color w:val="000000" w:themeColor="text1"/>
+            <w:sz w:val="24"/>
+            <w:szCs w:val="24"/>
+            <w:lang w:val="en-US"/>
+          </w:rPr>
+          <w:t xml:space="preserve">assess </w:t>
+        </w:r>
+      </w:ins>
+      <w:ins w:id="50" w:author="Ty Bottorff" w:date="2025-12-11T22:33:00Z" w16du:dateUtc="2025-12-12T06:33:00Z">
+        <w:r>
+          <w:rPr>
+            <w:rFonts w:eastAsia="Times New Roman" w:cs="Arial"/>
+            <w:i w:val="0"/>
+            <w:iCs w:val="0"/>
+            <w:color w:val="000000" w:themeColor="text1"/>
+            <w:sz w:val="24"/>
+            <w:szCs w:val="24"/>
+            <w:lang w:val="en-US"/>
+          </w:rPr>
+          <w:t xml:space="preserve">the </w:t>
+        </w:r>
+      </w:ins>
+      <w:ins w:id="51" w:author="Ty Bottorff" w:date="2025-12-11T22:32:00Z" w16du:dateUtc="2025-12-12T06:32:00Z">
+        <w:r>
+          <w:rPr>
+            <w:rFonts w:eastAsia="Times New Roman" w:cs="Arial"/>
+            <w:i w:val="0"/>
+            <w:iCs w:val="0"/>
+            <w:color w:val="000000" w:themeColor="text1"/>
+            <w:sz w:val="24"/>
+            <w:szCs w:val="24"/>
+            <w:lang w:val="en-US"/>
+          </w:rPr>
+          <w:t xml:space="preserve">muti-specificity </w:t>
+        </w:r>
+        <w:r>
+          <w:rPr>
+            <w:rFonts w:eastAsia="Times New Roman" w:cs="Arial"/>
+            <w:i w:val="0"/>
+            <w:iCs w:val="0"/>
+            <w:color w:val="000000" w:themeColor="text1"/>
+            <w:sz w:val="24"/>
+            <w:szCs w:val="24"/>
+            <w:lang w:val="en-US"/>
+          </w:rPr>
+          <w:t xml:space="preserve">of alphaCentric metaclones </w:t>
+        </w:r>
+        <w:r>
+          <w:rPr>
+            <w:rFonts w:eastAsia="Times New Roman" w:cs="Arial"/>
+            <w:i w:val="0"/>
+            <w:iCs w:val="0"/>
+            <w:color w:val="000000" w:themeColor="text1"/>
+            <w:sz w:val="24"/>
+            <w:szCs w:val="24"/>
+            <w:lang w:val="en-US"/>
+          </w:rPr>
+          <w:t xml:space="preserve">in other </w:t>
+        </w:r>
+        <w:r>
+          <w:rPr>
+            <w:rFonts w:eastAsia="Times New Roman" w:cs="Arial"/>
+            <w:i w:val="0"/>
+            <w:iCs w:val="0"/>
+            <w:color w:val="000000" w:themeColor="text1"/>
+            <w:sz w:val="24"/>
+            <w:szCs w:val="24"/>
+            <w:lang w:val="en-US"/>
+          </w:rPr>
+          <w:t>settings</w:t>
+        </w:r>
+      </w:ins>
       <w:r>
         <w:rPr>
           <w:rFonts w:eastAsia="Times New Roman" w:cs="Arial"/>
@@ -3855,8 +4484,34 @@
           <w:szCs w:val="24"/>
           <w:lang w:val="en-US"/>
         </w:rPr>
-        <w:t xml:space="preserve"> </w:t>
-      </w:r>
+        <w:t xml:space="preserve">, we </w:t>
+      </w:r>
+      <w:del w:id="52" w:author="Ty Bottorff" w:date="2025-12-11T22:32:00Z" w16du:dateUtc="2025-12-12T06:32:00Z">
+        <w:r>
+          <w:rPr>
+            <w:rFonts w:eastAsia="Times New Roman" w:cs="Arial"/>
+            <w:i w:val="0"/>
+            <w:iCs w:val="0"/>
+            <w:color w:val="000000" w:themeColor="text1"/>
+            <w:sz w:val="24"/>
+            <w:szCs w:val="24"/>
+            <w:lang w:val="en-US"/>
+          </w:rPr>
+          <w:delText>took a global approach to</w:delText>
+        </w:r>
+        <w:r>
+          <w:rPr>
+            <w:rFonts w:eastAsia="Times New Roman" w:cs="Arial"/>
+            <w:i w:val="0"/>
+            <w:iCs w:val="0"/>
+            <w:color w:val="000000" w:themeColor="text1"/>
+            <w:sz w:val="24"/>
+            <w:szCs w:val="24"/>
+            <w:lang w:val="en-US"/>
+          </w:rPr>
+          <w:delText xml:space="preserve"> </w:delText>
+        </w:r>
+      </w:del>
       <w:r>
         <w:rPr>
           <w:rFonts w:eastAsia="Times New Roman" w:cs="Arial"/>
@@ -3867,9 +4522,36 @@
           <w:szCs w:val="24"/>
           <w:lang w:val="en-US"/>
         </w:rPr>
-        <w:t xml:space="preserve">(CMV, EBV, </w:t>
-      </w:r>
-      <w:proofErr w:type="spellStart"/>
+        <w:t>examin</w:t>
+      </w:r>
+      <w:ins w:id="53" w:author="Ty Bottorff" w:date="2025-12-11T22:32:00Z" w16du:dateUtc="2025-12-12T06:32:00Z">
+        <w:r>
+          <w:rPr>
+            <w:rFonts w:eastAsia="Times New Roman" w:cs="Arial"/>
+            <w:i w:val="0"/>
+            <w:iCs w:val="0"/>
+            <w:color w:val="000000" w:themeColor="text1"/>
+            <w:sz w:val="24"/>
+            <w:szCs w:val="24"/>
+            <w:lang w:val="en-US"/>
+          </w:rPr>
+          <w:t>ed</w:t>
+        </w:r>
+      </w:ins>
+      <w:del w:id="54" w:author="Ty Bottorff" w:date="2025-12-11T22:32:00Z" w16du:dateUtc="2025-12-12T06:32:00Z">
+        <w:r>
+          <w:rPr>
+            <w:rFonts w:eastAsia="Times New Roman" w:cs="Arial"/>
+            <w:i w:val="0"/>
+            <w:iCs w:val="0"/>
+            <w:color w:val="000000" w:themeColor="text1"/>
+            <w:sz w:val="24"/>
+            <w:szCs w:val="24"/>
+            <w:lang w:val="en-US"/>
+          </w:rPr>
+          <w:delText>ing</w:delText>
+        </w:r>
+      </w:del>
       <w:r>
         <w:rPr>
           <w:rFonts w:eastAsia="Times New Roman" w:cs="Arial"/>
@@ -3880,9 +4562,18 @@
           <w:szCs w:val="24"/>
           <w:lang w:val="en-US"/>
         </w:rPr>
-        <w:t>InfluenzaA</w:t>
-      </w:r>
-      <w:proofErr w:type="spellEnd"/>
+        <w:t xml:space="preserve"> shared epitopes for the six most abundant human TCR specificities in </w:t>
+      </w:r>
+      <w:r>
+        <w:rPr>
+          <w:rFonts w:eastAsia="Times New Roman" w:cs="Arial"/>
+          <w:color w:val="000000" w:themeColor="text1"/>
+          <w:sz w:val="24"/>
+          <w:szCs w:val="24"/>
+          <w:lang w:val="en-US"/>
+        </w:rPr>
+        <w:t>VDJdb</w:t>
+      </w:r>
       <w:r>
         <w:rPr>
           <w:rFonts w:eastAsia="Times New Roman" w:cs="Arial"/>
@@ -3893,9 +4584,8 @@
           <w:szCs w:val="24"/>
           <w:lang w:val="en-US"/>
         </w:rPr>
-        <w:t xml:space="preserve">, SARS-CoV-2 and </w:t>
-      </w:r>
-      <w:proofErr w:type="spellStart"/>
+        <w:t xml:space="preserve"> </w:t>
+      </w:r>
       <w:r>
         <w:rPr>
           <w:rFonts w:eastAsia="Times New Roman" w:cs="Arial"/>
@@ -3906,9 +4596,9 @@
           <w:szCs w:val="24"/>
           <w:lang w:val="en-US"/>
         </w:rPr>
-        <w:t>HomoSapiens</w:t>
-      </w:r>
-      <w:proofErr w:type="spellEnd"/>
+        <w:t xml:space="preserve">(CMV, EBV, InfluenzaA, SARS-CoV-2 and HomoSapiens, comprising ~92% of total junctions). </w:t>
+      </w:r>
+      <w:commentRangeStart w:id="55"/>
       <w:r>
         <w:rPr>
           <w:rFonts w:eastAsia="Times New Roman" w:cs="Arial"/>
@@ -3919,19 +4609,9 @@
           <w:szCs w:val="24"/>
           <w:lang w:val="en-US"/>
         </w:rPr>
-        <w:t xml:space="preserve">, comprising ~92% of total junctions). We first identified TCRs that shared perfectly matched </w:t>
-      </w:r>
-      <w:r>
-        <w:rPr>
-          <w:rFonts w:eastAsia="Times New Roman" w:cs="Arial"/>
-          <w:iCs w:val="0"/>
-          <w:color w:val="000000" w:themeColor="text1"/>
-          <w:sz w:val="24"/>
-          <w:szCs w:val="24"/>
-          <w:lang w:val="en-US"/>
-        </w:rPr>
-        <w:t>TRA</w:t>
-      </w:r>
+        <w:t xml:space="preserve">We first identified </w:t>
+      </w:r>
+      <w:commentRangeStart w:id="56"/>
       <w:r>
         <w:rPr>
           <w:rFonts w:eastAsia="Times New Roman" w:cs="Arial"/>
@@ -3942,18 +4622,18 @@
           <w:szCs w:val="24"/>
           <w:lang w:val="en-US"/>
         </w:rPr>
-        <w:t xml:space="preserve"> or </w:t>
-      </w:r>
-      <w:r>
-        <w:rPr>
-          <w:rFonts w:eastAsia="Times New Roman" w:cs="Arial"/>
+        <w:t xml:space="preserve">TCRs </w:t>
+      </w:r>
+      <w:commentRangeEnd w:id="56"/>
+      <w:r>
+        <w:rPr>
+          <w:rStyle w:val="CommentReference"/>
+          <w:rFonts w:eastAsia="Arial" w:cs="Arial"/>
+          <w:i w:val="0"/>
           <w:iCs w:val="0"/>
-          <w:color w:val="000000" w:themeColor="text1"/>
-          <w:sz w:val="24"/>
-          <w:szCs w:val="24"/>
-          <w:lang w:val="en-US"/>
-        </w:rPr>
-        <w:t>TRB</w:t>
+          <w:color w:val="auto"/>
+        </w:rPr>
+        <w:commentReference w:id="56"/>
       </w:r>
       <w:r>
         <w:rPr>
@@ -3965,7 +4645,129 @@
           <w:szCs w:val="24"/>
           <w:lang w:val="en-US"/>
         </w:rPr>
-        <w:t xml:space="preserve"> junctions with specificity for one or more than one peptide epitope. We then calculated junction sequence overlaps in sets linked to different specificities using Jaccard indices and presented heatmap representations of frequent set overlaps (</w:t>
+        <w:t xml:space="preserve">that shared perfectly matched </w:t>
+      </w:r>
+      <w:r>
+        <w:rPr>
+          <w:rFonts w:eastAsia="Times New Roman" w:cs="Arial"/>
+          <w:iCs w:val="0"/>
+          <w:color w:val="000000" w:themeColor="text1"/>
+          <w:sz w:val="24"/>
+          <w:szCs w:val="24"/>
+          <w:lang w:val="en-US"/>
+        </w:rPr>
+        <w:t>TRA</w:t>
+      </w:r>
+      <w:r>
+        <w:rPr>
+          <w:rFonts w:eastAsia="Times New Roman" w:cs="Arial"/>
+          <w:i w:val="0"/>
+          <w:iCs w:val="0"/>
+          <w:color w:val="000000" w:themeColor="text1"/>
+          <w:sz w:val="24"/>
+          <w:szCs w:val="24"/>
+          <w:lang w:val="en-US"/>
+        </w:rPr>
+        <w:t xml:space="preserve"> or </w:t>
+      </w:r>
+      <w:r>
+        <w:rPr>
+          <w:rFonts w:eastAsia="Times New Roman" w:cs="Arial"/>
+          <w:iCs w:val="0"/>
+          <w:color w:val="000000" w:themeColor="text1"/>
+          <w:sz w:val="24"/>
+          <w:szCs w:val="24"/>
+          <w:lang w:val="en-US"/>
+        </w:rPr>
+        <w:t>TRB</w:t>
+      </w:r>
+      <w:r>
+        <w:rPr>
+          <w:rFonts w:eastAsia="Times New Roman" w:cs="Arial"/>
+          <w:i w:val="0"/>
+          <w:iCs w:val="0"/>
+          <w:color w:val="000000" w:themeColor="text1"/>
+          <w:sz w:val="24"/>
+          <w:szCs w:val="24"/>
+          <w:lang w:val="en-US"/>
+        </w:rPr>
+        <w:t xml:space="preserve"> junctions with specificity for </w:t>
+      </w:r>
+      <w:del w:id="57" w:author="Ty Bottorff" w:date="2025-12-11T22:34:00Z" w16du:dateUtc="2025-12-12T06:34:00Z">
+        <w:r>
+          <w:rPr>
+            <w:rFonts w:eastAsia="Times New Roman" w:cs="Arial"/>
+            <w:i w:val="0"/>
+            <w:iCs w:val="0"/>
+            <w:color w:val="000000" w:themeColor="text1"/>
+            <w:sz w:val="24"/>
+            <w:szCs w:val="24"/>
+            <w:lang w:val="en-US"/>
+          </w:rPr>
+          <w:delText>one or more than one</w:delText>
+        </w:r>
+      </w:del>
+      <w:ins w:id="58" w:author="Ty Bottorff" w:date="2025-12-11T22:34:00Z" w16du:dateUtc="2025-12-12T06:34:00Z">
+        <w:r>
+          <w:rPr>
+            <w:rFonts w:eastAsia="Times New Roman" w:cs="Arial"/>
+            <w:i w:val="0"/>
+            <w:iCs w:val="0"/>
+            <w:color w:val="000000" w:themeColor="text1"/>
+            <w:sz w:val="24"/>
+            <w:szCs w:val="24"/>
+            <w:lang w:val="en-US"/>
+          </w:rPr>
+          <w:t>at least one</w:t>
+        </w:r>
+      </w:ins>
+      <w:r>
+        <w:rPr>
+          <w:rFonts w:eastAsia="Times New Roman" w:cs="Arial"/>
+          <w:i w:val="0"/>
+          <w:iCs w:val="0"/>
+          <w:color w:val="000000" w:themeColor="text1"/>
+          <w:sz w:val="24"/>
+          <w:szCs w:val="24"/>
+          <w:lang w:val="en-US"/>
+        </w:rPr>
+        <w:t xml:space="preserve"> peptide epitope. We then calculated junction sequence overlaps in sets linked to different specificities using </w:t>
+      </w:r>
+      <w:r>
+        <w:rPr>
+          <w:rFonts w:eastAsia="Times New Roman" w:cs="Arial"/>
+          <w:i w:val="0"/>
+          <w:iCs w:val="0"/>
+          <w:color w:val="000000" w:themeColor="text1"/>
+          <w:sz w:val="24"/>
+          <w:szCs w:val="24"/>
+          <w:lang w:val="en-US"/>
+        </w:rPr>
+        <w:lastRenderedPageBreak/>
+        <w:t xml:space="preserve">Jaccard indices and presented heatmap representations of frequent set overlaps </w:t>
+      </w:r>
+      <w:commentRangeEnd w:id="55"/>
+      <w:r>
+        <w:rPr>
+          <w:rStyle w:val="CommentReference"/>
+          <w:rFonts w:eastAsia="Arial" w:cs="Arial"/>
+          <w:i w:val="0"/>
+          <w:iCs w:val="0"/>
+          <w:color w:val="auto"/>
+        </w:rPr>
+        <w:commentReference w:id="55"/>
+      </w:r>
+      <w:r>
+        <w:rPr>
+          <w:rFonts w:eastAsia="Times New Roman" w:cs="Arial"/>
+          <w:i w:val="0"/>
+          <w:iCs w:val="0"/>
+          <w:color w:val="000000" w:themeColor="text1"/>
+          <w:sz w:val="24"/>
+          <w:szCs w:val="24"/>
+          <w:lang w:val="en-US"/>
+        </w:rPr>
+        <w:t>(</w:t>
       </w:r>
       <w:r>
         <w:rPr>
@@ -4017,9 +4819,78 @@
           <w:szCs w:val="24"/>
           <w:lang w:val="en-US"/>
         </w:rPr>
-        <w:t xml:space="preserve">These analyses showed strong overlap of identical junction sequences with CMV, </w:t>
-      </w:r>
-      <w:proofErr w:type="spellStart"/>
+        <w:t xml:space="preserve">These analyses showed strong </w:t>
+      </w:r>
+      <w:commentRangeStart w:id="59"/>
+      <w:del w:id="60" w:author="Ty Bottorff" w:date="2025-12-11T22:44:00Z" w16du:dateUtc="2025-12-12T06:44:00Z">
+        <w:r>
+          <w:rPr>
+            <w:rFonts w:eastAsia="Times New Roman" w:cs="Arial"/>
+            <w:i w:val="0"/>
+            <w:iCs w:val="0"/>
+            <w:color w:val="000000" w:themeColor="text1"/>
+            <w:sz w:val="24"/>
+            <w:szCs w:val="24"/>
+            <w:lang w:val="en-US"/>
+          </w:rPr>
+          <w:delText>overlap of identical junction sequences with</w:delText>
+        </w:r>
+      </w:del>
+      <w:ins w:id="61" w:author="Ty Bottorff" w:date="2025-12-11T22:47:00Z" w16du:dateUtc="2025-12-12T06:47:00Z">
+        <w:r>
+          <w:rPr>
+            <w:rFonts w:eastAsia="Times New Roman" w:cs="Arial"/>
+            <w:i w:val="0"/>
+            <w:iCs w:val="0"/>
+            <w:color w:val="000000" w:themeColor="text1"/>
+            <w:sz w:val="24"/>
+            <w:szCs w:val="24"/>
+            <w:lang w:val="en-US"/>
+          </w:rPr>
+          <w:t>set overlap</w:t>
+        </w:r>
+      </w:ins>
+      <w:ins w:id="62" w:author="Ty Bottorff" w:date="2025-12-11T22:44:00Z" w16du:dateUtc="2025-12-12T06:44:00Z">
+        <w:r>
+          <w:rPr>
+            <w:rFonts w:eastAsia="Times New Roman" w:cs="Arial"/>
+            <w:i w:val="0"/>
+            <w:iCs w:val="0"/>
+            <w:color w:val="000000" w:themeColor="text1"/>
+            <w:sz w:val="24"/>
+            <w:szCs w:val="24"/>
+            <w:lang w:val="en-US"/>
+          </w:rPr>
+          <w:t xml:space="preserve"> </w:t>
+        </w:r>
+      </w:ins>
+      <w:commentRangeEnd w:id="59"/>
+      <w:ins w:id="63" w:author="Ty Bottorff" w:date="2025-12-11T22:47:00Z" w16du:dateUtc="2025-12-12T06:47:00Z">
+        <w:r>
+          <w:rPr>
+            <w:rStyle w:val="CommentReference"/>
+            <w:rFonts w:eastAsia="Arial" w:cs="Arial"/>
+            <w:i w:val="0"/>
+            <w:iCs w:val="0"/>
+            <w:color w:val="auto"/>
+          </w:rPr>
+          <w:commentReference w:id="59"/>
+        </w:r>
+      </w:ins>
+      <w:ins w:id="64" w:author="Ty Bottorff" w:date="2025-12-11T22:44:00Z" w16du:dateUtc="2025-12-12T06:44:00Z">
+        <w:r>
+          <w:rPr>
+            <w:rFonts w:eastAsia="Times New Roman" w:cs="Arial"/>
+            <w:i w:val="0"/>
+            <w:iCs w:val="0"/>
+            <w:color w:val="000000" w:themeColor="text1"/>
+            <w:sz w:val="24"/>
+            <w:szCs w:val="24"/>
+            <w:lang w:val="en-US"/>
+          </w:rPr>
+          <w:t>between repertoires specific to</w:t>
+        </w:r>
+      </w:ins>
       <w:r>
         <w:rPr>
           <w:rFonts w:eastAsia="Times New Roman" w:cs="Arial"/>
@@ -4030,10 +4901,48 @@
           <w:szCs w:val="24"/>
           <w:lang w:val="en-US"/>
         </w:rPr>
-        <w:lastRenderedPageBreak/>
-        <w:t>InfluenzaA</w:t>
-      </w:r>
-      <w:proofErr w:type="spellEnd"/>
+        <w:t xml:space="preserve"> CMV, InfluenzaA, EBV, SARS-CoV-2 </w:t>
+      </w:r>
+      <w:del w:id="65" w:author="Ty Bottorff" w:date="2025-12-11T22:45:00Z" w16du:dateUtc="2025-12-12T06:45:00Z">
+        <w:r>
+          <w:rPr>
+            <w:rFonts w:eastAsia="Times New Roman" w:cs="Arial"/>
+            <w:i w:val="0"/>
+            <w:iCs w:val="0"/>
+            <w:color w:val="000000" w:themeColor="text1"/>
+            <w:sz w:val="24"/>
+            <w:szCs w:val="24"/>
+            <w:lang w:val="en-US"/>
+          </w:rPr>
+          <w:delText xml:space="preserve">and </w:delText>
+        </w:r>
+      </w:del>
+      <w:ins w:id="66" w:author="Ty Bottorff" w:date="2025-12-11T22:45:00Z" w16du:dateUtc="2025-12-12T06:45:00Z">
+        <w:r>
+          <w:rPr>
+            <w:rFonts w:eastAsia="Times New Roman" w:cs="Arial"/>
+            <w:i w:val="0"/>
+            <w:iCs w:val="0"/>
+            <w:color w:val="000000" w:themeColor="text1"/>
+            <w:sz w:val="24"/>
+            <w:szCs w:val="24"/>
+            <w:lang w:val="en-US"/>
+          </w:rPr>
+          <w:t>or</w:t>
+        </w:r>
+        <w:r>
+          <w:rPr>
+            <w:rFonts w:eastAsia="Times New Roman" w:cs="Arial"/>
+            <w:i w:val="0"/>
+            <w:iCs w:val="0"/>
+            <w:color w:val="000000" w:themeColor="text1"/>
+            <w:sz w:val="24"/>
+            <w:szCs w:val="24"/>
+            <w:lang w:val="en-US"/>
+          </w:rPr>
+          <w:t xml:space="preserve"> </w:t>
+        </w:r>
+      </w:ins>
       <w:r>
         <w:rPr>
           <w:rFonts w:eastAsia="Times New Roman" w:cs="Arial"/>
@@ -4044,9 +4953,50 @@
           <w:szCs w:val="24"/>
           <w:lang w:val="en-US"/>
         </w:rPr>
-        <w:t xml:space="preserve">, EBV, SARS-CoV-2 and </w:t>
-      </w:r>
-      <w:proofErr w:type="spellStart"/>
+        <w:t xml:space="preserve">HomoSapiens </w:t>
+      </w:r>
+      <w:del w:id="67" w:author="Ty Bottorff" w:date="2025-12-11T22:44:00Z" w16du:dateUtc="2025-12-12T06:44:00Z">
+        <w:r>
+          <w:rPr>
+            <w:rFonts w:eastAsia="Times New Roman" w:cs="Arial"/>
+            <w:i w:val="0"/>
+            <w:iCs w:val="0"/>
+            <w:color w:val="000000" w:themeColor="text1"/>
+            <w:sz w:val="24"/>
+            <w:szCs w:val="24"/>
+            <w:lang w:val="en-US"/>
+          </w:rPr>
+          <w:delText xml:space="preserve">specificities </w:delText>
+        </w:r>
+      </w:del>
+      <w:del w:id="68" w:author="Ty Bottorff" w:date="2025-12-11T22:45:00Z" w16du:dateUtc="2025-12-12T06:45:00Z">
+        <w:r>
+          <w:rPr>
+            <w:rFonts w:eastAsia="Times New Roman" w:cs="Arial"/>
+            <w:i w:val="0"/>
+            <w:iCs w:val="0"/>
+            <w:color w:val="000000" w:themeColor="text1"/>
+            <w:sz w:val="24"/>
+            <w:szCs w:val="24"/>
+            <w:lang w:val="en-US"/>
+          </w:rPr>
+          <w:delText>for</w:delText>
+        </w:r>
+      </w:del>
+      <w:ins w:id="69" w:author="Ty Bottorff" w:date="2025-12-11T22:45:00Z" w16du:dateUtc="2025-12-12T06:45:00Z">
+        <w:r>
+          <w:rPr>
+            <w:rFonts w:eastAsia="Times New Roman" w:cs="Arial"/>
+            <w:i w:val="0"/>
+            <w:iCs w:val="0"/>
+            <w:color w:val="000000" w:themeColor="text1"/>
+            <w:sz w:val="24"/>
+            <w:szCs w:val="24"/>
+            <w:lang w:val="en-US"/>
+          </w:rPr>
+          <w:t>containing</w:t>
+        </w:r>
+      </w:ins>
       <w:r>
         <w:rPr>
           <w:rFonts w:eastAsia="Times New Roman" w:cs="Arial"/>
@@ -4057,9 +5007,18 @@
           <w:szCs w:val="24"/>
           <w:lang w:val="en-US"/>
         </w:rPr>
-        <w:t>HomoSapiens</w:t>
-      </w:r>
-      <w:proofErr w:type="spellEnd"/>
+        <w:t xml:space="preserve"> alphaCentric </w:t>
+      </w:r>
+      <w:r>
+        <w:rPr>
+          <w:rFonts w:eastAsia="Times New Roman" w:cs="Arial"/>
+          <w:color w:val="000000" w:themeColor="text1"/>
+          <w:sz w:val="24"/>
+          <w:szCs w:val="24"/>
+          <w:lang w:val="en-US"/>
+        </w:rPr>
+        <w:t>TRA</w:t>
+      </w:r>
       <w:r>
         <w:rPr>
           <w:rFonts w:eastAsia="Times New Roman" w:cs="Arial"/>
@@ -4070,9 +5029,18 @@
           <w:szCs w:val="24"/>
           <w:lang w:val="en-US"/>
         </w:rPr>
-        <w:t xml:space="preserve"> specificities for </w:t>
-      </w:r>
-      <w:proofErr w:type="spellStart"/>
+        <w:t xml:space="preserve"> junctions but not </w:t>
+      </w:r>
+      <w:r>
+        <w:rPr>
+          <w:rFonts w:eastAsia="Times New Roman" w:cs="Arial"/>
+          <w:color w:val="000000" w:themeColor="text1"/>
+          <w:sz w:val="24"/>
+          <w:szCs w:val="24"/>
+          <w:lang w:val="en-US"/>
+        </w:rPr>
+        <w:t>TRB</w:t>
+      </w:r>
       <w:r>
         <w:rPr>
           <w:rFonts w:eastAsia="Times New Roman" w:cs="Arial"/>
@@ -4083,9 +5051,18 @@
           <w:szCs w:val="24"/>
           <w:lang w:val="en-US"/>
         </w:rPr>
-        <w:t>alphaCentric</w:t>
-      </w:r>
-      <w:proofErr w:type="spellEnd"/>
+        <w:t xml:space="preserve"> junctions, and betaCentric </w:t>
+      </w:r>
+      <w:r>
+        <w:rPr>
+          <w:rFonts w:eastAsia="Times New Roman" w:cs="Arial"/>
+          <w:color w:val="000000" w:themeColor="text1"/>
+          <w:sz w:val="24"/>
+          <w:szCs w:val="24"/>
+          <w:lang w:val="en-US"/>
+        </w:rPr>
+        <w:t>TRB</w:t>
+      </w:r>
       <w:r>
         <w:rPr>
           <w:rFonts w:eastAsia="Times New Roman" w:cs="Arial"/>
@@ -4096,7 +5073,7 @@
           <w:szCs w:val="24"/>
           <w:lang w:val="en-US"/>
         </w:rPr>
-        <w:t xml:space="preserve"> </w:t>
+        <w:t xml:space="preserve"> junctions, but not </w:t>
       </w:r>
       <w:r>
         <w:rPr>
@@ -4118,7 +5095,7 @@
           <w:szCs w:val="24"/>
           <w:lang w:val="en-US"/>
         </w:rPr>
-        <w:t xml:space="preserve"> junctions but not </w:t>
+        <w:t xml:space="preserve"> junctions. Extending the overlap requirement to include </w:t>
       </w:r>
       <w:r>
         <w:rPr>
@@ -4128,7 +5105,7 @@
           <w:szCs w:val="24"/>
           <w:lang w:val="en-US"/>
         </w:rPr>
-        <w:t>TRB</w:t>
+        <w:t>V</w:t>
       </w:r>
       <w:r>
         <w:rPr>
@@ -4140,18 +5117,36 @@
           <w:szCs w:val="24"/>
           <w:lang w:val="en-US"/>
         </w:rPr>
-        <w:t xml:space="preserve"> junctions, and betaCentric </w:t>
-      </w:r>
-      <w:r>
-        <w:rPr>
-          <w:rFonts w:eastAsia="Times New Roman" w:cs="Arial"/>
-          <w:color w:val="000000" w:themeColor="text1"/>
-          <w:sz w:val="24"/>
-          <w:szCs w:val="24"/>
-          <w:lang w:val="en-US"/>
-        </w:rPr>
-        <w:t>TRB</w:t>
-      </w:r>
+        <w:t xml:space="preserve"> genes reduced </w:t>
+      </w:r>
+      <w:del w:id="70" w:author="Ty Bottorff" w:date="2025-12-11T22:46:00Z" w16du:dateUtc="2025-12-12T06:46:00Z">
+        <w:r>
+          <w:rPr>
+            <w:rFonts w:eastAsia="Times New Roman" w:cs="Arial"/>
+            <w:i w:val="0"/>
+            <w:iCs w:val="0"/>
+            <w:color w:val="000000" w:themeColor="text1"/>
+            <w:sz w:val="24"/>
+            <w:szCs w:val="24"/>
+            <w:lang w:val="en-US"/>
+          </w:rPr>
+          <w:delText>the overlap</w:delText>
+        </w:r>
+      </w:del>
+      <w:ins w:id="71" w:author="Ty Bottorff" w:date="2025-12-11T22:46:00Z" w16du:dateUtc="2025-12-12T06:46:00Z">
+        <w:r>
+          <w:rPr>
+            <w:rFonts w:eastAsia="Times New Roman" w:cs="Arial"/>
+            <w:i w:val="0"/>
+            <w:iCs w:val="0"/>
+            <w:color w:val="000000" w:themeColor="text1"/>
+            <w:sz w:val="24"/>
+            <w:szCs w:val="24"/>
+            <w:lang w:val="en-US"/>
+          </w:rPr>
+          <w:t>sharing</w:t>
+        </w:r>
+      </w:ins>
       <w:r>
         <w:rPr>
           <w:rFonts w:eastAsia="Times New Roman" w:cs="Arial"/>
@@ -4162,51 +5157,7 @@
           <w:szCs w:val="24"/>
           <w:lang w:val="en-US"/>
         </w:rPr>
-        <w:t xml:space="preserve"> junctions, but not </w:t>
-      </w:r>
-      <w:r>
-        <w:rPr>
-          <w:rFonts w:eastAsia="Times New Roman" w:cs="Arial"/>
-          <w:color w:val="000000" w:themeColor="text1"/>
-          <w:sz w:val="24"/>
-          <w:szCs w:val="24"/>
-          <w:lang w:val="en-US"/>
-        </w:rPr>
-        <w:t>TRA</w:t>
-      </w:r>
-      <w:r>
-        <w:rPr>
-          <w:rFonts w:eastAsia="Times New Roman" w:cs="Arial"/>
-          <w:i w:val="0"/>
-          <w:iCs w:val="0"/>
-          <w:color w:val="000000" w:themeColor="text1"/>
-          <w:sz w:val="24"/>
-          <w:szCs w:val="24"/>
-          <w:lang w:val="en-US"/>
-        </w:rPr>
-        <w:t xml:space="preserve"> junctions. Extending the overlap requirement to include </w:t>
-      </w:r>
-      <w:r>
-        <w:rPr>
-          <w:rFonts w:eastAsia="Times New Roman" w:cs="Arial"/>
-          <w:color w:val="000000" w:themeColor="text1"/>
-          <w:sz w:val="24"/>
-          <w:szCs w:val="24"/>
-          <w:lang w:val="en-US"/>
-        </w:rPr>
-        <w:t>V</w:t>
-      </w:r>
-      <w:r>
-        <w:rPr>
-          <w:rFonts w:eastAsia="Times New Roman" w:cs="Arial"/>
-          <w:i w:val="0"/>
-          <w:iCs w:val="0"/>
-          <w:color w:val="000000" w:themeColor="text1"/>
-          <w:sz w:val="24"/>
-          <w:szCs w:val="24"/>
-          <w:lang w:val="en-US"/>
-        </w:rPr>
-        <w:t xml:space="preserve"> genes reduced the overlap whereas including J genes did not (</w:t>
+        <w:t xml:space="preserve"> whereas including J genes did not (</w:t>
       </w:r>
       <w:r>
         <w:rPr>
@@ -4368,8 +5319,76 @@
           <w:szCs w:val="24"/>
           <w:lang w:val="en-US"/>
         </w:rPr>
-        <w:t xml:space="preserve"> chains sometimes showed wide reaching multi-specificity. Sequence motif analysis showed that SARS-CoV-2 overlapping </w:t>
-      </w:r>
+        <w:t xml:space="preserve"> chains sometimes showed wide reaching multi-specificity. Sequence motif analysis showed that SARS-CoV-2</w:t>
+      </w:r>
+      <w:ins w:id="72" w:author="Ty Bottorff" w:date="2025-12-11T22:49:00Z" w16du:dateUtc="2025-12-12T06:49:00Z">
+        <w:r>
+          <w:rPr>
+            <w:rFonts w:eastAsia="Times New Roman" w:cs="Arial"/>
+            <w:i w:val="0"/>
+            <w:iCs w:val="0"/>
+            <w:color w:val="000000" w:themeColor="text1"/>
+            <w:sz w:val="24"/>
+            <w:szCs w:val="24"/>
+            <w:lang w:val="en-US"/>
+          </w:rPr>
+          <w:t>-, Influenza</w:t>
+        </w:r>
+      </w:ins>
+      <w:ins w:id="73" w:author="Ty Bottorff" w:date="2025-12-11T22:50:00Z" w16du:dateUtc="2025-12-12T06:50:00Z">
+        <w:r>
+          <w:rPr>
+            <w:rFonts w:eastAsia="Times New Roman" w:cs="Arial"/>
+            <w:i w:val="0"/>
+            <w:iCs w:val="0"/>
+            <w:color w:val="000000" w:themeColor="text1"/>
+            <w:sz w:val="24"/>
+            <w:szCs w:val="24"/>
+            <w:lang w:val="en-US"/>
+          </w:rPr>
+          <w:t>A-, and CMV-multi</w:t>
+        </w:r>
+      </w:ins>
+      <w:ins w:id="74" w:author="Ty Bottorff" w:date="2025-12-11T22:49:00Z" w16du:dateUtc="2025-12-12T06:49:00Z">
+        <w:r>
+          <w:rPr>
+            <w:rFonts w:eastAsia="Times New Roman" w:cs="Arial"/>
+            <w:i w:val="0"/>
+            <w:iCs w:val="0"/>
+            <w:color w:val="000000" w:themeColor="text1"/>
+            <w:sz w:val="24"/>
+            <w:szCs w:val="24"/>
+            <w:lang w:val="en-US"/>
+          </w:rPr>
+          <w:t xml:space="preserve">specific </w:t>
+        </w:r>
+      </w:ins>
+      <w:del w:id="75" w:author="Ty Bottorff" w:date="2025-12-11T22:49:00Z" w16du:dateUtc="2025-12-12T06:49:00Z">
+        <w:r>
+          <w:rPr>
+            <w:rFonts w:eastAsia="Times New Roman" w:cs="Arial"/>
+            <w:i w:val="0"/>
+            <w:iCs w:val="0"/>
+            <w:color w:val="000000" w:themeColor="text1"/>
+            <w:sz w:val="24"/>
+            <w:szCs w:val="24"/>
+            <w:lang w:val="en-US"/>
+          </w:rPr>
+          <w:delText xml:space="preserve"> </w:delText>
+        </w:r>
+        <w:r>
+          <w:rPr>
+            <w:rFonts w:eastAsia="Times New Roman" w:cs="Arial"/>
+            <w:i w:val="0"/>
+            <w:iCs w:val="0"/>
+            <w:color w:val="000000" w:themeColor="text1"/>
+            <w:sz w:val="24"/>
+            <w:szCs w:val="24"/>
+            <w:lang w:val="en-US"/>
+          </w:rPr>
+          <w:delText xml:space="preserve">overlapping </w:delText>
+        </w:r>
+      </w:del>
       <w:r>
         <w:rPr>
           <w:rFonts w:eastAsia="Times New Roman" w:cs="Arial"/>
@@ -4390,9 +5409,22 @@
           <w:szCs w:val="24"/>
           <w:lang w:val="en-US"/>
         </w:rPr>
-        <w:t xml:space="preserve"> junctions from </w:t>
-      </w:r>
-      <w:proofErr w:type="spellStart"/>
+        <w:t xml:space="preserve"> junctions </w:t>
+      </w:r>
+      <w:del w:id="76" w:author="Ty Bottorff" w:date="2025-12-11T22:50:00Z" w16du:dateUtc="2025-12-12T06:50:00Z">
+        <w:r>
+          <w:rPr>
+            <w:rFonts w:eastAsia="Times New Roman" w:cs="Arial"/>
+            <w:i w:val="0"/>
+            <w:iCs w:val="0"/>
+            <w:color w:val="000000" w:themeColor="text1"/>
+            <w:sz w:val="24"/>
+            <w:szCs w:val="24"/>
+            <w:lang w:val="en-US"/>
+          </w:rPr>
+          <w:delText xml:space="preserve">from InfluenzaA and CMV </w:delText>
+        </w:r>
+      </w:del>
       <w:r>
         <w:rPr>
           <w:rFonts w:eastAsia="Times New Roman" w:cs="Arial"/>
@@ -4403,9 +5435,48 @@
           <w:szCs w:val="24"/>
           <w:lang w:val="en-US"/>
         </w:rPr>
-        <w:t>InfluenzaA</w:t>
-      </w:r>
-      <w:proofErr w:type="spellEnd"/>
+        <w:t xml:space="preserve">converged on the CAG-X-NYGGSQGNLIF motif, whereas junctions </w:t>
+      </w:r>
+      <w:del w:id="77" w:author="Ty Bottorff" w:date="2025-12-11T22:50:00Z" w16du:dateUtc="2025-12-12T06:50:00Z">
+        <w:r>
+          <w:rPr>
+            <w:rFonts w:eastAsia="Times New Roman" w:cs="Arial"/>
+            <w:i w:val="0"/>
+            <w:iCs w:val="0"/>
+            <w:color w:val="000000" w:themeColor="text1"/>
+            <w:sz w:val="24"/>
+            <w:szCs w:val="24"/>
+            <w:lang w:val="en-US"/>
+          </w:rPr>
+          <w:delText xml:space="preserve">from </w:delText>
+        </w:r>
+      </w:del>
+      <w:ins w:id="78" w:author="Ty Bottorff" w:date="2025-12-11T22:50:00Z" w16du:dateUtc="2025-12-12T06:50:00Z">
+        <w:r>
+          <w:rPr>
+            <w:rFonts w:eastAsia="Times New Roman" w:cs="Arial"/>
+            <w:i w:val="0"/>
+            <w:iCs w:val="0"/>
+            <w:color w:val="000000" w:themeColor="text1"/>
+            <w:sz w:val="24"/>
+            <w:szCs w:val="24"/>
+            <w:lang w:val="en-US"/>
+          </w:rPr>
+          <w:t>multispeciifc to</w:t>
+        </w:r>
+        <w:r>
+          <w:rPr>
+            <w:rFonts w:eastAsia="Times New Roman" w:cs="Arial"/>
+            <w:i w:val="0"/>
+            <w:iCs w:val="0"/>
+            <w:color w:val="000000" w:themeColor="text1"/>
+            <w:sz w:val="24"/>
+            <w:szCs w:val="24"/>
+            <w:lang w:val="en-US"/>
+          </w:rPr>
+          <w:t xml:space="preserve"> </w:t>
+        </w:r>
+      </w:ins>
       <w:r>
         <w:rPr>
           <w:rFonts w:eastAsia="Times New Roman" w:cs="Arial"/>
@@ -4416,33 +5487,7 @@
           <w:szCs w:val="24"/>
           <w:lang w:val="en-US"/>
         </w:rPr>
-        <w:t xml:space="preserve"> and CMV converged on the CAG-X-NYGGSQGNLIF motif, whereas junctions from EBV and </w:t>
-      </w:r>
-      <w:proofErr w:type="spellStart"/>
-      <w:r>
-        <w:rPr>
-          <w:rFonts w:eastAsia="Times New Roman" w:cs="Arial"/>
-          <w:i w:val="0"/>
-          <w:iCs w:val="0"/>
-          <w:color w:val="000000" w:themeColor="text1"/>
-          <w:sz w:val="24"/>
-          <w:szCs w:val="24"/>
-          <w:lang w:val="en-US"/>
-        </w:rPr>
-        <w:t>HomoSapiens</w:t>
-      </w:r>
-      <w:proofErr w:type="spellEnd"/>
-      <w:r>
-        <w:rPr>
-          <w:rFonts w:eastAsia="Times New Roman" w:cs="Arial"/>
-          <w:i w:val="0"/>
-          <w:iCs w:val="0"/>
-          <w:color w:val="000000" w:themeColor="text1"/>
-          <w:sz w:val="24"/>
-          <w:szCs w:val="24"/>
-          <w:lang w:val="en-US"/>
-        </w:rPr>
-        <w:t xml:space="preserve"> were more diverse (</w:t>
+        <w:t>EBV and HomoSapiens were more diverse (</w:t>
       </w:r>
       <w:r>
         <w:rPr>
@@ -4541,18 +5586,154 @@
           <w:szCs w:val="24"/>
           <w:lang w:val="en-US"/>
         </w:rPr>
-        <w:t xml:space="preserve"> gene segment sharing by multi-specific alphaCentric TCRs. For this purpose, we focused on TCRs recognizing SARS-CoV-2 and additional epitope(s) and tabulated the number of co-occurrences of junction, </w:t>
-      </w:r>
-      <w:r>
-        <w:rPr>
-          <w:rFonts w:eastAsia="Times New Roman" w:cs="Arial"/>
-          <w:color w:val="000000" w:themeColor="text1"/>
-          <w:sz w:val="24"/>
-          <w:szCs w:val="24"/>
-          <w:lang w:val="en-US"/>
-        </w:rPr>
-        <w:t>V</w:t>
-      </w:r>
+        <w:t xml:space="preserve"> gene segment sharing by multi-specific alphaCentric TCRs. </w:t>
+      </w:r>
+      <w:del w:id="79" w:author="Ty Bottorff" w:date="2025-12-11T22:55:00Z" w16du:dateUtc="2025-12-12T06:55:00Z">
+        <w:r>
+          <w:rPr>
+            <w:rFonts w:eastAsia="Times New Roman" w:cs="Arial"/>
+            <w:i w:val="0"/>
+            <w:iCs w:val="0"/>
+            <w:color w:val="000000" w:themeColor="text1"/>
+            <w:sz w:val="24"/>
+            <w:szCs w:val="24"/>
+            <w:lang w:val="en-US"/>
+          </w:rPr>
+          <w:delText>For this purpose, w</w:delText>
+        </w:r>
+      </w:del>
+      <w:ins w:id="80" w:author="Ty Bottorff" w:date="2025-12-11T22:55:00Z" w16du:dateUtc="2025-12-12T06:55:00Z">
+        <w:r>
+          <w:rPr>
+            <w:rFonts w:eastAsia="Times New Roman" w:cs="Arial"/>
+            <w:i w:val="0"/>
+            <w:iCs w:val="0"/>
+            <w:color w:val="000000" w:themeColor="text1"/>
+            <w:sz w:val="24"/>
+            <w:szCs w:val="24"/>
+            <w:lang w:val="en-US"/>
+          </w:rPr>
+          <w:t xml:space="preserve">With the </w:t>
+        </w:r>
+        <w:r>
+          <w:rPr>
+            <w:rFonts w:eastAsia="Times New Roman" w:cs="Arial"/>
+            <w:i w:val="0"/>
+            <w:iCs w:val="0"/>
+            <w:color w:val="000000" w:themeColor="text1"/>
+            <w:sz w:val="24"/>
+            <w:szCs w:val="24"/>
+            <w:lang w:val="en-US"/>
+          </w:rPr>
+          <w:t xml:space="preserve">number of high quality </w:t>
+        </w:r>
+        <w:r>
+          <w:rPr>
+            <w:rFonts w:eastAsia="Times New Roman" w:cs="Arial"/>
+            <w:i w:val="0"/>
+            <w:iCs w:val="0"/>
+            <w:color w:val="000000" w:themeColor="text1"/>
+            <w:sz w:val="24"/>
+            <w:szCs w:val="24"/>
+            <w:lang w:val="en-US"/>
+          </w:rPr>
+          <w:t xml:space="preserve">SARS-CoV-2 </w:t>
+        </w:r>
+        <w:r>
+          <w:rPr>
+            <w:rFonts w:eastAsia="Times New Roman" w:cs="Arial"/>
+            <w:i w:val="0"/>
+            <w:iCs w:val="0"/>
+            <w:color w:val="000000" w:themeColor="text1"/>
+            <w:sz w:val="24"/>
+            <w:szCs w:val="24"/>
+            <w:lang w:val="en-US"/>
+          </w:rPr>
+          <w:t xml:space="preserve">single cell datasets available </w:t>
+        </w:r>
+        <w:r>
+          <w:rPr>
+            <w:sz w:val="24"/>
+            <w:szCs w:val="24"/>
+          </w:rPr>
+          <w:fldChar w:fldCharType="begin"/>
+        </w:r>
+        <w:r>
+          <w:rPr>
+            <w:sz w:val="24"/>
+            <w:szCs w:val="24"/>
+          </w:rPr>
+          <w:instrText xml:space="preserve"> ADDIN ZOTERO_ITEM CSL_CITATION {"citationID":"M34mq84t","properties":{"formattedCitation":"\\super 27\\uc0\\u8211{}30\\nosupersub{}","plainCitation":"27–30","noteIndex":0},"citationItems":[{"id":1428,"uris":["http://zotero.org/users/522661/items/9EDV48K3"],"itemData":{"id":1428,"type":"article-journal","abstract":"We present an integrated analysis of the clinical measurements, immune cells, and plasma multi-omics of 139 COVID-19 patients representing all levels of disease severity, from serial blood draws collected during the first week of infection following diagnosis. We identify a major shift between mild and moderate disease, at which point elevated inflammatory signaling is accompanied by the loss of specific classes of metabolites and metabolic processes. Within this stressed plasma environment at moderate disease, multiple unusual immune cell phenotypes emerge and amplify with increasing disease severity. We condensed over 120,000 immune features into a single axis to capture how different immune cell classes coordinate in response to SARS-CoV-2. This immune-response axis independently aligns with the major plasma composition changes, with clinical metrics of blood clotting, and with the sharp transition between mild and moderate disease. This study suggests that moderate disease may provide the most effective setting for therapeutic intervention.","container-title":"Cell","DOI":"10.1016/j.cell.2020.10.037","ISSN":"1097-4172","issue":"6","journalAbbreviation":"Cell","language":"eng","note":"PMID: 33171100\nPMCID: PMC7598382","page":"1479-1495.e20","source":"PubMed","title":"Multi-Omics Resolves a Sharp Disease-State Shift between Mild and Moderate COVID-19","volume":"183","author":[{"family":"Su","given":"Yapeng"},{"family":"Chen","given":"Daniel"},{"family":"Yuan","given":"Dan"},{"family":"Lausted","given":"Christopher"},{"family":"Choi","given":"Jongchan"},{"family":"Dai","given":"Chengzhen L."},{"family":"Voillet","given":"Valentin"},{"family":"Duvvuri","given":"Venkata R."},{"family":"Scherler","given":"Kelsey"},{"family":"Troisch","given":"Pamela"},{"family":"Baloni","given":"Priyanka"},{"family":"Qin","given":"Guangrong"},{"family":"Smith","given":"Brett"},{"family":"Kornilov","given":"Sergey A."},{"family":"Rostomily","given":"Clifford"},{"family":"Xu","given":"Alex"},{"family":"Li","given":"Jing"},{"family":"Dong","given":"Shen"},{"family":"Rothchild","given":"Alissa"},{"family":"Zhou","given":"Jing"},{"family":"Murray","given":"Kim"},{"family":"Edmark","given":"Rick"},{"family":"Hong","given":"Sunga"},{"family":"Heath","given":"John E."},{"family":"Earls","given":"John"},{"family":"Zhang","given":"Rongyu"},{"family":"Xie","given":"Jingyi"},{"family":"Li","given":"Sarah"},{"family":"Roper","given":"Ryan"},{"family":"Jones","given":"Lesley"},{"family":"Zhou","given":"Yong"},{"family":"Rowen","given":"Lee"},{"family":"Liu","given":"Rachel"},{"family":"Mackay","given":"Sean"},{"family":"O'Mahony","given":"D. Shane"},{"family":"Dale","given":"Christopher R."},{"family":"Wallick","given":"Julie A."},{"family":"Algren","given":"Heather A."},{"family":"Zager","given":"Michael A."},{"literal":"ISB-Swedish COVID19 Biobanking Unit"},{"family":"Wei","given":"Wei"},{"family":"Price","given":"Nathan D."},{"family":"Huang","given":"Sui"},{"family":"Subramanian","given":"Naeha"},{"family":"Wang","given":"Kai"},{"family":"Magis","given":"Andrew T."},{"family":"Hadlock","given":"Jenn J."},{"family":"Hood","given":"Leroy"},{"family":"Aderem","given":"Alan"},{"family":"Bluestone","given":"Jeffrey A."},{"family":"Lanier","given":"Lewis L."},{"family":"Greenberg","given":"Philip D."},{"family":"Gottardo","given":"Raphael"},{"family":"Davis","given":"Mark M."},{"family":"Goldman","given":"Jason D."},{"family":"Heath","given":"James R."}],"issued":{"date-parts":[["2020",12,10]]}}},{"id":"FhMkDa3B/e5dlE07J","uris":["http://zotero.org/users/17043568/items/NLFLGQXU"],"itemData":{"id":"FhMkDa3B/e5dlE07J","type":"article-journal","abstract":"CD4+ T cells reactive against SARS-CoV-2 can be found in unexposed individuals, and these are suggested to arise in response to common cold coronavirus (CCCoV) infection. Here, we utilized SARS-CoV-2-reactive CD4+ T cell enrichment to examine the antigen avidity and clonality of these cells, as well as the relative contribution of CCCoV cross-reactivity. SARS-CoV-2-reactive CD4+ memory T cells were present in virtually all unexposed individuals examined, displaying low functional avidity and multiple, highly variable cross-reactivities that were not restricted to CCCoVs. SARS-CoV-2-reactive CD4+ T cells from COVID-19 patients lacked cross-reactivity to CCCoVs, irrespective of strong memory T cell responses against CCCoV in all donors analyzed. In severe but not mild COVID-19, SARS-CoV-2-specific T cells displayed low functional avidity and clonality, despite increased frequencies. Our findings identify low-avidity CD4+ T cell responses as a hallmark of severe COVID-19 and argue against a protective role for CCCoV-reactive T cells in SARS-CoV-2 infection.","container-title":"Immunity","DOI":"10.1016/j.immuni.2020.11.016","ISSN":"1097-4180","issue":"6","journalAbbreviation":"Immunity","language":"eng","note":"PMID: 33296686\nPMCID: PMC7689350","page":"1258-1271.e5","source":"PubMed","title":"Low-Avidity CD4+ T Cell Responses to SARS-CoV-2 in Unexposed Individuals and Humans with Severe COVID-19","volume":"53","author":[{"family":"Bacher","given":"Petra"},{"family":"Rosati","given":"Elisa"},{"family":"Esser","given":"Daniela"},{"family":"Martini","given":"Gabriela Rios"},{"family":"Saggau","given":"Carina"},{"family":"Schiminsky","given":"Esther"},{"family":"Dargvainiene","given":"Justina"},{"family":"Schröder","given":"Ina"},{"family":"Wieters","given":"Imke"},{"family":"Khodamoradi","given":"Yascha"},{"family":"Eberhardt","given":"Fabian"},{"family":"Vehreschild","given":"Maria J. G. T."},{"family":"Neb","given":"Holger"},{"family":"Sonntagbauer","given":"Michael"},{"family":"Conrad","given":"Claudio"},{"family":"Tran","given":"Florian"},{"family":"Rosenstiel","given":"Philip"},{"family":"Markewitz","given":"Robert"},{"family":"Wandinger","given":"Klaus-Peter"},{"family":"Augustin","given":"Max"},{"family":"Rybniker","given":"Jan"},{"family":"Kochanek","given":"Matthias"},{"family":"Leypoldt","given":"Frank"},{"family":"Cornely","given":"Oliver A."},{"family":"Koehler","given":"Philipp"},{"family":"Franke","given":"Andre"},{"family":"Scheffold","given":"Alexander"}],"issued":{"date-parts":[["2020",12,15]]}}},{"id":3742,"uris":["http://zotero.org/users/522661/items/D4XNNUZR"],"itemData":{"id":3742,"type":"article-journal","abstract":"Analysis of human blood immune cells provides insights into the coordinated response to viral infections such as severe acute respiratory syndrome coronavirus 2, which causes coronavirus disease 2019 (COVID-19). We performed single-cell transcriptome, surface proteome and T and B lymphocyte antigen receptor analyses of over 780,000 peripheral blood mononuclear cells from a cross-sectional cohort of 130 patients with varying severities of COVID-19. We identified expansion of nonclassical monocytes expressing complement transcripts (CD16+C1QA/B/C+) that sequester platelets and were predicted to replenish the alveolar macrophage pool in COVID-19. Early, uncommitted CD34+ hematopoietic stem/progenitor cells were primed toward megakaryopoiesis, accompanied by expanded megakaryocyte-committed progenitors and increased platelet activation. Clonally expanded CD8+ T cells and an increased ratio of CD8+ effector T cells to effector memory T cells characterized severe disease, while circulating follicular helper T cells accompanied mild disease. We observed a relative loss of IgA2 in symptomatic disease despite an overall expansion of plasmablasts and plasma cells. Our study highlights the coordinated immune response that contributes to COVID-19 pathogenesis and reveals discrete cellular components that can be targeted for therapy., Transcriptomic and proteomic profiling of blood samples from individuals with COVID-19 reveals immune cell and hematopoietic progenitor cell alterations that are differentially associated with disease severity.","container-title":"Nature Medicine","DOI":"10.1038/s41591-021-01329-2","ISSN":"1078-8956","issue":"5","journalAbbreviation":"Nat Med","note":"number: 5\nPMID: 33879890\nPMCID: PMC8121667","page":"904-916","source":"PubMed Central","title":"Single-cell multi-omics analysis of the immune response in COVID-19","volume":"27","author":[{"family":"Stephenson","given":"Emily"},{"family":"Reynolds","given":"Gary"},{"family":"Botting","given":"Rachel A."},{"family":"Calero-Nieto","given":"Fernando J."},{"family":"Morgan","given":"Michael D."},{"family":"Tuong","given":"Zewen Kelvin"},{"family":"Bach","given":"Karsten"},{"family":"Sungnak","given":"Waradon"},{"family":"Worlock","given":"Kaylee B."},{"family":"Yoshida","given":"Masahiro"},{"family":"Kumasaka","given":"Natsuhiko"},{"family":"Kania","given":"Katarzyna"},{"family":"Engelbert","given":"Justin"},{"family":"Olabi","given":"Bayanne"},{"family":"Spegarova","given":"Jarmila Stremenova"},{"family":"Wilson","given":"Nicola K."},{"family":"Mende","given":"Nicole"},{"family":"Jardine","given":"Laura"},{"family":"Gardner","given":"Louis C. S."},{"family":"Goh","given":"Issac"},{"family":"Horsfall","given":"Dave"},{"family":"McGrath","given":"Jim"},{"family":"Webb","given":"Simone"},{"family":"Mather","given":"Michael W."},{"family":"Lindeboom","given":"Rik G. H."},{"family":"Dann","given":"Emma"},{"family":"Huang","given":"Ni"},{"family":"Polanski","given":"Krzysztof"},{"family":"Prigmore","given":"Elena"},{"family":"Gothe","given":"Florian"},{"family":"Scott","given":"Jonathan"},{"family":"Payne","given":"Rebecca P."},{"family":"Baker","given":"Kenneth F."},{"family":"Hanrath","given":"Aidan T."},{"family":"Schim van der Loeff","given":"Ina C. D."},{"family":"Barr","given":"Andrew S."},{"family":"Sanchez-Gonzalez","given":"Amada"},{"family":"Bergamaschi","given":"Laura"},{"family":"Mescia","given":"Federica"},{"family":"Barnes","given":"Josephine L."},{"family":"Kilich","given":"Eliz"},{"family":"Wilton","given":"Angus","non-dropping-particle":"de"},{"family":"Saigal","given":"Anita"},{"family":"Saleh","given":"Aarash"},{"family":"Janes","given":"Sam M."},{"family":"Smith","given":"Claire M."},{"family":"Gopee","given":"Nusayhah"},{"family":"Wilson","given":"Caroline"},{"family":"Coupland","given":"Paul"},{"family":"Coxhead","given":"Jonathan M."},{"family":"Kiselev","given":"Vladimir Yu"},{"family":"Dongen","given":"Stijn","non-dropping-particle":"van"},{"family":"Bacardit","given":"Jaume"},{"family":"King","given":"Hamish W."},{"family":"Rostron","given":"Anthony J."},{"family":"Simpson","given":"A. John"},{"family":"Hambleton","given":"Sophie"},{"family":"Laurenti","given":"Elisa"},{"family":"Lyons","given":"Paul A."},{"family":"Meyer","given":"Kerstin B."},{"family":"Nikolić","given":"Marko Z."},{"family":"Duncan","given":"Christopher J. A."},{"family":"Smith","given":"Kenneth G. C."},{"family":"Teichmann","given":"Sarah A."},{"family":"Clatworthy","given":"Menna R."},{"family":"Marioni","given":"John C."},{"family":"Göttgens","given":"Berthold"},{"family":"Haniffa","given":"Muzlifah"}],"issued":{"date-parts":[["2021"]]}}},{"id":3748,"uris":["http://zotero.org/users/522661/items/5SH9ECNB"],"itemData":{"id":3748,"type":"article-journal","abstract":"In coronavirus disease 2019 (COVID-19), caused by severe acute respiratory syndrome coronavirus 2 (SARS-CoV-2) infection, the relationship between disease severity and the host immune response is not fully understood. Here we performed single-cell RNA sequencing in peripheral blood samples of 5 healthy donors and 13 patients with COVID-19, including moderate, severe and convalescent cases. Through determining the transcriptional profiles of immune cells, coupled with assembled T cell receptor and B cell receptor sequences, we analyzed the functional properties of immune cells. Most cell types in patients with COVID-19 showed a strong interferon-α response and an overall acute inflammatory response. Moreover, intensive expansion of highly cytotoxic effector T cell subsets, such as CD4+ effector-GNLY (granulysin), CD8+ effector-GNLY and NKT CD160, was associated with convalescence in moderate patients. In severe patients, the immune landscape featured a deranged interferon response, profound immune exhaustion with skewed T cell receptor repertoire and broad T cell expansion. These findings illustrate the dynamic nature of immune responses during disease progression.","container-title":"Nature Immunology","DOI":"10.1038/s41590-020-0762-x","ISSN":"1529-2916","issue":"9","journalAbbreviation":"Nat Immunol","language":"en","license":"2020 The Author(s), under exclusive licence to Springer Nature America, Inc.","note":"number: 9\npublisher: Nature Publishing Group","page":"1107-1118","source":"www.nature.com","title":"Single-cell landscape of immunological responses in patients with COVID-19","volume":"21","author":[{"family":"Zhang","given":"Ji-Yuan"},{"family":"Wang","given":"Xiang-Ming"},{"family":"Xing","given":"Xudong"},{"family":"Xu","given":"Zhe"},{"family":"Zhang","given":"Chao"},{"family":"Song","given":"Jin-Wen"},{"family":"Fan","given":"Xing"},{"family":"Xia","given":"Peng"},{"family":"Fu","given":"Jun-Liang"},{"family":"Wang","given":"Si-Yu"},{"family":"Xu","given":"Ruo-Nan"},{"family":"Dai","given":"Xiao-Peng"},{"family":"Shi","given":"Lei"},{"family":"Huang","given":"Lei"},{"family":"Jiang","given":"Tian-Jun"},{"family":"Shi","given":"Ming"},{"family":"Zhang","given":"Yuxia"},{"family":"Zumla","given":"Alimuddin"},{"family":"Maeurer","given":"Markus"},{"family":"Bai","given":"Fan"},{"family":"Wang","given":"Fu-Sheng"}],"issued":{"date-parts":[["2020",9]]}}}],"schema":"https://github.com/citation-style-language/schema/raw/master/csl-citation.json"} </w:instrText>
+        </w:r>
+        <w:r>
+          <w:rPr>
+            <w:sz w:val="24"/>
+            <w:szCs w:val="24"/>
+          </w:rPr>
+          <w:fldChar w:fldCharType="separate"/>
+        </w:r>
+        <w:r>
+          <w:rPr>
+            <w:rFonts w:eastAsiaTheme="minorHAnsi" w:cs="Arial"/>
+            <w:color w:val="auto"/>
+            <w:sz w:val="24"/>
+            <w:szCs w:val="24"/>
+            <w:vertAlign w:val="superscript"/>
+            <w:lang w:val="en-US"/>
+            <w14:ligatures w14:val="standardContextual"/>
+          </w:rPr>
+          <w:t>27–30</w:t>
+        </w:r>
+        <w:r>
+          <w:rPr>
+            <w:sz w:val="24"/>
+            <w:szCs w:val="24"/>
+          </w:rPr>
+          <w:fldChar w:fldCharType="end"/>
+        </w:r>
+        <w:r>
+          <w:rPr>
+            <w:sz w:val="24"/>
+            <w:szCs w:val="24"/>
+          </w:rPr>
+          <w:t xml:space="preserve">, </w:t>
+        </w:r>
+        <w:r>
+          <w:rPr>
+            <w:i w:val="0"/>
+            <w:iCs w:val="0"/>
+            <w:sz w:val="24"/>
+            <w:szCs w:val="24"/>
+          </w:rPr>
+          <w:t>w</w:t>
+        </w:r>
+        <w:r>
+          <w:rPr>
+            <w:rFonts w:eastAsia="Times New Roman" w:cs="Arial"/>
+            <w:i w:val="0"/>
+            <w:iCs w:val="0"/>
+            <w:color w:val="000000" w:themeColor="text1"/>
+            <w:sz w:val="24"/>
+            <w:szCs w:val="24"/>
+            <w:lang w:val="en-US"/>
+          </w:rPr>
+          <w:t>e</w:t>
+        </w:r>
+      </w:ins>
+      <w:del w:id="81" w:author="Ty Bottorff" w:date="2025-12-11T22:55:00Z" w16du:dateUtc="2025-12-12T06:55:00Z">
+        <w:r>
+          <w:rPr>
+            <w:rFonts w:eastAsia="Times New Roman" w:cs="Arial"/>
+            <w:i w:val="0"/>
+            <w:iCs w:val="0"/>
+            <w:color w:val="000000" w:themeColor="text1"/>
+            <w:sz w:val="24"/>
+            <w:szCs w:val="24"/>
+            <w:lang w:val="en-US"/>
+          </w:rPr>
+          <w:delText>e</w:delText>
+        </w:r>
+      </w:del>
       <w:r>
         <w:rPr>
           <w:rFonts w:eastAsia="Times New Roman" w:cs="Arial"/>
@@ -4563,18 +5744,36 @@
           <w:szCs w:val="24"/>
           <w:lang w:val="en-US"/>
         </w:rPr>
-        <w:t xml:space="preserve"> and </w:t>
-      </w:r>
-      <w:r>
-        <w:rPr>
-          <w:rFonts w:eastAsia="Times New Roman" w:cs="Arial"/>
-          <w:color w:val="000000" w:themeColor="text1"/>
-          <w:sz w:val="24"/>
-          <w:szCs w:val="24"/>
-          <w:lang w:val="en-US"/>
-        </w:rPr>
-        <w:t>J</w:t>
-      </w:r>
+        <w:t xml:space="preserve"> focused on TCRs recognizing SARS-CoV-2 and additional epitope(s) </w:t>
+      </w:r>
+      <w:ins w:id="82" w:author="Ty Bottorff" w:date="2025-12-11T22:55:00Z" w16du:dateUtc="2025-12-12T06:55:00Z">
+        <w:r>
+          <w:rPr>
+            <w:rFonts w:eastAsia="Times New Roman" w:cs="Arial"/>
+            <w:i w:val="0"/>
+            <w:iCs w:val="0"/>
+            <w:color w:val="000000" w:themeColor="text1"/>
+            <w:sz w:val="24"/>
+            <w:szCs w:val="24"/>
+            <w:lang w:val="en-US"/>
+          </w:rPr>
+          <w:t xml:space="preserve">and </w:t>
+        </w:r>
+      </w:ins>
+      <w:del w:id="83" w:author="Ty Bottorff" w:date="2025-12-11T22:55:00Z" w16du:dateUtc="2025-12-12T06:55:00Z">
+        <w:r>
+          <w:rPr>
+            <w:rFonts w:eastAsia="Times New Roman" w:cs="Arial"/>
+            <w:i w:val="0"/>
+            <w:iCs w:val="0"/>
+            <w:color w:val="000000" w:themeColor="text1"/>
+            <w:sz w:val="24"/>
+            <w:szCs w:val="24"/>
+            <w:lang w:val="en-US"/>
+          </w:rPr>
+          <w:delText xml:space="preserve">and </w:delText>
+        </w:r>
+      </w:del>
       <w:r>
         <w:rPr>
           <w:rFonts w:eastAsia="Times New Roman" w:cs="Arial"/>
@@ -4585,7 +5784,17 @@
           <w:szCs w:val="24"/>
           <w:lang w:val="en-US"/>
         </w:rPr>
-        <w:t xml:space="preserve"> gene sharing within these multi-specific TCRs. We focused on TCRs that cross react with SARS-CoV-2 because of the number of high quality single cell datasets available</w:t>
+        <w:t xml:space="preserve">tabulated the number of co-occurrences of junction, </w:t>
+      </w:r>
+      <w:r>
+        <w:rPr>
+          <w:rFonts w:eastAsia="Times New Roman" w:cs="Arial"/>
+          <w:color w:val="000000" w:themeColor="text1"/>
+          <w:sz w:val="24"/>
+          <w:szCs w:val="24"/>
+          <w:lang w:val="en-US"/>
+        </w:rPr>
+        <w:t>V</w:t>
       </w:r>
       <w:r>
         <w:rPr>
@@ -4597,48 +5806,110 @@
           <w:szCs w:val="24"/>
           <w:lang w:val="en-US"/>
         </w:rPr>
-        <w:t xml:space="preserve"> </w:t>
-      </w:r>
-      <w:r>
-        <w:rPr>
-          <w:sz w:val="24"/>
-          <w:szCs w:val="24"/>
-        </w:rPr>
-        <w:fldChar w:fldCharType="begin"/>
-      </w:r>
-      <w:r>
-        <w:rPr>
-          <w:sz w:val="24"/>
-          <w:szCs w:val="24"/>
-        </w:rPr>
-        <w:instrText xml:space="preserve"> ADDIN ZOTERO_ITEM CSL_CITATION {"citationID":"M34mq84t","properties":{"formattedCitation":"\\super 27\\uc0\\u8211{}30\\nosupersub{}","plainCitation":"27–30","noteIndex":0},"citationItems":[{"id":1428,"uris":["http://zotero.org/users/522661/items/9EDV48K3"],"itemData":{"id":1428,"type":"article-journal","abstract":"We present an integrated analysis of the clinical measurements, immune cells, and plasma multi-omics of 139 COVID-19 patients representing all levels of disease severity, from serial blood draws collected during the first week of infection following diagnosis. We identify a major shift between mild and moderate disease, at which point elevated inflammatory signaling is accompanied by the loss of specific classes of metabolites and metabolic processes. Within this stressed plasma environment at moderate disease, multiple unusual immune cell phenotypes emerge and amplify with increasing disease severity. We condensed over 120,000 immune features into a single axis to capture how different immune cell classes coordinate in response to SARS-CoV-2. This immune-response axis independently aligns with the major plasma composition changes, with clinical metrics of blood clotting, and with the sharp transition between mild and moderate disease. This study suggests that moderate disease may provide the most effective setting for therapeutic intervention.","container-title":"Cell","DOI":"10.1016/j.cell.2020.10.037","ISSN":"1097-4172","issue":"6","journalAbbreviation":"Cell","language":"eng","note":"PMID: 33171100\nPMCID: PMC7598382","page":"1479-1495.e20","source":"PubMed","title":"Multi-Omics Resolves a Sharp Disease-State Shift between Mild and Moderate COVID-19","volume":"183","author":[{"family":"Su","given":"Yapeng"},{"family":"Chen","given":"Daniel"},{"family":"Yuan","given":"Dan"},{"family":"Lausted","given":"Christopher"},{"family":"Choi","given":"Jongchan"},{"family":"Dai","given":"Chengzhen L."},{"family":"Voillet","given":"Valentin"},{"family":"Duvvuri","given":"Venkata R."},{"family":"Scherler","given":"Kelsey"},{"family":"Troisch","given":"Pamela"},{"family":"Baloni","given":"Priyanka"},{"family":"Qin","given":"Guangrong"},{"family":"Smith","given":"Brett"},{"family":"Kornilov","given":"Sergey A."},{"family":"Rostomily","given":"Clifford"},{"family":"Xu","given":"Alex"},{"family":"Li","given":"Jing"},{"family":"Dong","given":"Shen"},{"family":"Rothchild","given":"Alissa"},{"family":"Zhou","given":"Jing"},{"family":"Murray","given":"Kim"},{"family":"Edmark","given":"Rick"},{"family":"Hong","given":"Sunga"},{"family":"Heath","given":"John E."},{"family":"Earls","given":"John"},{"family":"Zhang","given":"Rongyu"},{"family":"Xie","given":"Jingyi"},{"family":"Li","given":"Sarah"},{"family":"Roper","given":"Ryan"},{"family":"Jones","given":"Lesley"},{"family":"Zhou","given":"Yong"},{"family":"Rowen","given":"Lee"},{"family":"Liu","given":"Rachel"},{"family":"Mackay","given":"Sean"},{"family":"O'Mahony","given":"D. Shane"},{"family":"Dale","given":"Christopher R."},{"family":"Wallick","given":"Julie A."},{"family":"Algren","given":"Heather A."},{"family":"Zager","given":"Michael A."},{"literal":"ISB-Swedish COVID19 Biobanking Unit"},{"family":"Wei","given":"Wei"},{"family":"Price","given":"Nathan D."},{"family":"Huang","given":"Sui"},{"family":"Subramanian","given":"Naeha"},{"family":"Wang","given":"Kai"},{"family":"Magis","given":"Andrew T."},{"family":"Hadlock","given":"Jenn J."},{"family":"Hood","given":"Leroy"},{"family":"Aderem","given":"Alan"},{"family":"Bluestone","given":"Jeffrey A."},{"family":"Lanier","given":"Lewis L."},{"family":"Greenberg","given":"Philip D."},{"family":"Gottardo","given":"Raphael"},{"family":"Davis","given":"Mark M."},{"family":"Goldman","given":"Jason D."},{"family":"Heath","given":"James R."}],"issued":{"date-parts":[["2020",12,10]]}}},{"id":"FhMkDa3B/e5dlE07J","uris":["http://zotero.org/users/17043568/items/NLFLGQXU"],"itemData":{"id":"FhMkDa3B/e5dlE07J","type":"article-journal","abstract":"CD4+ T cells reactive against SARS-CoV-2 can be found in unexposed individuals, and these are suggested to arise in response to common cold coronavirus (CCCoV) infection. Here, we utilized SARS-CoV-2-reactive CD4+ T cell enrichment to examine the antigen avidity and clonality of these cells, as well as the relative contribution of CCCoV cross-reactivity. SARS-CoV-2-reactive CD4+ memory T cells were present in virtually all unexposed individuals examined, displaying low functional avidity and multiple, highly variable cross-reactivities that were not restricted to CCCoVs. SARS-CoV-2-reactive CD4+ T cells from COVID-19 patients lacked cross-reactivity to CCCoVs, irrespective of strong memory T cell responses against CCCoV in all donors analyzed. In severe but not mild COVID-19, SARS-CoV-2-specific T cells displayed low functional avidity and clonality, despite increased frequencies. Our findings identify low-avidity CD4+ T cell responses as a hallmark of severe COVID-19 and argue against a protective role for CCCoV-reactive T cells in SARS-CoV-2 infection.","container-title":"Immunity","DOI":"10.1016/j.immuni.2020.11.016","ISSN":"1097-4180","issue":"6","journalAbbreviation":"Immunity","language":"eng","note":"PMID: 33296686\nPMCID: PMC7689350","page":"1258-1271.e5","source":"PubMed","title":"Low-Avidity CD4+ T Cell Responses to SARS-CoV-2 in Unexposed Individuals and Humans with Severe COVID-19","volume":"53","author":[{"family":"Bacher","given":"Petra"},{"family":"Rosati","given":"Elisa"},{"family":"Esser","given":"Daniela"},{"family":"Martini","given":"Gabriela Rios"},{"family":"Saggau","given":"Carina"},{"family":"Schiminsky","given":"Esther"},{"family":"Dargvainiene","given":"Justina"},{"family":"Schröder","given":"Ina"},{"family":"Wieters","given":"Imke"},{"family":"Khodamoradi","given":"Yascha"},{"family":"Eberhardt","given":"Fabian"},{"family":"Vehreschild","given":"Maria J. G. T."},{"family":"Neb","given":"Holger"},{"family":"Sonntagbauer","given":"Michael"},{"family":"Conrad","given":"Claudio"},{"family":"Tran","given":"Florian"},{"family":"Rosenstiel","given":"Philip"},{"family":"Markewitz","given":"Robert"},{"family":"Wandinger","given":"Klaus-Peter"},{"family":"Augustin","given":"Max"},{"family":"Rybniker","given":"Jan"},{"family":"Kochanek","given":"Matthias"},{"family":"Leypoldt","given":"Frank"},{"family":"Cornely","given":"Oliver A."},{"family":"Koehler","given":"Philipp"},{"family":"Franke","given":"Andre"},{"family":"Scheffold","given":"Alexander"}],"issued":{"date-parts":[["2020",12,15]]}}},{"id":3742,"uris":["http://zotero.org/users/522661/items/D4XNNUZR"],"itemData":{"id":3742,"type":"article-journal","abstract":"Analysis of human blood immune cells provides insights into the coordinated response to viral infections such as severe acute respiratory syndrome coronavirus 2, which causes coronavirus disease 2019 (COVID-19). We performed single-cell transcriptome, surface proteome and T and B lymphocyte antigen receptor analyses of over 780,000 peripheral blood mononuclear cells from a cross-sectional cohort of 130 patients with varying severities of COVID-19. We identified expansion of nonclassical monocytes expressing complement transcripts (CD16+C1QA/B/C+) that sequester platelets and were predicted to replenish the alveolar macrophage pool in COVID-19. Early, uncommitted CD34+ hematopoietic stem/progenitor cells were primed toward megakaryopoiesis, accompanied by expanded megakaryocyte-committed progenitors and increased platelet activation. Clonally expanded CD8+ T cells and an increased ratio of CD8+ effector T cells to effector memory T cells characterized severe disease, while circulating follicular helper T cells accompanied mild disease. We observed a relative loss of IgA2 in symptomatic disease despite an overall expansion of plasmablasts and plasma cells. Our study highlights the coordinated immune response that contributes to COVID-19 pathogenesis and reveals discrete cellular components that can be targeted for therapy., Transcriptomic and proteomic profiling of blood samples from individuals with COVID-19 reveals immune cell and hematopoietic progenitor cell alterations that are differentially associated with disease severity.","container-title":"Nature Medicine","DOI":"10.1038/s41591-021-01329-2","ISSN":"1078-8956","issue":"5","journalAbbreviation":"Nat Med","note":"number: 5\nPMID: 33879890\nPMCID: PMC8121667","page":"904-916","source":"PubMed Central","title":"Single-cell multi-omics analysis of the immune response in COVID-19","volume":"27","author":[{"family":"Stephenson","given":"Emily"},{"family":"Reynolds","given":"Gary"},{"family":"Botting","given":"Rachel A."},{"family":"Calero-Nieto","given":"Fernando J."},{"family":"Morgan","given":"Michael D."},{"family":"Tuong","given":"Zewen Kelvin"},{"family":"Bach","given":"Karsten"},{"family":"Sungnak","given":"Waradon"},{"family":"Worlock","given":"Kaylee B."},{"family":"Yoshida","given":"Masahiro"},{"family":"Kumasaka","given":"Natsuhiko"},{"family":"Kania","given":"Katarzyna"},{"family":"Engelbert","given":"Justin"},{"family":"Olabi","given":"Bayanne"},{"family":"Spegarova","given":"Jarmila Stremenova"},{"family":"Wilson","given":"Nicola K."},{"family":"Mende","given":"Nicole"},{"family":"Jardine","given":"Laura"},{"family":"Gardner","given":"Louis C. S."},{"family":"Goh","given":"Issac"},{"family":"Horsfall","given":"Dave"},{"family":"McGrath","given":"Jim"},{"family":"Webb","given":"Simone"},{"family":"Mather","given":"Michael W."},{"family":"Lindeboom","given":"Rik G. H."},{"family":"Dann","given":"Emma"},{"family":"Huang","given":"Ni"},{"family":"Polanski","given":"Krzysztof"},{"family":"Prigmore","given":"Elena"},{"family":"Gothe","given":"Florian"},{"family":"Scott","given":"Jonathan"},{"family":"Payne","given":"Rebecca P."},{"family":"Baker","given":"Kenneth F."},{"family":"Hanrath","given":"Aidan T."},{"family":"Schim van der Loeff","given":"Ina C. D."},{"family":"Barr","given":"Andrew S."},{"family":"Sanchez-Gonzalez","given":"Amada"},{"family":"Bergamaschi","given":"Laura"},{"family":"Mescia","given":"Federica"},{"family":"Barnes","given":"Josephine L."},{"family":"Kilich","given":"Eliz"},{"family":"Wilton","given":"Angus","non-dropping-particle":"de"},{"family":"Saigal","given":"Anita"},{"family":"Saleh","given":"Aarash"},{"family":"Janes","given":"Sam M."},{"family":"Smith","given":"Claire M."},{"family":"Gopee","given":"Nusayhah"},{"family":"Wilson","given":"Caroline"},{"family":"Coupland","given":"Paul"},{"family":"Coxhead","given":"Jonathan M."},{"family":"Kiselev","given":"Vladimir Yu"},{"family":"Dongen","given":"Stijn","non-dropping-particle":"van"},{"family":"Bacardit","given":"Jaume"},{"family":"King","given":"Hamish W."},{"family":"Rostron","given":"Anthony J."},{"family":"Simpson","given":"A. John"},{"family":"Hambleton","given":"Sophie"},{"family":"Laurenti","given":"Elisa"},{"family":"Lyons","given":"Paul A."},{"family":"Meyer","given":"Kerstin B."},{"family":"Nikolić","given":"Marko Z."},{"family":"Duncan","given":"Christopher J. A."},{"family":"Smith","given":"Kenneth G. C."},{"family":"Teichmann","given":"Sarah A."},{"family":"Clatworthy","given":"Menna R."},{"family":"Marioni","given":"John C."},{"family":"Göttgens","given":"Berthold"},{"family":"Haniffa","given":"Muzlifah"}],"issued":{"date-parts":[["2021"]]}}},{"id":3748,"uris":["http://zotero.org/users/522661/items/5SH9ECNB"],"itemData":{"id":3748,"type":"article-journal","abstract":"In coronavirus disease 2019 (COVID-19), caused by severe acute respiratory syndrome coronavirus 2 (SARS-CoV-2) infection, the relationship between disease severity and the host immune response is not fully understood. Here we performed single-cell RNA sequencing in peripheral blood samples of 5 healthy donors and 13 patients with COVID-19, including moderate, severe and convalescent cases. Through determining the transcriptional profiles of immune cells, coupled with assembled T cell receptor and B cell receptor sequences, we analyzed the functional properties of immune cells. Most cell types in patients with COVID-19 showed a strong interferon-α response and an overall acute inflammatory response. Moreover, intensive expansion of highly cytotoxic effector T cell subsets, such as CD4+ effector-GNLY (granulysin), CD8+ effector-GNLY and NKT CD160, was associated with convalescence in moderate patients. In severe patients, the immune landscape featured a deranged interferon response, profound immune exhaustion with skewed T cell receptor repertoire and broad T cell expansion. These findings illustrate the dynamic nature of immune responses during disease progression.","container-title":"Nature Immunology","DOI":"10.1038/s41590-020-0762-x","ISSN":"1529-2916","issue":"9","journalAbbreviation":"Nat Immunol","language":"en","license":"2020 The Author(s), under exclusive licence to Springer Nature America, Inc.","note":"number: 9\npublisher: Nature Publishing Group","page":"1107-1118","source":"www.nature.com","title":"Single-cell landscape of immunological responses in patients with COVID-19","volume":"21","author":[{"family":"Zhang","given":"Ji-Yuan"},{"family":"Wang","given":"Xiang-Ming"},{"family":"Xing","given":"Xudong"},{"family":"Xu","given":"Zhe"},{"family":"Zhang","given":"Chao"},{"family":"Song","given":"Jin-Wen"},{"family":"Fan","given":"Xing"},{"family":"Xia","given":"Peng"},{"family":"Fu","given":"Jun-Liang"},{"family":"Wang","given":"Si-Yu"},{"family":"Xu","given":"Ruo-Nan"},{"family":"Dai","given":"Xiao-Peng"},{"family":"Shi","given":"Lei"},{"family":"Huang","given":"Lei"},{"family":"Jiang","given":"Tian-Jun"},{"family":"Shi","given":"Ming"},{"family":"Zhang","given":"Yuxia"},{"family":"Zumla","given":"Alimuddin"},{"family":"Maeurer","given":"Markus"},{"family":"Bai","given":"Fan"},{"family":"Wang","given":"Fu-Sheng"}],"issued":{"date-parts":[["2020",9]]}}}],"schema":"https://github.com/citation-style-language/schema/raw/master/csl-citation.json"} </w:instrText>
-      </w:r>
-      <w:r>
-        <w:rPr>
-          <w:sz w:val="24"/>
-          <w:szCs w:val="24"/>
-        </w:rPr>
-        <w:fldChar w:fldCharType="separate"/>
-      </w:r>
-      <w:r>
-        <w:rPr>
-          <w:rFonts w:eastAsiaTheme="minorHAnsi" w:cs="Arial"/>
-          <w:color w:val="auto"/>
-          <w:sz w:val="24"/>
-          <w:szCs w:val="24"/>
-          <w:vertAlign w:val="superscript"/>
-          <w:lang w:val="en-US"/>
-          <w14:ligatures w14:val="standardContextual"/>
-        </w:rPr>
-        <w:t>27–30</w:t>
-      </w:r>
-      <w:r>
-        <w:rPr>
-          <w:sz w:val="24"/>
-          <w:szCs w:val="24"/>
-        </w:rPr>
-        <w:fldChar w:fldCharType="end"/>
-      </w:r>
+        <w:t xml:space="preserve"> and </w:t>
+      </w:r>
+      <w:r>
+        <w:rPr>
+          <w:rFonts w:eastAsia="Times New Roman" w:cs="Arial"/>
+          <w:color w:val="000000" w:themeColor="text1"/>
+          <w:sz w:val="24"/>
+          <w:szCs w:val="24"/>
+          <w:lang w:val="en-US"/>
+        </w:rPr>
+        <w:t>J</w:t>
+      </w:r>
+      <w:r>
+        <w:rPr>
+          <w:rFonts w:eastAsia="Times New Roman" w:cs="Arial"/>
+          <w:i w:val="0"/>
+          <w:iCs w:val="0"/>
+          <w:color w:val="000000" w:themeColor="text1"/>
+          <w:sz w:val="24"/>
+          <w:szCs w:val="24"/>
+          <w:lang w:val="en-US"/>
+        </w:rPr>
+        <w:t xml:space="preserve"> gene sharing within these multi-specific TCRs</w:t>
+      </w:r>
+      <w:del w:id="84" w:author="Ty Bottorff" w:date="2025-12-11T22:56:00Z" w16du:dateUtc="2025-12-12T06:56:00Z">
+        <w:r>
+          <w:rPr>
+            <w:rFonts w:eastAsia="Times New Roman" w:cs="Arial"/>
+            <w:i w:val="0"/>
+            <w:iCs w:val="0"/>
+            <w:color w:val="000000" w:themeColor="text1"/>
+            <w:sz w:val="24"/>
+            <w:szCs w:val="24"/>
+            <w:lang w:val="en-US"/>
+          </w:rPr>
+          <w:delText>.</w:delText>
+        </w:r>
+      </w:del>
+      <w:del w:id="85" w:author="Ty Bottorff" w:date="2025-12-11T22:54:00Z" w16du:dateUtc="2025-12-12T06:54:00Z">
+        <w:r>
+          <w:rPr>
+            <w:rFonts w:eastAsia="Times New Roman" w:cs="Arial"/>
+            <w:i w:val="0"/>
+            <w:iCs w:val="0"/>
+            <w:color w:val="000000" w:themeColor="text1"/>
+            <w:sz w:val="24"/>
+            <w:szCs w:val="24"/>
+            <w:lang w:val="en-US"/>
+          </w:rPr>
+          <w:delText xml:space="preserve"> We focused on TCRs that cross react with SARS-CoV-2 because of the number of high quality single cell datasets available</w:delText>
+        </w:r>
+        <w:r>
+          <w:rPr>
+            <w:rFonts w:eastAsia="Times New Roman" w:cs="Arial"/>
+            <w:i w:val="0"/>
+            <w:iCs w:val="0"/>
+            <w:color w:val="000000" w:themeColor="text1"/>
+            <w:sz w:val="24"/>
+            <w:szCs w:val="24"/>
+            <w:lang w:val="en-US"/>
+          </w:rPr>
+          <w:delText xml:space="preserve"> </w:delText>
+        </w:r>
+        <w:r>
+          <w:rPr>
+            <w:sz w:val="24"/>
+            <w:szCs w:val="24"/>
+          </w:rPr>
+          <w:fldChar w:fldCharType="begin"/>
+        </w:r>
+        <w:r>
+          <w:rPr>
+            <w:sz w:val="24"/>
+            <w:szCs w:val="24"/>
+          </w:rPr>
+          <w:delInstrText xml:space="preserve"> ADDIN ZOTERO_ITEM CSL_CITATION {"citationID":"M34mq84t","properties":{"formattedCitation":"\\super 27\\uc0\\u8211{}30\\nosupersub{}","plainCitation":"27–30","noteIndex":0},"citationItems":[{"id":1428,"uris":["http://zotero.org/users/522661/items/9EDV48K3"],"itemData":{"id":1428,"type":"article-journal","abstract":"We present an integrated analysis of the clinical measurements, immune cells, and plasma multi-omics of 139 COVID-19 patients representing all levels of disease severity, from serial blood draws collected during the first week of infection following diagnosis. We identify a major shift between mild and moderate disease, at which point elevated inflammatory signaling is accompanied by the loss of specific classes of metabolites and metabolic processes. Within this stressed plasma environment at moderate disease, multiple unusual immune cell phenotypes emerge and amplify with increasing disease severity. We condensed over 120,000 immune features into a single axis to capture how different immune cell classes coordinate in response to SARS-CoV-2. This immune-response axis independently aligns with the major plasma composition changes, with clinical metrics of blood clotting, and with the sharp transition between mild and moderate disease. This study suggests that moderate disease may provide the most effective setting for therapeutic intervention.","container-title":"Cell","DOI":"10.1016/j.cell.2020.10.037","ISSN":"1097-4172","issue":"6","journalAbbreviation":"Cell","language":"eng","note":"PMID: 33171100\nPMCID: PMC7598382","page":"1479-1495.e20","source":"PubMed","title":"Multi-Omics Resolves a Sharp Disease-State Shift between Mild and Moderate COVID-19","volume":"183","author":[{"family":"Su","given":"Yapeng"},{"family":"Chen","given":"Daniel"},{"family":"Yuan","given":"Dan"},{"family":"Lausted","given":"Christopher"},{"family":"Choi","given":"Jongchan"},{"family":"Dai","given":"Chengzhen L."},{"family":"Voillet","given":"Valentin"},{"family":"Duvvuri","given":"Venkata R."},{"family":"Scherler","given":"Kelsey"},{"family":"Troisch","given":"Pamela"},{"family":"Baloni","given":"Priyanka"},{"family":"Qin","given":"Guangrong"},{"family":"Smith","given":"Brett"},{"family":"Kornilov","given":"Sergey A."},{"family":"Rostomily","given":"Clifford"},{"family":"Xu","given":"Alex"},{"family":"Li","given":"Jing"},{"family":"Dong","given":"Shen"},{"family":"Rothchild","given":"Alissa"},{"family":"Zhou","given":"Jing"},{"family":"Murray","given":"Kim"},{"family":"Edmark","given":"Rick"},{"family":"Hong","given":"Sunga"},{"family":"Heath","given":"John E."},{"family":"Earls","given":"John"},{"family":"Zhang","given":"Rongyu"},{"family":"Xie","given":"Jingyi"},{"family":"Li","given":"Sarah"},{"family":"Roper","given":"Ryan"},{"family":"Jones","given":"Lesley"},{"family":"Zhou","given":"Yong"},{"family":"Rowen","given":"Lee"},{"family":"Liu","given":"Rachel"},{"family":"Mackay","given":"Sean"},{"family":"O'Mahony","given":"D. Shane"},{"family":"Dale","given":"Christopher R."},{"family":"Wallick","given":"Julie A."},{"family":"Algren","given":"Heather A."},{"family":"Zager","given":"Michael A."},{"literal":"ISB-Swedish COVID19 Biobanking Unit"},{"family":"Wei","given":"Wei"},{"family":"Price","given":"Nathan D."},{"family":"Huang","given":"Sui"},{"family":"Subramanian","given":"Naeha"},{"family":"Wang","given":"Kai"},{"family":"Magis","given":"Andrew T."},{"family":"Hadlock","given":"Jenn J."},{"family":"Hood","given":"Leroy"},{"family":"Aderem","given":"Alan"},{"family":"Bluestone","given":"Jeffrey A."},{"family":"Lanier","given":"Lewis L."},{"family":"Greenberg","given":"Philip D."},{"family":"Gottardo","given":"Raphael"},{"family":"Davis","given":"Mark M."},{"family":"Goldman","given":"Jason D."},{"family":"Heath","given":"James R."}],"issued":{"date-parts":[["2020",12,10]]}}},{"id":"FhMkDa3B/e5dlE07J","uris":["http://zotero.org/users/17043568/items/NLFLGQXU"],"itemData":{"id":"FhMkDa3B/e5dlE07J","type":"article-journal","abstract":"CD4+ T cells reactive against SARS-CoV-2 can be found in unexposed individuals, and these are suggested to arise in response to common cold coronavirus (CCCoV) infection. Here, we utilized SARS-CoV-2-reactive CD4+ T cell enrichment to examine the antigen avidity and clonality of these cells, as well as the relative contribution of CCCoV cross-reactivity. SARS-CoV-2-reactive CD4+ memory T cells were present in virtually all unexposed individuals examined, displaying low functional avidity and multiple, highly variable cross-reactivities that were not restricted to CCCoVs. SARS-CoV-2-reactive CD4+ T cells from COVID-19 patients lacked cross-reactivity to CCCoVs, irrespective of strong memory T cell responses against CCCoV in all donors analyzed. In severe but not mild COVID-19, SARS-CoV-2-specific T cells displayed low functional avidity and clonality, despite increased frequencies. Our findings identify low-avidity CD4+ T cell responses as a hallmark of severe COVID-19 and argue against a protective role for CCCoV-reactive T cells in SARS-CoV-2 infection.","container-title":"Immunity","DOI":"10.1016/j.immuni.2020.11.016","ISSN":"1097-4180","issue":"6","journalAbbreviation":"Immunity","language":"eng","note":"PMID: 33296686\nPMCID: PMC7689350","page":"1258-1271.e5","source":"PubMed","title":"Low-Avidity CD4+ T Cell Responses to SARS-CoV-2 in Unexposed Individuals and Humans with Severe COVID-19","volume":"53","author":[{"family":"Bacher","given":"Petra"},{"family":"Rosati","given":"Elisa"},{"family":"Esser","given":"Daniela"},{"family":"Martini","given":"Gabriela Rios"},{"family":"Saggau","given":"Carina"},{"family":"Schiminsky","given":"Esther"},{"family":"Dargvainiene","given":"Justina"},{"family":"Schröder","given":"Ina"},{"family":"Wieters","given":"Imke"},{"family":"Khodamoradi","given":"Yascha"},{"family":"Eberhardt","given":"Fabian"},{"family":"Vehreschild","given":"Maria J. G. T."},{"family":"Neb","given":"Holger"},{"family":"Sonntagbauer","given":"Michael"},{"family":"Conrad","given":"Claudio"},{"family":"Tran","given":"Florian"},{"family":"Rosenstiel","given":"Philip"},{"family":"Markewitz","given":"Robert"},{"family":"Wandinger","given":"Klaus-Peter"},{"family":"Augustin","given":"Max"},{"family":"Rybniker","given":"Jan"},{"family":"Kochanek","given":"Matthias"},{"family":"Leypoldt","given":"Frank"},{"family":"Cornely","given":"Oliver A."},{"family":"Koehler","given":"Philipp"},{"family":"Franke","given":"Andre"},{"family":"Scheffold","given":"Alexander"}],"issued":{"date-parts":[["2020",12,15]]}}},{"id":3742,"uris":["http://zotero.org/users/522661/items/D4XNNUZR"],"itemData":{"id":3742,"type":"article-journal","abstract":"Analysis of human blood immune cells provides insights into the coordinated response to viral infections such as severe acute respiratory syndrome coronavirus 2, which causes coronavirus disease 2019 (COVID-19). We performed single-cell transcriptome, surface proteome and T and B lymphocyte antigen receptor analyses of over 780,000 peripheral blood mononuclear cells from a cross-sectional cohort of 130 patients with varying severities of COVID-19. We identified expansion of nonclassical monocytes expressing complement transcripts (CD16+C1QA/B/C+) that sequester platelets and were predicted to replenish the alveolar macrophage pool in COVID-19. Early, uncommitted CD34+ hematopoietic stem/progenitor cells were primed toward megakaryopoiesis, accompanied by expanded megakaryocyte-committed progenitors and increased platelet activation. Clonally expanded CD8+ T cells and an increased ratio of CD8+ effector T cells to effector memory T cells characterized severe disease, while circulating follicular helper T cells accompanied mild disease. We observed a relative loss of IgA2 in symptomatic disease despite an overall expansion of plasmablasts and plasma cells. Our study highlights the coordinated immune response that contributes to COVID-19 pathogenesis and reveals discrete cellular components that can be targeted for therapy., Transcriptomic and proteomic profiling of blood samples from individuals with COVID-19 reveals immune cell and hematopoietic progenitor cell alterations that are differentially associated with disease severity.","container-title":"Nature Medicine","DOI":"10.1038/s41591-021-01329-2","ISSN":"1078-8956","issue":"5","journalAbbreviation":"Nat Med","note":"number: 5\nPMID: 33879890\nPMCID: PMC8121667","page":"904-916","source":"PubMed Central","title":"Single-cell multi-omics analysis of the immune response in COVID-19","volume":"27","author":[{"family":"Stephenson","given":"Emily"},{"family":"Reynolds","given":"Gary"},{"family":"Botting","given":"Rachel A."},{"family":"Calero-Nieto","given":"Fernando J."},{"family":"Morgan","given":"Michael D."},{"family":"Tuong","given":"Zewen Kelvin"},{"family":"Bach","given":"Karsten"},{"family":"Sungnak","given":"Waradon"},{"family":"Worlock","given":"Kaylee B."},{"family":"Yoshida","given":"Masahiro"},{"family":"Kumasaka","given":"Natsuhiko"},{"family":"Kania","given":"Katarzyna"},{"family":"Engelbert","given":"Justin"},{"family":"Olabi","given":"Bayanne"},{"family":"Spegarova","given":"Jarmila Stremenova"},{"family":"Wilson","given":"Nicola K."},{"family":"Mende","given":"Nicole"},{"family":"Jardine","given":"Laura"},{"family":"Gardner","given":"Louis C. S."},{"family":"Goh","given":"Issac"},{"family":"Horsfall","given":"Dave"},{"family":"McGrath","given":"Jim"},{"family":"Webb","given":"Simone"},{"family":"Mather","given":"Michael W."},{"family":"Lindeboom","given":"Rik G. H."},{"family":"Dann","given":"Emma"},{"family":"Huang","given":"Ni"},{"family":"Polanski","given":"Krzysztof"},{"family":"Prigmore","given":"Elena"},{"family":"Gothe","given":"Florian"},{"family":"Scott","given":"Jonathan"},{"family":"Payne","given":"Rebecca P."},{"family":"Baker","given":"Kenneth F."},{"family":"Hanrath","given":"Aidan T."},{"family":"Schim van der Loeff","given":"Ina C. D."},{"family":"Barr","given":"Andrew S."},{"family":"Sanchez-Gonzalez","given":"Amada"},{"family":"Bergamaschi","given":"Laura"},{"family":"Mescia","given":"Federica"},{"family":"Barnes","given":"Josephine L."},{"family":"Kilich","given":"Eliz"},{"family":"Wilton","given":"Angus","non-dropping-particle":"de"},{"family":"Saigal","given":"Anita"},{"family":"Saleh","given":"Aarash"},{"family":"Janes","given":"Sam M."},{"family":"Smith","given":"Claire M."},{"family":"Gopee","given":"Nusayhah"},{"family":"Wilson","given":"Caroline"},{"family":"Coupland","given":"Paul"},{"family":"Coxhead","given":"Jonathan M."},{"family":"Kiselev","given":"Vladimir Yu"},{"family":"Dongen","given":"Stijn","non-dropping-particle":"van"},{"family":"Bacardit","given":"Jaume"},{"family":"King","given":"Hamish W."},{"family":"Rostron","given":"Anthony J."},{"family":"Simpson","given":"A. John"},{"family":"Hambleton","given":"Sophie"},{"family":"Laurenti","given":"Elisa"},{"family":"Lyons","given":"Paul A."},{"family":"Meyer","given":"Kerstin B."},{"family":"Nikolić","given":"Marko Z."},{"family":"Duncan","given":"Christopher J. A."},{"family":"Smith","given":"Kenneth G. C."},{"family":"Teichmann","given":"Sarah A."},{"family":"Clatworthy","given":"Menna R."},{"family":"Marioni","given":"John C."},{"family":"Göttgens","given":"Berthold"},{"family":"Haniffa","given":"Muzlifah"}],"issued":{"date-parts":[["2021"]]}}},{"id":3748,"uris":["http://zotero.org/users/522661/items/5SH9ECNB"],"itemData":{"id":3748,"type":"article-journal","abstract":"In coronavirus disease 2019 (COVID-19), caused by severe acute respiratory syndrome coronavirus 2 (SARS-CoV-2) infection, the relationship between disease severity and the host immune response is not fully understood. Here we performed single-cell RNA sequencing in peripheral blood samples of 5 healthy donors and 13 patients with COVID-19, including moderate, severe and convalescent cases. Through determining the transcriptional profiles of immune cells, coupled with assembled T cell receptor and B cell receptor sequences, we analyzed the functional properties of immune cells. Most cell types in patients with COVID-19 showed a strong interferon-α response and an overall acute inflammatory response. Moreover, intensive expansion of highly cytotoxic effector T cell subsets, such as CD4+ effector-GNLY (granulysin), CD8+ effector-GNLY and NKT CD160, was associated with convalescence in moderate patients. In severe patients, the immune landscape featured a deranged interferon response, profound immune exhaustion with skewed T cell receptor repertoire and broad T cell expansion. These findings illustrate the dynamic nature of immune responses during disease progression.","container-title":"Nature Immunology","DOI":"10.1038/s41590-020-0762-x","ISSN":"1529-2916","issue":"9","journalAbbreviation":"Nat Immunol","language":"en","license":"2020 The Author(s), under exclusive licence to Springer Nature America, Inc.","note":"number: 9\npublisher: Nature Publishing Group","page":"1107-1118","source":"www.nature.com","title":"Single-cell landscape of immunological responses in patients with COVID-19","volume":"21","author":[{"family":"Zhang","given":"Ji-Yuan"},{"family":"Wang","given":"Xiang-Ming"},{"family":"Xing","given":"Xudong"},{"family":"Xu","given":"Zhe"},{"family":"Zhang","given":"Chao"},{"family":"Song","given":"Jin-Wen"},{"family":"Fan","given":"Xing"},{"family":"Xia","given":"Peng"},{"family":"Fu","given":"Jun-Liang"},{"family":"Wang","given":"Si-Yu"},{"family":"Xu","given":"Ruo-Nan"},{"family":"Dai","given":"Xiao-Peng"},{"family":"Shi","given":"Lei"},{"family":"Huang","given":"Lei"},{"family":"Jiang","given":"Tian-Jun"},{"family":"Shi","given":"Ming"},{"family":"Zhang","given":"Yuxia"},{"family":"Zumla","given":"Alimuddin"},{"family":"Maeurer","given":"Markus"},{"family":"Bai","given":"Fan"},{"family":"Wang","given":"Fu-Sheng"}],"issued":{"date-parts":[["2020",9]]}}}],"schema":"https://github.com/citation-style-language/schema/raw/master/csl-citation.json"} </w:delInstrText>
+        </w:r>
+        <w:r>
+          <w:rPr>
+            <w:sz w:val="24"/>
+            <w:szCs w:val="24"/>
+          </w:rPr>
+          <w:fldChar w:fldCharType="separate"/>
+        </w:r>
+        <w:r>
+          <w:rPr>
+            <w:rFonts w:eastAsiaTheme="minorHAnsi" w:cs="Arial"/>
+            <w:color w:val="auto"/>
+            <w:sz w:val="24"/>
+            <w:szCs w:val="24"/>
+            <w:vertAlign w:val="superscript"/>
+            <w:lang w:val="en-US"/>
+            <w14:ligatures w14:val="standardContextual"/>
+          </w:rPr>
+          <w:delText>27–30</w:delText>
+        </w:r>
+        <w:r>
+          <w:rPr>
+            <w:sz w:val="24"/>
+            <w:szCs w:val="24"/>
+          </w:rPr>
+          <w:fldChar w:fldCharType="end"/>
+        </w:r>
+      </w:del>
       <w:r>
         <w:rPr>
           <w:rFonts w:cs="Arial"/>
@@ -4660,8 +5931,36 @@
           <w:szCs w:val="24"/>
           <w:lang w:val="en-US"/>
         </w:rPr>
-        <w:t xml:space="preserve"> In addition, several studies report pre-existing, cross-reactive SARS-CoV-2–specific T cells in unexposed donors, early infection, and after vaccination</w:t>
-      </w:r>
+        <w:t xml:space="preserve"> </w:t>
+      </w:r>
+      <w:del w:id="86" w:author="Ty Bottorff" w:date="2025-12-11T22:57:00Z" w16du:dateUtc="2025-12-12T06:57:00Z">
+        <w:r>
+          <w:rPr>
+            <w:rFonts w:eastAsia="Times New Roman" w:cs="Arial"/>
+            <w:i w:val="0"/>
+            <w:iCs w:val="0"/>
+            <w:color w:val="000000" w:themeColor="text1"/>
+            <w:sz w:val="24"/>
+            <w:szCs w:val="24"/>
+            <w:lang w:val="en-US"/>
+          </w:rPr>
+          <w:delText>In addition, several studies report p</w:delText>
+        </w:r>
+      </w:del>
+      <w:ins w:id="87" w:author="Ty Bottorff" w:date="2025-12-11T22:57:00Z" w16du:dateUtc="2025-12-12T06:57:00Z">
+        <w:r>
+          <w:rPr>
+            <w:rFonts w:eastAsia="Times New Roman" w:cs="Arial"/>
+            <w:i w:val="0"/>
+            <w:iCs w:val="0"/>
+            <w:color w:val="000000" w:themeColor="text1"/>
+            <w:sz w:val="24"/>
+            <w:szCs w:val="24"/>
+            <w:lang w:val="en-US"/>
+          </w:rPr>
+          <w:t>Although p</w:t>
+        </w:r>
+      </w:ins>
       <w:r>
         <w:rPr>
           <w:rFonts w:eastAsia="Times New Roman" w:cs="Arial"/>
@@ -4670,9 +5969,24 @@
           <w:color w:val="000000" w:themeColor="text1"/>
           <w:sz w:val="24"/>
           <w:szCs w:val="24"/>
-        </w:rPr>
-        <w:fldChar w:fldCharType="begin"/>
-      </w:r>
+          <w:lang w:val="en-US"/>
+        </w:rPr>
+        <w:t xml:space="preserve">re-existing, cross-reactive SARS-CoV-2–specific T cells </w:t>
+      </w:r>
+      <w:ins w:id="88" w:author="Ty Bottorff" w:date="2025-12-11T22:57:00Z" w16du:dateUtc="2025-12-12T06:57:00Z">
+        <w:r>
+          <w:rPr>
+            <w:rFonts w:eastAsia="Times New Roman" w:cs="Arial"/>
+            <w:i w:val="0"/>
+            <w:iCs w:val="0"/>
+            <w:color w:val="000000" w:themeColor="text1"/>
+            <w:sz w:val="24"/>
+            <w:szCs w:val="24"/>
+            <w:lang w:val="en-US"/>
+          </w:rPr>
+          <w:t xml:space="preserve">have been described </w:t>
+        </w:r>
+      </w:ins>
       <w:r>
         <w:rPr>
           <w:rFonts w:eastAsia="Times New Roman" w:cs="Arial"/>
@@ -4681,6 +5995,55 @@
           <w:color w:val="000000" w:themeColor="text1"/>
           <w:sz w:val="24"/>
           <w:szCs w:val="24"/>
+          <w:lang w:val="en-US"/>
+        </w:rPr>
+        <w:t xml:space="preserve">in unexposed donors, early </w:t>
+      </w:r>
+      <w:ins w:id="89" w:author="Ty Bottorff" w:date="2025-12-11T22:57:00Z" w16du:dateUtc="2025-12-12T06:57:00Z">
+        <w:r>
+          <w:rPr>
+            <w:rFonts w:eastAsia="Times New Roman" w:cs="Arial"/>
+            <w:i w:val="0"/>
+            <w:iCs w:val="0"/>
+            <w:color w:val="000000" w:themeColor="text1"/>
+            <w:sz w:val="24"/>
+            <w:szCs w:val="24"/>
+            <w:lang w:val="en-US"/>
+          </w:rPr>
+          <w:t xml:space="preserve">in </w:t>
+        </w:r>
+      </w:ins>
+      <w:r>
+        <w:rPr>
+          <w:rFonts w:eastAsia="Times New Roman" w:cs="Arial"/>
+          <w:i w:val="0"/>
+          <w:iCs w:val="0"/>
+          <w:color w:val="000000" w:themeColor="text1"/>
+          <w:sz w:val="24"/>
+          <w:szCs w:val="24"/>
+          <w:lang w:val="en-US"/>
+        </w:rPr>
+        <w:t>infection, and after vaccination</w:t>
+      </w:r>
+      <w:r>
+        <w:rPr>
+          <w:rFonts w:eastAsia="Times New Roman" w:cs="Arial"/>
+          <w:i w:val="0"/>
+          <w:iCs w:val="0"/>
+          <w:color w:val="000000" w:themeColor="text1"/>
+          <w:sz w:val="24"/>
+          <w:szCs w:val="24"/>
+        </w:rPr>
+        <w:fldChar w:fldCharType="begin"/>
+      </w:r>
+      <w:r>
+        <w:rPr>
+          <w:rFonts w:eastAsia="Times New Roman" w:cs="Arial"/>
+          <w:i w:val="0"/>
+          <w:iCs w:val="0"/>
+          <w:color w:val="000000" w:themeColor="text1"/>
+          <w:sz w:val="24"/>
+          <w:szCs w:val="24"/>
         </w:rPr>
         <w:instrText xml:space="preserve"> ADDIN ZOTERO_ITEM CSL_CITATION {"citationID":"a11cqq85m0h","properties":{"formattedCitation":"\\super 25,35,36\\nosupersub{}","plainCitation":"25,35,36","noteIndex":0},"citationItems":[{"id":1232,"uris":["http://zotero.org/users/522661/items/N3KPYVPX"],"itemData":{"id":1232,"type":"article-journal","abstract":"Understanding adaptive immunity to SARS-CoV-2 is important for vaccine development, interpreting coronavirus disease 2019 (COVID-19) pathogenesis, and calibration of pandemic control measures. Using HLA class I and II predicted peptide \"megapools,\" circulating SARS-CoV-2-specific CD8+ and CD4+ T cells were identified in </w:instrText>
       </w:r>
@@ -4772,7 +6135,33 @@
           <w:szCs w:val="24"/>
           <w:lang w:val="en-US"/>
         </w:rPr>
-        <w:t xml:space="preserve">, yet their molecular basis remains poorly defined. Our analysis showed that among SARS-CoV-2–directed alphaCentric TCRs, clones with shared junctions almost always shared the same </w:t>
+        <w:t xml:space="preserve">, </w:t>
+      </w:r>
+      <w:del w:id="90" w:author="Ty Bottorff" w:date="2025-12-11T22:57:00Z" w16du:dateUtc="2025-12-12T06:57:00Z">
+        <w:r>
+          <w:rPr>
+            <w:rFonts w:eastAsia="Times New Roman" w:cs="Arial"/>
+            <w:i w:val="0"/>
+            <w:iCs w:val="0"/>
+            <w:color w:val="000000" w:themeColor="text1"/>
+            <w:sz w:val="24"/>
+            <w:szCs w:val="24"/>
+            <w:lang w:val="en-US"/>
+          </w:rPr>
+          <w:delText xml:space="preserve">yet </w:delText>
+        </w:r>
+      </w:del>
+      <w:r>
+        <w:rPr>
+          <w:rFonts w:eastAsia="Times New Roman" w:cs="Arial"/>
+          <w:i w:val="0"/>
+          <w:iCs w:val="0"/>
+          <w:color w:val="000000" w:themeColor="text1"/>
+          <w:sz w:val="24"/>
+          <w:szCs w:val="24"/>
+          <w:lang w:val="en-US"/>
+        </w:rPr>
+        <w:t xml:space="preserve">their molecular basis remains poorly defined. Our analysis showed that among SARS-CoV-2–directed alphaCentric TCRs, clones with shared junctions almost always shared the same </w:t>
       </w:r>
       <w:r>
         <w:rPr>
@@ -5036,19 +6425,9 @@
           <w:szCs w:val="24"/>
           <w:lang w:val="en-US"/>
         </w:rPr>
-        <w:t xml:space="preserve"> of alphaCentric and betaCentric TCRs in . Most (~60%) In </w:t>
-      </w:r>
-      <w:r>
-        <w:rPr>
-          <w:rFonts w:eastAsia="Times New Roman" w:cs="Arial"/>
-          <w:iCs w:val="0"/>
-          <w:color w:val="000000" w:themeColor="text1"/>
-          <w:sz w:val="24"/>
-          <w:szCs w:val="24"/>
-          <w:lang w:val="en-US"/>
-        </w:rPr>
-        <w:t>VDJdb</w:t>
-      </w:r>
+        <w:t xml:space="preserve"> of alphaCentric and betaCentric TCRs in . </w:t>
+      </w:r>
+      <w:commentRangeStart w:id="91"/>
       <w:r>
         <w:rPr>
           <w:rFonts w:eastAsia="Times New Roman" w:cs="Arial"/>
@@ -5059,7 +6438,41 @@
           <w:szCs w:val="24"/>
           <w:lang w:val="en-US"/>
         </w:rPr>
+        <w:t xml:space="preserve">Most (~60%) In </w:t>
+      </w:r>
+      <w:r>
+        <w:rPr>
+          <w:rFonts w:eastAsia="Times New Roman" w:cs="Arial"/>
+          <w:iCs w:val="0"/>
+          <w:color w:val="000000" w:themeColor="text1"/>
+          <w:sz w:val="24"/>
+          <w:szCs w:val="24"/>
+          <w:lang w:val="en-US"/>
+        </w:rPr>
+        <w:t>VDJdb</w:t>
+      </w:r>
+      <w:r>
+        <w:rPr>
+          <w:rFonts w:eastAsia="Times New Roman" w:cs="Arial"/>
+          <w:i w:val="0"/>
+          <w:iCs w:val="0"/>
+          <w:color w:val="000000" w:themeColor="text1"/>
+          <w:sz w:val="24"/>
+          <w:szCs w:val="24"/>
+          <w:lang w:val="en-US"/>
+        </w:rPr>
         <w:t xml:space="preserve">, ~57% of alphaCentric </w:t>
+      </w:r>
+      <w:commentRangeEnd w:id="91"/>
+      <w:r>
+        <w:rPr>
+          <w:rStyle w:val="CommentReference"/>
+          <w:rFonts w:eastAsia="Arial" w:cs="Arial"/>
+          <w:i w:val="0"/>
+          <w:iCs w:val="0"/>
+          <w:color w:val="auto"/>
+        </w:rPr>
+        <w:commentReference w:id="91"/>
       </w:r>
       <w:r>
         <w:rPr>
@@ -5180,18 +6593,7 @@
           <w:szCs w:val="24"/>
           <w:lang w:val="en-US"/>
         </w:rPr>
-        <w:t xml:space="preserve">). We obtained similar results in other experiments where we included all </w:t>
-      </w:r>
-      <w:r>
-        <w:rPr>
-          <w:rFonts w:eastAsia="Times New Roman" w:cs="Arial"/>
-          <w:iCs w:val="0"/>
-          <w:color w:val="000000" w:themeColor="text1"/>
-          <w:sz w:val="24"/>
-          <w:szCs w:val="24"/>
-          <w:lang w:val="en-US"/>
-        </w:rPr>
-        <w:t>VDJdb</w:t>
+        <w:t xml:space="preserve">). We </w:t>
       </w:r>
       <w:r>
         <w:rPr>
@@ -5203,8 +6605,77 @@
           <w:szCs w:val="24"/>
           <w:lang w:val="en-US"/>
         </w:rPr>
-        <w:t xml:space="preserve"> TCRs or only </w:t>
-      </w:r>
+        <w:lastRenderedPageBreak/>
+        <w:t xml:space="preserve">obtained similar results in other </w:t>
+      </w:r>
+      <w:del w:id="92" w:author="Ty Bottorff" w:date="2025-12-11T23:03:00Z" w16du:dateUtc="2025-12-12T07:03:00Z">
+        <w:r>
+          <w:rPr>
+            <w:rFonts w:eastAsia="Times New Roman" w:cs="Arial"/>
+            <w:i w:val="0"/>
+            <w:iCs w:val="0"/>
+            <w:color w:val="000000" w:themeColor="text1"/>
+            <w:sz w:val="24"/>
+            <w:szCs w:val="24"/>
+            <w:lang w:val="en-US"/>
+          </w:rPr>
+          <w:delText xml:space="preserve">experiments </w:delText>
+        </w:r>
+      </w:del>
+      <w:ins w:id="93" w:author="Ty Bottorff" w:date="2025-12-11T23:03:00Z" w16du:dateUtc="2025-12-12T07:03:00Z">
+        <w:r>
+          <w:rPr>
+            <w:rFonts w:eastAsia="Times New Roman" w:cs="Arial"/>
+            <w:i w:val="0"/>
+            <w:iCs w:val="0"/>
+            <w:color w:val="000000" w:themeColor="text1"/>
+            <w:sz w:val="24"/>
+            <w:szCs w:val="24"/>
+            <w:lang w:val="en-US"/>
+          </w:rPr>
+          <w:t>analyses</w:t>
+        </w:r>
+        <w:r>
+          <w:rPr>
+            <w:rFonts w:eastAsia="Times New Roman" w:cs="Arial"/>
+            <w:i w:val="0"/>
+            <w:iCs w:val="0"/>
+            <w:color w:val="000000" w:themeColor="text1"/>
+            <w:sz w:val="24"/>
+            <w:szCs w:val="24"/>
+            <w:lang w:val="en-US"/>
+          </w:rPr>
+          <w:t xml:space="preserve"> </w:t>
+        </w:r>
+      </w:ins>
+      <w:del w:id="94" w:author="Ty Bottorff" w:date="2025-12-11T23:03:00Z" w16du:dateUtc="2025-12-12T07:03:00Z">
+        <w:r>
+          <w:rPr>
+            <w:rFonts w:eastAsia="Times New Roman" w:cs="Arial"/>
+            <w:i w:val="0"/>
+            <w:iCs w:val="0"/>
+            <w:color w:val="000000" w:themeColor="text1"/>
+            <w:sz w:val="24"/>
+            <w:szCs w:val="24"/>
+            <w:lang w:val="en-US"/>
+          </w:rPr>
+          <w:delText>where we</w:delText>
+        </w:r>
+      </w:del>
+      <w:ins w:id="95" w:author="Ty Bottorff" w:date="2025-12-11T23:03:00Z" w16du:dateUtc="2025-12-12T07:03:00Z">
+        <w:r>
+          <w:rPr>
+            <w:rFonts w:eastAsia="Times New Roman" w:cs="Arial"/>
+            <w:i w:val="0"/>
+            <w:iCs w:val="0"/>
+            <w:color w:val="000000" w:themeColor="text1"/>
+            <w:sz w:val="24"/>
+            <w:szCs w:val="24"/>
+            <w:lang w:val="en-US"/>
+          </w:rPr>
+          <w:t>when</w:t>
+        </w:r>
+      </w:ins>
       <w:r>
         <w:rPr>
           <w:rFonts w:eastAsia="Times New Roman" w:cs="Arial"/>
@@ -5215,8 +6686,94 @@
           <w:szCs w:val="24"/>
           <w:lang w:val="en-US"/>
         </w:rPr>
-        <w:lastRenderedPageBreak/>
-        <w:t xml:space="preserve">those with the highest confidence sequence data (Scores 2 and 3). These findings establish a strong link between chain-centricity, especially </w:t>
+        <w:t xml:space="preserve"> </w:t>
+      </w:r>
+      <w:del w:id="96" w:author="Ty Bottorff" w:date="2025-12-11T23:03:00Z" w16du:dateUtc="2025-12-12T07:03:00Z">
+        <w:r>
+          <w:rPr>
+            <w:rFonts w:eastAsia="Times New Roman" w:cs="Arial"/>
+            <w:i w:val="0"/>
+            <w:iCs w:val="0"/>
+            <w:color w:val="000000" w:themeColor="text1"/>
+            <w:sz w:val="24"/>
+            <w:szCs w:val="24"/>
+            <w:lang w:val="en-US"/>
+          </w:rPr>
+          <w:delText xml:space="preserve">included </w:delText>
+        </w:r>
+      </w:del>
+      <w:ins w:id="97" w:author="Ty Bottorff" w:date="2025-12-11T23:03:00Z" w16du:dateUtc="2025-12-12T07:03:00Z">
+        <w:r>
+          <w:rPr>
+            <w:rFonts w:eastAsia="Times New Roman" w:cs="Arial"/>
+            <w:i w:val="0"/>
+            <w:iCs w:val="0"/>
+            <w:color w:val="000000" w:themeColor="text1"/>
+            <w:sz w:val="24"/>
+            <w:szCs w:val="24"/>
+            <w:lang w:val="en-US"/>
+          </w:rPr>
+          <w:t>includ</w:t>
+        </w:r>
+        <w:r>
+          <w:rPr>
+            <w:rFonts w:eastAsia="Times New Roman" w:cs="Arial"/>
+            <w:i w:val="0"/>
+            <w:iCs w:val="0"/>
+            <w:color w:val="000000" w:themeColor="text1"/>
+            <w:sz w:val="24"/>
+            <w:szCs w:val="24"/>
+            <w:lang w:val="en-US"/>
+          </w:rPr>
+          <w:t>ing</w:t>
+        </w:r>
+        <w:r>
+          <w:rPr>
+            <w:rFonts w:eastAsia="Times New Roman" w:cs="Arial"/>
+            <w:i w:val="0"/>
+            <w:iCs w:val="0"/>
+            <w:color w:val="000000" w:themeColor="text1"/>
+            <w:sz w:val="24"/>
+            <w:szCs w:val="24"/>
+            <w:lang w:val="en-US"/>
+          </w:rPr>
+          <w:t xml:space="preserve"> </w:t>
+        </w:r>
+      </w:ins>
+      <w:r>
+        <w:rPr>
+          <w:rFonts w:eastAsia="Times New Roman" w:cs="Arial"/>
+          <w:i w:val="0"/>
+          <w:iCs w:val="0"/>
+          <w:color w:val="000000" w:themeColor="text1"/>
+          <w:sz w:val="24"/>
+          <w:szCs w:val="24"/>
+          <w:lang w:val="en-US"/>
+        </w:rPr>
+        <w:t xml:space="preserve">all </w:t>
+      </w:r>
+      <w:r>
+        <w:rPr>
+          <w:rFonts w:eastAsia="Times New Roman" w:cs="Arial"/>
+          <w:iCs w:val="0"/>
+          <w:color w:val="000000" w:themeColor="text1"/>
+          <w:sz w:val="24"/>
+          <w:szCs w:val="24"/>
+          <w:lang w:val="en-US"/>
+        </w:rPr>
+        <w:t>VDJdb</w:t>
+      </w:r>
+      <w:r>
+        <w:rPr>
+          <w:rFonts w:eastAsia="Times New Roman" w:cs="Arial"/>
+          <w:i w:val="0"/>
+          <w:iCs w:val="0"/>
+          <w:color w:val="000000" w:themeColor="text1"/>
+          <w:sz w:val="24"/>
+          <w:szCs w:val="24"/>
+          <w:lang w:val="en-US"/>
+        </w:rPr>
+        <w:t xml:space="preserve"> TCRs or only those with the highest confidence sequence data (Scores 2 and 3). These findings establish a strong link between chain-centricity, especially </w:t>
       </w:r>
       <w:r>
         <w:rPr>
@@ -5304,7 +6861,7 @@
         </w:rPr>
         <w:t xml:space="preserve"> </w:t>
       </w:r>
-      <w:bookmarkStart w:id="3" w:name="_Hlk216192148"/>
+      <w:bookmarkStart w:id="98" w:name="_Hlk216192148"/>
       <w:r>
         <w:rPr>
           <w:sz w:val="24"/>
@@ -5344,7 +6901,7 @@
         </w:rPr>
         <w:fldChar w:fldCharType="end"/>
       </w:r>
-      <w:bookmarkEnd w:id="3"/>
+      <w:bookmarkEnd w:id="98"/>
       <w:r>
         <w:rPr>
           <w:sz w:val="24"/>
@@ -5449,7 +7006,41 @@
           <w:szCs w:val="24"/>
           <w:lang w:val="en-US"/>
         </w:rPr>
-        <w:t xml:space="preserve">). By status, both HC and COVID-19 groups showed more public </w:t>
+        <w:t xml:space="preserve">). </w:t>
+      </w:r>
+      <w:del w:id="99" w:author="Ty Bottorff" w:date="2025-12-11T23:06:00Z" w16du:dateUtc="2025-12-12T07:06:00Z">
+        <w:r>
+          <w:rPr>
+            <w:rFonts w:eastAsia="Times New Roman"/>
+            <w:color w:val="000000" w:themeColor="text1"/>
+            <w:sz w:val="24"/>
+            <w:szCs w:val="24"/>
+            <w:lang w:val="en-US"/>
+          </w:rPr>
+          <w:delText>By status, b</w:delText>
+        </w:r>
+      </w:del>
+      <w:ins w:id="100" w:author="Ty Bottorff" w:date="2025-12-11T23:06:00Z" w16du:dateUtc="2025-12-12T07:06:00Z">
+        <w:r>
+          <w:rPr>
+            <w:rFonts w:eastAsia="Times New Roman"/>
+            <w:color w:val="000000" w:themeColor="text1"/>
+            <w:sz w:val="24"/>
+            <w:szCs w:val="24"/>
+            <w:lang w:val="en-US"/>
+          </w:rPr>
+          <w:t>B</w:t>
+        </w:r>
+      </w:ins>
+      <w:r>
+        <w:rPr>
+          <w:rFonts w:eastAsia="Times New Roman"/>
+          <w:color w:val="000000" w:themeColor="text1"/>
+          <w:sz w:val="24"/>
+          <w:szCs w:val="24"/>
+          <w:lang w:val="en-US"/>
+        </w:rPr>
+        <w:t xml:space="preserve">oth HC and COVID-19 groups showed more public </w:t>
       </w:r>
       <w:r>
         <w:rPr>
@@ -5559,7 +7150,95 @@
           <w:szCs w:val="24"/>
           <w:lang w:val="en-US"/>
         </w:rPr>
-        <w:t>). Overall, public and chain-centric TCRs show a small early expansion in COVID-19, suggesting a role in initial responses.</w:t>
+        <w:t xml:space="preserve">). Overall, public and chain-centric TCRs show a small </w:t>
+      </w:r>
+      <w:del w:id="101" w:author="Ty Bottorff" w:date="2025-12-11T23:08:00Z" w16du:dateUtc="2025-12-12T07:08:00Z">
+        <w:r>
+          <w:rPr>
+            <w:rFonts w:eastAsia="Times New Roman"/>
+            <w:color w:val="000000" w:themeColor="text1"/>
+            <w:sz w:val="24"/>
+            <w:szCs w:val="24"/>
+            <w:lang w:val="en-US"/>
+          </w:rPr>
+          <w:delText xml:space="preserve">early </w:delText>
+        </w:r>
+      </w:del>
+      <w:r>
+        <w:rPr>
+          <w:rFonts w:eastAsia="Times New Roman"/>
+          <w:color w:val="000000" w:themeColor="text1"/>
+          <w:sz w:val="24"/>
+          <w:szCs w:val="24"/>
+          <w:lang w:val="en-US"/>
+        </w:rPr>
+        <w:t xml:space="preserve">expansion </w:t>
+      </w:r>
+      <w:ins w:id="102" w:author="Ty Bottorff" w:date="2025-12-11T23:08:00Z" w16du:dateUtc="2025-12-12T07:08:00Z">
+        <w:r>
+          <w:rPr>
+            <w:rFonts w:eastAsia="Times New Roman"/>
+            <w:color w:val="000000" w:themeColor="text1"/>
+            <w:sz w:val="24"/>
+            <w:szCs w:val="24"/>
+            <w:lang w:val="en-US"/>
+          </w:rPr>
+          <w:t xml:space="preserve">early </w:t>
+        </w:r>
+      </w:ins>
+      <w:r>
+        <w:rPr>
+          <w:rFonts w:eastAsia="Times New Roman"/>
+          <w:color w:val="000000" w:themeColor="text1"/>
+          <w:sz w:val="24"/>
+          <w:szCs w:val="24"/>
+          <w:lang w:val="en-US"/>
+        </w:rPr>
+        <w:t>in COVID-19</w:t>
+      </w:r>
+      <w:ins w:id="103" w:author="Ty Bottorff" w:date="2025-12-11T23:08:00Z" w16du:dateUtc="2025-12-12T07:08:00Z">
+        <w:r>
+          <w:rPr>
+            <w:rFonts w:eastAsia="Times New Roman"/>
+            <w:color w:val="000000" w:themeColor="text1"/>
+            <w:sz w:val="24"/>
+            <w:szCs w:val="24"/>
+            <w:lang w:val="en-US"/>
+          </w:rPr>
+          <w:t xml:space="preserve"> infection</w:t>
+        </w:r>
+      </w:ins>
+      <w:r>
+        <w:rPr>
+          <w:rFonts w:eastAsia="Times New Roman"/>
+          <w:color w:val="000000" w:themeColor="text1"/>
+          <w:sz w:val="24"/>
+          <w:szCs w:val="24"/>
+          <w:lang w:val="en-US"/>
+        </w:rPr>
+        <w:t xml:space="preserve">, suggesting a role in initial </w:t>
+      </w:r>
+      <w:ins w:id="104" w:author="Ty Bottorff" w:date="2025-12-11T23:08:00Z" w16du:dateUtc="2025-12-12T07:08:00Z">
+        <w:r>
+          <w:rPr>
+            <w:rFonts w:eastAsia="Times New Roman"/>
+            <w:color w:val="000000" w:themeColor="text1"/>
+            <w:sz w:val="24"/>
+            <w:szCs w:val="24"/>
+            <w:lang w:val="en-US"/>
+          </w:rPr>
+          <w:t xml:space="preserve">immune </w:t>
+        </w:r>
+      </w:ins>
+      <w:r>
+        <w:rPr>
+          <w:rFonts w:eastAsia="Times New Roman"/>
+          <w:color w:val="000000" w:themeColor="text1"/>
+          <w:sz w:val="24"/>
+          <w:szCs w:val="24"/>
+          <w:lang w:val="en-US"/>
+        </w:rPr>
+        <w:t>responses.</w:t>
       </w:r>
     </w:p>
     <w:p>
@@ -5577,7 +7256,31 @@
           <w:szCs w:val="24"/>
           <w:lang w:val="en-US"/>
         </w:rPr>
-        <w:t xml:space="preserve">To track repertoire sequence changes during COVID-19, </w:t>
+        <w:t xml:space="preserve">To track repertoire sequence changes </w:t>
+      </w:r>
+      <w:commentRangeStart w:id="105"/>
+      <w:r>
+        <w:rPr>
+          <w:sz w:val="24"/>
+          <w:szCs w:val="24"/>
+          <w:lang w:val="en-US"/>
+        </w:rPr>
+        <w:t xml:space="preserve">during </w:t>
+      </w:r>
+      <w:commentRangeEnd w:id="105"/>
+      <w:r>
+        <w:rPr>
+          <w:rStyle w:val="CommentReference"/>
+        </w:rPr>
+        <w:commentReference w:id="105"/>
+      </w:r>
+      <w:r>
+        <w:rPr>
+          <w:sz w:val="24"/>
+          <w:szCs w:val="24"/>
+          <w:lang w:val="en-US"/>
+        </w:rPr>
+        <w:t xml:space="preserve">COVID-19, </w:t>
       </w:r>
       <w:r>
         <w:rPr>
@@ -5807,7 +7510,53 @@
           <w:szCs w:val="24"/>
           <w:lang w:val="en-US"/>
         </w:rPr>
-        <w:t xml:space="preserve"> junctions from patients with severe, compared with mild and moderate COVID-19 (</w:t>
+        <w:t xml:space="preserve"> junctions from patients with severe</w:t>
+      </w:r>
+      <w:ins w:id="106" w:author="Ty Bottorff" w:date="2025-12-11T23:10:00Z" w16du:dateUtc="2025-12-12T07:10:00Z">
+        <w:r>
+          <w:rPr>
+            <w:sz w:val="24"/>
+            <w:szCs w:val="24"/>
+            <w:lang w:val="en-US"/>
+          </w:rPr>
+          <w:t xml:space="preserve"> COVID-19</w:t>
+        </w:r>
+      </w:ins>
+      <w:r>
+        <w:rPr>
+          <w:sz w:val="24"/>
+          <w:szCs w:val="24"/>
+          <w:lang w:val="en-US"/>
+        </w:rPr>
+        <w:t xml:space="preserve">, compared with mild and moderate </w:t>
+      </w:r>
+      <w:del w:id="107" w:author="Ty Bottorff" w:date="2025-12-11T23:10:00Z" w16du:dateUtc="2025-12-12T07:10:00Z">
+        <w:r>
+          <w:rPr>
+            <w:sz w:val="24"/>
+            <w:szCs w:val="24"/>
+            <w:lang w:val="en-US"/>
+          </w:rPr>
+          <w:delText>COVID-19</w:delText>
+        </w:r>
+      </w:del>
+      <w:ins w:id="108" w:author="Ty Bottorff" w:date="2025-12-11T23:10:00Z" w16du:dateUtc="2025-12-12T07:10:00Z">
+        <w:r>
+          <w:rPr>
+            <w:sz w:val="24"/>
+            <w:szCs w:val="24"/>
+            <w:lang w:val="en-US"/>
+          </w:rPr>
+          <w:t>severities</w:t>
+        </w:r>
+      </w:ins>
+      <w:r>
+        <w:rPr>
+          <w:sz w:val="24"/>
+          <w:szCs w:val="24"/>
+          <w:lang w:val="en-US"/>
+        </w:rPr>
+        <w:t xml:space="preserve"> (</w:t>
       </w:r>
       <w:r>
         <w:rPr>
@@ -5825,7 +7574,34 @@
           <w:szCs w:val="24"/>
           <w:lang w:val="en-US"/>
         </w:rPr>
-        <w:t>), and appeared in several SARS-CoV-2 alphaCentric metaclones (</w:t>
+        <w:t>)</w:t>
+      </w:r>
+      <w:del w:id="109" w:author="Ty Bottorff" w:date="2025-12-11T23:10:00Z" w16du:dateUtc="2025-12-12T07:10:00Z">
+        <w:r>
+          <w:rPr>
+            <w:sz w:val="24"/>
+            <w:szCs w:val="24"/>
+            <w:lang w:val="en-US"/>
+          </w:rPr>
+          <w:delText>,</w:delText>
+        </w:r>
+      </w:del>
+      <w:r>
+        <w:rPr>
+          <w:sz w:val="24"/>
+          <w:szCs w:val="24"/>
+          <w:lang w:val="en-US"/>
+        </w:rPr>
+        <w:t xml:space="preserve"> and appeared in several SARS-CoV-2 alphaCentric metaclones </w:t>
+      </w:r>
+      <w:commentRangeStart w:id="110"/>
+      <w:r>
+        <w:rPr>
+          <w:sz w:val="24"/>
+          <w:szCs w:val="24"/>
+          <w:lang w:val="en-US"/>
+        </w:rPr>
+        <w:t>(</w:t>
       </w:r>
       <w:r>
         <w:rPr>
@@ -5843,20 +7619,36 @@
           <w:szCs w:val="24"/>
           <w:lang w:val="en-US"/>
         </w:rPr>
-        <w:t>). Thus, modest global shifts are accompanied by dominant Spike-motif-driven convergence within alphaCentric TCRs during COVID-19.</w:t>
+        <w:t xml:space="preserve">). </w:t>
+      </w:r>
+      <w:commentRangeEnd w:id="110"/>
+      <w:r>
+        <w:rPr>
+          <w:rStyle w:val="CommentReference"/>
+        </w:rPr>
+        <w:commentReference w:id="110"/>
+      </w:r>
+      <w:r>
+        <w:rPr>
+          <w:sz w:val="24"/>
+          <w:szCs w:val="24"/>
+          <w:lang w:val="en-US"/>
+        </w:rPr>
+        <w:t>Thus, modest global shifts are accompanied by dominant Spike-motif-driven convergence within alphaCentric TCRs during COVID-19.</w:t>
       </w:r>
     </w:p>
     <w:p>
       <w:pPr>
         <w:spacing w:after="120" w:line="360" w:lineRule="auto"/>
         <w:rPr>
-          <w:rFonts w:eastAsia="Times New Roman"/>
-          <w:color w:val="000000"/>
+          <w:ins w:id="111" w:author="Ty Bottorff" w:date="2025-12-11T23:16:00Z" w16du:dateUtc="2025-12-12T07:16:00Z"/>
+          <w:rStyle w:val="Strong"/>
           <w:sz w:val="24"/>
           <w:szCs w:val="24"/>
           <w:lang w:val="en-US"/>
         </w:rPr>
       </w:pPr>
+      <w:commentRangeStart w:id="112"/>
       <w:r>
         <w:rPr>
           <w:rStyle w:val="Strong"/>
@@ -5864,539 +7656,1098 @@
           <w:szCs w:val="24"/>
           <w:lang w:val="en-US"/>
         </w:rPr>
-        <w:t>T cell subsets expressing TCR metaclones in COVID-19. The phenotype(s) of T cells bearing chain-centric TCRs during COVID-19 are not well defined. Using a scRNA-seq dataset enriched for SARS-CoV-2–specific CD4+ T cells</w:t>
-      </w:r>
-      <w:r>
-        <w:rPr>
-          <w:rFonts w:eastAsia="Times New Roman"/>
-          <w:color w:val="000000" w:themeColor="text1"/>
-          <w:sz w:val="24"/>
-          <w:szCs w:val="24"/>
-          <w:lang w:val="en-US"/>
-        </w:rPr>
-        <w:t xml:space="preserve"> </w:t>
-      </w:r>
-      <w:bookmarkStart w:id="4" w:name="_Hlk216109836"/>
-      <w:r>
-        <w:rPr>
-          <w:rFonts w:eastAsia="Times New Roman"/>
-          <w:color w:val="000000" w:themeColor="text1"/>
-          <w:sz w:val="24"/>
-          <w:szCs w:val="24"/>
-          <w:lang w:val="en-US"/>
-        </w:rPr>
-        <w:fldChar w:fldCharType="begin"/>
-      </w:r>
-      <w:r>
-        <w:rPr>
-          <w:rFonts w:eastAsia="Times New Roman"/>
-          <w:color w:val="000000" w:themeColor="text1"/>
-          <w:sz w:val="24"/>
-          <w:szCs w:val="24"/>
-          <w:lang w:val="en-US"/>
-        </w:rPr>
-        <w:instrText xml:space="preserve"> ADDIN ZOTERO_ITEM CSL_CITATION {"citationID":"abqv13f42f","properties":{"formattedCitation":"\\super 28\\nosupersub{}","plainCitation":"28","noteIndex":0},"citationItems":[{"id":"FhMkDa3B/e5dlE07J","uris":["http://zotero.org/users/17043568/items/NLFLGQXU"],"itemData":{"id":"OGHYJnS1/GwJJmpDq","type":"article-journal","abstract":"CD4+ T cells reactive against SARS-CoV-2 can be found in unexposed individuals, and these are suggested to arise in response to common cold coronavirus (CCCoV) infection. Here, we utilized SARS-CoV-2-reactive CD4+ T cell enrichment to examine the antigen avidity and clonality of these cells, as well as the relative contribution of CCCoV cross-reactivity. SARS-CoV-2-reactive CD4+ memory T cells were present in virtually all unexposed individuals examined, displaying low functional avidity and multiple, highly variable cross-reactivities that were not restricted to CCCoVs. SARS-CoV-2-reactive CD4+ T cells from COVID-19 patients lacked cross-reactivity to CCCoVs, irrespective of strong memory T cell responses against CCCoV in all donors analyzed. In severe but not mild COVID-19, SARS-CoV-2-specific T cells displayed low functional avidity and clonality, despite increased frequencies. Our findings identify low-avidity CD4+ T cell responses as a hallmark of severe COVID-19 and argue against a protective role for CCCoV-reactive T cells in SARS-CoV-2 infection.","container-title":"Immunity","DOI":"10.1016/j.immuni.2020.11.016","ISSN":"1097-4180","issue":"6","journalAbbreviation":"Immunity","language":"eng","note":"PMID: 33296686\nPMCID: PMC7689350","page":"1258-1271.e5","source":"PubMed","title":"Low-Avidity CD4+ T Cell Responses to SARS-CoV-2 in Unexposed Individuals and Humans with Severe COVID-19","volume":"53","author":[{"family":"Bacher","given":"Petra"},{"family":"Rosati","given":"Elisa"},{"family":"Esser","given":"Daniela"},{"family":"Martini","given":"Gabriela Rios"},{"family":"Saggau","given":"Carina"},{"family":"Schiminsky","given":"Esther"},{"family":"Dargvainiene","given":"Justina"},{"family":"Schröder","given":"Ina"},{"family":"Wieters","given":"Imke"},{"family":"Khodamoradi","given":"Yascha"},{"family":"Eberhardt","given":"Fabian"},{"family":"Vehreschild","given":"Maria J. G. T."},{"family":"Neb","given":"Holger"},{"family":"Sonntagbauer","given":"Michael"},{"family":"Conrad","given":"Claudio"},{"family":"Tran","given":"Florian"},{"family":"Rosenstiel","given":"Philip"},{"family":"Markewitz","given":"Robert"},{"family":"Wandinger","given":"Klaus-Peter"},{"family":"Augustin","given":"Max"},{"family":"Rybniker","given":"Jan"},{"family":"Kochanek","given":"Matthias"},{"family":"Leypoldt","given":"Frank"},{"family":"Cornely","given":"Oliver A."},{"family":"Koehler","given":"Philipp"},{"family":"Franke","given":"Andre"},{"family":"Scheffold","given":"Alexander"}],"issued":{"date-parts":[["2020",12,15]]}}}],"schema":"https://github.com/citation-style-language/schema/raw/master/csl-citation.json"} </w:instrText>
-      </w:r>
-      <w:r>
-        <w:rPr>
-          <w:rFonts w:eastAsia="Times New Roman"/>
-          <w:color w:val="000000" w:themeColor="text1"/>
-          <w:sz w:val="24"/>
-          <w:szCs w:val="24"/>
-          <w:lang w:val="en-US"/>
-        </w:rPr>
-        <w:fldChar w:fldCharType="separate"/>
-      </w:r>
-      <w:r>
-        <w:rPr>
-          <w:color w:val="000000"/>
-          <w:sz w:val="24"/>
-          <w:szCs w:val="24"/>
-          <w:vertAlign w:val="superscript"/>
-          <w:lang w:val="en-US"/>
-        </w:rPr>
-        <w:t>28</w:t>
-      </w:r>
-      <w:r>
-        <w:rPr>
-          <w:rFonts w:eastAsia="Times New Roman"/>
-          <w:color w:val="000000" w:themeColor="text1"/>
-          <w:sz w:val="24"/>
-          <w:szCs w:val="24"/>
-          <w:lang w:val="en-US"/>
-        </w:rPr>
-        <w:fldChar w:fldCharType="end"/>
-      </w:r>
-      <w:bookmarkEnd w:id="4"/>
-      <w:r>
-        <w:rPr>
-          <w:rFonts w:eastAsia="Times New Roman"/>
-          <w:color w:val="000000" w:themeColor="text1"/>
-          <w:sz w:val="24"/>
-          <w:szCs w:val="24"/>
-        </w:rPr>
-        <w:t xml:space="preserve"> (Set 2)</w:t>
-      </w:r>
-      <w:r>
-        <w:rPr>
-          <w:rFonts w:eastAsia="Times New Roman"/>
-          <w:color w:val="000000" w:themeColor="text1"/>
-          <w:sz w:val="24"/>
-          <w:szCs w:val="24"/>
-          <w:lang w:val="en-US"/>
-        </w:rPr>
-        <w:t xml:space="preserve">, </w:t>
-      </w:r>
-      <w:r>
-        <w:rPr>
-          <w:sz w:val="24"/>
-          <w:szCs w:val="24"/>
-          <w:lang w:val="en-US"/>
-        </w:rPr>
-        <w:t xml:space="preserve">we queried cells carrying the Spike-motif </w:t>
-      </w:r>
-      <w:r>
-        <w:rPr>
-          <w:i/>
-          <w:iCs/>
-          <w:sz w:val="24"/>
-          <w:szCs w:val="24"/>
-          <w:lang w:val="en-US"/>
-        </w:rPr>
-        <w:t>TRA</w:t>
-      </w:r>
-      <w:r>
-        <w:rPr>
-          <w:sz w:val="24"/>
-          <w:szCs w:val="24"/>
-          <w:lang w:val="en-US"/>
-        </w:rPr>
-        <w:t xml:space="preserve"> chain for their gene expression phenotypes </w:t>
-      </w:r>
-      <w:r>
-        <w:rPr>
-          <w:rFonts w:eastAsia="Times New Roman"/>
-          <w:color w:val="000000" w:themeColor="text1"/>
-          <w:sz w:val="24"/>
-          <w:szCs w:val="24"/>
-          <w:lang w:val="en-US"/>
-        </w:rPr>
-        <w:t>(</w:t>
-      </w:r>
-      <w:r>
-        <w:rPr>
-          <w:rFonts w:eastAsia="Times New Roman"/>
-          <w:b/>
-          <w:bCs/>
-          <w:color w:val="000000" w:themeColor="text1"/>
-          <w:sz w:val="24"/>
-          <w:szCs w:val="24"/>
-          <w:lang w:val="en-US"/>
-        </w:rPr>
-        <w:t>Fig. 4A</w:t>
-      </w:r>
-      <w:r>
-        <w:rPr>
-          <w:rFonts w:eastAsia="Times New Roman"/>
-          <w:color w:val="000000" w:themeColor="text1"/>
-          <w:sz w:val="24"/>
-          <w:szCs w:val="24"/>
-          <w:lang w:val="en-US"/>
-        </w:rPr>
-        <w:t>)</w:t>
-      </w:r>
-      <w:r>
-        <w:rPr>
-          <w:sz w:val="24"/>
-          <w:szCs w:val="24"/>
-          <w:lang w:val="en-US"/>
-        </w:rPr>
-        <w:t>.</w:t>
-      </w:r>
-      <w:r>
-        <w:rPr>
-          <w:rFonts w:eastAsia="Times New Roman"/>
-          <w:color w:val="000000" w:themeColor="text1"/>
-          <w:sz w:val="24"/>
-          <w:szCs w:val="24"/>
-          <w:lang w:val="en-US"/>
-        </w:rPr>
-        <w:t xml:space="preserve"> We first clustered </w:t>
-      </w:r>
-      <w:r>
-        <w:rPr>
-          <w:sz w:val="24"/>
-          <w:szCs w:val="24"/>
-          <w:lang w:val="en-US"/>
-        </w:rPr>
-        <w:t>cells clustered and annotated them as described</w:t>
-      </w:r>
-      <w:r>
-        <w:rPr>
-          <w:rFonts w:eastAsia="Times New Roman"/>
-          <w:color w:val="000000" w:themeColor="text1"/>
-          <w:sz w:val="24"/>
-          <w:szCs w:val="24"/>
-        </w:rPr>
-        <w:t xml:space="preserve"> </w:t>
-      </w:r>
-      <w:r>
-        <w:rPr>
-          <w:rFonts w:eastAsia="Times New Roman"/>
-          <w:color w:val="000000" w:themeColor="text1"/>
-          <w:sz w:val="24"/>
-          <w:szCs w:val="24"/>
-          <w:lang w:val="en-US"/>
-        </w:rPr>
-        <w:fldChar w:fldCharType="begin"/>
-      </w:r>
-      <w:r>
-        <w:rPr>
-          <w:rFonts w:eastAsia="Times New Roman"/>
-          <w:color w:val="000000" w:themeColor="text1"/>
-          <w:sz w:val="24"/>
-          <w:szCs w:val="24"/>
-          <w:lang w:val="en-US"/>
-        </w:rPr>
-        <w:instrText xml:space="preserve"> ADDIN ZOTERO_ITEM CSL_CITATION {"citationID":"fr1g5ZqE","properties":{"formattedCitation":"\\super 28\\nosupersub{}","plainCitation":"28","noteIndex":0},"citationItems":[{"id":"FhMkDa3B/e5dlE07J","uris":["http://zotero.org/users/17043568/items/NLFLGQXU"],"itemData":{"id":"OGHYJnS1/GwJJmpDq","type":"article-journal","abstract":"CD4+ T cells reactive against SARS-CoV-2 can be found in unexposed individuals, and these are suggested to arise in response to common cold coronavirus (CCCoV) infection. Here, we utilized SARS-CoV-2-reactive CD4+ T cell enrichment to examine the antigen avidity and clonality of these cells, as well as the relative contribution of CCCoV cross-reactivity. SARS-CoV-2-reactive CD4+ memory T cells were present in virtually all unexposed individuals examined, displaying low functional avidity and multiple, highly variable cross-reactivities that were not restricted to CCCoVs. SARS-CoV-2-reactive CD4+ T cells from COVID-19 patients lacked cross-reactivity to CCCoVs, irrespective of strong memory T cell responses against CCCoV in all donors analyzed. In severe but not mild COVID-19, SARS-CoV-2-specific T cells displayed low functional avidity and clonality, despite increased frequencies. Our findings identify low-avidity CD4+ T cell responses as a hallmark of severe COVID-19 and argue against a protective role for CCCoV-reactive T cells in SARS-CoV-2 infection.","container-title":"Immunity","DOI":"10.1016/j.immuni.2020.11.016","ISSN":"1097-4180","issue":"6","journalAbbreviation":"Immunity","language":"eng","note":"PMID: 33296686\nPMCID: PMC7689350","page":"1258-1271.e5","source":"PubMed","title":"Low-Avidity CD4+ T Cell Responses to SARS-CoV-2 in Unexposed Individuals and Humans with Severe COVID-19","volume":"53","author":[{"family":"Bacher","given":"Petra"},{"family":"Rosati","given":"Elisa"},{"family":"Esser","given":"Daniela"},{"family":"Martini","given":"Gabriela Rios"},{"family":"Saggau","given":"Carina"},{"family":"Schiminsky","given":"Esther"},{"family":"Dargvainiene","given":"Justina"},{"family":"Schröder","given":"Ina"},{"family":"Wieters","given":"Imke"},{"family":"Khodamoradi","given":"Yascha"},{"family":"Eberhardt","given":"Fabian"},{"family":"Vehreschild","given":"Maria J. G. T."},{"family":"Neb","given":"Holger"},{"family":"Sonntagbauer","given":"Michael"},{"family":"Conrad","given":"Claudio"},{"family":"Tran","given":"Florian"},{"family":"Rosenstiel","given":"Philip"},{"family":"Markewitz","given":"Robert"},{"family":"Wandinger","given":"Klaus-Peter"},{"family":"Augustin","given":"Max"},{"family":"Rybniker","given":"Jan"},{"family":"Kochanek","given":"Matthias"},{"family":"Leypoldt","given":"Frank"},{"family":"Cornely","given":"Oliver A."},{"family":"Koehler","given":"Philipp"},{"family":"Franke","given":"Andre"},{"family":"Scheffold","given":"Alexander"}],"issued":{"date-parts":[["2020",12,15]]}}}],"schema":"https://github.com/citation-style-language/schema/raw/master/csl-citation.json"} </w:instrText>
-      </w:r>
-      <w:r>
-        <w:rPr>
-          <w:rFonts w:eastAsia="Times New Roman"/>
-          <w:color w:val="000000" w:themeColor="text1"/>
-          <w:sz w:val="24"/>
-          <w:szCs w:val="24"/>
-          <w:lang w:val="en-US"/>
-        </w:rPr>
-        <w:fldChar w:fldCharType="separate"/>
-      </w:r>
-      <w:r>
-        <w:rPr>
-          <w:color w:val="000000"/>
-          <w:sz w:val="24"/>
-          <w:szCs w:val="24"/>
-          <w:vertAlign w:val="superscript"/>
-          <w:lang w:val="en-US"/>
-        </w:rPr>
-        <w:t>28</w:t>
-      </w:r>
-      <w:r>
-        <w:rPr>
-          <w:rFonts w:eastAsia="Times New Roman"/>
-          <w:color w:val="000000" w:themeColor="text1"/>
-          <w:sz w:val="24"/>
-          <w:szCs w:val="24"/>
-          <w:lang w:val="en-US"/>
-        </w:rPr>
-        <w:fldChar w:fldCharType="end"/>
-      </w:r>
-      <w:r>
-        <w:rPr>
-          <w:rFonts w:eastAsia="Times New Roman"/>
-          <w:color w:val="000000" w:themeColor="text1"/>
-          <w:sz w:val="24"/>
-          <w:szCs w:val="24"/>
-          <w:lang w:val="en-US"/>
-        </w:rPr>
-        <w:t xml:space="preserve"> (</w:t>
-      </w:r>
-      <w:r>
-        <w:rPr>
-          <w:rFonts w:eastAsia="Times New Roman"/>
-          <w:b/>
-          <w:bCs/>
-          <w:color w:val="000000" w:themeColor="text1"/>
-          <w:sz w:val="24"/>
-          <w:szCs w:val="24"/>
-          <w:lang w:val="en-US"/>
-        </w:rPr>
-        <w:t>Fig. 4B</w:t>
-      </w:r>
-      <w:r>
-        <w:rPr>
-          <w:rFonts w:eastAsia="Times New Roman"/>
-          <w:color w:val="000000" w:themeColor="text1"/>
-          <w:sz w:val="24"/>
-          <w:szCs w:val="24"/>
-          <w:lang w:val="en-US"/>
-        </w:rPr>
-        <w:t xml:space="preserve">), then validated </w:t>
-      </w:r>
-      <w:r>
-        <w:rPr>
-          <w:sz w:val="24"/>
-          <w:szCs w:val="24"/>
-          <w:lang w:val="en-US"/>
-        </w:rPr>
-        <w:t xml:space="preserve">annotations with marker gene expression </w:t>
-      </w:r>
-      <w:r>
-        <w:rPr>
-          <w:rFonts w:eastAsia="Times New Roman"/>
-          <w:color w:val="000000" w:themeColor="text1"/>
-          <w:sz w:val="24"/>
-          <w:szCs w:val="24"/>
-          <w:lang w:val="en-US"/>
-        </w:rPr>
-        <w:t>(</w:t>
-      </w:r>
-      <w:r>
-        <w:rPr>
-          <w:rFonts w:eastAsia="Times New Roman"/>
-          <w:b/>
-          <w:bCs/>
-          <w:color w:val="000000" w:themeColor="text1"/>
-          <w:sz w:val="24"/>
-          <w:szCs w:val="24"/>
-          <w:lang w:val="en-US"/>
-        </w:rPr>
-        <w:t>Fig. 4C)</w:t>
-      </w:r>
-      <w:r>
-        <w:rPr>
-          <w:rFonts w:eastAsia="Times New Roman"/>
-          <w:color w:val="000000" w:themeColor="text1"/>
-          <w:sz w:val="24"/>
-          <w:szCs w:val="24"/>
-          <w:lang w:val="en-US"/>
-        </w:rPr>
-        <w:t xml:space="preserve">. Markers cleanly separated Naïve and activated/effector cell compartments on the UMAP plots, enabling linkage of defined TCR chains to different transcriptomic profiles/programs. Mapping </w:t>
-      </w:r>
-      <w:r>
-        <w:rPr>
-          <w:rFonts w:eastAsia="Times New Roman"/>
-          <w:color w:val="000000" w:themeColor="text1"/>
-          <w:sz w:val="24"/>
-          <w:szCs w:val="24"/>
-          <w:lang w:val="en-US"/>
-        </w:rPr>
-        <w:lastRenderedPageBreak/>
-        <w:t xml:space="preserve">Spike-motif </w:t>
-      </w:r>
-      <w:r>
-        <w:rPr>
-          <w:rFonts w:eastAsia="Times New Roman"/>
-          <w:i/>
-          <w:color w:val="000000" w:themeColor="text1"/>
-          <w:sz w:val="24"/>
-          <w:szCs w:val="24"/>
-          <w:lang w:val="en-US"/>
-        </w:rPr>
-        <w:t>TRA</w:t>
-      </w:r>
-      <w:r>
-        <w:rPr>
-          <w:rFonts w:eastAsia="Times New Roman"/>
-          <w:color w:val="000000" w:themeColor="text1"/>
-          <w:sz w:val="24"/>
-          <w:szCs w:val="24"/>
-          <w:lang w:val="en-US"/>
-        </w:rPr>
-        <w:t xml:space="preserve"> TCRs versus controls (</w:t>
-      </w:r>
-      <w:r>
-        <w:rPr>
-          <w:rFonts w:eastAsia="Times New Roman"/>
-          <w:b/>
-          <w:bCs/>
-          <w:color w:val="000000" w:themeColor="text1"/>
-          <w:sz w:val="24"/>
-          <w:szCs w:val="24"/>
-          <w:lang w:val="en-US"/>
-        </w:rPr>
-        <w:t>Fig. 4C</w:t>
-      </w:r>
-      <w:r>
-        <w:rPr>
-          <w:rFonts w:eastAsia="Times New Roman"/>
-          <w:color w:val="000000" w:themeColor="text1"/>
-          <w:sz w:val="24"/>
-          <w:szCs w:val="24"/>
-          <w:lang w:val="en-US"/>
-        </w:rPr>
-        <w:t xml:space="preserve">) showed Spike-motif positive T cells largely absent from the Naïve cell region, consistent with an antigen experienced phenotype(s). A two-dimensional kernel density estimate (2D KDE) plot showed depletion of Spike-directed TCRs in Naïve cell and enrichment in </w:t>
-      </w:r>
-      <w:proofErr w:type="spellStart"/>
-      <w:r>
-        <w:rPr>
-          <w:rFonts w:eastAsia="Times New Roman"/>
-          <w:color w:val="000000" w:themeColor="text1"/>
-          <w:sz w:val="24"/>
-          <w:szCs w:val="24"/>
-          <w:lang w:val="en-US"/>
-        </w:rPr>
-        <w:t>Tfh</w:t>
-      </w:r>
-      <w:proofErr w:type="spellEnd"/>
-      <w:r>
-        <w:rPr>
-          <w:rFonts w:eastAsia="Times New Roman"/>
-          <w:color w:val="000000" w:themeColor="text1"/>
-          <w:sz w:val="24"/>
-          <w:szCs w:val="24"/>
-          <w:lang w:val="en-US"/>
-        </w:rPr>
-        <w:t>-like effector cell compartments (</w:t>
-      </w:r>
-      <w:r>
-        <w:rPr>
-          <w:rFonts w:eastAsia="Times New Roman"/>
-          <w:b/>
-          <w:bCs/>
-          <w:color w:val="000000" w:themeColor="text1"/>
-          <w:sz w:val="24"/>
-          <w:szCs w:val="24"/>
-          <w:lang w:val="en-US"/>
-        </w:rPr>
-        <w:t>Fig. 4D</w:t>
-      </w:r>
-      <w:r>
-        <w:rPr>
-          <w:rFonts w:eastAsia="Times New Roman"/>
-          <w:color w:val="000000" w:themeColor="text1"/>
-          <w:sz w:val="24"/>
-          <w:szCs w:val="24"/>
-          <w:lang w:val="en-US"/>
-        </w:rPr>
-        <w:t>). Quantifying Spike-motif TCR counts versus random TCRs by cluster (</w:t>
-      </w:r>
-      <w:r>
-        <w:rPr>
-          <w:rFonts w:eastAsia="Times New Roman"/>
-          <w:b/>
-          <w:bCs/>
-          <w:color w:val="000000" w:themeColor="text1"/>
-          <w:sz w:val="24"/>
-          <w:szCs w:val="24"/>
-          <w:lang w:val="en-US"/>
-        </w:rPr>
-        <w:t>Fig. 4E</w:t>
-      </w:r>
-      <w:r>
-        <w:rPr>
-          <w:rFonts w:eastAsia="Times New Roman"/>
-          <w:color w:val="000000" w:themeColor="text1"/>
-          <w:sz w:val="24"/>
-          <w:szCs w:val="24"/>
-          <w:lang w:val="en-US"/>
-        </w:rPr>
-        <w:t>) confirmed significant depletion in Naïve cells, with enrichment in Memory (Tm) and Effector (</w:t>
-      </w:r>
-      <w:proofErr w:type="spellStart"/>
-      <w:r>
-        <w:rPr>
-          <w:rFonts w:eastAsia="Times New Roman"/>
-          <w:color w:val="000000" w:themeColor="text1"/>
-          <w:sz w:val="24"/>
-          <w:szCs w:val="24"/>
-          <w:lang w:val="en-US"/>
-        </w:rPr>
-        <w:t>Tfh</w:t>
-      </w:r>
-      <w:proofErr w:type="spellEnd"/>
-      <w:r>
-        <w:rPr>
-          <w:rFonts w:eastAsia="Times New Roman"/>
-          <w:color w:val="000000" w:themeColor="text1"/>
-          <w:sz w:val="24"/>
-          <w:szCs w:val="24"/>
-          <w:lang w:val="en-US"/>
-        </w:rPr>
-        <w:t>-like) cells (</w:t>
-      </w:r>
-      <w:r>
-        <w:rPr>
-          <w:rFonts w:eastAsia="Times New Roman"/>
-          <w:b/>
-          <w:bCs/>
-          <w:color w:val="000000" w:themeColor="text1"/>
-          <w:sz w:val="24"/>
-          <w:szCs w:val="24"/>
-          <w:lang w:val="en-US"/>
-        </w:rPr>
-        <w:t>Fig. 4F</w:t>
-      </w:r>
-      <w:r>
-        <w:rPr>
-          <w:rFonts w:eastAsia="Times New Roman"/>
-          <w:color w:val="000000" w:themeColor="text1"/>
-          <w:sz w:val="24"/>
-          <w:szCs w:val="24"/>
-          <w:lang w:val="en-US"/>
-        </w:rPr>
-        <w:t xml:space="preserve">). Non-Spike motif TCR counts were also higher in Tm cells but not </w:t>
-      </w:r>
-      <w:proofErr w:type="spellStart"/>
-      <w:r>
-        <w:rPr>
-          <w:rFonts w:eastAsia="Times New Roman"/>
-          <w:color w:val="000000" w:themeColor="text1"/>
-          <w:sz w:val="24"/>
-          <w:szCs w:val="24"/>
-          <w:lang w:val="en-US"/>
-        </w:rPr>
-        <w:t>Tfh</w:t>
-      </w:r>
-      <w:proofErr w:type="spellEnd"/>
-      <w:r>
-        <w:rPr>
-          <w:rFonts w:eastAsia="Times New Roman"/>
-          <w:color w:val="000000" w:themeColor="text1"/>
-          <w:sz w:val="24"/>
-          <w:szCs w:val="24"/>
-          <w:lang w:val="en-US"/>
-        </w:rPr>
-        <w:t>-like cells. Additionally, when comparing distributions of Spike-specific TCRs directly to non-Spike-specific TCRs, there was enrichment of cytotoxic cells of the former and depletion of the latter (</w:t>
-      </w:r>
-      <w:r>
-        <w:rPr>
-          <w:rFonts w:eastAsia="Times New Roman"/>
-          <w:i/>
-          <w:iCs/>
-          <w:color w:val="000000" w:themeColor="text1"/>
-          <w:sz w:val="24"/>
-          <w:szCs w:val="24"/>
-          <w:lang w:val="en-US"/>
-        </w:rPr>
-        <w:t>p</w:t>
-      </w:r>
-      <w:r>
-        <w:rPr>
-          <w:rFonts w:eastAsia="Times New Roman"/>
-          <w:color w:val="000000" w:themeColor="text1"/>
-          <w:sz w:val="24"/>
-          <w:szCs w:val="24"/>
-          <w:lang w:val="en-US"/>
-        </w:rPr>
-        <w:t xml:space="preserve"> = 3.82e-04, Fisher’s exact test) These findings are consistent with prior </w:t>
-      </w:r>
-      <w:r>
-        <w:rPr>
-          <w:rFonts w:eastAsia="Times New Roman"/>
-          <w:i/>
-          <w:iCs/>
-          <w:color w:val="000000" w:themeColor="text1"/>
-          <w:sz w:val="24"/>
-          <w:szCs w:val="24"/>
-          <w:lang w:val="en-US"/>
-        </w:rPr>
-        <w:t>in vivo</w:t>
-      </w:r>
-      <w:r>
-        <w:rPr>
-          <w:rFonts w:eastAsia="Times New Roman"/>
-          <w:color w:val="000000" w:themeColor="text1"/>
-          <w:sz w:val="24"/>
-          <w:szCs w:val="24"/>
-          <w:lang w:val="en-US"/>
-        </w:rPr>
-        <w:t xml:space="preserve"> TCR engagement of T cells with Spike-motif directed TCRs.</w:t>
+        <w:t>T cell subsets expressing TCR metaclones in COVID-19.</w:t>
+      </w:r>
+      <w:commentRangeEnd w:id="112"/>
+      <w:r>
+        <w:rPr>
+          <w:rStyle w:val="CommentReference"/>
+        </w:rPr>
+        <w:commentReference w:id="112"/>
       </w:r>
     </w:p>
     <w:p>
       <w:pPr>
         <w:spacing w:after="120" w:line="360" w:lineRule="auto"/>
         <w:rPr>
+          <w:rFonts w:eastAsia="Times New Roman"/>
+          <w:color w:val="000000"/>
+          <w:sz w:val="24"/>
+          <w:szCs w:val="24"/>
+          <w:lang w:val="en-US"/>
+        </w:rPr>
+      </w:pPr>
+      <w:del w:id="113" w:author="Ty Bottorff" w:date="2025-12-11T23:16:00Z" w16du:dateUtc="2025-12-12T07:16:00Z">
+        <w:r>
+          <w:rPr>
+            <w:rStyle w:val="Strong"/>
+            <w:b w:val="0"/>
+            <w:bCs w:val="0"/>
+            <w:sz w:val="24"/>
+            <w:szCs w:val="24"/>
+            <w:lang w:val="en-US"/>
+            <w:rPrChange w:id="114" w:author="Ty Bottorff" w:date="2025-12-11T23:16:00Z" w16du:dateUtc="2025-12-12T07:16:00Z">
+              <w:rPr>
+                <w:rStyle w:val="Strong"/>
+                <w:sz w:val="24"/>
+                <w:szCs w:val="24"/>
+                <w:lang w:val="en-US"/>
+              </w:rPr>
+            </w:rPrChange>
+          </w:rPr>
+          <w:delText xml:space="preserve"> </w:delText>
+        </w:r>
+      </w:del>
+      <w:r>
+        <w:rPr>
+          <w:rStyle w:val="Strong"/>
+          <w:b w:val="0"/>
+          <w:bCs w:val="0"/>
+          <w:sz w:val="24"/>
+          <w:szCs w:val="24"/>
+          <w:lang w:val="en-US"/>
+          <w:rPrChange w:id="115" w:author="Ty Bottorff" w:date="2025-12-11T23:16:00Z" w16du:dateUtc="2025-12-12T07:16:00Z">
+            <w:rPr>
+              <w:rStyle w:val="Strong"/>
+              <w:sz w:val="24"/>
+              <w:szCs w:val="24"/>
+              <w:lang w:val="en-US"/>
+            </w:rPr>
+          </w:rPrChange>
+        </w:rPr>
+        <w:t>The phenotype(s) of T cells bearing chain-centric TCRs during COVID-19 are not well defined. Using a scRNA-seq dataset enriched for SARS-CoV-2–specific CD4+ T cells</w:t>
+      </w:r>
+      <w:r>
+        <w:rPr>
+          <w:rFonts w:eastAsia="Times New Roman"/>
+          <w:b/>
+          <w:color w:val="000000" w:themeColor="text1"/>
+          <w:sz w:val="24"/>
+          <w:szCs w:val="24"/>
+          <w:lang w:val="en-US"/>
+          <w:rPrChange w:id="116" w:author="Ty Bottorff" w:date="2025-12-11T23:16:00Z" w16du:dateUtc="2025-12-12T07:16:00Z">
+            <w:rPr>
+              <w:rFonts w:eastAsia="Times New Roman"/>
+              <w:color w:val="000000" w:themeColor="text1"/>
+              <w:sz w:val="24"/>
+              <w:szCs w:val="24"/>
+              <w:lang w:val="en-US"/>
+            </w:rPr>
+          </w:rPrChange>
+        </w:rPr>
+        <w:t xml:space="preserve"> </w:t>
+      </w:r>
+      <w:bookmarkStart w:id="117" w:name="_Hlk216109836"/>
+      <w:r>
+        <w:rPr>
+          <w:rFonts w:eastAsia="Times New Roman"/>
+          <w:color w:val="000000" w:themeColor="text1"/>
+          <w:sz w:val="24"/>
+          <w:szCs w:val="24"/>
+          <w:lang w:val="en-US"/>
+        </w:rPr>
+        <w:fldChar w:fldCharType="begin"/>
+      </w:r>
+      <w:r>
+        <w:rPr>
+          <w:rFonts w:eastAsia="Times New Roman"/>
+          <w:color w:val="000000" w:themeColor="text1"/>
+          <w:sz w:val="24"/>
+          <w:szCs w:val="24"/>
+          <w:lang w:val="en-US"/>
+        </w:rPr>
+        <w:instrText xml:space="preserve"> ADDIN ZOTERO_ITEM CSL_CITATION {"citationID":"abqv13f42f","properties":{"formattedCitation":"\\super 28\\nosupersub{}","plainCitation":"28","noteIndex":0},"citationItems":[{"id":"FhMkDa3B/e5dlE07J","uris":["http://zotero.org/users/17043568/items/NLFLGQXU"],"itemData":{"id":"OGHYJnS1/GwJJmpDq","type":"article-journal","abstract":"CD4+ T cells reactive against SARS-CoV-2 can be found in unexposed individuals, and these are suggested to arise in response to common cold coronavirus (CCCoV) infection. Here, we utilized SARS-CoV-2-reactive CD4+ T cell enrichment to examine the antigen avidity and clonality of these cells, as well as the relative contribution of CCCoV cross-reactivity. SARS-CoV-2-reactive CD4+ memory T cells were present in virtually all unexposed individuals examined, displaying low functional avidity and multiple, highly variable cross-reactivities that were not restricted to CCCoVs. SARS-CoV-2-reactive CD4+ T cells from COVID-19 patients lacked cross-reactivity to CCCoVs, irrespective of strong memory T cell responses against CCCoV in all donors analyzed. In severe but not mild COVID-19, SARS-CoV-2-specific T cells displayed low functional avidity and clonality, despite increased frequencies. Our findings identify low-avidity CD4+ T cell responses as a hallmark of severe COVID-19 and argue against a protective role for CCCoV-reactive T cells in SARS-CoV-2 infection.","container-title":"Immunity","DOI":"10.1016/j.immuni.2020.11.016","ISSN":"1097-4180","issue":"6","journalAbbreviation":"Immunity","language":"eng","note":"PMID: 33296686\nPMCID: PMC7689350","page":"1258-1271.e5","source":"PubMed","title":"Low-Avidity CD4+ T Cell Responses to SARS-CoV-2 in Unexposed Individuals and Humans with Severe COVID-19","volume":"53","author":[{"family":"Bacher","given":"Petra"},{"family":"Rosati","given":"Elisa"},{"family":"Esser","given":"Daniela"},{"family":"Martini","given":"Gabriela Rios"},{"family":"Saggau","given":"Carina"},{"family":"Schiminsky","given":"Esther"},{"family":"Dargvainiene","given":"Justina"},{"family":"Schröder","given":"Ina"},{"family":"Wieters","given":"Imke"},{"family":"Khodamoradi","given":"Yascha"},{"family":"Eberhardt","given":"Fabian"},{"family":"Vehreschild","given":"Maria J. G. T."},{"family":"Neb","given":"Holger"},{"family":"Sonntagbauer","given":"Michael"},{"family":"Conrad","given":"Claudio"},{"family":"Tran","given":"Florian"},{"family":"Rosenstiel","given":"Philip"},{"family":"Markewitz","given":"Robert"},{"family":"Wandinger","given":"Klaus-Peter"},{"family":"Augustin","given":"Max"},{"family":"Rybniker","given":"Jan"},{"family":"Kochanek","given":"Matthias"},{"family":"Leypoldt","given":"Frank"},{"family":"Cornely","given":"Oliver A."},{"family":"Koehler","given":"Philipp"},{"family":"Franke","given":"Andre"},{"family":"Scheffold","given":"Alexander"}],"issued":{"date-parts":[["2020",12,15]]}}}],"schema":"https://github.com/citation-style-language/schema/raw/master/csl-citation.json"} </w:instrText>
+      </w:r>
+      <w:r>
+        <w:rPr>
+          <w:rFonts w:eastAsia="Times New Roman"/>
+          <w:color w:val="000000" w:themeColor="text1"/>
+          <w:sz w:val="24"/>
+          <w:szCs w:val="24"/>
+          <w:lang w:val="en-US"/>
+        </w:rPr>
+        <w:fldChar w:fldCharType="separate"/>
+      </w:r>
+      <w:r>
+        <w:rPr>
+          <w:color w:val="000000"/>
+          <w:sz w:val="24"/>
+          <w:szCs w:val="24"/>
+          <w:vertAlign w:val="superscript"/>
+          <w:lang w:val="en-US"/>
+        </w:rPr>
+        <w:t>28</w:t>
+      </w:r>
+      <w:r>
+        <w:rPr>
+          <w:rFonts w:eastAsia="Times New Roman"/>
+          <w:color w:val="000000" w:themeColor="text1"/>
+          <w:sz w:val="24"/>
+          <w:szCs w:val="24"/>
+          <w:lang w:val="en-US"/>
+        </w:rPr>
+        <w:fldChar w:fldCharType="end"/>
+      </w:r>
+      <w:bookmarkEnd w:id="117"/>
+      <w:r>
+        <w:rPr>
+          <w:rFonts w:eastAsia="Times New Roman"/>
+          <w:color w:val="000000" w:themeColor="text1"/>
+          <w:sz w:val="24"/>
+          <w:szCs w:val="24"/>
+        </w:rPr>
+        <w:t xml:space="preserve"> (Set 2)</w:t>
+      </w:r>
+      <w:r>
+        <w:rPr>
+          <w:rFonts w:eastAsia="Times New Roman"/>
+          <w:color w:val="000000" w:themeColor="text1"/>
+          <w:sz w:val="24"/>
+          <w:szCs w:val="24"/>
+          <w:lang w:val="en-US"/>
+        </w:rPr>
+        <w:t xml:space="preserve">, </w:t>
+      </w:r>
+      <w:r>
+        <w:rPr>
+          <w:sz w:val="24"/>
+          <w:szCs w:val="24"/>
+          <w:lang w:val="en-US"/>
+        </w:rPr>
+        <w:t xml:space="preserve">we queried cells </w:t>
+      </w:r>
+      <w:del w:id="118" w:author="Ty Bottorff" w:date="2025-12-11T23:23:00Z" w16du:dateUtc="2025-12-12T07:23:00Z">
+        <w:r>
+          <w:rPr>
+            <w:sz w:val="24"/>
+            <w:szCs w:val="24"/>
+            <w:lang w:val="en-US"/>
+          </w:rPr>
+          <w:delText>carrying the</w:delText>
+        </w:r>
+      </w:del>
+      <w:ins w:id="119" w:author="Ty Bottorff" w:date="2025-12-11T23:23:00Z" w16du:dateUtc="2025-12-12T07:23:00Z">
+        <w:r>
+          <w:rPr>
+            <w:sz w:val="24"/>
+            <w:szCs w:val="24"/>
+            <w:lang w:val="en-US"/>
+          </w:rPr>
+          <w:t>expressing</w:t>
+        </w:r>
+      </w:ins>
+      <w:r>
+        <w:rPr>
+          <w:sz w:val="24"/>
+          <w:szCs w:val="24"/>
+          <w:lang w:val="en-US"/>
+        </w:rPr>
+        <w:t xml:space="preserve"> Spike-motif</w:t>
+      </w:r>
+      <w:ins w:id="120" w:author="Ty Bottorff" w:date="2025-12-11T23:23:00Z" w16du:dateUtc="2025-12-12T07:23:00Z">
+        <w:r>
+          <w:rPr>
+            <w:sz w:val="24"/>
+            <w:szCs w:val="24"/>
+            <w:lang w:val="en-US"/>
+          </w:rPr>
+          <w:t>-containing</w:t>
+        </w:r>
+      </w:ins>
+      <w:r>
+        <w:rPr>
+          <w:sz w:val="24"/>
+          <w:szCs w:val="24"/>
+          <w:lang w:val="en-US"/>
+        </w:rPr>
+        <w:t xml:space="preserve"> </w:t>
+      </w:r>
+      <w:r>
+        <w:rPr>
+          <w:i/>
+          <w:iCs/>
+          <w:sz w:val="24"/>
+          <w:szCs w:val="24"/>
+          <w:lang w:val="en-US"/>
+        </w:rPr>
+        <w:t>TRA</w:t>
+      </w:r>
+      <w:r>
+        <w:rPr>
+          <w:sz w:val="24"/>
+          <w:szCs w:val="24"/>
+          <w:lang w:val="en-US"/>
+        </w:rPr>
+        <w:t xml:space="preserve"> chain</w:t>
+      </w:r>
+      <w:ins w:id="121" w:author="Ty Bottorff" w:date="2025-12-11T23:23:00Z" w16du:dateUtc="2025-12-12T07:23:00Z">
+        <w:r>
+          <w:rPr>
+            <w:sz w:val="24"/>
+            <w:szCs w:val="24"/>
+            <w:lang w:val="en-US"/>
+          </w:rPr>
+          <w:t>s</w:t>
+        </w:r>
+      </w:ins>
+      <w:r>
+        <w:rPr>
+          <w:sz w:val="24"/>
+          <w:szCs w:val="24"/>
+          <w:lang w:val="en-US"/>
+        </w:rPr>
+        <w:t xml:space="preserve"> for their gene expression phenotypes </w:t>
+      </w:r>
+      <w:r>
+        <w:rPr>
+          <w:rFonts w:eastAsia="Times New Roman"/>
+          <w:color w:val="000000" w:themeColor="text1"/>
+          <w:sz w:val="24"/>
+          <w:szCs w:val="24"/>
+          <w:lang w:val="en-US"/>
+        </w:rPr>
+        <w:t>(</w:t>
+      </w:r>
+      <w:r>
+        <w:rPr>
+          <w:rFonts w:eastAsia="Times New Roman"/>
+          <w:b/>
+          <w:bCs/>
+          <w:color w:val="000000" w:themeColor="text1"/>
+          <w:sz w:val="24"/>
+          <w:szCs w:val="24"/>
+          <w:lang w:val="en-US"/>
+        </w:rPr>
+        <w:t>Fig. 4A</w:t>
+      </w:r>
+      <w:r>
+        <w:rPr>
+          <w:rFonts w:eastAsia="Times New Roman"/>
+          <w:color w:val="000000" w:themeColor="text1"/>
+          <w:sz w:val="24"/>
+          <w:szCs w:val="24"/>
+          <w:lang w:val="en-US"/>
+        </w:rPr>
+        <w:t>)</w:t>
+      </w:r>
+      <w:r>
+        <w:rPr>
+          <w:sz w:val="24"/>
+          <w:szCs w:val="24"/>
+          <w:lang w:val="en-US"/>
+        </w:rPr>
+        <w:t>.</w:t>
+      </w:r>
+      <w:r>
+        <w:rPr>
+          <w:rFonts w:eastAsia="Times New Roman"/>
+          <w:color w:val="000000" w:themeColor="text1"/>
+          <w:sz w:val="24"/>
+          <w:szCs w:val="24"/>
+          <w:lang w:val="en-US"/>
+        </w:rPr>
+        <w:t xml:space="preserve"> </w:t>
+      </w:r>
+      <w:ins w:id="122" w:author="Ty Bottorff" w:date="2025-12-11T23:26:00Z" w16du:dateUtc="2025-12-12T07:26:00Z">
+        <w:r>
+          <w:rPr>
+            <w:rFonts w:eastAsia="Times New Roman"/>
+            <w:color w:val="000000" w:themeColor="text1"/>
+            <w:sz w:val="24"/>
+            <w:szCs w:val="24"/>
+            <w:lang w:val="en-US"/>
+          </w:rPr>
+          <w:t>CD4 T cell phenotypes ranged broadly and included…. (Fig.</w:t>
+        </w:r>
+      </w:ins>
+      <w:ins w:id="123" w:author="Ty Bottorff" w:date="2025-12-11T23:27:00Z" w16du:dateUtc="2025-12-12T07:27:00Z">
+        <w:r>
+          <w:rPr>
+            <w:rFonts w:eastAsia="Times New Roman"/>
+            <w:color w:val="000000" w:themeColor="text1"/>
+            <w:sz w:val="24"/>
+            <w:szCs w:val="24"/>
+            <w:lang w:val="en-US"/>
+          </w:rPr>
+          <w:t xml:space="preserve"> 4B-C)</w:t>
+        </w:r>
+      </w:ins>
+      <w:ins w:id="124" w:author="Ty Bottorff" w:date="2025-12-11T23:28:00Z" w16du:dateUtc="2025-12-12T07:28:00Z">
+        <w:r>
+          <w:rPr>
+            <w:rFonts w:eastAsia="Times New Roman"/>
+            <w:color w:val="000000" w:themeColor="text1"/>
+            <w:sz w:val="24"/>
+            <w:szCs w:val="24"/>
+            <w:lang w:val="en-US"/>
+          </w:rPr>
+          <w:t xml:space="preserve">, and the phenotypes of naïve and activated/effector were quite </w:t>
+        </w:r>
+        <w:r>
+          <w:rPr>
+            <w:rFonts w:eastAsia="Times New Roman"/>
+            <w:color w:val="000000" w:themeColor="text1"/>
+            <w:sz w:val="24"/>
+            <w:szCs w:val="24"/>
+            <w:lang w:val="en-US"/>
+          </w:rPr>
+          <w:lastRenderedPageBreak/>
+          <w:t>distinct</w:t>
+        </w:r>
+      </w:ins>
+      <w:commentRangeStart w:id="125"/>
+      <w:del w:id="126" w:author="Ty Bottorff" w:date="2025-12-11T23:27:00Z" w16du:dateUtc="2025-12-12T07:27:00Z">
+        <w:r>
+          <w:rPr>
+            <w:rFonts w:eastAsia="Times New Roman"/>
+            <w:color w:val="000000" w:themeColor="text1"/>
+            <w:sz w:val="24"/>
+            <w:szCs w:val="24"/>
+            <w:lang w:val="en-US"/>
+          </w:rPr>
+          <w:delText xml:space="preserve">We first clustered </w:delText>
+        </w:r>
+        <w:r>
+          <w:rPr>
+            <w:sz w:val="24"/>
+            <w:szCs w:val="24"/>
+            <w:lang w:val="en-US"/>
+          </w:rPr>
+          <w:delText xml:space="preserve">cells </w:delText>
+        </w:r>
+      </w:del>
+      <w:del w:id="127" w:author="Ty Bottorff" w:date="2025-12-11T23:24:00Z" w16du:dateUtc="2025-12-12T07:24:00Z">
+        <w:r>
+          <w:rPr>
+            <w:sz w:val="24"/>
+            <w:szCs w:val="24"/>
+            <w:lang w:val="en-US"/>
+          </w:rPr>
+          <w:delText xml:space="preserve">clustered </w:delText>
+        </w:r>
+      </w:del>
+      <w:del w:id="128" w:author="Ty Bottorff" w:date="2025-12-11T23:27:00Z" w16du:dateUtc="2025-12-12T07:27:00Z">
+        <w:r>
+          <w:rPr>
+            <w:sz w:val="24"/>
+            <w:szCs w:val="24"/>
+            <w:lang w:val="en-US"/>
+          </w:rPr>
+          <w:delText>and annotated them as described</w:delText>
+        </w:r>
+        <w:commentRangeEnd w:id="125"/>
+        <w:r>
+          <w:rPr>
+            <w:rStyle w:val="CommentReference"/>
+          </w:rPr>
+          <w:commentReference w:id="125"/>
+        </w:r>
+        <w:r>
+          <w:rPr>
+            <w:rFonts w:eastAsia="Times New Roman"/>
+            <w:color w:val="000000" w:themeColor="text1"/>
+            <w:sz w:val="24"/>
+            <w:szCs w:val="24"/>
+          </w:rPr>
+          <w:delText xml:space="preserve"> </w:delText>
+        </w:r>
+        <w:r>
+          <w:rPr>
+            <w:rFonts w:eastAsia="Times New Roman"/>
+            <w:color w:val="000000" w:themeColor="text1"/>
+            <w:sz w:val="24"/>
+            <w:szCs w:val="24"/>
+            <w:lang w:val="en-US"/>
+          </w:rPr>
+          <w:fldChar w:fldCharType="begin"/>
+        </w:r>
+        <w:r>
+          <w:rPr>
+            <w:rFonts w:eastAsia="Times New Roman"/>
+            <w:color w:val="000000" w:themeColor="text1"/>
+            <w:sz w:val="24"/>
+            <w:szCs w:val="24"/>
+            <w:lang w:val="en-US"/>
+          </w:rPr>
+          <w:delInstrText xml:space="preserve"> ADDIN ZOTERO_ITEM CSL_CITATION {"citationID":"fr1g5ZqE","properties":{"formattedCitation":"\\super 28\\nosupersub{}","plainCitation":"28","noteIndex":0},"citationItems":[{"id":"FhMkDa3B/e5dlE07J","uris":["http://zotero.org/users/17043568/items/NLFLGQXU"],"itemData":{"id":"OGHYJnS1/GwJJmpDq","type":"article-journal","abstract":"CD4+ T cells reactive against SARS-CoV-2 can be found in unexposed individuals, and these are suggested to arise in response to common cold coronavirus (CCCoV) infection. Here, we utilized SARS-CoV-2-reactive CD4+ T cell enrichment to examine the antigen avidity and clonality of these cells, as well as the relative contribution of CCCoV cross-reactivity. SARS-CoV-2-reactive CD4+ memory T cells were present in virtually all unexposed individuals examined, displaying low functional avidity and multiple, highly variable cross-reactivities that were not restricted to CCCoVs. SARS-CoV-2-reactive CD4+ T cells from COVID-19 patients lacked cross-reactivity to CCCoVs, irrespective of strong memory T cell responses against CCCoV in all donors analyzed. In severe but not mild COVID-19, SARS-CoV-2-specific T cells displayed low functional avidity and clonality, despite increased frequencies. Our findings identify low-avidity CD4+ T cell responses as a hallmark of severe COVID-19 and argue against a protective role for CCCoV-reactive T cells in SARS-CoV-2 infection.","container-title":"Immunity","DOI":"10.1016/j.immuni.2020.11.016","ISSN":"1097-4180","issue":"6","journalAbbreviation":"Immunity","language":"eng","note":"PMID: 33296686\nPMCID: PMC7689350","page":"1258-1271.e5","source":"PubMed","title":"Low-Avidity CD4+ T Cell Responses to SARS-CoV-2 in Unexposed Individuals and Humans with Severe COVID-19","volume":"53","author":[{"family":"Bacher","given":"Petra"},{"family":"Rosati","given":"Elisa"},{"family":"Esser","given":"Daniela"},{"family":"Martini","given":"Gabriela Rios"},{"family":"Saggau","given":"Carina"},{"family":"Schiminsky","given":"Esther"},{"family":"Dargvainiene","given":"Justina"},{"family":"Schröder","given":"Ina"},{"family":"Wieters","given":"Imke"},{"family":"Khodamoradi","given":"Yascha"},{"family":"Eberhardt","given":"Fabian"},{"family":"Vehreschild","given":"Maria J. G. T."},{"family":"Neb","given":"Holger"},{"family":"Sonntagbauer","given":"Michael"},{"family":"Conrad","given":"Claudio"},{"family":"Tran","given":"Florian"},{"family":"Rosenstiel","given":"Philip"},{"family":"Markewitz","given":"Robert"},{"family":"Wandinger","given":"Klaus-Peter"},{"family":"Augustin","given":"Max"},{"family":"Rybniker","given":"Jan"},{"family":"Kochanek","given":"Matthias"},{"family":"Leypoldt","given":"Frank"},{"family":"Cornely","given":"Oliver A."},{"family":"Koehler","given":"Philipp"},{"family":"Franke","given":"Andre"},{"family":"Scheffold","given":"Alexander"}],"issued":{"date-parts":[["2020",12,15]]}}}],"schema":"https://github.com/citation-style-language/schema/raw/master/csl-citation.json"} </w:delInstrText>
+        </w:r>
+        <w:r>
+          <w:rPr>
+            <w:rFonts w:eastAsia="Times New Roman"/>
+            <w:color w:val="000000" w:themeColor="text1"/>
+            <w:sz w:val="24"/>
+            <w:szCs w:val="24"/>
+            <w:lang w:val="en-US"/>
+          </w:rPr>
+          <w:fldChar w:fldCharType="separate"/>
+        </w:r>
+        <w:r>
+          <w:rPr>
+            <w:color w:val="000000"/>
+            <w:sz w:val="24"/>
+            <w:szCs w:val="24"/>
+            <w:vertAlign w:val="superscript"/>
+            <w:lang w:val="en-US"/>
+          </w:rPr>
+          <w:delText>28</w:delText>
+        </w:r>
+        <w:r>
+          <w:rPr>
+            <w:rFonts w:eastAsia="Times New Roman"/>
+            <w:color w:val="000000" w:themeColor="text1"/>
+            <w:sz w:val="24"/>
+            <w:szCs w:val="24"/>
+            <w:lang w:val="en-US"/>
+          </w:rPr>
+          <w:fldChar w:fldCharType="end"/>
+        </w:r>
+        <w:r>
+          <w:rPr>
+            <w:rFonts w:eastAsia="Times New Roman"/>
+            <w:color w:val="000000" w:themeColor="text1"/>
+            <w:sz w:val="24"/>
+            <w:szCs w:val="24"/>
+            <w:lang w:val="en-US"/>
+          </w:rPr>
+          <w:delText xml:space="preserve"> (</w:delText>
+        </w:r>
+        <w:r>
+          <w:rPr>
+            <w:rFonts w:eastAsia="Times New Roman"/>
+            <w:b/>
+            <w:bCs/>
+            <w:color w:val="000000" w:themeColor="text1"/>
+            <w:sz w:val="24"/>
+            <w:szCs w:val="24"/>
+            <w:lang w:val="en-US"/>
+          </w:rPr>
+          <w:delText>Fig. 4B</w:delText>
+        </w:r>
+        <w:r>
+          <w:rPr>
+            <w:rFonts w:eastAsia="Times New Roman"/>
+            <w:color w:val="000000" w:themeColor="text1"/>
+            <w:sz w:val="24"/>
+            <w:szCs w:val="24"/>
+            <w:lang w:val="en-US"/>
+          </w:rPr>
+          <w:delText>)</w:delText>
+        </w:r>
+      </w:del>
+      <w:del w:id="129" w:author="Ty Bottorff" w:date="2025-12-11T23:26:00Z" w16du:dateUtc="2025-12-12T07:26:00Z">
+        <w:r>
+          <w:rPr>
+            <w:rFonts w:eastAsia="Times New Roman"/>
+            <w:color w:val="000000" w:themeColor="text1"/>
+            <w:sz w:val="24"/>
+            <w:szCs w:val="24"/>
+            <w:lang w:val="en-US"/>
+          </w:rPr>
+          <w:delText>,</w:delText>
+        </w:r>
+      </w:del>
+      <w:del w:id="130" w:author="Ty Bottorff" w:date="2025-12-11T23:27:00Z" w16du:dateUtc="2025-12-12T07:27:00Z">
+        <w:r>
+          <w:rPr>
+            <w:rFonts w:eastAsia="Times New Roman"/>
+            <w:color w:val="000000" w:themeColor="text1"/>
+            <w:sz w:val="24"/>
+            <w:szCs w:val="24"/>
+            <w:lang w:val="en-US"/>
+          </w:rPr>
+          <w:delText xml:space="preserve"> then validated </w:delText>
+        </w:r>
+        <w:r>
+          <w:rPr>
+            <w:sz w:val="24"/>
+            <w:szCs w:val="24"/>
+            <w:lang w:val="en-US"/>
+          </w:rPr>
+          <w:delText xml:space="preserve">annotations with marker gene expression </w:delText>
+        </w:r>
+        <w:r>
+          <w:rPr>
+            <w:rFonts w:eastAsia="Times New Roman"/>
+            <w:color w:val="000000" w:themeColor="text1"/>
+            <w:sz w:val="24"/>
+            <w:szCs w:val="24"/>
+            <w:lang w:val="en-US"/>
+          </w:rPr>
+          <w:delText>(</w:delText>
+        </w:r>
+        <w:r>
+          <w:rPr>
+            <w:rFonts w:eastAsia="Times New Roman"/>
+            <w:b/>
+            <w:bCs/>
+            <w:color w:val="000000" w:themeColor="text1"/>
+            <w:sz w:val="24"/>
+            <w:szCs w:val="24"/>
+            <w:lang w:val="en-US"/>
+          </w:rPr>
+          <w:delText>Fig. 4C)</w:delText>
+        </w:r>
+        <w:r>
+          <w:rPr>
+            <w:rFonts w:eastAsia="Times New Roman"/>
+            <w:color w:val="000000" w:themeColor="text1"/>
+            <w:sz w:val="24"/>
+            <w:szCs w:val="24"/>
+            <w:lang w:val="en-US"/>
+          </w:rPr>
+          <w:delText xml:space="preserve">. </w:delText>
+        </w:r>
+      </w:del>
+      <w:del w:id="131" w:author="Ty Bottorff" w:date="2025-12-11T23:28:00Z" w16du:dateUtc="2025-12-12T07:28:00Z">
+        <w:r>
+          <w:rPr>
+            <w:rFonts w:eastAsia="Times New Roman"/>
+            <w:color w:val="000000" w:themeColor="text1"/>
+            <w:sz w:val="24"/>
+            <w:szCs w:val="24"/>
+            <w:lang w:val="en-US"/>
+          </w:rPr>
+          <w:delText xml:space="preserve">Markers cleanly separated </w:delText>
+        </w:r>
+      </w:del>
+      <w:del w:id="132" w:author="Ty Bottorff" w:date="2025-12-11T23:27:00Z" w16du:dateUtc="2025-12-12T07:27:00Z">
+        <w:r>
+          <w:rPr>
+            <w:rFonts w:eastAsia="Times New Roman"/>
+            <w:color w:val="000000" w:themeColor="text1"/>
+            <w:sz w:val="24"/>
+            <w:szCs w:val="24"/>
+            <w:lang w:val="en-US"/>
+          </w:rPr>
+          <w:delText xml:space="preserve">Naïve </w:delText>
+        </w:r>
+      </w:del>
+      <w:del w:id="133" w:author="Ty Bottorff" w:date="2025-12-11T23:28:00Z" w16du:dateUtc="2025-12-12T07:28:00Z">
+        <w:r>
+          <w:rPr>
+            <w:rFonts w:eastAsia="Times New Roman"/>
+            <w:color w:val="000000" w:themeColor="text1"/>
+            <w:sz w:val="24"/>
+            <w:szCs w:val="24"/>
+            <w:lang w:val="en-US"/>
+          </w:rPr>
+          <w:delText>and activated/effector cell compartments on the UMAP plots, enabling linkage of defined TCR chains to different transcriptomic profiles/programs</w:delText>
+        </w:r>
+      </w:del>
+      <w:r>
+        <w:rPr>
+          <w:rFonts w:eastAsia="Times New Roman"/>
+          <w:color w:val="000000" w:themeColor="text1"/>
+          <w:sz w:val="24"/>
+          <w:szCs w:val="24"/>
+          <w:lang w:val="en-US"/>
+        </w:rPr>
+        <w:t xml:space="preserve">. </w:t>
+      </w:r>
+      <w:del w:id="134" w:author="Ty Bottorff" w:date="2025-12-11T23:28:00Z" w16du:dateUtc="2025-12-12T07:28:00Z">
+        <w:r>
+          <w:rPr>
+            <w:rFonts w:eastAsia="Times New Roman"/>
+            <w:color w:val="000000" w:themeColor="text1"/>
+            <w:sz w:val="24"/>
+            <w:szCs w:val="24"/>
+            <w:lang w:val="en-US"/>
+          </w:rPr>
+          <w:delText xml:space="preserve">Mapping Spike-motif </w:delText>
+        </w:r>
+        <w:r>
+          <w:rPr>
+            <w:rFonts w:eastAsia="Times New Roman"/>
+            <w:i/>
+            <w:color w:val="000000" w:themeColor="text1"/>
+            <w:sz w:val="24"/>
+            <w:szCs w:val="24"/>
+            <w:lang w:val="en-US"/>
+          </w:rPr>
+          <w:delText>TRA</w:delText>
+        </w:r>
+        <w:r>
+          <w:rPr>
+            <w:rFonts w:eastAsia="Times New Roman"/>
+            <w:color w:val="000000" w:themeColor="text1"/>
+            <w:sz w:val="24"/>
+            <w:szCs w:val="24"/>
+            <w:lang w:val="en-US"/>
+          </w:rPr>
+          <w:delText xml:space="preserve"> TCRs versus controls (</w:delText>
+        </w:r>
+        <w:r>
+          <w:rPr>
+            <w:rFonts w:eastAsia="Times New Roman"/>
+            <w:b/>
+            <w:bCs/>
+            <w:color w:val="000000" w:themeColor="text1"/>
+            <w:sz w:val="24"/>
+            <w:szCs w:val="24"/>
+            <w:lang w:val="en-US"/>
+          </w:rPr>
+          <w:delText>Fig. 4C</w:delText>
+        </w:r>
+        <w:r>
+          <w:rPr>
+            <w:rFonts w:eastAsia="Times New Roman"/>
+            <w:color w:val="000000" w:themeColor="text1"/>
+            <w:sz w:val="24"/>
+            <w:szCs w:val="24"/>
+            <w:lang w:val="en-US"/>
+          </w:rPr>
+          <w:delText xml:space="preserve">) showed </w:delText>
+        </w:r>
+      </w:del>
+      <w:r>
+        <w:rPr>
+          <w:rFonts w:eastAsia="Times New Roman"/>
+          <w:color w:val="000000" w:themeColor="text1"/>
+          <w:sz w:val="24"/>
+          <w:szCs w:val="24"/>
+          <w:lang w:val="en-US"/>
+        </w:rPr>
+        <w:t xml:space="preserve">Spike-motif positive T cells </w:t>
+      </w:r>
+      <w:ins w:id="135" w:author="Ty Bottorff" w:date="2025-12-11T23:29:00Z" w16du:dateUtc="2025-12-12T07:29:00Z">
+        <w:r>
+          <w:rPr>
+            <w:rFonts w:eastAsia="Times New Roman"/>
+            <w:color w:val="000000" w:themeColor="text1"/>
+            <w:sz w:val="24"/>
+            <w:szCs w:val="24"/>
+            <w:lang w:val="en-US"/>
+          </w:rPr>
+          <w:t xml:space="preserve">were </w:t>
+        </w:r>
+      </w:ins>
+      <w:r>
+        <w:rPr>
+          <w:rFonts w:eastAsia="Times New Roman"/>
+          <w:color w:val="000000" w:themeColor="text1"/>
+          <w:sz w:val="24"/>
+          <w:szCs w:val="24"/>
+          <w:lang w:val="en-US"/>
+        </w:rPr>
+        <w:t xml:space="preserve">largely </w:t>
+      </w:r>
+      <w:ins w:id="136" w:author="Ty Bottorff" w:date="2025-12-11T23:29:00Z" w16du:dateUtc="2025-12-12T07:29:00Z">
+        <w:r>
+          <w:rPr>
+            <w:rFonts w:eastAsia="Times New Roman"/>
+            <w:color w:val="000000" w:themeColor="text1"/>
+            <w:sz w:val="24"/>
+            <w:szCs w:val="24"/>
+            <w:lang w:val="en-US"/>
+          </w:rPr>
+          <w:t xml:space="preserve">non-naïve </w:t>
+        </w:r>
+      </w:ins>
+      <w:ins w:id="137" w:author="Ty Bottorff" w:date="2025-12-11T23:30:00Z" w16du:dateUtc="2025-12-12T07:30:00Z">
+        <w:r>
+          <w:rPr>
+            <w:rFonts w:eastAsia="Times New Roman"/>
+            <w:color w:val="000000" w:themeColor="text1"/>
+            <w:sz w:val="24"/>
+            <w:szCs w:val="24"/>
+            <w:lang w:val="en-US"/>
+          </w:rPr>
+          <w:t xml:space="preserve">and </w:t>
+        </w:r>
+      </w:ins>
+      <w:ins w:id="138" w:author="Ty Bottorff" w:date="2025-12-11T23:32:00Z" w16du:dateUtc="2025-12-12T07:32:00Z">
+        <w:r>
+          <w:rPr>
+            <w:rFonts w:eastAsia="Times New Roman"/>
+            <w:color w:val="000000" w:themeColor="text1"/>
+            <w:sz w:val="24"/>
+            <w:szCs w:val="24"/>
+            <w:lang w:val="en-US"/>
+          </w:rPr>
+          <w:t>Tm/</w:t>
+        </w:r>
+      </w:ins>
+      <w:ins w:id="139" w:author="Ty Bottorff" w:date="2025-12-11T23:30:00Z" w16du:dateUtc="2025-12-12T07:30:00Z">
+        <w:r>
+          <w:rPr>
+            <w:rFonts w:eastAsia="Times New Roman"/>
+            <w:color w:val="000000" w:themeColor="text1"/>
+            <w:sz w:val="24"/>
+            <w:szCs w:val="24"/>
+            <w:lang w:val="en-US"/>
+          </w:rPr>
+          <w:t>Tfh-</w:t>
+        </w:r>
+      </w:ins>
+      <w:ins w:id="140" w:author="Ty Bottorff" w:date="2025-12-11T23:31:00Z" w16du:dateUtc="2025-12-12T07:31:00Z">
+        <w:r>
+          <w:rPr>
+            <w:rFonts w:eastAsia="Times New Roman"/>
+            <w:color w:val="000000" w:themeColor="text1"/>
+            <w:sz w:val="24"/>
+            <w:szCs w:val="24"/>
+            <w:lang w:val="en-US"/>
+          </w:rPr>
+          <w:t xml:space="preserve">effector-like </w:t>
+        </w:r>
+      </w:ins>
+      <w:ins w:id="141" w:author="Ty Bottorff" w:date="2025-12-11T23:29:00Z" w16du:dateUtc="2025-12-12T07:29:00Z">
+        <w:r>
+          <w:rPr>
+            <w:rFonts w:eastAsia="Times New Roman"/>
+            <w:color w:val="000000" w:themeColor="text1"/>
+            <w:sz w:val="24"/>
+            <w:szCs w:val="24"/>
+            <w:lang w:val="en-US"/>
+          </w:rPr>
+          <w:t>(Fig. 4</w:t>
+        </w:r>
+      </w:ins>
+      <w:ins w:id="142" w:author="Ty Bottorff" w:date="2025-12-11T23:31:00Z" w16du:dateUtc="2025-12-12T07:31:00Z">
+        <w:r>
+          <w:rPr>
+            <w:rFonts w:eastAsia="Times New Roman"/>
+            <w:color w:val="000000" w:themeColor="text1"/>
+            <w:sz w:val="24"/>
+            <w:szCs w:val="24"/>
+            <w:lang w:val="en-US"/>
+          </w:rPr>
+          <w:t>D</w:t>
+        </w:r>
+      </w:ins>
+      <w:ins w:id="143" w:author="Ty Bottorff" w:date="2025-12-11T23:32:00Z" w16du:dateUtc="2025-12-12T07:32:00Z">
+        <w:r>
+          <w:rPr>
+            <w:rFonts w:eastAsia="Times New Roman"/>
+            <w:color w:val="000000" w:themeColor="text1"/>
+            <w:sz w:val="24"/>
+            <w:szCs w:val="24"/>
+            <w:lang w:val="en-US"/>
+          </w:rPr>
+          <w:t>-E</w:t>
+        </w:r>
+      </w:ins>
+      <w:ins w:id="144" w:author="Ty Bottorff" w:date="2025-12-11T23:33:00Z" w16du:dateUtc="2025-12-12T07:33:00Z">
+        <w:r>
+          <w:rPr>
+            <w:rFonts w:eastAsia="Times New Roman"/>
+            <w:color w:val="000000" w:themeColor="text1"/>
+            <w:sz w:val="24"/>
+            <w:szCs w:val="24"/>
+            <w:lang w:val="en-US"/>
+          </w:rPr>
+          <w:t xml:space="preserve">, also F? can’t read </w:t>
+        </w:r>
+        <w:r>
+          <w:rPr>
+            <w:rFonts w:eastAsia="Times New Roman"/>
+            <w:color w:val="000000" w:themeColor="text1"/>
+            <w:sz w:val="24"/>
+            <w:szCs w:val="24"/>
+            <w:lang w:val="en-US"/>
+          </w:rPr>
+          <w:t>panel F)</w:t>
+        </w:r>
+        <w:r>
+          <w:rPr>
+            <w:rFonts w:eastAsia="Times New Roman"/>
+            <w:color w:val="000000" w:themeColor="text1"/>
+            <w:sz w:val="24"/>
+            <w:szCs w:val="24"/>
+            <w:lang w:val="en-US"/>
+          </w:rPr>
+          <w:t xml:space="preserve">, </w:t>
+        </w:r>
+      </w:ins>
+      <w:del w:id="145" w:author="Ty Bottorff" w:date="2025-12-11T23:29:00Z" w16du:dateUtc="2025-12-12T07:29:00Z">
+        <w:r>
+          <w:rPr>
+            <w:rFonts w:eastAsia="Times New Roman"/>
+            <w:color w:val="000000" w:themeColor="text1"/>
+            <w:sz w:val="24"/>
+            <w:szCs w:val="24"/>
+            <w:lang w:val="en-US"/>
+          </w:rPr>
+          <w:delText>absent from the Naïve cell region</w:delText>
+        </w:r>
+      </w:del>
+      <w:del w:id="146" w:author="Ty Bottorff" w:date="2025-12-11T23:33:00Z" w16du:dateUtc="2025-12-12T07:33:00Z">
+        <w:r>
+          <w:rPr>
+            <w:rFonts w:eastAsia="Times New Roman"/>
+            <w:color w:val="000000" w:themeColor="text1"/>
+            <w:sz w:val="24"/>
+            <w:szCs w:val="24"/>
+            <w:lang w:val="en-US"/>
+          </w:rPr>
+          <w:delText xml:space="preserve">, </w:delText>
+        </w:r>
+      </w:del>
+      <w:r>
+        <w:rPr>
+          <w:rFonts w:eastAsia="Times New Roman"/>
+          <w:color w:val="000000" w:themeColor="text1"/>
+          <w:sz w:val="24"/>
+          <w:szCs w:val="24"/>
+          <w:lang w:val="en-US"/>
+        </w:rPr>
+        <w:t xml:space="preserve">consistent with an antigen experienced phenotype(s). </w:t>
+      </w:r>
+      <w:commentRangeStart w:id="147"/>
+      <w:r>
+        <w:rPr>
+          <w:rFonts w:eastAsia="Times New Roman"/>
+          <w:color w:val="000000" w:themeColor="text1"/>
+          <w:sz w:val="24"/>
+          <w:szCs w:val="24"/>
+          <w:lang w:val="en-US"/>
+        </w:rPr>
+        <w:t xml:space="preserve">A two-dimensional kernel density estimate (2D KDE) plot showed depletion of </w:t>
+      </w:r>
+      <w:commentRangeEnd w:id="147"/>
+      <w:r>
+        <w:rPr>
+          <w:rStyle w:val="CommentReference"/>
+        </w:rPr>
+        <w:commentReference w:id="147"/>
+      </w:r>
+      <w:del w:id="148" w:author="Ty Bottorff" w:date="2025-12-11T23:31:00Z" w16du:dateUtc="2025-12-12T07:31:00Z">
+        <w:r>
+          <w:rPr>
+            <w:rFonts w:eastAsia="Times New Roman"/>
+            <w:color w:val="000000" w:themeColor="text1"/>
+            <w:sz w:val="24"/>
+            <w:szCs w:val="24"/>
+            <w:lang w:val="en-US"/>
+          </w:rPr>
+          <w:delText>Spike-directed TCRs in Naïve cell and enrichment in Tfh-like effector cell compartments (</w:delText>
+        </w:r>
+        <w:r>
+          <w:rPr>
+            <w:rFonts w:eastAsia="Times New Roman"/>
+            <w:b/>
+            <w:bCs/>
+            <w:color w:val="000000" w:themeColor="text1"/>
+            <w:sz w:val="24"/>
+            <w:szCs w:val="24"/>
+            <w:lang w:val="en-US"/>
+          </w:rPr>
+          <w:delText>Fig. 4D</w:delText>
+        </w:r>
+        <w:r>
+          <w:rPr>
+            <w:rFonts w:eastAsia="Times New Roman"/>
+            <w:color w:val="000000" w:themeColor="text1"/>
+            <w:sz w:val="24"/>
+            <w:szCs w:val="24"/>
+            <w:lang w:val="en-US"/>
+          </w:rPr>
+          <w:delText>)</w:delText>
+        </w:r>
+      </w:del>
+      <w:r>
+        <w:rPr>
+          <w:rFonts w:eastAsia="Times New Roman"/>
+          <w:color w:val="000000" w:themeColor="text1"/>
+          <w:sz w:val="24"/>
+          <w:szCs w:val="24"/>
+          <w:lang w:val="en-US"/>
+        </w:rPr>
+        <w:t>.</w:t>
+      </w:r>
+      <w:ins w:id="149" w:author="Ty Bottorff" w:date="2025-12-11T23:33:00Z" w16du:dateUtc="2025-12-12T07:33:00Z">
+        <w:r>
+          <w:rPr>
+            <w:rFonts w:eastAsia="Times New Roman"/>
+            <w:color w:val="000000" w:themeColor="text1"/>
+            <w:sz w:val="24"/>
+            <w:szCs w:val="24"/>
+            <w:lang w:val="en-US"/>
+          </w:rPr>
+          <w:t xml:space="preserve"> </w:t>
+        </w:r>
+      </w:ins>
+      <w:del w:id="150" w:author="Ty Bottorff" w:date="2025-12-11T23:33:00Z" w16du:dateUtc="2025-12-12T07:33:00Z">
+        <w:r>
+          <w:rPr>
+            <w:rFonts w:eastAsia="Times New Roman"/>
+            <w:color w:val="000000" w:themeColor="text1"/>
+            <w:sz w:val="24"/>
+            <w:szCs w:val="24"/>
+            <w:lang w:val="en-US"/>
+          </w:rPr>
+          <w:delText xml:space="preserve"> </w:delText>
+        </w:r>
+        <w:r>
+          <w:rPr>
+            <w:rFonts w:eastAsia="Times New Roman"/>
+            <w:color w:val="000000" w:themeColor="text1"/>
+            <w:sz w:val="24"/>
+            <w:szCs w:val="24"/>
+            <w:lang w:val="en-US"/>
+          </w:rPr>
+          <w:delText>Quantifying Spike-motif TCR counts versus random TCRs by cluster (</w:delText>
+        </w:r>
+        <w:r>
+          <w:rPr>
+            <w:rFonts w:eastAsia="Times New Roman"/>
+            <w:b/>
+            <w:bCs/>
+            <w:color w:val="000000" w:themeColor="text1"/>
+            <w:sz w:val="24"/>
+            <w:szCs w:val="24"/>
+            <w:lang w:val="en-US"/>
+          </w:rPr>
+          <w:delText>Fig. 4E</w:delText>
+        </w:r>
+        <w:r>
+          <w:rPr>
+            <w:rFonts w:eastAsia="Times New Roman"/>
+            <w:color w:val="000000" w:themeColor="text1"/>
+            <w:sz w:val="24"/>
+            <w:szCs w:val="24"/>
+            <w:lang w:val="en-US"/>
+          </w:rPr>
+          <w:delText>) confirmed significant depletion in Naïve cells, with enrichment in Memory (Tm) and Effector (Tfh-like) cells (</w:delText>
+        </w:r>
+        <w:r>
+          <w:rPr>
+            <w:rFonts w:eastAsia="Times New Roman"/>
+            <w:b/>
+            <w:bCs/>
+            <w:color w:val="000000" w:themeColor="text1"/>
+            <w:sz w:val="24"/>
+            <w:szCs w:val="24"/>
+            <w:lang w:val="en-US"/>
+          </w:rPr>
+          <w:delText>Fig. 4F</w:delText>
+        </w:r>
+        <w:r>
+          <w:rPr>
+            <w:rFonts w:eastAsia="Times New Roman"/>
+            <w:color w:val="000000" w:themeColor="text1"/>
+            <w:sz w:val="24"/>
+            <w:szCs w:val="24"/>
+            <w:lang w:val="en-US"/>
+          </w:rPr>
+          <w:delText xml:space="preserve">). </w:delText>
+        </w:r>
+      </w:del>
+      <w:r>
+        <w:rPr>
+          <w:rFonts w:eastAsia="Times New Roman"/>
+          <w:color w:val="000000" w:themeColor="text1"/>
+          <w:sz w:val="24"/>
+          <w:szCs w:val="24"/>
+          <w:lang w:val="en-US"/>
+        </w:rPr>
+        <w:t>Non-Spike motif TCR counts were also higher in Tm cells but not Tfh-like cells. Additionally, when compar</w:t>
+      </w:r>
+      <w:ins w:id="151" w:author="Ty Bottorff" w:date="2025-12-11T23:34:00Z" w16du:dateUtc="2025-12-12T07:34:00Z">
+        <w:r>
+          <w:rPr>
+            <w:rFonts w:eastAsia="Times New Roman"/>
+            <w:color w:val="000000" w:themeColor="text1"/>
+            <w:sz w:val="24"/>
+            <w:szCs w:val="24"/>
+            <w:lang w:val="en-US"/>
+          </w:rPr>
+          <w:t xml:space="preserve">ed directly, </w:t>
+        </w:r>
+      </w:ins>
+      <w:del w:id="152" w:author="Ty Bottorff" w:date="2025-12-11T23:34:00Z" w16du:dateUtc="2025-12-12T07:34:00Z">
+        <w:r>
+          <w:rPr>
+            <w:rFonts w:eastAsia="Times New Roman"/>
+            <w:color w:val="000000" w:themeColor="text1"/>
+            <w:sz w:val="24"/>
+            <w:szCs w:val="24"/>
+            <w:lang w:val="en-US"/>
+          </w:rPr>
+          <w:delText>ing</w:delText>
+        </w:r>
+      </w:del>
+      <w:r>
+        <w:rPr>
+          <w:rFonts w:eastAsia="Times New Roman"/>
+          <w:color w:val="000000" w:themeColor="text1"/>
+          <w:sz w:val="24"/>
+          <w:szCs w:val="24"/>
+          <w:lang w:val="en-US"/>
+        </w:rPr>
+        <w:t xml:space="preserve"> distributions of Spike-specific TCRs directly to non-Spike-specific TCRs, there was enrichment of cytotoxic cells of the former and depletion of the latter (</w:t>
+      </w:r>
+      <w:r>
+        <w:rPr>
+          <w:rFonts w:eastAsia="Times New Roman"/>
+          <w:i/>
+          <w:iCs/>
+          <w:color w:val="000000" w:themeColor="text1"/>
+          <w:sz w:val="24"/>
+          <w:szCs w:val="24"/>
+          <w:lang w:val="en-US"/>
+        </w:rPr>
+        <w:t>p</w:t>
+      </w:r>
+      <w:r>
+        <w:rPr>
+          <w:rFonts w:eastAsia="Times New Roman"/>
+          <w:color w:val="000000" w:themeColor="text1"/>
+          <w:sz w:val="24"/>
+          <w:szCs w:val="24"/>
+          <w:lang w:val="en-US"/>
+        </w:rPr>
+        <w:t xml:space="preserve"> = 3.82e-04, Fisher’s exact test)</w:t>
+      </w:r>
+      <w:ins w:id="153" w:author="Ty Bottorff" w:date="2025-12-11T23:33:00Z" w16du:dateUtc="2025-12-12T07:33:00Z">
+        <w:r>
+          <w:rPr>
+            <w:rFonts w:eastAsia="Times New Roman"/>
+            <w:color w:val="000000" w:themeColor="text1"/>
+            <w:sz w:val="24"/>
+            <w:szCs w:val="24"/>
+            <w:lang w:val="en-US"/>
+          </w:rPr>
+          <w:t>.</w:t>
+        </w:r>
+      </w:ins>
+      <w:r>
+        <w:rPr>
+          <w:rFonts w:eastAsia="Times New Roman"/>
+          <w:color w:val="000000" w:themeColor="text1"/>
+          <w:sz w:val="24"/>
+          <w:szCs w:val="24"/>
+          <w:lang w:val="en-US"/>
+        </w:rPr>
+        <w:t xml:space="preserve"> These findings are consistent with prior </w:t>
+      </w:r>
+      <w:r>
+        <w:rPr>
+          <w:rFonts w:eastAsia="Times New Roman"/>
+          <w:i/>
+          <w:iCs/>
+          <w:color w:val="000000" w:themeColor="text1"/>
+          <w:sz w:val="24"/>
+          <w:szCs w:val="24"/>
+          <w:lang w:val="en-US"/>
+        </w:rPr>
+        <w:t>in vivo</w:t>
+      </w:r>
+      <w:r>
+        <w:rPr>
+          <w:rFonts w:eastAsia="Times New Roman"/>
+          <w:color w:val="000000" w:themeColor="text1"/>
+          <w:sz w:val="24"/>
+          <w:szCs w:val="24"/>
+          <w:lang w:val="en-US"/>
+        </w:rPr>
+        <w:t xml:space="preserve"> TCR engagement of T cells with Spike-motif directed TCRs.</w:t>
+      </w:r>
+    </w:p>
+    <w:p>
+      <w:pPr>
+        <w:spacing w:after="120" w:line="360" w:lineRule="auto"/>
+        <w:rPr>
           <w:sz w:val="24"/>
           <w:szCs w:val="24"/>
           <w:lang w:val="en-US"/>
@@ -6652,25 +9003,7 @@
           <w:szCs w:val="24"/>
           <w:lang w:val="en-US"/>
         </w:rPr>
-        <w:t xml:space="preserve">2 mismatches concentrated in a </w:t>
-      </w:r>
-      <w:proofErr w:type="spellStart"/>
-      <w:r>
-        <w:rPr>
-          <w:sz w:val="24"/>
-          <w:szCs w:val="24"/>
-          <w:lang w:val="en-US"/>
-        </w:rPr>
-        <w:t>Tfh</w:t>
-      </w:r>
-      <w:proofErr w:type="spellEnd"/>
-      <w:r>
-        <w:rPr>
-          <w:sz w:val="24"/>
-          <w:szCs w:val="24"/>
-          <w:lang w:val="en-US"/>
-        </w:rPr>
-        <w:t>-like region (</w:t>
+        <w:t>2 mismatches concentrated in a Tfh-like region (</w:t>
       </w:r>
       <w:r>
         <w:rPr>
@@ -6748,18 +9081,7 @@
           <w:szCs w:val="24"/>
           <w:lang w:val="en-US"/>
         </w:rPr>
-        <w:t xml:space="preserve"> TCRs to trigger CD4+ T cell activation and differentiation in COVID-19 </w:t>
-      </w:r>
-      <w:r>
-        <w:rPr>
-          <w:rFonts w:eastAsia="Times New Roman"/>
-          <w:color w:val="000000" w:themeColor="text1"/>
-          <w:sz w:val="24"/>
-          <w:szCs w:val="24"/>
-          <w:lang w:val="en-US"/>
-        </w:rPr>
-        <w:lastRenderedPageBreak/>
-        <w:t>patients. We used pseudotime to order cells from a Naïve cell root (</w:t>
+        <w:t xml:space="preserve"> TCRs to trigger CD4+ T cell activation and differentiation in COVID-19 patients. We used pseudotime to order cells from a Naïve cell root (</w:t>
       </w:r>
       <w:r>
         <w:rPr>
@@ -6825,7 +9147,18 @@
           <w:szCs w:val="24"/>
           <w:lang w:val="en-US"/>
         </w:rPr>
-        <w:t>). Compared with random cells, both consensus and 1–2-mismatch Spike-motif expressing cells were right-shifted, with a progressively less significant shift for more mismatched cells (</w:t>
+        <w:t xml:space="preserve">). Compared with random cells, both consensus and 1–2-mismatch Spike-motif </w:t>
+      </w:r>
+      <w:r>
+        <w:rPr>
+          <w:rFonts w:eastAsia="Times New Roman"/>
+          <w:color w:val="000000" w:themeColor="text1"/>
+          <w:sz w:val="24"/>
+          <w:szCs w:val="24"/>
+          <w:lang w:val="en-US"/>
+        </w:rPr>
+        <w:lastRenderedPageBreak/>
+        <w:t>expressing cells were right-shifted, with a progressively less significant shift for more mismatched cells (</w:t>
       </w:r>
       <w:r>
         <w:rPr>
@@ -6871,8 +9204,8 @@
         </w:rPr>
         <w:t xml:space="preserve"> junction mismatches reduce but do not abolish TCR triggering in Spike-motif expressing cells.</w:t>
       </w:r>
-      <w:bookmarkStart w:id="5" w:name="_o9x20ovpqb1o"/>
-      <w:bookmarkEnd w:id="5"/>
+      <w:bookmarkStart w:id="154" w:name="_o9x20ovpqb1o"/>
+      <w:bookmarkEnd w:id="154"/>
       <w:r>
         <w:rPr>
           <w:rFonts w:eastAsia="Times New Roman"/>
@@ -6920,8 +9253,8 @@
           <w:szCs w:val="24"/>
         </w:rPr>
       </w:pPr>
-      <w:bookmarkStart w:id="6" w:name="_eh6fyzknut7n" w:colFirst="0" w:colLast="0"/>
-      <w:bookmarkEnd w:id="6"/>
+      <w:bookmarkStart w:id="155" w:name="_eh6fyzknut7n" w:colFirst="0" w:colLast="0"/>
+      <w:bookmarkEnd w:id="155"/>
       <w:r>
         <w:rPr>
           <w:rFonts w:eastAsia="Times New Roman"/>
@@ -7316,16 +9649,7 @@
           <w:szCs w:val="24"/>
           <w:lang w:val="en-US"/>
         </w:rPr>
-        <w:t xml:space="preserve"> chains show evidence of prior activation. Still, some alphaCentric </w:t>
-      </w:r>
-      <w:r>
-        <w:rPr>
-          <w:sz w:val="24"/>
-          <w:szCs w:val="24"/>
-          <w:lang w:val="en-US"/>
-        </w:rPr>
-        <w:lastRenderedPageBreak/>
-        <w:t xml:space="preserve">TCRs may use </w:t>
+        <w:t xml:space="preserve"> chains show evidence of prior activation. Still, some alphaCentric TCRs may use </w:t>
       </w:r>
       <w:r>
         <w:rPr>
@@ -7379,6 +9703,7 @@
           <w:szCs w:val="24"/>
           <w:lang w:val="en-US"/>
         </w:rPr>
+        <w:lastRenderedPageBreak/>
         <w:t xml:space="preserve">After SARS-CoV-2 infection, overall chain-centric frequencies change modestly, but the composition of alphaCentric </w:t>
       </w:r>
       <w:r>
@@ -7974,15 +10299,7 @@
           <w:sz w:val="24"/>
           <w:szCs w:val="24"/>
         </w:rPr>
-        <w:t xml:space="preserve">introduces curation bias and uneven specificity labeling. For example, some “single specificity” entries are likely understudied </w:t>
-      </w:r>
-      <w:r>
-        <w:rPr>
-          <w:sz w:val="24"/>
-          <w:szCs w:val="24"/>
-        </w:rPr>
-        <w:lastRenderedPageBreak/>
-        <w:t xml:space="preserve">multi-specific TCRs. Prospective, high-throughput specificity mapping will be critical to </w:t>
+        <w:t xml:space="preserve">introduces curation bias and uneven specificity labeling. For example, some “single specificity” entries are likely understudied multi-specific TCRs. Prospective, high-throughput specificity mapping will be critical to </w:t>
       </w:r>
       <w:r>
         <w:rPr>
@@ -8013,7 +10330,17 @@
           <w:sz w:val="24"/>
           <w:szCs w:val="24"/>
         </w:rPr>
-        <w:t xml:space="preserve">Translationally, the abundance of potentially multi-specific, chain-centric TCRs should inform therapeutic candidate selection. AlphaCentric receptors need not be excluded a priori, as maximal selectivity of drugs is not invariably optimal </w:t>
+        <w:t xml:space="preserve">Translationally, the abundance of potentially multi-specific, chain-centric TCRs should inform therapeutic candidate selection. AlphaCentric receptors need not be excluded a </w:t>
+      </w:r>
+      <w:r>
+        <w:rPr>
+          <w:rFonts w:ascii="Arial" w:hAnsi="Arial" w:cs="Arial"/>
+          <w:color w:val="000000" w:themeColor="text1"/>
+          <w:sz w:val="24"/>
+          <w:szCs w:val="24"/>
+        </w:rPr>
+        <w:lastRenderedPageBreak/>
+        <w:t xml:space="preserve">priori, as maximal selectivity of drugs is not invariably optimal </w:t>
       </w:r>
       <w:r>
         <w:rPr>
@@ -8228,8 +10555,8 @@
           <w:szCs w:val="24"/>
         </w:rPr>
       </w:pPr>
-      <w:bookmarkStart w:id="7" w:name="_kfdwou66xm1c" w:colFirst="0" w:colLast="0"/>
-      <w:bookmarkEnd w:id="7"/>
+      <w:bookmarkStart w:id="156" w:name="_kfdwou66xm1c" w:colFirst="0" w:colLast="0"/>
+      <w:bookmarkEnd w:id="156"/>
       <w:r>
         <w:rPr>
           <w:rFonts w:eastAsia="Times New Roman" w:cs="Arial"/>
@@ -8358,7 +10685,7 @@
         </w:rPr>
         <w:t xml:space="preserve"> (</w:t>
       </w:r>
-      <w:hyperlink r:id="rId5" w:history="1">
+      <w:hyperlink r:id="rId9" w:history="1">
         <w:r>
           <w:rPr>
             <w:rStyle w:val="Hyperlink"/>
@@ -8554,27 +10881,7 @@
           <w:sz w:val="24"/>
           <w:szCs w:val="24"/>
         </w:rPr>
-        <w:t xml:space="preserve">, GEO (GSE1620861), and </w:t>
-      </w:r>
-      <w:proofErr w:type="spellStart"/>
-      <w:r>
-        <w:rPr>
-          <w:rFonts w:eastAsia="Times New Roman"/>
-          <w:color w:val="000000"/>
-          <w:sz w:val="24"/>
-          <w:szCs w:val="24"/>
-        </w:rPr>
-        <w:t>ArrayExpress</w:t>
-      </w:r>
-      <w:proofErr w:type="spellEnd"/>
-      <w:r>
-        <w:rPr>
-          <w:rFonts w:eastAsia="Times New Roman"/>
-          <w:color w:val="000000"/>
-          <w:sz w:val="24"/>
-          <w:szCs w:val="24"/>
-        </w:rPr>
-        <w:t xml:space="preserve"> (E-MTAB-10026, E-MTAB-9357). Datasets were chosen for comparable cohorts, wet-lab/scRNA-seq methods, and sampling windows. Disease labels were harmonized, analyses were restricted to CD4</w:t>
+        <w:t>, GEO (GSE1620861), and ArrayExpress (E-MTAB-10026, E-MTAB-9357). Datasets were chosen for comparable cohorts, wet-lab/scRNA-seq methods, and sampling windows. Disease labels were harmonized, analyses were restricted to CD4</w:t>
       </w:r>
       <w:r>
         <w:rPr>
@@ -8735,50 +11042,15 @@
           <w:sz w:val="24"/>
           <w:szCs w:val="24"/>
         </w:rPr>
-        <w:t xml:space="preserve"> </w:t>
-      </w:r>
-      <w:proofErr w:type="spellStart"/>
-      <w:r>
-        <w:rPr>
-          <w:i/>
-          <w:sz w:val="24"/>
-          <w:szCs w:val="24"/>
-        </w:rPr>
-        <w:t>VDJdb</w:t>
-      </w:r>
-      <w:proofErr w:type="spellEnd"/>
-      <w:r>
-        <w:rPr>
-          <w:i/>
-          <w:sz w:val="24"/>
-          <w:szCs w:val="24"/>
-        </w:rPr>
-        <w:t xml:space="preserve"> </w:t>
-      </w:r>
-      <w:r>
-        <w:rPr>
-          <w:sz w:val="24"/>
-          <w:szCs w:val="24"/>
-        </w:rPr>
-        <w:t xml:space="preserve">lacks </w:t>
-      </w:r>
-      <w:proofErr w:type="spellStart"/>
-      <w:r>
-        <w:rPr>
-          <w:sz w:val="24"/>
-          <w:szCs w:val="24"/>
-        </w:rPr>
-        <w:t>nt</w:t>
-      </w:r>
-      <w:proofErr w:type="spellEnd"/>
-      <w:r>
-        <w:rPr>
-          <w:sz w:val="24"/>
-          <w:szCs w:val="24"/>
-        </w:rPr>
-        <w:t xml:space="preserve"> junction sequences, we reconstructed full TCR cDNAs from V/(D)J/junction amino-acid inputs using </w:t>
-      </w:r>
-      <w:proofErr w:type="spellStart"/>
+        <w:t xml:space="preserve"> VDJdb </w:t>
+      </w:r>
+      <w:r>
+        <w:rPr>
+          <w:sz w:val="24"/>
+          <w:szCs w:val="24"/>
+        </w:rPr>
+        <w:t xml:space="preserve">lacks nt junction sequences, we reconstructed full TCR cDNAs from V/(D)J/junction amino-acid inputs using </w:t>
+      </w:r>
       <w:r>
         <w:rPr>
           <w:i/>
@@ -8788,7 +11060,6 @@
         </w:rPr>
         <w:t>Stitchr</w:t>
       </w:r>
-      <w:proofErr w:type="spellEnd"/>
       <w:r>
         <w:rPr>
           <w:sz w:val="24"/>
@@ -8851,7 +11122,6 @@
         </w:rPr>
         <w:t xml:space="preserve">TCR sequence features were derived from </w:t>
       </w:r>
-      <w:proofErr w:type="spellStart"/>
       <w:r>
         <w:rPr>
           <w:rFonts w:eastAsia="Times New Roman"/>
@@ -8863,7 +11133,6 @@
         </w:rPr>
         <w:t>Stitchr</w:t>
       </w:r>
-      <w:proofErr w:type="spellEnd"/>
       <w:r>
         <w:rPr>
           <w:rFonts w:eastAsia="Times New Roman"/>
@@ -8882,31 +11151,7 @@
           <w:sz w:val="24"/>
           <w:szCs w:val="24"/>
         </w:rPr>
-        <w:t>IMGT/</w:t>
-      </w:r>
-      <w:proofErr w:type="spellStart"/>
-      <w:r>
-        <w:rPr>
-          <w:rFonts w:eastAsia="Times New Roman"/>
-          <w:i/>
-          <w:iCs/>
-          <w:color w:val="000000"/>
-          <w:sz w:val="24"/>
-          <w:szCs w:val="24"/>
-        </w:rPr>
-        <w:t>HighV</w:t>
-      </w:r>
-      <w:proofErr w:type="spellEnd"/>
-      <w:r>
-        <w:rPr>
-          <w:rFonts w:eastAsia="Times New Roman"/>
-          <w:i/>
-          <w:iCs/>
-          <w:color w:val="000000"/>
-          <w:sz w:val="24"/>
-          <w:szCs w:val="24"/>
-        </w:rPr>
-        <w:t>-QUEST</w:t>
+        <w:t>IMGT/HighV-QUEST</w:t>
       </w:r>
       <w:r>
         <w:rPr>
@@ -8993,37 +11238,26 @@
           <w:sz w:val="24"/>
           <w:szCs w:val="24"/>
         </w:rPr>
+        <w:t>Data preprocessing and quality control</w:t>
+      </w:r>
+      <w:r>
+        <w:rPr>
+          <w:rFonts w:eastAsia="Times New Roman"/>
+          <w:color w:val="000000"/>
+          <w:sz w:val="24"/>
+          <w:szCs w:val="24"/>
+        </w:rPr>
+        <w:t xml:space="preserve">. Data were downloaded locally and harmonized to a common schema. Records with missing chains were removed, retaining only paired α/β TCRs. Unless noted, junctions were filtered to the canonical </w:t>
+      </w:r>
+      <w:r>
+        <w:rPr>
+          <w:rFonts w:eastAsia="Times New Roman"/>
+          <w:color w:val="000000"/>
+          <w:sz w:val="24"/>
+          <w:szCs w:val="24"/>
+        </w:rPr>
         <w:lastRenderedPageBreak/>
-        <w:t>Data preprocessing and quality control</w:t>
-      </w:r>
-      <w:r>
-        <w:rPr>
-          <w:rFonts w:eastAsia="Times New Roman"/>
-          <w:color w:val="000000"/>
-          <w:sz w:val="24"/>
-          <w:szCs w:val="24"/>
-        </w:rPr>
-        <w:t xml:space="preserve">. Data were downloaded locally and harmonized to a common schema. Records with missing chains were removed, retaining only paired α/β TCRs. Unless noted, junctions were filtered to the canonical C…F/W motif. For specific analyses, MAIT and </w:t>
-      </w:r>
-      <w:proofErr w:type="spellStart"/>
-      <w:r>
-        <w:rPr>
-          <w:rFonts w:eastAsia="Times New Roman"/>
-          <w:color w:val="000000"/>
-          <w:sz w:val="24"/>
-          <w:szCs w:val="24"/>
-        </w:rPr>
-        <w:t>iNKT</w:t>
-      </w:r>
-      <w:proofErr w:type="spellEnd"/>
-      <w:r>
-        <w:rPr>
-          <w:rFonts w:eastAsia="Times New Roman"/>
-          <w:color w:val="000000"/>
-          <w:sz w:val="24"/>
-          <w:szCs w:val="24"/>
-        </w:rPr>
-        <w:t xml:space="preserve"> sequences were excluded using motif- and V/J–based rules.</w:t>
+        <w:t>C…F/W motif. For specific analyses, MAIT and iNKT sequences were excluded using motif- and V/J–based rules.</w:t>
       </w:r>
     </w:p>
     <w:p>
@@ -9155,8 +11389,8 @@
         </w:rPr>
         <w:t>, yielding unified categories—healthy, mild, moderate, severe—and enabling consistent cross-study comparisons.</w:t>
       </w:r>
-      <w:bookmarkStart w:id="8" w:name="_e1gfcu9g0t92" w:colFirst="0" w:colLast="0"/>
-      <w:bookmarkEnd w:id="8"/>
+      <w:bookmarkStart w:id="157" w:name="_e1gfcu9g0t92" w:colFirst="0" w:colLast="0"/>
+      <w:bookmarkEnd w:id="157"/>
       <w:r>
         <w:rPr>
           <w:rFonts w:eastAsia="Times New Roman"/>
@@ -9320,8 +11554,8 @@
         </w:rPr>
         <w:t>.</w:t>
       </w:r>
-      <w:bookmarkStart w:id="9" w:name="_apduu5srgkf4" w:colFirst="0" w:colLast="0"/>
-      <w:bookmarkEnd w:id="9"/>
+      <w:bookmarkStart w:id="158" w:name="_apduu5srgkf4" w:colFirst="0" w:colLast="0"/>
+      <w:bookmarkEnd w:id="158"/>
     </w:p>
     <w:p>
       <w:pPr>
@@ -9429,27 +11663,7 @@
           <w:sz w:val="24"/>
           <w:szCs w:val="24"/>
         </w:rPr>
-        <w:t xml:space="preserve"> junction met that criterion. Because some donors were sampled more than once, we created a </w:t>
-      </w:r>
-      <w:proofErr w:type="spellStart"/>
-      <w:r>
-        <w:rPr>
-          <w:rFonts w:eastAsia="Times New Roman"/>
-          <w:color w:val="000000"/>
-          <w:sz w:val="24"/>
-          <w:szCs w:val="24"/>
-        </w:rPr>
-        <w:t>donorVisit</w:t>
-      </w:r>
-      <w:proofErr w:type="spellEnd"/>
-      <w:r>
-        <w:rPr>
-          <w:rFonts w:eastAsia="Times New Roman"/>
-          <w:color w:val="000000"/>
-          <w:sz w:val="24"/>
-          <w:szCs w:val="24"/>
-        </w:rPr>
-        <w:t xml:space="preserve"> key (donor × collection time) to align each sample with the appropriate disease state and to compute public-TCR proportions per visit.</w:t>
+        <w:t xml:space="preserve"> junction met that criterion. Because some donors were sampled more than once, we created a donorVisit key (donor × collection time) to align each sample with the appropriate disease state and to compute public-TCR proportions per visit.</w:t>
       </w:r>
     </w:p>
     <w:p>
@@ -9551,27 +11765,7 @@
           <w:sz w:val="24"/>
           <w:szCs w:val="24"/>
         </w:rPr>
-        <w:t xml:space="preserve">; </w:t>
-      </w:r>
-      <w:proofErr w:type="spellStart"/>
-      <w:r>
-        <w:rPr>
-          <w:rFonts w:eastAsia="Times New Roman"/>
-          <w:color w:val="000000"/>
-          <w:sz w:val="24"/>
-          <w:szCs w:val="24"/>
-        </w:rPr>
-        <w:t>bothCentric</w:t>
-      </w:r>
-      <w:proofErr w:type="spellEnd"/>
-      <w:r>
-        <w:rPr>
-          <w:rFonts w:eastAsia="Times New Roman"/>
-          <w:color w:val="000000"/>
-          <w:sz w:val="24"/>
-          <w:szCs w:val="24"/>
-        </w:rPr>
-        <w:t xml:space="preserve"> when both conditions held; and neither when neither condition did</w:t>
+        <w:t>; bothCentric when both conditions held; and neither when neither condition did</w:t>
       </w:r>
       <w:r>
         <w:rPr>
@@ -9602,47 +11796,7 @@
           <w:sz w:val="24"/>
           <w:szCs w:val="24"/>
         </w:rPr>
-        <w:t xml:space="preserve">Junction sequence motifs were visualized as sequence logos using R packages </w:t>
-      </w:r>
-      <w:proofErr w:type="spellStart"/>
-      <w:r>
-        <w:rPr>
-          <w:rFonts w:eastAsia="Times New Roman"/>
-          <w:color w:val="000000"/>
-          <w:sz w:val="24"/>
-          <w:szCs w:val="24"/>
-        </w:rPr>
-        <w:t>ggseqlogo</w:t>
-      </w:r>
-      <w:proofErr w:type="spellEnd"/>
-      <w:r>
-        <w:rPr>
-          <w:rFonts w:eastAsia="Times New Roman"/>
-          <w:color w:val="000000"/>
-          <w:sz w:val="24"/>
-          <w:szCs w:val="24"/>
-        </w:rPr>
-        <w:t xml:space="preserve">, </w:t>
-      </w:r>
-      <w:proofErr w:type="spellStart"/>
-      <w:r>
-        <w:rPr>
-          <w:rFonts w:eastAsia="Times New Roman"/>
-          <w:color w:val="000000"/>
-          <w:sz w:val="24"/>
-          <w:szCs w:val="24"/>
-        </w:rPr>
-        <w:t>dplyr</w:t>
-      </w:r>
-      <w:proofErr w:type="spellEnd"/>
-      <w:r>
-        <w:rPr>
-          <w:rFonts w:eastAsia="Times New Roman"/>
-          <w:color w:val="000000"/>
-          <w:sz w:val="24"/>
-          <w:szCs w:val="24"/>
-        </w:rPr>
-        <w:t xml:space="preserve">, and ggplot2. For each analysis, </w:t>
+        <w:t xml:space="preserve">Junction sequence motifs were visualized as sequence logos using R packages ggseqlogo, dplyr, and ggplot2. For each analysis, </w:t>
       </w:r>
       <w:r>
         <w:rPr>
@@ -9682,17 +11836,7 @@
           <w:sz w:val="24"/>
           <w:szCs w:val="24"/>
         </w:rPr>
-        <w:t xml:space="preserve"> chains were considered separately. Within each antigen specificity or disease status group, unique junction sequences were counted and filtered for the most recurrent sequences (n&gt;1, </w:t>
-      </w:r>
-      <w:r>
-        <w:rPr>
-          <w:rFonts w:eastAsia="Times New Roman"/>
-          <w:color w:val="000000"/>
-          <w:sz w:val="24"/>
-          <w:szCs w:val="24"/>
-        </w:rPr>
-        <w:lastRenderedPageBreak/>
-        <w:t xml:space="preserve">unless otherwise specified). For each group we generally focused on a single representative junction length per comparison (either the most common length or a fixed length of 15 amino acids), and restricted sequence logos to junctions of that length. </w:t>
+        <w:t xml:space="preserve"> chains were considered separately. Within each antigen specificity or disease status group, unique junction sequences were counted and filtered for the most recurrent sequences (n&gt;1, unless otherwise specified). For each group we generally focused on a single representative junction length per comparison (either the most common length or a fixed length of 15 amino acids), and restricted sequence logos to junctions of that length. </w:t>
       </w:r>
     </w:p>
     <w:p>
@@ -9714,6 +11858,7 @@
           <w:sz w:val="24"/>
           <w:szCs w:val="24"/>
         </w:rPr>
+        <w:lastRenderedPageBreak/>
         <w:t>Mean residue junction hydrophobicity was calculated using the Eisenberg scale</w:t>
       </w:r>
       <w:r>
@@ -9811,27 +11956,7 @@
           <w:sz w:val="24"/>
           <w:szCs w:val="24"/>
         </w:rPr>
-        <w:t xml:space="preserve">. Mean residue junction flexibility was estimated according to </w:t>
-      </w:r>
-      <w:proofErr w:type="spellStart"/>
-      <w:r>
-        <w:rPr>
-          <w:rFonts w:eastAsia="Times New Roman"/>
-          <w:color w:val="000000"/>
-          <w:sz w:val="24"/>
-          <w:szCs w:val="24"/>
-        </w:rPr>
-        <w:t>Vihinen</w:t>
-      </w:r>
-      <w:proofErr w:type="spellEnd"/>
-      <w:r>
-        <w:rPr>
-          <w:rFonts w:eastAsia="Times New Roman"/>
-          <w:color w:val="000000"/>
-          <w:sz w:val="24"/>
-          <w:szCs w:val="24"/>
-        </w:rPr>
-        <w:t xml:space="preserve"> et al</w:t>
+        <w:t>. Mean residue junction flexibility was estimated according to Vihinen et al</w:t>
       </w:r>
       <w:r>
         <w:rPr>
@@ -9890,7 +12015,6 @@
         </w:rPr>
         <w:t xml:space="preserve"> using a normalized scale. We used the </w:t>
       </w:r>
-      <w:proofErr w:type="spellStart"/>
       <w:r>
         <w:rPr>
           <w:rFonts w:eastAsia="Times New Roman"/>
@@ -9902,7 +12026,6 @@
         </w:rPr>
         <w:t>effsize</w:t>
       </w:r>
-      <w:proofErr w:type="spellEnd"/>
       <w:r>
         <w:rPr>
           <w:rFonts w:eastAsia="Times New Roman"/>
@@ -9921,8 +12044,8 @@
           <w:szCs w:val="24"/>
         </w:rPr>
       </w:pPr>
-      <w:bookmarkStart w:id="10" w:name="_yrp4febicr5v"/>
-      <w:bookmarkEnd w:id="10"/>
+      <w:bookmarkStart w:id="159" w:name="_yrp4febicr5v"/>
+      <w:bookmarkEnd w:id="159"/>
       <w:r>
         <w:rPr>
           <w:b/>
@@ -10502,7 +12625,6 @@
         </w:rPr>
         <w:t xml:space="preserve">Network graphs were generated with </w:t>
       </w:r>
-      <w:proofErr w:type="spellStart"/>
       <w:r>
         <w:rPr>
           <w:rFonts w:eastAsia="Times New Roman"/>
@@ -10514,7 +12636,6 @@
         </w:rPr>
         <w:t>tcrGraph</w:t>
       </w:r>
-      <w:proofErr w:type="spellEnd"/>
       <w:r>
         <w:rPr>
           <w:rFonts w:eastAsia="Times New Roman"/>
@@ -10576,27 +12697,7 @@
           <w:sz w:val="24"/>
           <w:szCs w:val="24"/>
         </w:rPr>
-        <w:t xml:space="preserve"> using the </w:t>
-      </w:r>
-      <w:proofErr w:type="spellStart"/>
-      <w:r>
-        <w:rPr>
-          <w:rFonts w:eastAsia="Times New Roman"/>
-          <w:color w:val="000000"/>
-          <w:sz w:val="24"/>
-          <w:szCs w:val="24"/>
-        </w:rPr>
-        <w:t>Fruchterman</w:t>
-      </w:r>
-      <w:proofErr w:type="spellEnd"/>
-      <w:r>
-        <w:rPr>
-          <w:rFonts w:eastAsia="Times New Roman"/>
-          <w:color w:val="000000"/>
-          <w:sz w:val="24"/>
-          <w:szCs w:val="24"/>
-        </w:rPr>
-        <w:t xml:space="preserve">-Reingold force-directed algorithm </w:t>
+        <w:t xml:space="preserve"> using the Fruchterman-Reingold force-directed algorithm </w:t>
       </w:r>
       <w:r>
         <w:rPr>
@@ -10866,19 +12967,8 @@
           <w:sz w:val="24"/>
           <w:szCs w:val="24"/>
         </w:rPr>
-        <w:t xml:space="preserve">. SARS-CoV-2 TCR junction motifs were generated </w:t>
-      </w:r>
-      <w:r>
-        <w:rPr>
-          <w:rFonts w:eastAsia="Times New Roman"/>
-          <w:color w:val="000000"/>
-          <w:sz w:val="24"/>
-          <w:szCs w:val="24"/>
-        </w:rPr>
-        <w:lastRenderedPageBreak/>
-        <w:t xml:space="preserve">with </w:t>
-      </w:r>
-      <w:proofErr w:type="spellStart"/>
+        <w:t xml:space="preserve">. SARS-CoV-2 TCR junction motifs were generated with </w:t>
+      </w:r>
       <w:r>
         <w:rPr>
           <w:rFonts w:eastAsia="Times New Roman"/>
@@ -10890,7 +12980,6 @@
         </w:rPr>
         <w:t>djvdj</w:t>
       </w:r>
-      <w:proofErr w:type="spellEnd"/>
       <w:r>
         <w:rPr>
           <w:rFonts w:eastAsia="Times New Roman"/>
@@ -10964,7 +13053,6 @@
         </w:rPr>
         <w:t>Generation probabilities (</w:t>
       </w:r>
-      <w:proofErr w:type="spellStart"/>
       <w:r>
         <w:rPr>
           <w:i/>
@@ -10974,31 +13062,13 @@
         </w:rPr>
         <w:t>Pgen</w:t>
       </w:r>
-      <w:proofErr w:type="spellEnd"/>
-      <w:r>
-        <w:rPr>
-          <w:sz w:val="24"/>
-          <w:szCs w:val="24"/>
-        </w:rPr>
-        <w:t>) of junction nucleotide (</w:t>
-      </w:r>
-      <w:proofErr w:type="spellStart"/>
-      <w:r>
-        <w:rPr>
-          <w:sz w:val="24"/>
-          <w:szCs w:val="24"/>
-        </w:rPr>
-        <w:t>nt</w:t>
-      </w:r>
-      <w:proofErr w:type="spellEnd"/>
-      <w:r>
-        <w:rPr>
-          <w:sz w:val="24"/>
-          <w:szCs w:val="24"/>
-        </w:rPr>
-        <w:t xml:space="preserve">) sequences were estimated using </w:t>
-      </w:r>
-      <w:proofErr w:type="spellStart"/>
+      <w:r>
+        <w:rPr>
+          <w:sz w:val="24"/>
+          <w:szCs w:val="24"/>
+        </w:rPr>
+        <w:t xml:space="preserve">) of junction nucleotide (nt) sequences were estimated using </w:t>
+      </w:r>
       <w:r>
         <w:rPr>
           <w:i/>
@@ -11008,7 +13078,6 @@
         </w:rPr>
         <w:t>IGoR</w:t>
       </w:r>
-      <w:proofErr w:type="spellEnd"/>
       <w:r>
         <w:rPr>
           <w:sz w:val="24"/>
@@ -11122,7 +13191,6 @@
         </w:rPr>
         <w:t xml:space="preserve">; higher (less negative) </w:t>
       </w:r>
-      <w:proofErr w:type="spellStart"/>
       <w:r>
         <w:rPr>
           <w:i/>
@@ -11132,7 +13200,6 @@
         </w:rPr>
         <w:t>Pgen</w:t>
       </w:r>
-      <w:proofErr w:type="spellEnd"/>
       <w:r>
         <w:rPr>
           <w:sz w:val="24"/>
@@ -11278,8 +13345,8 @@
           <w:szCs w:val="24"/>
         </w:rPr>
       </w:pPr>
-      <w:bookmarkStart w:id="11" w:name="_byitjzbx31w" w:colFirst="0" w:colLast="0"/>
-      <w:bookmarkEnd w:id="11"/>
+      <w:bookmarkStart w:id="160" w:name="_byitjzbx31w" w:colFirst="0" w:colLast="0"/>
+      <w:bookmarkEnd w:id="160"/>
       <w:r>
         <w:rPr>
           <w:rFonts w:eastAsia="Times New Roman"/>
@@ -11289,6 +13356,7 @@
           <w:sz w:val="24"/>
           <w:szCs w:val="24"/>
         </w:rPr>
+        <w:lastRenderedPageBreak/>
         <w:t>Data availability</w:t>
       </w:r>
       <w:r>
@@ -11419,27 +13487,7 @@
           <w:sz w:val="24"/>
           <w:szCs w:val="24"/>
         </w:rPr>
-        <w:t xml:space="preserve">, GEO (GSE1620861), and </w:t>
-      </w:r>
-      <w:proofErr w:type="spellStart"/>
-      <w:r>
-        <w:rPr>
-          <w:rFonts w:eastAsia="Times New Roman"/>
-          <w:color w:val="000000"/>
-          <w:sz w:val="24"/>
-          <w:szCs w:val="24"/>
-        </w:rPr>
-        <w:t>ArrayExpress</w:t>
-      </w:r>
-      <w:proofErr w:type="spellEnd"/>
-      <w:r>
-        <w:rPr>
-          <w:rFonts w:eastAsia="Times New Roman"/>
-          <w:color w:val="000000"/>
-          <w:sz w:val="24"/>
-          <w:szCs w:val="24"/>
-        </w:rPr>
-        <w:t xml:space="preserve"> (E-MTAB-10026, E-MTAB-9357).</w:t>
+        <w:t>, GEO (GSE1620861), and ArrayExpress (E-MTAB-10026, E-MTAB-9357).</w:t>
       </w:r>
     </w:p>
     <w:p>
@@ -11482,7 +13530,7 @@
         </w:rPr>
         <w:t>All R scripts, exact package versions, and processed objects are archived at</w:t>
       </w:r>
-      <w:hyperlink r:id="rId6">
+      <w:hyperlink r:id="rId10">
         <w:r>
           <w:rPr>
             <w:rFonts w:eastAsia="Times New Roman"/>
@@ -11493,7 +13541,7 @@
           <w:t xml:space="preserve"> </w:t>
         </w:r>
       </w:hyperlink>
-      <w:hyperlink r:id="rId7">
+      <w:hyperlink r:id="rId11">
         <w:r>
           <w:rPr>
             <w:color w:val="666666"/>
@@ -11503,7 +13551,7 @@
           <w:t xml:space="preserve"> </w:t>
         </w:r>
       </w:hyperlink>
-      <w:hyperlink r:id="rId8">
+      <w:hyperlink r:id="rId12">
         <w:r>
           <w:rPr>
             <w:rFonts w:eastAsia="Times New Roman"/>
@@ -11816,7 +13864,6 @@
         <w:rPr>
           <w:lang w:val="en-US"/>
         </w:rPr>
-        <w:lastRenderedPageBreak/>
         <w:t>7.</w:t>
       </w:r>
       <w:r>
@@ -11943,6 +13990,7 @@
         <w:rPr>
           <w:lang w:val="en-US"/>
         </w:rPr>
+        <w:lastRenderedPageBreak/>
         <w:t>9.</w:t>
       </w:r>
       <w:r>
@@ -12482,7 +14530,6 @@
         <w:rPr>
           <w:lang w:val="en-US"/>
         </w:rPr>
-        <w:lastRenderedPageBreak/>
         <w:t>18.</w:t>
       </w:r>
       <w:r>
@@ -12595,6 +14642,7 @@
         <w:rPr>
           <w:lang w:val="en-US"/>
         </w:rPr>
+        <w:lastRenderedPageBreak/>
         <w:t>20.</w:t>
       </w:r>
       <w:r>
@@ -13134,7 +15182,6 @@
         <w:rPr>
           <w:lang w:val="en-US"/>
         </w:rPr>
-        <w:lastRenderedPageBreak/>
         <w:t>29.</w:t>
       </w:r>
       <w:r>
@@ -13261,6 +15308,7 @@
         <w:rPr>
           <w:lang w:val="en-US"/>
         </w:rPr>
+        <w:lastRenderedPageBreak/>
         <w:t>31.</w:t>
       </w:r>
       <w:r>
@@ -13736,7 +15784,6 @@
         <w:rPr>
           <w:lang w:val="en-US"/>
         </w:rPr>
-        <w:lastRenderedPageBreak/>
         <w:t>39.</w:t>
       </w:r>
       <w:r>
@@ -13863,6 +15910,7 @@
         <w:rPr>
           <w:lang w:val="en-US"/>
         </w:rPr>
+        <w:lastRenderedPageBreak/>
         <w:t>41.</w:t>
       </w:r>
       <w:r>
@@ -14325,7 +16373,6 @@
         <w:rPr>
           <w:lang w:val="en-US"/>
         </w:rPr>
-        <w:lastRenderedPageBreak/>
         <w:t>49.</w:t>
       </w:r>
       <w:r>
@@ -14501,6 +16548,7 @@
         <w:rPr>
           <w:lang w:val="en-US"/>
         </w:rPr>
+        <w:lastRenderedPageBreak/>
         <w:t>52.</w:t>
       </w:r>
       <w:r>
@@ -14942,7 +16990,6 @@
         <w:rPr>
           <w:lang w:val="en-US"/>
         </w:rPr>
-        <w:lastRenderedPageBreak/>
         <w:t>61.</w:t>
       </w:r>
       <w:r>
@@ -15034,6 +17081,7 @@
         <w:rPr>
           <w:lang w:val="en-US"/>
         </w:rPr>
+        <w:lastRenderedPageBreak/>
         <w:t>64.</w:t>
       </w:r>
       <w:r>
@@ -15182,115 +17230,7 @@
           <w:sz w:val="24"/>
           <w:szCs w:val="24"/>
         </w:rPr>
-        <w:t xml:space="preserve">We acknowledge Vivian </w:t>
-      </w:r>
-      <w:proofErr w:type="spellStart"/>
-      <w:r>
-        <w:rPr>
-          <w:rFonts w:cstheme="minorHAnsi"/>
-          <w:sz w:val="24"/>
-          <w:szCs w:val="24"/>
-        </w:rPr>
-        <w:t>Gersuk</w:t>
-      </w:r>
-      <w:proofErr w:type="spellEnd"/>
-      <w:r>
-        <w:rPr>
-          <w:rFonts w:cstheme="minorHAnsi"/>
-          <w:sz w:val="24"/>
-          <w:szCs w:val="24"/>
-        </w:rPr>
-        <w:t xml:space="preserve">, Kimberly O’Brien, Jeffry </w:t>
-      </w:r>
-      <w:proofErr w:type="spellStart"/>
-      <w:r>
-        <w:rPr>
-          <w:rFonts w:cstheme="minorHAnsi"/>
-          <w:sz w:val="24"/>
-          <w:szCs w:val="24"/>
-        </w:rPr>
-        <w:t>Yaplee</w:t>
-      </w:r>
-      <w:proofErr w:type="spellEnd"/>
-      <w:r>
-        <w:rPr>
-          <w:rFonts w:cstheme="minorHAnsi"/>
-          <w:sz w:val="24"/>
-          <w:szCs w:val="24"/>
-        </w:rPr>
-        <w:t xml:space="preserve">, Thao Huynh, and Quynh-Anh Nguyen for molecular profiling assistance; and Mario Rosasco for assistance with TCR analysis. This research was performed with the support from the Immune Tolerance Network (5UM1AI109565 to Gerald T </w:t>
-      </w:r>
-      <w:proofErr w:type="spellStart"/>
-      <w:r>
-        <w:rPr>
-          <w:rFonts w:cstheme="minorHAnsi"/>
-          <w:sz w:val="24"/>
-          <w:szCs w:val="24"/>
-        </w:rPr>
-        <w:t>Nepom</w:t>
-      </w:r>
-      <w:proofErr w:type="spellEnd"/>
-      <w:r>
-        <w:rPr>
-          <w:rFonts w:cstheme="minorHAnsi"/>
-          <w:sz w:val="24"/>
-          <w:szCs w:val="24"/>
-        </w:rPr>
-        <w:t>), and the Network for Pancreatic Organ donors with Diabetes (</w:t>
-      </w:r>
-      <w:proofErr w:type="spellStart"/>
-      <w:r>
-        <w:rPr>
-          <w:rFonts w:cstheme="minorHAnsi"/>
-          <w:sz w:val="24"/>
-          <w:szCs w:val="24"/>
-        </w:rPr>
-        <w:t>nPOD</w:t>
-      </w:r>
-      <w:proofErr w:type="spellEnd"/>
-      <w:r>
-        <w:rPr>
-          <w:rFonts w:cstheme="minorHAnsi"/>
-          <w:sz w:val="24"/>
-          <w:szCs w:val="24"/>
-        </w:rPr>
-        <w:t>; RRID:SCR_014641), a collaborative type 1 diabetes research project supported by JDRF (</w:t>
-      </w:r>
-      <w:proofErr w:type="spellStart"/>
-      <w:r>
-        <w:rPr>
-          <w:rFonts w:cstheme="minorHAnsi"/>
-          <w:sz w:val="24"/>
-          <w:szCs w:val="24"/>
-        </w:rPr>
-        <w:t>nPOD</w:t>
-      </w:r>
-      <w:proofErr w:type="spellEnd"/>
-      <w:r>
-        <w:rPr>
-          <w:rFonts w:cstheme="minorHAnsi"/>
-          <w:sz w:val="24"/>
-          <w:szCs w:val="24"/>
-        </w:rPr>
-        <w:t xml:space="preserve">: 5-SRA-2018-557-Q-R) and The Leona M. &amp; Harry B. Helmsley Charitable Trust (Grant#2018PG-T1D053, G-2108-04793). The content and views expressed are the responsibility of the authors and do not necessarily reflect the official view of the ADA or </w:t>
-      </w:r>
-      <w:proofErr w:type="spellStart"/>
-      <w:r>
-        <w:rPr>
-          <w:rFonts w:cstheme="minorHAnsi"/>
-          <w:sz w:val="24"/>
-          <w:szCs w:val="24"/>
-        </w:rPr>
-        <w:t>nPOD</w:t>
-      </w:r>
-      <w:proofErr w:type="spellEnd"/>
-      <w:r>
-        <w:rPr>
-          <w:rFonts w:cstheme="minorHAnsi"/>
-          <w:sz w:val="24"/>
-          <w:szCs w:val="24"/>
-        </w:rPr>
-        <w:t xml:space="preserve">. The Type 1 Diabetes TrialNet Study Group is a clinical trials network funded through a cooperative agreement by the National Institutes of Health (NIH) through the National Institute of Diabetes and Digestive and Kidney Diseases (NIDDK), the National Institute of Allergy and Infectious Diseases (NIAID), and the Eunice Kennedy Shriver National Institute of Child Health and Human Development, and JDRF.  </w:t>
+        <w:t xml:space="preserve">We acknowledge Vivian Gersuk, Kimberly O’Brien, Jeffry Yaplee, Thao Huynh, and Quynh-Anh Nguyen for molecular profiling assistance; and Mario Rosasco for assistance with TCR analysis. This research was performed with the support from the Immune Tolerance Network (5UM1AI109565 to Gerald T Nepom), and the Network for Pancreatic Organ donors with Diabetes (nPOD; RRID:SCR_014641), a collaborative type 1 diabetes research project supported by JDRF (nPOD: 5-SRA-2018-557-Q-R) and The Leona M. &amp; Harry B. Helmsley Charitable Trust (Grant#2018PG-T1D053, G-2108-04793). The content and views expressed are the responsibility of the authors and do not necessarily reflect the official view of the ADA or nPOD. The Type 1 Diabetes TrialNet Study Group is a clinical trials network funded through a cooperative agreement by the National Institutes of Health (NIH) through the National Institute of Diabetes and Digestive and Kidney Diseases (NIDDK), the National Institute of Allergy and Infectious Diseases (NIAID), and the Eunice Kennedy Shriver National Institute of Child Health and Human Development, and JDRF.  </w:t>
       </w:r>
     </w:p>
     <w:p>
@@ -16564,39 +18504,7 @@
           <w:sz w:val="24"/>
           <w:szCs w:val="24"/>
         </w:rPr>
-        <w:t xml:space="preserve">TCRs (Set 1) with indicated specificities. Node size is proportional to cell number, and color to chain type. Arrows highlight a betaCentric metaclone of Influenza A targeting TCRs (solid arrow) and </w:t>
-      </w:r>
-      <w:proofErr w:type="spellStart"/>
-      <w:r>
-        <w:rPr>
-          <w:sz w:val="24"/>
-          <w:szCs w:val="24"/>
-        </w:rPr>
-        <w:t>alphaCentric</w:t>
-      </w:r>
-      <w:proofErr w:type="spellEnd"/>
-      <w:r>
-        <w:rPr>
-          <w:sz w:val="24"/>
-          <w:szCs w:val="24"/>
-        </w:rPr>
-        <w:t xml:space="preserve"> </w:t>
-      </w:r>
-      <w:proofErr w:type="spellStart"/>
-      <w:r>
-        <w:rPr>
-          <w:sz w:val="24"/>
-          <w:szCs w:val="24"/>
-        </w:rPr>
-        <w:t>metaclones</w:t>
-      </w:r>
-      <w:proofErr w:type="spellEnd"/>
-      <w:r>
-        <w:rPr>
-          <w:sz w:val="24"/>
-          <w:szCs w:val="24"/>
-        </w:rPr>
-        <w:t xml:space="preserve"> of SARS-CoV-2 TCRs (dashed arrows). The indicated metaclones share the </w:t>
+        <w:t xml:space="preserve">TCRs (Set 1) with indicated specificities. Node size is proportional to cell number, and color to chain type. Arrows highlight a betaCentric metaclone of Influenza A targeting TCRs (solid arrow) and alphaCentric metaclones of SARS-CoV-2 TCRs (dashed arrows). The indicated metaclones share the </w:t>
       </w:r>
       <w:r>
         <w:rPr>
@@ -16627,23 +18535,7 @@
           <w:sz w:val="24"/>
           <w:szCs w:val="24"/>
         </w:rPr>
-        <w:t xml:space="preserve">(odds) ratios of </w:t>
-      </w:r>
-      <w:proofErr w:type="spellStart"/>
-      <w:r>
-        <w:rPr>
-          <w:sz w:val="24"/>
-          <w:szCs w:val="24"/>
-        </w:rPr>
-        <w:t>alphaCentric</w:t>
-      </w:r>
-      <w:proofErr w:type="spellEnd"/>
-      <w:r>
-        <w:rPr>
-          <w:sz w:val="24"/>
-          <w:szCs w:val="24"/>
-        </w:rPr>
-        <w:t xml:space="preserve"> and betaCentric metaclones for selected antigen species in . Positive values indicate shared </w:t>
+        <w:t xml:space="preserve">(odds) ratios of alphaCentric and betaCentric metaclones for selected antigen species in . Positive values indicate shared </w:t>
       </w:r>
       <w:r>
         <w:rPr>
@@ -16691,23 +18583,7 @@
           <w:sz w:val="24"/>
           <w:szCs w:val="24"/>
         </w:rPr>
-        <w:t xml:space="preserve">) Fraction of </w:t>
-      </w:r>
-      <w:proofErr w:type="spellStart"/>
-      <w:r>
-        <w:rPr>
-          <w:sz w:val="24"/>
-          <w:szCs w:val="24"/>
-        </w:rPr>
-        <w:t>alphaCentric</w:t>
-      </w:r>
-      <w:proofErr w:type="spellEnd"/>
-      <w:r>
-        <w:rPr>
-          <w:sz w:val="24"/>
-          <w:szCs w:val="24"/>
-        </w:rPr>
-        <w:t xml:space="preserve"> and betaCentric metaclones in TCRs from different HC individuals (Set 3). Samples are ordered by alphaCentric frequency. </w:t>
+        <w:t xml:space="preserve">) Fraction of alphaCentric and betaCentric metaclones in TCRs from different HC individuals (Set 3). Samples are ordered by alphaCentric frequency. </w:t>
       </w:r>
       <w:r>
         <w:rPr>
@@ -16725,7 +18601,6 @@
         </w:rPr>
         <w:t>) Probability of generation (</w:t>
       </w:r>
-      <w:proofErr w:type="spellStart"/>
       <w:r>
         <w:rPr>
           <w:i/>
@@ -16735,29 +18610,12 @@
         </w:rPr>
         <w:t>pgen</w:t>
       </w:r>
-      <w:proofErr w:type="spellEnd"/>
-      <w:r>
-        <w:rPr>
-          <w:sz w:val="24"/>
-          <w:szCs w:val="24"/>
-        </w:rPr>
-        <w:t xml:space="preserve">) distributions for 1,200 chain-centric TCRs per group, </w:t>
-      </w:r>
-      <w:proofErr w:type="spellStart"/>
-      <w:r>
-        <w:rPr>
-          <w:sz w:val="24"/>
-          <w:szCs w:val="24"/>
-        </w:rPr>
-        <w:t>downsampled</w:t>
-      </w:r>
-      <w:proofErr w:type="spellEnd"/>
-      <w:r>
-        <w:rPr>
-          <w:sz w:val="24"/>
-          <w:szCs w:val="24"/>
-        </w:rPr>
-        <w:t xml:space="preserve"> from . Asterisks, pAdj (KS test): ****&lt; 1×10</w:t>
+      <w:r>
+        <w:rPr>
+          <w:sz w:val="24"/>
+          <w:szCs w:val="24"/>
+        </w:rPr>
+        <w:t>) distributions for 1,200 chain-centric TCRs per group, downsampled from . Asterisks, pAdj (KS test): ****&lt; 1×10</w:t>
       </w:r>
       <w:r>
         <w:rPr>
@@ -16844,23 +18702,7 @@
           <w:sz w:val="24"/>
           <w:szCs w:val="24"/>
         </w:rPr>
-        <w:t xml:space="preserve">alphaCentric metaclones. The most highly cross-overlapping groups shown, </w:t>
-      </w:r>
-      <w:proofErr w:type="spellStart"/>
-      <w:r>
-        <w:rPr>
-          <w:sz w:val="24"/>
-          <w:szCs w:val="24"/>
-        </w:rPr>
-        <w:t>downsampled</w:t>
-      </w:r>
-      <w:proofErr w:type="spellEnd"/>
-      <w:r>
-        <w:rPr>
-          <w:sz w:val="24"/>
-          <w:szCs w:val="24"/>
-        </w:rPr>
-        <w:t xml:space="preserve"> to equal junction counts (shown in gray diagonal squares). </w:t>
+        <w:t xml:space="preserve">alphaCentric metaclones. The most highly cross-overlapping groups shown, downsampled to equal junction counts (shown in gray diagonal squares). </w:t>
       </w:r>
       <w:r>
         <w:rPr>
@@ -16868,7 +18710,31 @@
           <w:sz w:val="24"/>
           <w:szCs w:val="24"/>
         </w:rPr>
-        <w:t>Numbers, number identical junctions; darker red, higher Jaccard index; asterisks, pAdj (hypergeometric test):</w:t>
+        <w:t xml:space="preserve">Numbers, number identical junctions; </w:t>
+      </w:r>
+      <w:commentRangeStart w:id="161"/>
+      <w:r>
+        <w:rPr>
+          <w:rStyle w:val="Strong"/>
+          <w:sz w:val="24"/>
+          <w:szCs w:val="24"/>
+        </w:rPr>
+        <w:t>darker red, higher Jaccard index</w:t>
+      </w:r>
+      <w:commentRangeEnd w:id="161"/>
+      <w:r>
+        <w:rPr>
+          <w:rStyle w:val="CommentReference"/>
+        </w:rPr>
+        <w:commentReference w:id="161"/>
+      </w:r>
+      <w:r>
+        <w:rPr>
+          <w:rStyle w:val="Strong"/>
+          <w:sz w:val="24"/>
+          <w:szCs w:val="24"/>
+        </w:rPr>
+        <w:t>; asterisks, pAdj (hypergeometric test):</w:t>
       </w:r>
       <w:r>
         <w:rPr>
@@ -17019,39 +18885,7 @@
           <w:sz w:val="24"/>
           <w:szCs w:val="24"/>
         </w:rPr>
-        <w:t xml:space="preserve"> chains linked to single vs. multiple specificities in , by </w:t>
-      </w:r>
-      <w:proofErr w:type="spellStart"/>
-      <w:r>
-        <w:rPr>
-          <w:sz w:val="24"/>
-          <w:szCs w:val="24"/>
-        </w:rPr>
-        <w:t>metaclone</w:t>
-      </w:r>
-      <w:proofErr w:type="spellEnd"/>
-      <w:r>
-        <w:rPr>
-          <w:sz w:val="24"/>
-          <w:szCs w:val="24"/>
-        </w:rPr>
-        <w:t xml:space="preserve"> (</w:t>
-      </w:r>
-      <w:proofErr w:type="spellStart"/>
-      <w:r>
-        <w:rPr>
-          <w:sz w:val="24"/>
-          <w:szCs w:val="24"/>
-        </w:rPr>
-        <w:t>downsampled</w:t>
-      </w:r>
-      <w:proofErr w:type="spellEnd"/>
-      <w:r>
-        <w:rPr>
-          <w:sz w:val="24"/>
-          <w:szCs w:val="24"/>
-        </w:rPr>
-        <w:t xml:space="preserve"> to n = 2,358 unique junctions per group). Asterisks, pAdj (Fisher’s exact test). ****, &lt;1e-4. </w:t>
+        <w:t xml:space="preserve"> chains linked to single vs. multiple specificities in , by metaclone (downsampled to n = 2,358 unique junctions per group). Asterisks, pAdj (Fisher’s exact test). ****, &lt;1e-4. </w:t>
       </w:r>
       <w:r>
         <w:rPr>
@@ -17091,48 +18925,14 @@
           <w:sz w:val="24"/>
           <w:szCs w:val="24"/>
         </w:rPr>
-        <w:t xml:space="preserve"> </w:t>
-      </w:r>
-      <w:proofErr w:type="spellStart"/>
-      <w:r>
-        <w:rPr>
-          <w:i/>
-          <w:sz w:val="24"/>
-          <w:szCs w:val="24"/>
-        </w:rPr>
-        <w:t>VDJdb</w:t>
-      </w:r>
-      <w:proofErr w:type="spellEnd"/>
-      <w:r>
-        <w:rPr>
-          <w:i/>
-          <w:sz w:val="24"/>
-          <w:szCs w:val="24"/>
-        </w:rPr>
-        <w:t xml:space="preserve"> </w:t>
-      </w:r>
-      <w:r>
-        <w:rPr>
-          <w:sz w:val="24"/>
-          <w:szCs w:val="24"/>
-        </w:rPr>
-        <w:t>(</w:t>
-      </w:r>
-      <w:proofErr w:type="spellStart"/>
-      <w:r>
-        <w:rPr>
-          <w:sz w:val="24"/>
-          <w:szCs w:val="24"/>
-        </w:rPr>
-        <w:t>downsampled</w:t>
-      </w:r>
-      <w:proofErr w:type="spellEnd"/>
-      <w:r>
-        <w:rPr>
-          <w:sz w:val="24"/>
-          <w:szCs w:val="24"/>
-        </w:rPr>
-        <w:t xml:space="preserve"> to n = 1,237 unique junctions per group). Asterisks, pAdj (KS test): ****, &lt;1e-4.</w:t>
+        <w:t xml:space="preserve"> VDJdb </w:t>
+      </w:r>
+      <w:r>
+        <w:rPr>
+          <w:sz w:val="24"/>
+          <w:szCs w:val="24"/>
+        </w:rPr>
+        <w:t>(downsampled to n = 1,237 unique junctions per group). Asterisks, pAdj (KS test): ****, &lt;1e-4.</w:t>
       </w:r>
     </w:p>
     <w:p>
@@ -17909,112 +19709,14 @@
           <w:sz w:val="24"/>
           <w:szCs w:val="24"/>
         </w:rPr>
-        <w:t xml:space="preserve"> </w:t>
-      </w:r>
-      <w:proofErr w:type="spellStart"/>
-      <w:r>
-        <w:rPr>
-          <w:i/>
-          <w:sz w:val="24"/>
-          <w:szCs w:val="24"/>
-        </w:rPr>
-        <w:t>VDJdb</w:t>
-      </w:r>
-      <w:proofErr w:type="spellEnd"/>
-      <w:r>
-        <w:rPr>
-          <w:i/>
-          <w:sz w:val="24"/>
-          <w:szCs w:val="24"/>
-        </w:rPr>
-        <w:t xml:space="preserve"> </w:t>
-      </w:r>
-      <w:r>
-        <w:rPr>
-          <w:sz w:val="24"/>
-          <w:szCs w:val="24"/>
-        </w:rPr>
-        <w:t xml:space="preserve">(Set 1) </w:t>
-      </w:r>
-      <w:proofErr w:type="spellStart"/>
-      <w:r>
-        <w:rPr>
-          <w:sz w:val="24"/>
-          <w:szCs w:val="24"/>
-        </w:rPr>
-        <w:t>downsampled</w:t>
-      </w:r>
-      <w:proofErr w:type="spellEnd"/>
-      <w:r>
-        <w:rPr>
-          <w:sz w:val="24"/>
-          <w:szCs w:val="24"/>
-        </w:rPr>
-        <w:t xml:space="preserve"> to the smallest group (n = 3,235 TCRs/group). Before </w:t>
-      </w:r>
-      <w:proofErr w:type="spellStart"/>
-      <w:r>
-        <w:rPr>
-          <w:sz w:val="24"/>
-          <w:szCs w:val="24"/>
-        </w:rPr>
-        <w:t>downsampling</w:t>
-      </w:r>
-      <w:proofErr w:type="spellEnd"/>
-      <w:r>
-        <w:rPr>
-          <w:sz w:val="24"/>
-          <w:szCs w:val="24"/>
-        </w:rPr>
-        <w:t xml:space="preserve">, there were 6,325 alphaCentric, 3,235 </w:t>
-      </w:r>
-      <w:proofErr w:type="spellStart"/>
-      <w:r>
-        <w:rPr>
-          <w:sz w:val="24"/>
-          <w:szCs w:val="24"/>
-        </w:rPr>
-        <w:t>betaCentric</w:t>
-      </w:r>
-      <w:proofErr w:type="spellEnd"/>
-      <w:r>
-        <w:rPr>
-          <w:sz w:val="24"/>
-          <w:szCs w:val="24"/>
-        </w:rPr>
-        <w:t xml:space="preserve">, 6,266 </w:t>
-      </w:r>
-      <w:proofErr w:type="spellStart"/>
-      <w:r>
-        <w:rPr>
-          <w:sz w:val="24"/>
-          <w:szCs w:val="24"/>
-        </w:rPr>
-        <w:t>bothCentric</w:t>
-      </w:r>
-      <w:proofErr w:type="spellEnd"/>
-      <w:r>
-        <w:rPr>
-          <w:sz w:val="24"/>
-          <w:szCs w:val="24"/>
-        </w:rPr>
-        <w:t xml:space="preserve"> TCRs and 19,291 </w:t>
-      </w:r>
-      <w:proofErr w:type="spellStart"/>
-      <w:r>
-        <w:rPr>
-          <w:sz w:val="24"/>
-          <w:szCs w:val="24"/>
-        </w:rPr>
-        <w:t>neitherCentric</w:t>
-      </w:r>
-      <w:proofErr w:type="spellEnd"/>
-      <w:r>
-        <w:rPr>
-          <w:sz w:val="24"/>
-          <w:szCs w:val="24"/>
-        </w:rPr>
-        <w:t xml:space="preserve"> TCRs (neither chain comprises metaclones). Green, MHCI; orange, MHCII. Numbers, percentages. Green, up in alphaCentric; orange, up in betaCentric; gray, not significant (NS); only five NS alleles were retained to improve visibility. </w:t>
+        <w:t xml:space="preserve"> VDJdb </w:t>
+      </w:r>
+      <w:r>
+        <w:rPr>
+          <w:sz w:val="24"/>
+          <w:szCs w:val="24"/>
+        </w:rPr>
+        <w:t xml:space="preserve">(Set 1) downsampled to the smallest group (n = 3,235 TCRs/group). Before downsampling, there were 6,325 alphaCentric, 3,235 betaCentric, 6,266 bothCentric TCRs and 19,291 neitherCentric TCRs (neither chain comprises metaclones). Green, MHCI; orange, MHCII. Numbers, percentages. Green, up in alphaCentric; orange, up in betaCentric; gray, not significant (NS); only five NS alleles were retained to improve visibility. </w:t>
       </w:r>
       <w:r>
         <w:rPr>
@@ -18253,21 +19955,27 @@
         </w:rPr>
         <w:t xml:space="preserve"> TCR amino acid junction lengths were determined from amino acid sequences. Mean per residue hydrophobicity and flexibility were calculated using the Eisenberg and </w:t>
       </w:r>
-      <w:proofErr w:type="spellStart"/>
-      <w:r>
-        <w:rPr>
-          <w:sz w:val="24"/>
-          <w:szCs w:val="24"/>
-        </w:rPr>
-        <w:t>Vihinen</w:t>
-      </w:r>
-      <w:proofErr w:type="spellEnd"/>
-      <w:r>
-        <w:rPr>
-          <w:sz w:val="24"/>
-          <w:szCs w:val="24"/>
-        </w:rPr>
-        <w:t xml:space="preserve"> scales, respectively, and compared. </w:t>
+      <w:commentRangeStart w:id="162"/>
+      <w:r>
+        <w:rPr>
+          <w:sz w:val="24"/>
+          <w:szCs w:val="24"/>
+        </w:rPr>
+        <w:t xml:space="preserve">Vihinen </w:t>
+      </w:r>
+      <w:commentRangeEnd w:id="162"/>
+      <w:r>
+        <w:rPr>
+          <w:rStyle w:val="CommentReference"/>
+        </w:rPr>
+        <w:commentReference w:id="162"/>
+      </w:r>
+      <w:r>
+        <w:rPr>
+          <w:sz w:val="24"/>
+          <w:szCs w:val="24"/>
+        </w:rPr>
+        <w:t xml:space="preserve">scales, respectively, and compared. </w:t>
       </w:r>
       <w:r>
         <w:rPr>
@@ -18360,29 +20068,7 @@
           <w:sz w:val="24"/>
           <w:szCs w:val="24"/>
         </w:rPr>
-        <w:t xml:space="preserve"> TCR cDNA sequences were inferred from amino acid sequences, annotated with IMGT/</w:t>
-      </w:r>
-      <w:proofErr w:type="spellStart"/>
-      <w:r>
-        <w:rPr>
-          <w:rStyle w:val="Strong"/>
-          <w:b w:val="0"/>
-          <w:bCs w:val="0"/>
-          <w:sz w:val="24"/>
-          <w:szCs w:val="24"/>
-        </w:rPr>
-        <w:t>HighV</w:t>
-      </w:r>
-      <w:proofErr w:type="spellEnd"/>
-      <w:r>
-        <w:rPr>
-          <w:rStyle w:val="Strong"/>
-          <w:b w:val="0"/>
-          <w:bCs w:val="0"/>
-          <w:sz w:val="24"/>
-          <w:szCs w:val="24"/>
-        </w:rPr>
-        <w:t>-QUEST, and region lengths were extracted. AlphaCentric and non-centric groups were size-matched by down-sampling (23,020 junctions per group). Vertical lines indicate medians. Asterisks, pAdj (KS tests): **** &lt; 1×10</w:t>
+        <w:t xml:space="preserve"> TCR cDNA sequences were inferred from amino acid sequences, annotated with IMGT/HighV-QUEST, and region lengths were extracted. AlphaCentric and non-centric groups were size-matched by down-sampling (23,020 junctions per group). Vertical lines indicate medians. Asterisks, pAdj (KS tests): **** &lt; 1×10</w:t>
       </w:r>
       <w:r>
         <w:rPr>
@@ -18436,55 +20122,7 @@
           <w:sz w:val="24"/>
           <w:szCs w:val="24"/>
         </w:rPr>
-        <w:t xml:space="preserve">. TCR chain overlaps between SARS-Co-V2 and selected species that frequently shared junctions with SARS-CoV-2 in , including EBV, CMV, </w:t>
-      </w:r>
-      <w:proofErr w:type="spellStart"/>
-      <w:r>
-        <w:rPr>
-          <w:sz w:val="24"/>
-          <w:szCs w:val="24"/>
-        </w:rPr>
-        <w:t>InfluenzaA</w:t>
-      </w:r>
-      <w:proofErr w:type="spellEnd"/>
-      <w:r>
-        <w:rPr>
-          <w:sz w:val="24"/>
-          <w:szCs w:val="24"/>
-        </w:rPr>
-        <w:t xml:space="preserve"> and </w:t>
-      </w:r>
-      <w:proofErr w:type="spellStart"/>
-      <w:r>
-        <w:rPr>
-          <w:sz w:val="24"/>
-          <w:szCs w:val="24"/>
-        </w:rPr>
-        <w:t>HomoSapiens</w:t>
-      </w:r>
-      <w:proofErr w:type="spellEnd"/>
-      <w:r>
-        <w:rPr>
-          <w:sz w:val="24"/>
-          <w:szCs w:val="24"/>
-        </w:rPr>
-        <w:t xml:space="preserve">. Junctions were </w:t>
-      </w:r>
-      <w:proofErr w:type="spellStart"/>
-      <w:r>
-        <w:rPr>
-          <w:sz w:val="24"/>
-          <w:szCs w:val="24"/>
-        </w:rPr>
-        <w:t>downsampled</w:t>
-      </w:r>
-      <w:proofErr w:type="spellEnd"/>
-      <w:r>
-        <w:rPr>
-          <w:sz w:val="24"/>
-          <w:szCs w:val="24"/>
-        </w:rPr>
-        <w:t xml:space="preserve"> to the numbers of chains indicated in the diagonal boxes for each row. Rows, different overlap keys (junction only, </w:t>
+        <w:t xml:space="preserve">. TCR chain overlaps between SARS-Co-V2 and selected species that frequently shared junctions with SARS-CoV-2 in , including EBV, CMV, InfluenzaA and HomoSapiens. Junctions were downsampled to the numbers of chains indicated in the diagonal boxes for each row. Rows, different overlap keys (junction only, </w:t>
       </w:r>
       <w:r>
         <w:rPr>
@@ -18639,39 +20277,7 @@
           <w:sz w:val="24"/>
           <w:szCs w:val="24"/>
         </w:rPr>
-        <w:t xml:space="preserve">including EBV, CMV, </w:t>
-      </w:r>
-      <w:proofErr w:type="spellStart"/>
-      <w:r>
-        <w:rPr>
-          <w:sz w:val="24"/>
-          <w:szCs w:val="24"/>
-        </w:rPr>
-        <w:t>InfluenzaA</w:t>
-      </w:r>
-      <w:proofErr w:type="spellEnd"/>
-      <w:r>
-        <w:rPr>
-          <w:sz w:val="24"/>
-          <w:szCs w:val="24"/>
-        </w:rPr>
-        <w:t xml:space="preserve"> and </w:t>
-      </w:r>
-      <w:proofErr w:type="spellStart"/>
-      <w:r>
-        <w:rPr>
-          <w:sz w:val="24"/>
-          <w:szCs w:val="24"/>
-        </w:rPr>
-        <w:t>HomoSapiens</w:t>
-      </w:r>
-      <w:proofErr w:type="spellEnd"/>
-      <w:r>
-        <w:rPr>
-          <w:sz w:val="24"/>
-          <w:szCs w:val="24"/>
-        </w:rPr>
-        <w:t xml:space="preserve">. To avoid alignments with amino acid deletions and insertions, we each motif was calculated with junction lengths restricted to 15 residues. </w:t>
+        <w:t xml:space="preserve">including EBV, CMV, InfluenzaA and HomoSapiens. To avoid alignments with amino acid deletions and insertions, we each motif was calculated with junction lengths restricted to 15 residues. </w:t>
       </w:r>
       <w:r>
         <w:rPr>
@@ -18769,39 +20375,7 @@
           <w:sz w:val="24"/>
           <w:szCs w:val="24"/>
         </w:rPr>
-        <w:t xml:space="preserve">. Shown are selected species that frequently shared junctions with SARS-CoV-2 in : EBV, CMV, </w:t>
-      </w:r>
-      <w:proofErr w:type="spellStart"/>
-      <w:r>
-        <w:rPr>
-          <w:sz w:val="24"/>
-          <w:szCs w:val="24"/>
-        </w:rPr>
-        <w:t>InfluenzaA</w:t>
-      </w:r>
-      <w:proofErr w:type="spellEnd"/>
-      <w:r>
-        <w:rPr>
-          <w:sz w:val="24"/>
-          <w:szCs w:val="24"/>
-        </w:rPr>
-        <w:t xml:space="preserve"> and </w:t>
-      </w:r>
-      <w:proofErr w:type="spellStart"/>
-      <w:r>
-        <w:rPr>
-          <w:sz w:val="24"/>
-          <w:szCs w:val="24"/>
-        </w:rPr>
-        <w:t>HomoSapiens</w:t>
-      </w:r>
-      <w:proofErr w:type="spellEnd"/>
-      <w:r>
-        <w:rPr>
-          <w:sz w:val="24"/>
-          <w:szCs w:val="24"/>
-        </w:rPr>
-        <w:t xml:space="preserve"> (n = 78, 289; 89, and 51 overlapping junctions, respectively).</w:t>
+        <w:t>. Shown are selected species that frequently shared junctions with SARS-CoV-2 in : EBV, CMV, InfluenzaA and HomoSapiens (n = 78, 289; 89, and 51 overlapping junctions, respectively).</w:t>
       </w:r>
     </w:p>
     <w:p>
@@ -18969,89 +20543,6 @@
         </w:rPr>
         <w:t xml:space="preserve"> junction lengths shown.</w:t>
       </w:r>
-    </w:p>
-    <w:p>
-      <w:pPr>
-        <w:spacing w:after="120" w:line="360" w:lineRule="auto"/>
-        <w:rPr>
-          <w:sz w:val="24"/>
-          <w:szCs w:val="24"/>
-        </w:rPr>
-      </w:pPr>
-    </w:p>
-    <w:p>
-      <w:pPr>
-        <w:spacing w:after="120" w:line="360" w:lineRule="auto"/>
-        <w:rPr>
-          <w:sz w:val="24"/>
-          <w:szCs w:val="24"/>
-        </w:rPr>
-      </w:pPr>
-    </w:p>
-    <w:p>
-      <w:pPr>
-        <w:widowControl w:val="0"/>
-        <w:pBdr>
-          <w:top w:val="nil"/>
-          <w:left w:val="nil"/>
-          <w:bottom w:val="nil"/>
-          <w:right w:val="nil"/>
-          <w:between w:val="nil"/>
-        </w:pBdr>
-        <w:spacing w:after="120" w:line="360" w:lineRule="auto"/>
-        <w:rPr>
-          <w:rFonts w:eastAsia="Times New Roman"/>
-          <w:color w:val="000000"/>
-          <w:sz w:val="24"/>
-          <w:szCs w:val="24"/>
-        </w:rPr>
-      </w:pPr>
-    </w:p>
-    <w:p>
-      <w:pPr>
-        <w:widowControl w:val="0"/>
-        <w:pBdr>
-          <w:top w:val="nil"/>
-          <w:left w:val="nil"/>
-          <w:bottom w:val="nil"/>
-          <w:right w:val="nil"/>
-          <w:between w:val="nil"/>
-        </w:pBdr>
-        <w:spacing w:after="120" w:line="360" w:lineRule="auto"/>
-        <w:rPr>
-          <w:rFonts w:eastAsia="Times New Roman"/>
-          <w:color w:val="000000"/>
-          <w:sz w:val="24"/>
-          <w:szCs w:val="24"/>
-        </w:rPr>
-      </w:pPr>
-    </w:p>
-    <w:p>
-      <w:pPr>
-        <w:widowControl w:val="0"/>
-        <w:pBdr>
-          <w:top w:val="nil"/>
-          <w:left w:val="nil"/>
-          <w:bottom w:val="nil"/>
-          <w:right w:val="nil"/>
-          <w:between w:val="nil"/>
-        </w:pBdr>
-        <w:spacing w:after="120" w:line="360" w:lineRule="auto"/>
-        <w:rPr>
-          <w:rFonts w:eastAsia="Times New Roman"/>
-          <w:color w:val="000000"/>
-          <w:sz w:val="24"/>
-          <w:szCs w:val="24"/>
-        </w:rPr>
-      </w:pPr>
-    </w:p>
-    <w:p>
-      <w:pPr>
-        <w:rPr>
-          <w:sz w:val="24"/>
-          <w:szCs w:val="24"/>
-        </w:rPr>
-      </w:pPr>
     </w:p>
     <w:sectPr>
       <w:pgSz w:w="12240" w:h="15840"/>
@@ -19061,6 +20552,546 @@
     </w:sectPr>
   </w:body>
 </w:document>
+</file>
+
+<file path=word/comments.xml><?xml version="1.0" encoding="utf-8"?>
+<w:comments xmlns:wpc="http://schemas.microsoft.com/office/word/2010/wordprocessingCanvas" xmlns:cx="http://schemas.microsoft.com/office/drawing/2014/chartex" xmlns:cx1="http://schemas.microsoft.com/office/drawing/2015/9/8/chartex" xmlns:cx2="http://schemas.microsoft.com/office/drawing/2015/10/21/chartex" xmlns:cx3="http://schemas.microsoft.com/office/drawing/2016/5/9/chartex" xmlns:cx4="http://schemas.microsoft.com/office/drawing/2016/5/10/chartex" xmlns:cx5="http://schemas.microsoft.com/office/drawing/2016/5/11/chartex" xmlns:cx6="http://schemas.microsoft.com/office/drawing/2016/5/12/chartex" xmlns:cx7="http://schemas.microsoft.com/office/drawing/2016/5/13/chartex" xmlns:cx8="http://schemas.microsoft.com/office/drawing/2016/5/14/chartex" xmlns:mc="http://schemas.openxmlformats.org/markup-compatibility/2006" xmlns:aink="http://schemas.microsoft.com/office/drawing/2016/ink" xmlns:am3d="http://schemas.microsoft.com/office/drawing/2017/model3d" xmlns:o="urn:schemas-microsoft-com:office:office" xmlns:oel="http://schemas.microsoft.com/office/2019/extlst" xmlns:r="http://schemas.openxmlformats.org/officeDocument/2006/relationships" xmlns:m="http://schemas.openxmlformats.org/officeDocument/2006/math" xmlns:v="urn:schemas-microsoft-com:vml" xmlns:wp14="http://schemas.microsoft.com/office/word/2010/wordprocessingDrawing" xmlns:wp="http://schemas.openxmlformats.org/drawingml/2006/wordprocessingDrawing" xmlns:w10="urn:schemas-microsoft-com:office:word" xmlns:w="http://schemas.openxmlformats.org/wordprocessingml/2006/main" xmlns:w14="http://schemas.microsoft.com/office/word/2010/wordml" xmlns:w15="http://schemas.microsoft.com/office/word/2012/wordml" xmlns:w16cex="http://schemas.microsoft.com/office/word/2018/wordml/cex" xmlns:w16cid="http://schemas.microsoft.com/office/word/2016/wordml/cid" xmlns:w16="http://schemas.microsoft.com/office/word/2018/wordml" xmlns:w16du="http://schemas.microsoft.com/office/word/2023/wordml/word16du" xmlns:w16sdtdh="http://schemas.microsoft.com/office/word/2020/wordml/sdtdatahash" xmlns:w16sdtfl="http://schemas.microsoft.com/office/word/2024/wordml/sdtformatlock" xmlns:w16se="http://schemas.microsoft.com/office/word/2015/wordml/symex" xmlns:wpg="http://schemas.microsoft.com/office/word/2010/wordprocessingGroup" xmlns:wpi="http://schemas.microsoft.com/office/word/2010/wordprocessingInk" xmlns:wne="http://schemas.microsoft.com/office/word/2006/wordml" xmlns:wps="http://schemas.microsoft.com/office/word/2010/wordprocessingShape" mc:Ignorable="w14 w15 w16se w16cid w16 w16cex w16sdtdh w16sdtfl w16du wp14">
+  <w:comment w:id="4" w:author="Ty Bottorff" w:date="2025-12-11T14:02:00Z" w:initials="TB">
+    <w:p>
+      <w:r>
+        <w:rPr>
+          <w:rStyle w:val="CommentReference"/>
+        </w:rPr>
+        <w:annotationRef/>
+      </w:r>
+      <w:r>
+        <w:rPr>
+          <w:sz w:val="20"/>
+          <w:szCs w:val="20"/>
+        </w:rPr>
+        <w:t>is the conservation meaning evolutionary? or are these 2 things redundant?</w:t>
+      </w:r>
+    </w:p>
+  </w:comment>
+  <w:comment w:id="5" w:author="Ty Bottorff" w:date="2025-12-11T14:11:00Z" w:initials="TB">
+    <w:p>
+      <w:r>
+        <w:rPr>
+          <w:rStyle w:val="CommentReference"/>
+        </w:rPr>
+        <w:annotationRef/>
+      </w:r>
+      <w:r>
+        <w:rPr>
+          <w:sz w:val="20"/>
+          <w:szCs w:val="20"/>
+        </w:rPr>
+        <w:t>why this word?</w:t>
+      </w:r>
+    </w:p>
+  </w:comment>
+  <w:comment w:id="6" w:author="Ty Bottorff" w:date="2025-12-11T14:13:00Z" w:initials="TB">
+    <w:p>
+      <w:r>
+        <w:rPr>
+          <w:rStyle w:val="CommentReference"/>
+        </w:rPr>
+        <w:annotationRef/>
+      </w:r>
+      <w:r>
+        <w:rPr>
+          <w:sz w:val="20"/>
+          <w:szCs w:val="20"/>
+        </w:rPr>
+        <w:t>is this a metaclone? if so, use that term here right?</w:t>
+      </w:r>
+    </w:p>
+  </w:comment>
+  <w:comment w:id="8" w:author="Ty Bottorff" w:date="2025-12-11T14:25:00Z" w:initials="TB">
+    <w:p>
+      <w:r>
+        <w:rPr>
+          <w:rStyle w:val="CommentReference"/>
+        </w:rPr>
+        <w:annotationRef/>
+      </w:r>
+      <w:r>
+        <w:rPr>
+          <w:sz w:val="20"/>
+          <w:szCs w:val="20"/>
+        </w:rPr>
+        <w:t>is this citing the datasets?</w:t>
+      </w:r>
+    </w:p>
+  </w:comment>
+  <w:comment w:id="9" w:author="Ty Bottorff" w:date="2025-12-11T14:26:00Z" w:initials="TB">
+    <w:p>
+      <w:r>
+        <w:rPr>
+          <w:rStyle w:val="CommentReference"/>
+        </w:rPr>
+        <w:annotationRef/>
+      </w:r>
+      <w:r>
+        <w:rPr>
+          <w:sz w:val="20"/>
+          <w:szCs w:val="20"/>
+        </w:rPr>
+        <w:t>and find what? is the finding tolerance?</w:t>
+      </w:r>
+    </w:p>
+  </w:comment>
+  <w:comment w:id="11" w:author="Ty Bottorff" w:date="2025-12-11T20:11:00Z" w:initials="TB">
+    <w:p>
+      <w:r>
+        <w:rPr>
+          <w:rStyle w:val="CommentReference"/>
+        </w:rPr>
+        <w:annotationRef/>
+      </w:r>
+      <w:r>
+        <w:rPr>
+          <w:sz w:val="20"/>
+          <w:szCs w:val="20"/>
+        </w:rPr>
+        <w:t>I wonder if the wording can change to transmit this idea more easily... I'm not sure if the word repertoire is the best? makes me think whole TCR repertoire</w:t>
+      </w:r>
+    </w:p>
+  </w:comment>
+  <w:comment w:id="14" w:author="Ty Bottorff" w:date="2025-12-11T20:18:00Z" w:initials="TB">
+    <w:p>
+      <w:r>
+        <w:rPr>
+          <w:rStyle w:val="CommentReference"/>
+        </w:rPr>
+        <w:annotationRef/>
+      </w:r>
+      <w:r>
+        <w:rPr>
+          <w:sz w:val="20"/>
+          <w:szCs w:val="20"/>
+        </w:rPr>
+        <w:t>unknown specificity, or just a bunch of other categories?</w:t>
+      </w:r>
+    </w:p>
+  </w:comment>
+  <w:comment w:id="20" w:author="Ty Bottorff" w:date="2025-12-11T20:25:00Z" w:initials="TB">
+    <w:p>
+      <w:r>
+        <w:rPr>
+          <w:rStyle w:val="CommentReference"/>
+        </w:rPr>
+        <w:annotationRef/>
+      </w:r>
+      <w:r>
+        <w:rPr>
+          <w:sz w:val="20"/>
+          <w:szCs w:val="20"/>
+        </w:rPr>
+        <w:t>cite a supp fig showing this to help explain what y'all mean?</w:t>
+      </w:r>
+    </w:p>
+  </w:comment>
+  <w:comment w:id="21" w:author="Ty Bottorff" w:date="2025-12-11T20:29:00Z" w:initials="TB">
+    <w:p>
+      <w:r>
+        <w:rPr>
+          <w:rStyle w:val="CommentReference"/>
+        </w:rPr>
+        <w:annotationRef/>
+      </w:r>
+      <w:r>
+        <w:rPr>
+          <w:sz w:val="20"/>
+          <w:szCs w:val="20"/>
+        </w:rPr>
+        <w:t>&lt;10% is ubiquitous? sampled is too weak of a word though...</w:t>
+      </w:r>
+    </w:p>
+  </w:comment>
+  <w:comment w:id="23" w:author="Ty Bottorff" w:date="2025-12-11T20:36:00Z" w:initials="TB">
+    <w:p>
+      <w:r>
+        <w:rPr>
+          <w:rStyle w:val="CommentReference"/>
+        </w:rPr>
+        <w:annotationRef/>
+      </w:r>
+      <w:r>
+        <w:rPr>
+          <w:sz w:val="20"/>
+          <w:szCs w:val="20"/>
+        </w:rPr>
+        <w:t>move this to beginning of next paragraph? i could see this paragraph belonging in the previous section except that it fits nicely with the MHC restriction, not sure</w:t>
+      </w:r>
+    </w:p>
+  </w:comment>
+  <w:comment w:id="24" w:author="Ty Bottorff" w:date="2025-12-11T20:53:00Z" w:initials="TB">
+    <w:p>
+      <w:r>
+        <w:rPr>
+          <w:rStyle w:val="CommentReference"/>
+        </w:rPr>
+        <w:annotationRef/>
+      </w:r>
+      <w:r>
+        <w:rPr>
+          <w:sz w:val="20"/>
+          <w:szCs w:val="20"/>
+        </w:rPr>
+        <w:t>Transition using fact that y'all just saw higher alphaCentric in CD4s?</w:t>
+      </w:r>
+    </w:p>
+  </w:comment>
+  <w:comment w:id="25" w:author="Ty Bottorff" w:date="2025-12-11T20:39:00Z" w:initials="TB">
+    <w:p>
+      <w:r>
+        <w:rPr>
+          <w:rStyle w:val="CommentReference"/>
+        </w:rPr>
+        <w:annotationRef/>
+      </w:r>
+      <w:r>
+        <w:rPr>
+          <w:sz w:val="20"/>
+          <w:szCs w:val="20"/>
+        </w:rPr>
+        <w:t>Redundant with previous comment perhaps, but I do think highlighting a dual-centric metaclone in a TCRgraph might be helpful for the first time using that term in the text/figs</w:t>
+      </w:r>
+    </w:p>
+  </w:comment>
+  <w:comment w:id="27" w:author="Ty Bottorff" w:date="2025-12-11T21:04:00Z" w:initials="TB">
+    <w:p>
+      <w:r>
+        <w:rPr>
+          <w:rStyle w:val="CommentReference"/>
+        </w:rPr>
+        <w:annotationRef/>
+      </w:r>
+      <w:r>
+        <w:rPr>
+          <w:sz w:val="20"/>
+          <w:szCs w:val="20"/>
+        </w:rPr>
+        <w:t>any significance to betaCentric showing higher/more enrichment than alpha here in S4A-D?</w:t>
+      </w:r>
+    </w:p>
+  </w:comment>
+  <w:comment w:id="35" w:author="Ty Bottorff" w:date="2025-12-11T21:22:00Z" w:initials="TB">
+    <w:p>
+      <w:r>
+        <w:rPr>
+          <w:rStyle w:val="CommentReference"/>
+        </w:rPr>
+        <w:annotationRef/>
+      </w:r>
+      <w:r>
+        <w:rPr>
+          <w:sz w:val="20"/>
+          <w:szCs w:val="20"/>
+        </w:rPr>
+        <w:t>wording? not sure what these 2 mean in this context</w:t>
+      </w:r>
+    </w:p>
+  </w:comment>
+  <w:comment w:id="40" w:author="Ty Bottorff" w:date="2025-12-11T21:29:00Z" w:initials="TB">
+    <w:p>
+      <w:r>
+        <w:rPr>
+          <w:rStyle w:val="CommentReference"/>
+        </w:rPr>
+        <w:annotationRef/>
+      </w:r>
+      <w:r>
+        <w:rPr>
+          <w:sz w:val="20"/>
+          <w:szCs w:val="20"/>
+        </w:rPr>
+        <w:t>keep only in caption?</w:t>
+      </w:r>
+    </w:p>
+  </w:comment>
+  <w:comment w:id="56" w:author="Ty Bottorff" w:date="2025-12-11T22:35:00Z" w:initials="TB">
+    <w:p>
+      <w:r>
+        <w:rPr>
+          <w:rStyle w:val="CommentReference"/>
+        </w:rPr>
+        <w:annotationRef/>
+      </w:r>
+      <w:r>
+        <w:rPr>
+          <w:sz w:val="20"/>
+          <w:szCs w:val="20"/>
+        </w:rPr>
+        <w:t>in what set?</w:t>
+      </w:r>
+    </w:p>
+  </w:comment>
+  <w:comment w:id="55" w:author="Ty Bottorff" w:date="2025-12-11T22:39:00Z" w:initials="TB">
+    <w:p>
+      <w:r>
+        <w:rPr>
+          <w:rStyle w:val="CommentReference"/>
+        </w:rPr>
+        <w:annotationRef/>
+      </w:r>
+      <w:r>
+        <w:rPr>
+          <w:sz w:val="20"/>
+          <w:szCs w:val="20"/>
+        </w:rPr>
+        <w:t>I feel like this can be condensed... "We calculated how similar TRA or TRB repertoires were across antigen specificities"? Don't need to mention Jaccard index here</w:t>
+      </w:r>
+    </w:p>
+  </w:comment>
+  <w:comment w:id="59" w:author="Ty Bottorff" w:date="2025-12-11T22:47:00Z" w:initials="TB">
+    <w:p>
+      <w:r>
+        <w:rPr>
+          <w:rStyle w:val="CommentReference"/>
+        </w:rPr>
+        <w:annotationRef/>
+      </w:r>
+      <w:r>
+        <w:rPr>
+          <w:sz w:val="20"/>
+          <w:szCs w:val="20"/>
+        </w:rPr>
+        <w:t>at first was thinking "sharing", not sure</w:t>
+      </w:r>
+    </w:p>
+  </w:comment>
+  <w:comment w:id="91" w:author="Ty Bottorff" w:date="2025-12-11T23:01:00Z" w:initials="TB">
+    <w:p>
+      <w:r>
+        <w:rPr>
+          <w:rStyle w:val="CommentReference"/>
+        </w:rPr>
+        <w:annotationRef/>
+      </w:r>
+      <w:r>
+        <w:rPr>
+          <w:sz w:val="20"/>
+          <w:szCs w:val="20"/>
+        </w:rPr>
+        <w:t>?</w:t>
+      </w:r>
+    </w:p>
+  </w:comment>
+  <w:comment w:id="105" w:author="Ty Bottorff" w:date="2025-12-11T23:10:00Z" w:initials="TB">
+    <w:p>
+      <w:r>
+        <w:rPr>
+          <w:rStyle w:val="CommentReference"/>
+        </w:rPr>
+        <w:annotationRef/>
+      </w:r>
+      <w:r>
+        <w:rPr>
+          <w:sz w:val="20"/>
+          <w:szCs w:val="20"/>
+        </w:rPr>
+        <w:t>cant read 3F but not sure if during is correct word here</w:t>
+      </w:r>
+    </w:p>
+  </w:comment>
+  <w:comment w:id="110" w:author="Ty Bottorff" w:date="2025-12-11T23:11:00Z" w:initials="TB">
+    <w:p>
+      <w:r>
+        <w:rPr>
+          <w:rStyle w:val="CommentReference"/>
+        </w:rPr>
+        <w:annotationRef/>
+      </w:r>
+      <w:r>
+        <w:rPr>
+          <w:sz w:val="20"/>
+          <w:szCs w:val="20"/>
+        </w:rPr>
+        <w:t>cant see it right, so cite a supp data instead?</w:t>
+      </w:r>
+    </w:p>
+  </w:comment>
+  <w:comment w:id="112" w:author="Ty Bottorff" w:date="2025-12-11T23:17:00Z" w:initials="TB">
+    <w:p>
+      <w:r>
+        <w:rPr>
+          <w:rStyle w:val="CommentReference"/>
+        </w:rPr>
+        <w:annotationRef/>
+      </w:r>
+      <w:r>
+        <w:rPr>
+          <w:sz w:val="20"/>
+          <w:szCs w:val="20"/>
+        </w:rPr>
+        <w:t>not sure what was title, but need more informative one</w:t>
+      </w:r>
+    </w:p>
+  </w:comment>
+  <w:comment w:id="125" w:author="Ty Bottorff" w:date="2025-12-11T23:25:00Z" w:initials="TB">
+    <w:p>
+      <w:r>
+        <w:rPr>
+          <w:rStyle w:val="CommentReference"/>
+        </w:rPr>
+        <w:annotationRef/>
+      </w:r>
+      <w:r>
+        <w:rPr>
+          <w:sz w:val="20"/>
+          <w:szCs w:val="20"/>
+        </w:rPr>
+        <w:t>this is caption text, instead say something like ... CD4 T cell phenotypes ranged a broad span of..., ranged from .. to ..., they included....</w:t>
+      </w:r>
+    </w:p>
+  </w:comment>
+  <w:comment w:id="147" w:author="Ty Bottorff" w:date="2025-12-11T23:30:00Z" w:initials="TB">
+    <w:p>
+      <w:r>
+        <w:rPr>
+          <w:rStyle w:val="CommentReference"/>
+        </w:rPr>
+        <w:annotationRef/>
+      </w:r>
+      <w:r>
+        <w:rPr>
+          <w:sz w:val="20"/>
+          <w:szCs w:val="20"/>
+        </w:rPr>
+        <w:t>caption txt</w:t>
+      </w:r>
+    </w:p>
+  </w:comment>
+  <w:comment w:id="161" w:author="Ty Bottorff" w:date="2025-12-11T22:38:00Z" w:initials="TB">
+    <w:p>
+      <w:r>
+        <w:rPr>
+          <w:rStyle w:val="CommentReference"/>
+        </w:rPr>
+        <w:annotationRef/>
+      </w:r>
+      <w:r>
+        <w:rPr>
+          <w:sz w:val="20"/>
+          <w:szCs w:val="20"/>
+        </w:rPr>
+        <w:t>remove and make legend title "Jaccard index"</w:t>
+      </w:r>
+    </w:p>
+  </w:comment>
+  <w:comment w:id="162" w:author="Ty Bottorff" w:date="2025-12-11T21:36:00Z" w:initials="TB">
+    <w:p>
+      <w:r>
+        <w:rPr>
+          <w:rStyle w:val="CommentReference"/>
+        </w:rPr>
+        <w:annotationRef/>
+      </w:r>
+      <w:r>
+        <w:rPr>
+          <w:sz w:val="20"/>
+          <w:szCs w:val="20"/>
+        </w:rPr>
+        <w:t>hydrophobicity is intuitive, not sure about how flexibility is predicted though, worth a brief explanation? unless a field standard</w:t>
+      </w:r>
+    </w:p>
+  </w:comment>
+</w:comments>
+</file>
+
+<file path=word/commentsExtended.xml><?xml version="1.0" encoding="utf-8"?>
+<w15:commentsEx xmlns:wpc="http://schemas.microsoft.com/office/word/2010/wordprocessingCanvas" xmlns:cx="http://schemas.microsoft.com/office/drawing/2014/chartex" xmlns:cx1="http://schemas.microsoft.com/office/drawing/2015/9/8/chartex" xmlns:cx2="http://schemas.microsoft.com/office/drawing/2015/10/21/chartex" xmlns:cx3="http://schemas.microsoft.com/office/drawing/2016/5/9/chartex" xmlns:cx4="http://schemas.microsoft.com/office/drawing/2016/5/10/chartex" xmlns:cx5="http://schemas.microsoft.com/office/drawing/2016/5/11/chartex" xmlns:cx6="http://schemas.microsoft.com/office/drawing/2016/5/12/chartex" xmlns:cx7="http://schemas.microsoft.com/office/drawing/2016/5/13/chartex" xmlns:cx8="http://schemas.microsoft.com/office/drawing/2016/5/14/chartex" xmlns:mc="http://schemas.openxmlformats.org/markup-compatibility/2006" xmlns:aink="http://schemas.microsoft.com/office/drawing/2016/ink" xmlns:am3d="http://schemas.microsoft.com/office/drawing/2017/model3d" xmlns:o="urn:schemas-microsoft-com:office:office" xmlns:oel="http://schemas.microsoft.com/office/2019/extlst" xmlns:r="http://schemas.openxmlformats.org/officeDocument/2006/relationships" xmlns:m="http://schemas.openxmlformats.org/officeDocument/2006/math" xmlns:v="urn:schemas-microsoft-com:vml" xmlns:wp14="http://schemas.microsoft.com/office/word/2010/wordprocessingDrawing" xmlns:wp="http://schemas.openxmlformats.org/drawingml/2006/wordprocessingDrawing" xmlns:w10="urn:schemas-microsoft-com:office:word" xmlns:w="http://schemas.openxmlformats.org/wordprocessingml/2006/main" xmlns:w14="http://schemas.microsoft.com/office/word/2010/wordml" xmlns:w15="http://schemas.microsoft.com/office/word/2012/wordml" xmlns:w16cex="http://schemas.microsoft.com/office/word/2018/wordml/cex" xmlns:w16cid="http://schemas.microsoft.com/office/word/2016/wordml/cid" xmlns:w16="http://schemas.microsoft.com/office/word/2018/wordml" xmlns:w16du="http://schemas.microsoft.com/office/word/2023/wordml/word16du" xmlns:w16sdtdh="http://schemas.microsoft.com/office/word/2020/wordml/sdtdatahash" xmlns:w16sdtfl="http://schemas.microsoft.com/office/word/2024/wordml/sdtformatlock" xmlns:w16se="http://schemas.microsoft.com/office/word/2015/wordml/symex" xmlns:wpg="http://schemas.microsoft.com/office/word/2010/wordprocessingGroup" xmlns:wpi="http://schemas.microsoft.com/office/word/2010/wordprocessingInk" xmlns:wne="http://schemas.microsoft.com/office/word/2006/wordml" xmlns:wps="http://schemas.microsoft.com/office/word/2010/wordprocessingShape" mc:Ignorable="w14 w15 w16se w16cid w16 w16cex w16sdtdh w16sdtfl w16du wp14">
+  <w15:commentEx w15:paraId="1B8C3FD5" w15:done="0"/>
+  <w15:commentEx w15:paraId="77B7A2C1" w15:done="0"/>
+  <w15:commentEx w15:paraId="5CCB2E1C" w15:done="0"/>
+  <w15:commentEx w15:paraId="2FC953F2" w15:done="0"/>
+  <w15:commentEx w15:paraId="40207F7C" w15:done="0"/>
+  <w15:commentEx w15:paraId="3290A64E" w15:done="0"/>
+  <w15:commentEx w15:paraId="19349BE6" w15:done="0"/>
+  <w15:commentEx w15:paraId="056590D8" w15:done="0"/>
+  <w15:commentEx w15:paraId="3168F7BB" w15:done="0"/>
+  <w15:commentEx w15:paraId="3184C084" w15:done="0"/>
+  <w15:commentEx w15:paraId="04C013DA" w15:done="0"/>
+  <w15:commentEx w15:paraId="041F0ACE" w15:done="0"/>
+  <w15:commentEx w15:paraId="101D7DC5" w15:done="0"/>
+  <w15:commentEx w15:paraId="64B2316C" w15:done="0"/>
+  <w15:commentEx w15:paraId="18B33E17" w15:done="0"/>
+  <w15:commentEx w15:paraId="40301AD5" w15:done="0"/>
+  <w15:commentEx w15:paraId="2F4908A7" w15:done="0"/>
+  <w15:commentEx w15:paraId="74E9D453" w15:done="0"/>
+  <w15:commentEx w15:paraId="3D226C9F" w15:done="0"/>
+  <w15:commentEx w15:paraId="6F2FEED6" w15:done="0"/>
+  <w15:commentEx w15:paraId="51F3BE16" w15:done="0"/>
+  <w15:commentEx w15:paraId="42196195" w15:done="0"/>
+  <w15:commentEx w15:paraId="2E7782C8" w15:done="0"/>
+  <w15:commentEx w15:paraId="19B62580" w15:done="0"/>
+  <w15:commentEx w15:paraId="1DDF5F5C" w15:done="0"/>
+  <w15:commentEx w15:paraId="53E77493" w15:done="0"/>
+</w15:commentsEx>
+</file>
+
+<file path=word/commentsExtensible.xml><?xml version="1.0" encoding="utf-8"?>
+<w16cex:commentsExtensible xmlns:wpc="http://schemas.microsoft.com/office/word/2010/wordprocessingCanvas" xmlns:cx="http://schemas.microsoft.com/office/drawing/2014/chartex" xmlns:cx1="http://schemas.microsoft.com/office/drawing/2015/9/8/chartex" xmlns:cx2="http://schemas.microsoft.com/office/drawing/2015/10/21/chartex" xmlns:cx3="http://schemas.microsoft.com/office/drawing/2016/5/9/chartex" xmlns:cx4="http://schemas.microsoft.com/office/drawing/2016/5/10/chartex" xmlns:cx5="http://schemas.microsoft.com/office/drawing/2016/5/11/chartex" xmlns:cx6="http://schemas.microsoft.com/office/drawing/2016/5/12/chartex" xmlns:cx7="http://schemas.microsoft.com/office/drawing/2016/5/13/chartex" xmlns:cx8="http://schemas.microsoft.com/office/drawing/2016/5/14/chartex" xmlns:cr="http://schemas.microsoft.com/office/comments/2020/reactions" xmlns:mc="http://schemas.openxmlformats.org/markup-compatibility/2006" xmlns:aink="http://schemas.microsoft.com/office/drawing/2016/ink" xmlns:am3d="http://schemas.microsoft.com/office/drawing/2017/model3d" xmlns:o="urn:schemas-microsoft-com:office:office" xmlns:oel="http://schemas.microsoft.com/office/2019/extlst" xmlns:r="http://schemas.openxmlformats.org/officeDocument/2006/relationships" xmlns:m="http://schemas.openxmlformats.org/officeDocument/2006/math" xmlns:v="urn:schemas-microsoft-com:vml" xmlns:wp14="http://schemas.microsoft.com/office/word/2010/wordprocessingDrawing" xmlns:wp="http://schemas.openxmlformats.org/drawingml/2006/wordprocessingDrawing" xmlns:w10="urn:schemas-microsoft-com:office:word" xmlns:w="http://schemas.openxmlformats.org/wordprocessingml/2006/main" xmlns:w14="http://schemas.microsoft.com/office/word/2010/wordml" xmlns:w15="http://schemas.microsoft.com/office/word/2012/wordml" xmlns:w16cex="http://schemas.microsoft.com/office/word/2018/wordml/cex" xmlns:w16cid="http://schemas.microsoft.com/office/word/2016/wordml/cid" xmlns:w16="http://schemas.microsoft.com/office/word/2018/wordml" xmlns:w16du="http://schemas.microsoft.com/office/word/2023/wordml/word16du" xmlns:w16sdtdh="http://schemas.microsoft.com/office/word/2020/wordml/sdtdatahash" xmlns:w16sdtfl="http://schemas.microsoft.com/office/word/2024/wordml/sdtformatlock" xmlns:w16se="http://schemas.microsoft.com/office/word/2015/wordml/symex" xmlns:wpg="http://schemas.microsoft.com/office/word/2010/wordprocessingGroup" xmlns:wpi="http://schemas.microsoft.com/office/word/2010/wordprocessingInk" xmlns:wne="http://schemas.microsoft.com/office/word/2006/wordml" xmlns:wps="http://schemas.microsoft.com/office/word/2010/wordprocessingShape" mc:Ignorable="w14 w15 w16se w16cid w16 w16cex w16sdtdh w16sdtfl cr w16du wp14">
+  <w16cex:commentExtensible w16cex:durableId="756F2309" w16cex:dateUtc="2025-12-11T22:02:00Z"/>
+  <w16cex:commentExtensible w16cex:durableId="5D1D842B" w16cex:dateUtc="2025-12-11T22:11:00Z"/>
+  <w16cex:commentExtensible w16cex:durableId="51D782EE" w16cex:dateUtc="2025-12-11T22:13:00Z"/>
+  <w16cex:commentExtensible w16cex:durableId="1195ABD6" w16cex:dateUtc="2025-12-11T22:25:00Z"/>
+  <w16cex:commentExtensible w16cex:durableId="6B89B274" w16cex:dateUtc="2025-12-11T22:26:00Z"/>
+  <w16cex:commentExtensible w16cex:durableId="31C25FD9" w16cex:dateUtc="2025-12-12T04:11:00Z"/>
+  <w16cex:commentExtensible w16cex:durableId="6F9D91B7" w16cex:dateUtc="2025-12-12T04:18:00Z"/>
+  <w16cex:commentExtensible w16cex:durableId="702D4026" w16cex:dateUtc="2025-12-12T04:25:00Z"/>
+  <w16cex:commentExtensible w16cex:durableId="1088FB84" w16cex:dateUtc="2025-12-12T04:29:00Z"/>
+  <w16cex:commentExtensible w16cex:durableId="51A6350E" w16cex:dateUtc="2025-12-12T04:36:00Z"/>
+  <w16cex:commentExtensible w16cex:durableId="0F6C00D5" w16cex:dateUtc="2025-12-12T04:53:00Z"/>
+  <w16cex:commentExtensible w16cex:durableId="7BC752E4" w16cex:dateUtc="2025-12-12T04:39:00Z"/>
+  <w16cex:commentExtensible w16cex:durableId="4FD9B7A2" w16cex:dateUtc="2025-12-12T05:04:00Z"/>
+  <w16cex:commentExtensible w16cex:durableId="3A6762DF" w16cex:dateUtc="2025-12-12T05:22:00Z"/>
+  <w16cex:commentExtensible w16cex:durableId="37E8338B" w16cex:dateUtc="2025-12-12T05:29:00Z"/>
+  <w16cex:commentExtensible w16cex:durableId="5FF94835" w16cex:dateUtc="2025-12-12T06:35:00Z"/>
+  <w16cex:commentExtensible w16cex:durableId="0D03FDDB" w16cex:dateUtc="2025-12-12T06:39:00Z"/>
+  <w16cex:commentExtensible w16cex:durableId="299C0BF7" w16cex:dateUtc="2025-12-12T06:47:00Z"/>
+  <w16cex:commentExtensible w16cex:durableId="2C57FE69" w16cex:dateUtc="2025-12-12T07:01:00Z"/>
+  <w16cex:commentExtensible w16cex:durableId="19055689" w16cex:dateUtc="2025-12-12T07:10:00Z"/>
+  <w16cex:commentExtensible w16cex:durableId="1FFFB4FC" w16cex:dateUtc="2025-12-12T07:11:00Z"/>
+  <w16cex:commentExtensible w16cex:durableId="18AED907" w16cex:dateUtc="2025-12-12T07:17:00Z"/>
+  <w16cex:commentExtensible w16cex:durableId="748BDDA7" w16cex:dateUtc="2025-12-12T07:25:00Z"/>
+  <w16cex:commentExtensible w16cex:durableId="0BE75693" w16cex:dateUtc="2025-12-12T07:30:00Z"/>
+  <w16cex:commentExtensible w16cex:durableId="3008060C" w16cex:dateUtc="2025-12-12T06:38:00Z"/>
+  <w16cex:commentExtensible w16cex:durableId="16E7EA3B" w16cex:dateUtc="2025-12-12T05:36:00Z"/>
+</w16cex:commentsExtensible>
+</file>
+
+<file path=word/commentsIds.xml><?xml version="1.0" encoding="utf-8"?>
+<w16cid:commentsIds xmlns:wpc="http://schemas.microsoft.com/office/word/2010/wordprocessingCanvas" xmlns:cx="http://schemas.microsoft.com/office/drawing/2014/chartex" xmlns:cx1="http://schemas.microsoft.com/office/drawing/2015/9/8/chartex" xmlns:cx2="http://schemas.microsoft.com/office/drawing/2015/10/21/chartex" xmlns:cx3="http://schemas.microsoft.com/office/drawing/2016/5/9/chartex" xmlns:cx4="http://schemas.microsoft.com/office/drawing/2016/5/10/chartex" xmlns:cx5="http://schemas.microsoft.com/office/drawing/2016/5/11/chartex" xmlns:cx6="http://schemas.microsoft.com/office/drawing/2016/5/12/chartex" xmlns:cx7="http://schemas.microsoft.com/office/drawing/2016/5/13/chartex" xmlns:cx8="http://schemas.microsoft.com/office/drawing/2016/5/14/chartex" xmlns:mc="http://schemas.openxmlformats.org/markup-compatibility/2006" xmlns:aink="http://schemas.microsoft.com/office/drawing/2016/ink" xmlns:am3d="http://schemas.microsoft.com/office/drawing/2017/model3d" xmlns:o="urn:schemas-microsoft-com:office:office" xmlns:oel="http://schemas.microsoft.com/office/2019/extlst" xmlns:r="http://schemas.openxmlformats.org/officeDocument/2006/relationships" xmlns:m="http://schemas.openxmlformats.org/officeDocument/2006/math" xmlns:v="urn:schemas-microsoft-com:vml" xmlns:wp14="http://schemas.microsoft.com/office/word/2010/wordprocessingDrawing" xmlns:wp="http://schemas.openxmlformats.org/drawingml/2006/wordprocessingDrawing" xmlns:w10="urn:schemas-microsoft-com:office:word" xmlns:w="http://schemas.openxmlformats.org/wordprocessingml/2006/main" xmlns:w14="http://schemas.microsoft.com/office/word/2010/wordml" xmlns:w15="http://schemas.microsoft.com/office/word/2012/wordml" xmlns:w16cex="http://schemas.microsoft.com/office/word/2018/wordml/cex" xmlns:w16cid="http://schemas.microsoft.com/office/word/2016/wordml/cid" xmlns:w16="http://schemas.microsoft.com/office/word/2018/wordml" xmlns:w16du="http://schemas.microsoft.com/office/word/2023/wordml/word16du" xmlns:w16sdtdh="http://schemas.microsoft.com/office/word/2020/wordml/sdtdatahash" xmlns:w16sdtfl="http://schemas.microsoft.com/office/word/2024/wordml/sdtformatlock" xmlns:w16se="http://schemas.microsoft.com/office/word/2015/wordml/symex" xmlns:wpg="http://schemas.microsoft.com/office/word/2010/wordprocessingGroup" xmlns:wpi="http://schemas.microsoft.com/office/word/2010/wordprocessingInk" xmlns:wne="http://schemas.microsoft.com/office/word/2006/wordml" xmlns:wps="http://schemas.microsoft.com/office/word/2010/wordprocessingShape" mc:Ignorable="w14 w15 w16se w16cid w16 w16cex w16sdtdh w16sdtfl w16du wp14">
+  <w16cid:commentId w16cid:paraId="1B8C3FD5" w16cid:durableId="756F2309"/>
+  <w16cid:commentId w16cid:paraId="77B7A2C1" w16cid:durableId="5D1D842B"/>
+  <w16cid:commentId w16cid:paraId="5CCB2E1C" w16cid:durableId="51D782EE"/>
+  <w16cid:commentId w16cid:paraId="2FC953F2" w16cid:durableId="1195ABD6"/>
+  <w16cid:commentId w16cid:paraId="40207F7C" w16cid:durableId="6B89B274"/>
+  <w16cid:commentId w16cid:paraId="3290A64E" w16cid:durableId="31C25FD9"/>
+  <w16cid:commentId w16cid:paraId="19349BE6" w16cid:durableId="6F9D91B7"/>
+  <w16cid:commentId w16cid:paraId="056590D8" w16cid:durableId="702D4026"/>
+  <w16cid:commentId w16cid:paraId="3168F7BB" w16cid:durableId="1088FB84"/>
+  <w16cid:commentId w16cid:paraId="3184C084" w16cid:durableId="51A6350E"/>
+  <w16cid:commentId w16cid:paraId="04C013DA" w16cid:durableId="0F6C00D5"/>
+  <w16cid:commentId w16cid:paraId="041F0ACE" w16cid:durableId="7BC752E4"/>
+  <w16cid:commentId w16cid:paraId="101D7DC5" w16cid:durableId="4FD9B7A2"/>
+  <w16cid:commentId w16cid:paraId="64B2316C" w16cid:durableId="3A6762DF"/>
+  <w16cid:commentId w16cid:paraId="18B33E17" w16cid:durableId="37E8338B"/>
+  <w16cid:commentId w16cid:paraId="40301AD5" w16cid:durableId="5FF94835"/>
+  <w16cid:commentId w16cid:paraId="2F4908A7" w16cid:durableId="0D03FDDB"/>
+  <w16cid:commentId w16cid:paraId="74E9D453" w16cid:durableId="299C0BF7"/>
+  <w16cid:commentId w16cid:paraId="3D226C9F" w16cid:durableId="2C57FE69"/>
+  <w16cid:commentId w16cid:paraId="6F2FEED6" w16cid:durableId="19055689"/>
+  <w16cid:commentId w16cid:paraId="51F3BE16" w16cid:durableId="1FFFB4FC"/>
+  <w16cid:commentId w16cid:paraId="42196195" w16cid:durableId="18AED907"/>
+  <w16cid:commentId w16cid:paraId="2E7782C8" w16cid:durableId="748BDDA7"/>
+  <w16cid:commentId w16cid:paraId="19B62580" w16cid:durableId="0BE75693"/>
+  <w16cid:commentId w16cid:paraId="1DDF5F5C" w16cid:durableId="3008060C"/>
+  <w16cid:commentId w16cid:paraId="53E77493" w16cid:durableId="16E7EA3B"/>
+</w16cid:commentsIds>
 </file>
 
 <file path=word/numbering.xml><?xml version="1.0" encoding="utf-8"?>
@@ -19159,6 +21190,14 @@
     <w:abstractNumId w:val="0"/>
   </w:num>
 </w:numbering>
+</file>
+
+<file path=word/people.xml><?xml version="1.0" encoding="utf-8"?>
+<w15:people xmlns:wpc="http://schemas.microsoft.com/office/word/2010/wordprocessingCanvas" xmlns:cx="http://schemas.microsoft.com/office/drawing/2014/chartex" xmlns:cx1="http://schemas.microsoft.com/office/drawing/2015/9/8/chartex" xmlns:cx2="http://schemas.microsoft.com/office/drawing/2015/10/21/chartex" xmlns:cx3="http://schemas.microsoft.com/office/drawing/2016/5/9/chartex" xmlns:cx4="http://schemas.microsoft.com/office/drawing/2016/5/10/chartex" xmlns:cx5="http://schemas.microsoft.com/office/drawing/2016/5/11/chartex" xmlns:cx6="http://schemas.microsoft.com/office/drawing/2016/5/12/chartex" xmlns:cx7="http://schemas.microsoft.com/office/drawing/2016/5/13/chartex" xmlns:cx8="http://schemas.microsoft.com/office/drawing/2016/5/14/chartex" xmlns:mc="http://schemas.openxmlformats.org/markup-compatibility/2006" xmlns:aink="http://schemas.microsoft.com/office/drawing/2016/ink" xmlns:am3d="http://schemas.microsoft.com/office/drawing/2017/model3d" xmlns:o="urn:schemas-microsoft-com:office:office" xmlns:oel="http://schemas.microsoft.com/office/2019/extlst" xmlns:r="http://schemas.openxmlformats.org/officeDocument/2006/relationships" xmlns:m="http://schemas.openxmlformats.org/officeDocument/2006/math" xmlns:v="urn:schemas-microsoft-com:vml" xmlns:wp14="http://schemas.microsoft.com/office/word/2010/wordprocessingDrawing" xmlns:wp="http://schemas.openxmlformats.org/drawingml/2006/wordprocessingDrawing" xmlns:w10="urn:schemas-microsoft-com:office:word" xmlns:w="http://schemas.openxmlformats.org/wordprocessingml/2006/main" xmlns:w14="http://schemas.microsoft.com/office/word/2010/wordml" xmlns:w15="http://schemas.microsoft.com/office/word/2012/wordml" xmlns:w16cex="http://schemas.microsoft.com/office/word/2018/wordml/cex" xmlns:w16cid="http://schemas.microsoft.com/office/word/2016/wordml/cid" xmlns:w16="http://schemas.microsoft.com/office/word/2018/wordml" xmlns:w16du="http://schemas.microsoft.com/office/word/2023/wordml/word16du" xmlns:w16sdtdh="http://schemas.microsoft.com/office/word/2020/wordml/sdtdatahash" xmlns:w16sdtfl="http://schemas.microsoft.com/office/word/2024/wordml/sdtformatlock" xmlns:w16se="http://schemas.microsoft.com/office/word/2015/wordml/symex" xmlns:wpg="http://schemas.microsoft.com/office/word/2010/wordprocessingGroup" xmlns:wpi="http://schemas.microsoft.com/office/word/2010/wordprocessingInk" xmlns:wne="http://schemas.microsoft.com/office/word/2006/wordml" xmlns:wps="http://schemas.microsoft.com/office/word/2010/wordprocessingShape" mc:Ignorable="w14 w15 w16se w16cid w16 w16cex w16sdtdh w16sdtfl w16du wp14">
+  <w15:person w15:author="Ty Bottorff">
+    <w15:presenceInfo w15:providerId="AD" w15:userId="S::tbottorff@BENAROYARESEARCH.ORG::b243c037-696c-4ede-8557-b74ddef93f7d"/>
+  </w15:person>
+</w15:people>
 </file>
 
 <file path=word/styles.xml><?xml version="1.0" encoding="utf-8"?>
